--- a/doc/src/AugustoRomain-P_DB_GestionAeroport-Rapport.docx
+++ b/doc/src/AugustoRomain-P_DB_GestionAeroport-Rapport.docx
@@ -2874,6 +2874,36 @@
     </w:p>
     <w:p>
       <w:pPr>
+        <w:ind w:left="426"/>
+        <w:jc w:val="both"/>
+        <w:rPr>
+          <w:rFonts w:ascii="Calibri" w:hAnsi="Calibri" w:cs="Calibri"/>
+        </w:rPr>
+      </w:pPr>
+      <w:r>
+        <w:rPr>
+          <w:rFonts w:ascii="Calibri" w:hAnsi="Calibri" w:cs="Calibri"/>
+        </w:rPr>
+        <w:t>Ce projet a pour objectif de réaliser une base de données relationnelle pour la gestion d’un aéroport. Cette base de données permettra de gérer différentes informations comme les avions, les compagnies aériennes, les vols, les passagers et les réservations.</w:t>
+      </w:r>
+    </w:p>
+    <w:p>
+      <w:pPr>
+        <w:ind w:left="426"/>
+        <w:jc w:val="both"/>
+        <w:rPr>
+          <w:rFonts w:ascii="Calibri" w:hAnsi="Calibri" w:cs="Calibri"/>
+        </w:rPr>
+      </w:pPr>
+      <w:r>
+        <w:rPr>
+          <w:rFonts w:ascii="Calibri" w:hAnsi="Calibri" w:cs="Calibri"/>
+        </w:rPr>
+        <w:t xml:space="preserve">La base de données sera d’abord modélisée avec looping et la méthode MERISE. Ensuite les différentes tables et données seront transformée en code grâce à looping, puis importer dans une vraie base de données. Pour finir, plusieurs requêtes SQL seront réalisées afin de manipuler et exploiter les données. </w:t>
+      </w:r>
+    </w:p>
+    <w:p>
+      <w:pPr>
         <w:pStyle w:val="Titre1"/>
         <w:spacing w:after="0" w:line="240" w:lineRule="auto"/>
         <w:rPr>
@@ -2998,6 +3028,7 @@
           <w:sz w:val="36"/>
           <w:szCs w:val="36"/>
         </w:rPr>
+        <w:lastRenderedPageBreak/>
         <w:t>3.2 Création des tables de la base de données</w:t>
       </w:r>
       <w:bookmarkEnd w:id="4"/>
@@ -3045,6 +3076,7 @@
           <w:sz w:val="36"/>
           <w:szCs w:val="36"/>
         </w:rPr>
+        <w:lastRenderedPageBreak/>
         <w:t>3.3 Chargement des données</w:t>
       </w:r>
       <w:bookmarkEnd w:id="5"/>
@@ -3092,6 +3124,7 @@
           <w:sz w:val="36"/>
           <w:szCs w:val="36"/>
         </w:rPr>
+        <w:lastRenderedPageBreak/>
         <w:t>3.4 Requêtes SQL</w:t>
       </w:r>
       <w:bookmarkEnd w:id="6"/>
@@ -3139,6 +3172,7 @@
           <w:sz w:val="36"/>
           <w:szCs w:val="36"/>
         </w:rPr>
+        <w:lastRenderedPageBreak/>
         <w:t>3.5 Index</w:t>
       </w:r>
       <w:bookmarkEnd w:id="7"/>
@@ -3186,6 +3220,7 @@
           <w:sz w:val="36"/>
           <w:szCs w:val="36"/>
         </w:rPr>
+        <w:lastRenderedPageBreak/>
         <w:t>3.6 Utilisateurs et rôles</w:t>
       </w:r>
       <w:bookmarkEnd w:id="8"/>
@@ -3233,6 +3268,7 @@
           <w:sz w:val="36"/>
           <w:szCs w:val="36"/>
         </w:rPr>
+        <w:lastRenderedPageBreak/>
         <w:t>3.7 Transaction</w:t>
       </w:r>
       <w:bookmarkEnd w:id="9"/>
@@ -3303,6 +3339,7 @@
           <w:b/>
           <w:bCs/>
         </w:rPr>
+        <w:lastRenderedPageBreak/>
         <w:t>5. Conclusion</w:t>
       </w:r>
       <w:bookmarkEnd w:id="11"/>
@@ -3344,6 +3381,7 @@
           <w:b/>
           <w:bCs/>
         </w:rPr>
+        <w:lastRenderedPageBreak/>
         <w:t>6. Sources</w:t>
       </w:r>
       <w:bookmarkEnd w:id="12"/>
@@ -3385,6 +3423,7 @@
           <w:b/>
           <w:bCs/>
         </w:rPr>
+        <w:lastRenderedPageBreak/>
         <w:t>7. Annexes</w:t>
       </w:r>
       <w:bookmarkEnd w:id="13"/>
@@ -3807,6 +3846,95 @@
     </w:lvl>
   </w:abstractNum>
   <w:abstractNum w:abstractNumId="1" w15:restartNumberingAfterBreak="0">
+    <w:nsid w:val="0A643EFC"/>
+    <w:multiLevelType w:val="hybridMultilevel"/>
+    <w:tmpl w:val="FB267D4C"/>
+    <w:lvl w:ilvl="0" w:tplc="EBDAC1F8">
+      <w:start w:val="1"/>
+      <w:numFmt w:val="decimal"/>
+      <w:lvlText w:val="%1."/>
+      <w:lvlJc w:val="left"/>
+      <w:pPr>
+        <w:ind w:left="765" w:hanging="405"/>
+      </w:pPr>
+      <w:rPr>
+        <w:rFonts w:hint="default"/>
+      </w:rPr>
+    </w:lvl>
+    <w:lvl w:ilvl="1" w:tplc="100C0019" w:tentative="1">
+      <w:start w:val="1"/>
+      <w:numFmt w:val="lowerLetter"/>
+      <w:lvlText w:val="%2."/>
+      <w:lvlJc w:val="left"/>
+      <w:pPr>
+        <w:ind w:left="1440" w:hanging="360"/>
+      </w:pPr>
+    </w:lvl>
+    <w:lvl w:ilvl="2" w:tplc="100C001B" w:tentative="1">
+      <w:start w:val="1"/>
+      <w:numFmt w:val="lowerRoman"/>
+      <w:lvlText w:val="%3."/>
+      <w:lvlJc w:val="right"/>
+      <w:pPr>
+        <w:ind w:left="2160" w:hanging="180"/>
+      </w:pPr>
+    </w:lvl>
+    <w:lvl w:ilvl="3" w:tplc="100C000F" w:tentative="1">
+      <w:start w:val="1"/>
+      <w:numFmt w:val="decimal"/>
+      <w:lvlText w:val="%4."/>
+      <w:lvlJc w:val="left"/>
+      <w:pPr>
+        <w:ind w:left="2880" w:hanging="360"/>
+      </w:pPr>
+    </w:lvl>
+    <w:lvl w:ilvl="4" w:tplc="100C0019" w:tentative="1">
+      <w:start w:val="1"/>
+      <w:numFmt w:val="lowerLetter"/>
+      <w:lvlText w:val="%5."/>
+      <w:lvlJc w:val="left"/>
+      <w:pPr>
+        <w:ind w:left="3600" w:hanging="360"/>
+      </w:pPr>
+    </w:lvl>
+    <w:lvl w:ilvl="5" w:tplc="100C001B" w:tentative="1">
+      <w:start w:val="1"/>
+      <w:numFmt w:val="lowerRoman"/>
+      <w:lvlText w:val="%6."/>
+      <w:lvlJc w:val="right"/>
+      <w:pPr>
+        <w:ind w:left="4320" w:hanging="180"/>
+      </w:pPr>
+    </w:lvl>
+    <w:lvl w:ilvl="6" w:tplc="100C000F" w:tentative="1">
+      <w:start w:val="1"/>
+      <w:numFmt w:val="decimal"/>
+      <w:lvlText w:val="%7."/>
+      <w:lvlJc w:val="left"/>
+      <w:pPr>
+        <w:ind w:left="5040" w:hanging="360"/>
+      </w:pPr>
+    </w:lvl>
+    <w:lvl w:ilvl="7" w:tplc="100C0019" w:tentative="1">
+      <w:start w:val="1"/>
+      <w:numFmt w:val="lowerLetter"/>
+      <w:lvlText w:val="%8."/>
+      <w:lvlJc w:val="left"/>
+      <w:pPr>
+        <w:ind w:left="5760" w:hanging="360"/>
+      </w:pPr>
+    </w:lvl>
+    <w:lvl w:ilvl="8" w:tplc="100C001B" w:tentative="1">
+      <w:start w:val="1"/>
+      <w:numFmt w:val="lowerRoman"/>
+      <w:lvlText w:val="%9."/>
+      <w:lvlJc w:val="right"/>
+      <w:pPr>
+        <w:ind w:left="6480" w:hanging="180"/>
+      </w:pPr>
+    </w:lvl>
+  </w:abstractNum>
+  <w:abstractNum w:abstractNumId="2" w15:restartNumberingAfterBreak="0">
     <w:nsid w:val="0F475356"/>
     <w:multiLevelType w:val="multilevel"/>
     <w:tmpl w:val="087CD598"/>
@@ -3927,7 +4055,7 @@
       </w:rPr>
     </w:lvl>
   </w:abstractNum>
-  <w:abstractNum w:abstractNumId="2" w15:restartNumberingAfterBreak="0">
+  <w:abstractNum w:abstractNumId="3" w15:restartNumberingAfterBreak="0">
     <w:nsid w:val="102105BB"/>
     <w:multiLevelType w:val="hybridMultilevel"/>
     <w:tmpl w:val="E9D66C64"/>
@@ -4040,7 +4168,7 @@
       </w:rPr>
     </w:lvl>
   </w:abstractNum>
-  <w:abstractNum w:abstractNumId="3" w15:restartNumberingAfterBreak="0">
+  <w:abstractNum w:abstractNumId="4" w15:restartNumberingAfterBreak="0">
     <w:nsid w:val="1D4D594A"/>
     <w:multiLevelType w:val="hybridMultilevel"/>
     <w:tmpl w:val="F3A0CA4E"/>
@@ -4129,7 +4257,7 @@
       </w:pPr>
     </w:lvl>
   </w:abstractNum>
-  <w:abstractNum w:abstractNumId="4" w15:restartNumberingAfterBreak="0">
+  <w:abstractNum w:abstractNumId="5" w15:restartNumberingAfterBreak="0">
     <w:nsid w:val="1FEF46F5"/>
     <w:multiLevelType w:val="hybridMultilevel"/>
     <w:tmpl w:val="BF940428"/>
@@ -4242,7 +4370,7 @@
       </w:rPr>
     </w:lvl>
   </w:abstractNum>
-  <w:abstractNum w:abstractNumId="5" w15:restartNumberingAfterBreak="0">
+  <w:abstractNum w:abstractNumId="6" w15:restartNumberingAfterBreak="0">
     <w:nsid w:val="24453363"/>
     <w:multiLevelType w:val="hybridMultilevel"/>
     <w:tmpl w:val="5510CBF4"/>
@@ -4328,7 +4456,7 @@
       </w:pPr>
     </w:lvl>
   </w:abstractNum>
-  <w:abstractNum w:abstractNumId="6" w15:restartNumberingAfterBreak="0">
+  <w:abstractNum w:abstractNumId="7" w15:restartNumberingAfterBreak="0">
     <w:nsid w:val="266D6958"/>
     <w:multiLevelType w:val="hybridMultilevel"/>
     <w:tmpl w:val="5BE24594"/>
@@ -4441,7 +4569,7 @@
       </w:rPr>
     </w:lvl>
   </w:abstractNum>
-  <w:abstractNum w:abstractNumId="7" w15:restartNumberingAfterBreak="0">
+  <w:abstractNum w:abstractNumId="8" w15:restartNumberingAfterBreak="0">
     <w:nsid w:val="2FFA3416"/>
     <w:multiLevelType w:val="hybridMultilevel"/>
     <w:tmpl w:val="BC3243AE"/>
@@ -4554,7 +4682,7 @@
       </w:rPr>
     </w:lvl>
   </w:abstractNum>
-  <w:abstractNum w:abstractNumId="8" w15:restartNumberingAfterBreak="0">
+  <w:abstractNum w:abstractNumId="9" w15:restartNumberingAfterBreak="0">
     <w:nsid w:val="351F27AF"/>
     <w:multiLevelType w:val="hybridMultilevel"/>
     <w:tmpl w:val="4FACF0EA"/>
@@ -4667,7 +4795,7 @@
       </w:rPr>
     </w:lvl>
   </w:abstractNum>
-  <w:abstractNum w:abstractNumId="9" w15:restartNumberingAfterBreak="0">
+  <w:abstractNum w:abstractNumId="10" w15:restartNumberingAfterBreak="0">
     <w:nsid w:val="37A45B63"/>
     <w:multiLevelType w:val="hybridMultilevel"/>
     <w:tmpl w:val="4CBAE43C"/>
@@ -4780,7 +4908,7 @@
       </w:rPr>
     </w:lvl>
   </w:abstractNum>
-  <w:abstractNum w:abstractNumId="10" w15:restartNumberingAfterBreak="0">
+  <w:abstractNum w:abstractNumId="11" w15:restartNumberingAfterBreak="0">
     <w:nsid w:val="38027554"/>
     <w:multiLevelType w:val="hybridMultilevel"/>
     <w:tmpl w:val="C60EC468"/>
@@ -4893,7 +5021,7 @@
       </w:rPr>
     </w:lvl>
   </w:abstractNum>
-  <w:abstractNum w:abstractNumId="11" w15:restartNumberingAfterBreak="0">
+  <w:abstractNum w:abstractNumId="12" w15:restartNumberingAfterBreak="0">
     <w:nsid w:val="3EAC0DBD"/>
     <w:multiLevelType w:val="hybridMultilevel"/>
     <w:tmpl w:val="6602F682"/>
@@ -5006,7 +5134,7 @@
       </w:rPr>
     </w:lvl>
   </w:abstractNum>
-  <w:abstractNum w:abstractNumId="12" w15:restartNumberingAfterBreak="0">
+  <w:abstractNum w:abstractNumId="13" w15:restartNumberingAfterBreak="0">
     <w:nsid w:val="409E3B2C"/>
     <w:multiLevelType w:val="hybridMultilevel"/>
     <w:tmpl w:val="A16C1916"/>
@@ -5146,7 +5274,7 @@
       </w:rPr>
     </w:lvl>
   </w:abstractNum>
-  <w:abstractNum w:abstractNumId="13" w15:restartNumberingAfterBreak="0">
+  <w:abstractNum w:abstractNumId="14" w15:restartNumberingAfterBreak="0">
     <w:nsid w:val="46934322"/>
     <w:multiLevelType w:val="hybridMultilevel"/>
     <w:tmpl w:val="691E28DC"/>
@@ -5259,7 +5387,7 @@
       </w:rPr>
     </w:lvl>
   </w:abstractNum>
-  <w:abstractNum w:abstractNumId="14" w15:restartNumberingAfterBreak="0">
+  <w:abstractNum w:abstractNumId="15" w15:restartNumberingAfterBreak="0">
     <w:nsid w:val="4CE06E49"/>
     <w:multiLevelType w:val="hybridMultilevel"/>
     <w:tmpl w:val="A59E08BC"/>
@@ -5348,7 +5476,7 @@
       </w:pPr>
     </w:lvl>
   </w:abstractNum>
-  <w:abstractNum w:abstractNumId="15" w15:restartNumberingAfterBreak="0">
+  <w:abstractNum w:abstractNumId="16" w15:restartNumberingAfterBreak="0">
     <w:nsid w:val="51CB2DBF"/>
     <w:multiLevelType w:val="hybridMultilevel"/>
     <w:tmpl w:val="0DF25F8C"/>
@@ -5461,7 +5589,7 @@
       </w:rPr>
     </w:lvl>
   </w:abstractNum>
-  <w:abstractNum w:abstractNumId="16" w15:restartNumberingAfterBreak="0">
+  <w:abstractNum w:abstractNumId="17" w15:restartNumberingAfterBreak="0">
     <w:nsid w:val="569D7CC1"/>
     <w:multiLevelType w:val="hybridMultilevel"/>
     <w:tmpl w:val="B3A8C868"/>
@@ -5574,7 +5702,7 @@
       </w:rPr>
     </w:lvl>
   </w:abstractNum>
-  <w:abstractNum w:abstractNumId="17" w15:restartNumberingAfterBreak="0">
+  <w:abstractNum w:abstractNumId="18" w15:restartNumberingAfterBreak="0">
     <w:nsid w:val="611B2273"/>
     <w:multiLevelType w:val="hybridMultilevel"/>
     <w:tmpl w:val="7E50306A"/>
@@ -5687,7 +5815,7 @@
       </w:rPr>
     </w:lvl>
   </w:abstractNum>
-  <w:abstractNum w:abstractNumId="18" w15:restartNumberingAfterBreak="0">
+  <w:abstractNum w:abstractNumId="19" w15:restartNumberingAfterBreak="0">
     <w:nsid w:val="63F91084"/>
     <w:multiLevelType w:val="hybridMultilevel"/>
     <w:tmpl w:val="996088D6"/>
@@ -5800,7 +5928,7 @@
       </w:rPr>
     </w:lvl>
   </w:abstractNum>
-  <w:abstractNum w:abstractNumId="19" w15:restartNumberingAfterBreak="0">
+  <w:abstractNum w:abstractNumId="20" w15:restartNumberingAfterBreak="0">
     <w:nsid w:val="647F1D0D"/>
     <w:multiLevelType w:val="hybridMultilevel"/>
     <w:tmpl w:val="8648D7FE"/>
@@ -5886,7 +6014,7 @@
       </w:pPr>
     </w:lvl>
   </w:abstractNum>
-  <w:abstractNum w:abstractNumId="20" w15:restartNumberingAfterBreak="0">
+  <w:abstractNum w:abstractNumId="21" w15:restartNumberingAfterBreak="0">
     <w:nsid w:val="68706354"/>
     <w:multiLevelType w:val="hybridMultilevel"/>
     <w:tmpl w:val="D4CAF374"/>
@@ -6026,7 +6154,7 @@
       </w:rPr>
     </w:lvl>
   </w:abstractNum>
-  <w:abstractNum w:abstractNumId="21" w15:restartNumberingAfterBreak="0">
+  <w:abstractNum w:abstractNumId="22" w15:restartNumberingAfterBreak="0">
     <w:nsid w:val="6DF771E1"/>
     <w:multiLevelType w:val="hybridMultilevel"/>
     <w:tmpl w:val="28CC9E4A"/>
@@ -6139,7 +6267,7 @@
       </w:rPr>
     </w:lvl>
   </w:abstractNum>
-  <w:abstractNum w:abstractNumId="22" w15:restartNumberingAfterBreak="0">
+  <w:abstractNum w:abstractNumId="23" w15:restartNumberingAfterBreak="0">
     <w:nsid w:val="71B21769"/>
     <w:multiLevelType w:val="hybridMultilevel"/>
     <w:tmpl w:val="96C81336"/>
@@ -6252,7 +6380,7 @@
       </w:rPr>
     </w:lvl>
   </w:abstractNum>
-  <w:abstractNum w:abstractNumId="23" w15:restartNumberingAfterBreak="0">
+  <w:abstractNum w:abstractNumId="24" w15:restartNumberingAfterBreak="0">
     <w:nsid w:val="72CD635C"/>
     <w:multiLevelType w:val="hybridMultilevel"/>
     <w:tmpl w:val="2766D7A0"/>
@@ -6365,7 +6493,7 @@
       </w:rPr>
     </w:lvl>
   </w:abstractNum>
-  <w:abstractNum w:abstractNumId="24" w15:restartNumberingAfterBreak="0">
+  <w:abstractNum w:abstractNumId="25" w15:restartNumberingAfterBreak="0">
     <w:nsid w:val="785244FF"/>
     <w:multiLevelType w:val="hybridMultilevel"/>
     <w:tmpl w:val="7B56396A"/>
@@ -6451,7 +6579,7 @@
       </w:pPr>
     </w:lvl>
   </w:abstractNum>
-  <w:abstractNum w:abstractNumId="25" w15:restartNumberingAfterBreak="0">
+  <w:abstractNum w:abstractNumId="26" w15:restartNumberingAfterBreak="0">
     <w:nsid w:val="79756143"/>
     <w:multiLevelType w:val="hybridMultilevel"/>
     <w:tmpl w:val="6634534C"/>
@@ -6564,7 +6692,7 @@
       </w:rPr>
     </w:lvl>
   </w:abstractNum>
-  <w:abstractNum w:abstractNumId="26" w15:restartNumberingAfterBreak="0">
+  <w:abstractNum w:abstractNumId="27" w15:restartNumberingAfterBreak="0">
     <w:nsid w:val="7D4501B9"/>
     <w:multiLevelType w:val="hybridMultilevel"/>
     <w:tmpl w:val="83B64B2C"/>
@@ -6678,85 +6806,88 @@
     </w:lvl>
   </w:abstractNum>
   <w:num w:numId="1" w16cid:durableId="1203133388">
+    <w:abstractNumId w:val="20"/>
+  </w:num>
+  <w:num w:numId="2" w16cid:durableId="136774178">
+    <w:abstractNumId w:val="25"/>
+  </w:num>
+  <w:num w:numId="3" w16cid:durableId="1603030040">
+    <w:abstractNumId w:val="26"/>
+  </w:num>
+  <w:num w:numId="4" w16cid:durableId="328798260">
+    <w:abstractNumId w:val="16"/>
+  </w:num>
+  <w:num w:numId="5" w16cid:durableId="1009866966">
     <w:abstractNumId w:val="19"/>
   </w:num>
-  <w:num w:numId="2" w16cid:durableId="136774178">
-    <w:abstractNumId w:val="24"/>
+  <w:num w:numId="6" w16cid:durableId="886719929">
+    <w:abstractNumId w:val="27"/>
   </w:num>
-  <w:num w:numId="3" w16cid:durableId="1603030040">
-    <w:abstractNumId w:val="25"/>
+  <w:num w:numId="7" w16cid:durableId="1211848318">
+    <w:abstractNumId w:val="17"/>
   </w:num>
-  <w:num w:numId="4" w16cid:durableId="328798260">
+  <w:num w:numId="8" w16cid:durableId="1892644994">
+    <w:abstractNumId w:val="22"/>
+  </w:num>
+  <w:num w:numId="9" w16cid:durableId="644434909">
+    <w:abstractNumId w:val="9"/>
+  </w:num>
+  <w:num w:numId="10" w16cid:durableId="439683412">
+    <w:abstractNumId w:val="4"/>
+  </w:num>
+  <w:num w:numId="11" w16cid:durableId="939991775">
+    <w:abstractNumId w:val="2"/>
+  </w:num>
+  <w:num w:numId="12" w16cid:durableId="1222905011">
+    <w:abstractNumId w:val="13"/>
+  </w:num>
+  <w:num w:numId="13" w16cid:durableId="1861966893">
+    <w:abstractNumId w:val="21"/>
+  </w:num>
+  <w:num w:numId="14" w16cid:durableId="246967512">
     <w:abstractNumId w:val="15"/>
   </w:num>
-  <w:num w:numId="5" w16cid:durableId="1009866966">
-    <w:abstractNumId w:val="18"/>
-  </w:num>
-  <w:num w:numId="6" w16cid:durableId="886719929">
-    <w:abstractNumId w:val="26"/>
-  </w:num>
-  <w:num w:numId="7" w16cid:durableId="1211848318">
-    <w:abstractNumId w:val="16"/>
-  </w:num>
-  <w:num w:numId="8" w16cid:durableId="1892644994">
-    <w:abstractNumId w:val="21"/>
-  </w:num>
-  <w:num w:numId="9" w16cid:durableId="644434909">
-    <w:abstractNumId w:val="8"/>
-  </w:num>
-  <w:num w:numId="10" w16cid:durableId="439683412">
+  <w:num w:numId="15" w16cid:durableId="177357244">
     <w:abstractNumId w:val="3"/>
   </w:num>
-  <w:num w:numId="11" w16cid:durableId="939991775">
-    <w:abstractNumId w:val="1"/>
-  </w:num>
-  <w:num w:numId="12" w16cid:durableId="1222905011">
-    <w:abstractNumId w:val="12"/>
-  </w:num>
-  <w:num w:numId="13" w16cid:durableId="1861966893">
-    <w:abstractNumId w:val="20"/>
-  </w:num>
-  <w:num w:numId="14" w16cid:durableId="246967512">
-    <w:abstractNumId w:val="14"/>
-  </w:num>
-  <w:num w:numId="15" w16cid:durableId="177357244">
-    <w:abstractNumId w:val="2"/>
-  </w:num>
   <w:num w:numId="16" w16cid:durableId="326636809">
-    <w:abstractNumId w:val="5"/>
+    <w:abstractNumId w:val="6"/>
   </w:num>
   <w:num w:numId="17" w16cid:durableId="797644705">
-    <w:abstractNumId w:val="7"/>
+    <w:abstractNumId w:val="8"/>
   </w:num>
   <w:num w:numId="18" w16cid:durableId="1479542079">
     <w:abstractNumId w:val="0"/>
   </w:num>
   <w:num w:numId="19" w16cid:durableId="1195920320">
-    <w:abstractNumId w:val="9"/>
+    <w:abstractNumId w:val="10"/>
   </w:num>
   <w:num w:numId="20" w16cid:durableId="416832827">
+    <w:abstractNumId w:val="24"/>
+  </w:num>
+  <w:num w:numId="21" w16cid:durableId="1931964657">
+    <w:abstractNumId w:val="7"/>
+  </w:num>
+  <w:num w:numId="22" w16cid:durableId="1932395727">
+    <w:abstractNumId w:val="5"/>
+  </w:num>
+  <w:num w:numId="23" w16cid:durableId="927037760">
     <w:abstractNumId w:val="23"/>
   </w:num>
-  <w:num w:numId="21" w16cid:durableId="1931964657">
-    <w:abstractNumId w:val="6"/>
+  <w:num w:numId="24" w16cid:durableId="1124302307">
+    <w:abstractNumId w:val="12"/>
   </w:num>
-  <w:num w:numId="22" w16cid:durableId="1932395727">
-    <w:abstractNumId w:val="4"/>
+  <w:num w:numId="25" w16cid:durableId="483739954">
+    <w:abstractNumId w:val="14"/>
   </w:num>
-  <w:num w:numId="23" w16cid:durableId="927037760">
-    <w:abstractNumId w:val="22"/>
+  <w:num w:numId="26" w16cid:durableId="224683690">
+    <w:abstractNumId w:val="18"/>
   </w:num>
-  <w:num w:numId="24" w16cid:durableId="1124302307">
+  <w:num w:numId="27" w16cid:durableId="1440758041">
     <w:abstractNumId w:val="11"/>
   </w:num>
-  <w:num w:numId="25" w16cid:durableId="483739954">
-    <w:abstractNumId w:val="13"/>
-  </w:num>
-  <w:num w:numId="26" w16cid:durableId="224683690">
-    <w:abstractNumId w:val="17"/>
-  </w:num>
-  <w:num w:numId="27" w16cid:durableId="1440758041">
-    <w:abstractNumId w:val="10"/>
+  <w:num w:numId="28" w16cid:durableId="2104110605">
+    <w:abstractNumId w:val="1"/>
   </w:num>
 </w:numbering>
 </file>

--- a/doc/src/AugustoRomain-P_DB_GestionAeroport-Rapport.docx
+++ b/doc/src/AugustoRomain-P_DB_GestionAeroport-Rapport.docx
@@ -1800,7 +1800,7 @@
           <w:r>
             <w:fldChar w:fldCharType="separate"/>
           </w:r>
-          <w:hyperlink w:anchor="_Toc241053688" w:history="1">
+          <w:hyperlink w:anchor="_Toc241054942" w:history="1">
             <w:r>
               <w:rPr>
                 <w:rStyle w:val="Lienhypertexte"/>
@@ -1824,7 +1824,7 @@
               <w:rPr>
                 <w:webHidden/>
               </w:rPr>
-              <w:instrText xml:space="preserve"> PAGEREF _Toc241053688 \h </w:instrText>
+              <w:instrText xml:space="preserve"> PAGEREF _Toc241054942 \h </w:instrText>
             </w:r>
             <w:r>
               <w:rPr>
@@ -1861,7 +1861,7 @@
               <w:lang w:eastAsia="fr-CH"/>
             </w:rPr>
           </w:pPr>
-          <w:hyperlink w:anchor="_Toc241053689" w:history="1">
+          <w:hyperlink w:anchor="_Toc241054943" w:history="1">
             <w:r>
               <w:rPr>
                 <w:rStyle w:val="Lienhypertexte"/>
@@ -1885,7 +1885,7 @@
               <w:rPr>
                 <w:webHidden/>
               </w:rPr>
-              <w:instrText xml:space="preserve"> PAGEREF _Toc241053689 \h </w:instrText>
+              <w:instrText xml:space="preserve"> PAGEREF _Toc241054943 \h </w:instrText>
             </w:r>
             <w:r>
               <w:rPr>
@@ -1922,7 +1922,7 @@
               <w:lang w:eastAsia="fr-CH"/>
             </w:rPr>
           </w:pPr>
-          <w:hyperlink w:anchor="_Toc241053690" w:history="1">
+          <w:hyperlink w:anchor="_Toc241054944" w:history="1">
             <w:r>
               <w:rPr>
                 <w:rStyle w:val="Lienhypertexte"/>
@@ -1946,7 +1946,7 @@
               <w:rPr>
                 <w:webHidden/>
               </w:rPr>
-              <w:instrText xml:space="preserve"> PAGEREF _Toc241053690 \h </w:instrText>
+              <w:instrText xml:space="preserve"> PAGEREF _Toc241054944 \h </w:instrText>
             </w:r>
             <w:r>
               <w:rPr>
@@ -1963,7 +1963,7 @@
               <w:rPr>
                 <w:webHidden/>
               </w:rPr>
-              <w:t>1</w:t>
+              <w:t>4</w:t>
             </w:r>
             <w:r>
               <w:rPr>
@@ -1985,7 +1985,7 @@
               <w:lang w:eastAsia="fr-CH"/>
             </w:rPr>
           </w:pPr>
-          <w:hyperlink w:anchor="_Toc241053691" w:history="1">
+          <w:hyperlink w:anchor="_Toc241054945" w:history="1">
             <w:r>
               <w:rPr>
                 <w:rStyle w:val="Lienhypertexte"/>
@@ -2015,7 +2015,7 @@
                 <w:noProof/>
                 <w:webHidden/>
               </w:rPr>
-              <w:instrText xml:space="preserve"> PAGEREF _Toc241053691 \h </w:instrText>
+              <w:instrText xml:space="preserve"> PAGEREF _Toc241054945 \h </w:instrText>
             </w:r>
             <w:r>
               <w:rPr>
@@ -2035,7 +2035,7 @@
                 <w:noProof/>
                 <w:webHidden/>
               </w:rPr>
-              <w:t>1</w:t>
+              <w:t>4</w:t>
             </w:r>
             <w:r>
               <w:rPr>
@@ -2058,7 +2058,7 @@
               <w:lang w:eastAsia="fr-CH"/>
             </w:rPr>
           </w:pPr>
-          <w:hyperlink w:anchor="_Toc241053692" w:history="1">
+          <w:hyperlink w:anchor="_Toc241054946" w:history="1">
             <w:r>
               <w:rPr>
                 <w:rStyle w:val="Lienhypertexte"/>
@@ -2088,7 +2088,7 @@
                 <w:noProof/>
                 <w:webHidden/>
               </w:rPr>
-              <w:instrText xml:space="preserve"> PAGEREF _Toc241053692 \h </w:instrText>
+              <w:instrText xml:space="preserve"> PAGEREF _Toc241054946 \h </w:instrText>
             </w:r>
             <w:r>
               <w:rPr>
@@ -2108,7 +2108,7 @@
                 <w:noProof/>
                 <w:webHidden/>
               </w:rPr>
-              <w:t>1</w:t>
+              <w:t>5</w:t>
             </w:r>
             <w:r>
               <w:rPr>
@@ -2131,7 +2131,7 @@
               <w:lang w:eastAsia="fr-CH"/>
             </w:rPr>
           </w:pPr>
-          <w:hyperlink w:anchor="_Toc241053693" w:history="1">
+          <w:hyperlink w:anchor="_Toc241054947" w:history="1">
             <w:r>
               <w:rPr>
                 <w:rStyle w:val="Lienhypertexte"/>
@@ -2161,7 +2161,7 @@
                 <w:noProof/>
                 <w:webHidden/>
               </w:rPr>
-              <w:instrText xml:space="preserve"> PAGEREF _Toc241053693 \h </w:instrText>
+              <w:instrText xml:space="preserve"> PAGEREF _Toc241054947 \h </w:instrText>
             </w:r>
             <w:r>
               <w:rPr>
@@ -2181,7 +2181,7 @@
                 <w:noProof/>
                 <w:webHidden/>
               </w:rPr>
-              <w:t>1</w:t>
+              <w:t>6</w:t>
             </w:r>
             <w:r>
               <w:rPr>
@@ -2204,7 +2204,7 @@
               <w:lang w:eastAsia="fr-CH"/>
             </w:rPr>
           </w:pPr>
-          <w:hyperlink w:anchor="_Toc241053694" w:history="1">
+          <w:hyperlink w:anchor="_Toc241054948" w:history="1">
             <w:r>
               <w:rPr>
                 <w:rStyle w:val="Lienhypertexte"/>
@@ -2234,7 +2234,7 @@
                 <w:noProof/>
                 <w:webHidden/>
               </w:rPr>
-              <w:instrText xml:space="preserve"> PAGEREF _Toc241053694 \h </w:instrText>
+              <w:instrText xml:space="preserve"> PAGEREF _Toc241054948 \h </w:instrText>
             </w:r>
             <w:r>
               <w:rPr>
@@ -2254,7 +2254,7 @@
                 <w:noProof/>
                 <w:webHidden/>
               </w:rPr>
-              <w:t>1</w:t>
+              <w:t>7</w:t>
             </w:r>
             <w:r>
               <w:rPr>
@@ -2277,7 +2277,7 @@
               <w:lang w:eastAsia="fr-CH"/>
             </w:rPr>
           </w:pPr>
-          <w:hyperlink w:anchor="_Toc241053695" w:history="1">
+          <w:hyperlink w:anchor="_Toc241054949" w:history="1">
             <w:r>
               <w:rPr>
                 <w:rStyle w:val="Lienhypertexte"/>
@@ -2307,7 +2307,7 @@
                 <w:noProof/>
                 <w:webHidden/>
               </w:rPr>
-              <w:instrText xml:space="preserve"> PAGEREF _Toc241053695 \h </w:instrText>
+              <w:instrText xml:space="preserve"> PAGEREF _Toc241054949 \h </w:instrText>
             </w:r>
             <w:r>
               <w:rPr>
@@ -2327,7 +2327,7 @@
                 <w:noProof/>
                 <w:webHidden/>
               </w:rPr>
-              <w:t>1</w:t>
+              <w:t>8</w:t>
             </w:r>
             <w:r>
               <w:rPr>
@@ -2350,7 +2350,7 @@
               <w:lang w:eastAsia="fr-CH"/>
             </w:rPr>
           </w:pPr>
-          <w:hyperlink w:anchor="_Toc241053696" w:history="1">
+          <w:hyperlink w:anchor="_Toc241054950" w:history="1">
             <w:r>
               <w:rPr>
                 <w:rStyle w:val="Lienhypertexte"/>
@@ -2380,7 +2380,7 @@
                 <w:noProof/>
                 <w:webHidden/>
               </w:rPr>
-              <w:instrText xml:space="preserve"> PAGEREF _Toc241053696 \h </w:instrText>
+              <w:instrText xml:space="preserve"> PAGEREF _Toc241054950 \h </w:instrText>
             </w:r>
             <w:r>
               <w:rPr>
@@ -2400,7 +2400,7 @@
                 <w:noProof/>
                 <w:webHidden/>
               </w:rPr>
-              <w:t>1</w:t>
+              <w:t>9</w:t>
             </w:r>
             <w:r>
               <w:rPr>
@@ -2423,7 +2423,7 @@
               <w:lang w:eastAsia="fr-CH"/>
             </w:rPr>
           </w:pPr>
-          <w:hyperlink w:anchor="_Toc241053697" w:history="1">
+          <w:hyperlink w:anchor="_Toc241054951" w:history="1">
             <w:r>
               <w:rPr>
                 <w:rStyle w:val="Lienhypertexte"/>
@@ -2453,7 +2453,7 @@
                 <w:noProof/>
                 <w:webHidden/>
               </w:rPr>
-              <w:instrText xml:space="preserve"> PAGEREF _Toc241053697 \h </w:instrText>
+              <w:instrText xml:space="preserve"> PAGEREF _Toc241054951 \h </w:instrText>
             </w:r>
             <w:r>
               <w:rPr>
@@ -2473,7 +2473,7 @@
                 <w:noProof/>
                 <w:webHidden/>
               </w:rPr>
-              <w:t>1</w:t>
+              <w:t>10</w:t>
             </w:r>
             <w:r>
               <w:rPr>
@@ -2494,7 +2494,7 @@
               <w:lang w:eastAsia="fr-CH"/>
             </w:rPr>
           </w:pPr>
-          <w:hyperlink w:anchor="_Toc241053698" w:history="1">
+          <w:hyperlink w:anchor="_Toc241054952" w:history="1">
             <w:r>
               <w:rPr>
                 <w:rStyle w:val="Lienhypertexte"/>
@@ -2518,7 +2518,7 @@
               <w:rPr>
                 <w:webHidden/>
               </w:rPr>
-              <w:instrText xml:space="preserve"> PAGEREF _Toc241053698 \h </w:instrText>
+              <w:instrText xml:space="preserve"> PAGEREF _Toc241054952 \h </w:instrText>
             </w:r>
             <w:r>
               <w:rPr>
@@ -2535,7 +2535,7 @@
               <w:rPr>
                 <w:webHidden/>
               </w:rPr>
-              <w:t>1</w:t>
+              <w:t>10</w:t>
             </w:r>
             <w:r>
               <w:rPr>
@@ -2555,7 +2555,7 @@
               <w:lang w:eastAsia="fr-CH"/>
             </w:rPr>
           </w:pPr>
-          <w:hyperlink w:anchor="_Toc241053699" w:history="1">
+          <w:hyperlink w:anchor="_Toc241054953" w:history="1">
             <w:r>
               <w:rPr>
                 <w:rStyle w:val="Lienhypertexte"/>
@@ -2579,7 +2579,7 @@
               <w:rPr>
                 <w:webHidden/>
               </w:rPr>
-              <w:instrText xml:space="preserve"> PAGEREF _Toc241053699 \h </w:instrText>
+              <w:instrText xml:space="preserve"> PAGEREF _Toc241054953 \h </w:instrText>
             </w:r>
             <w:r>
               <w:rPr>
@@ -2596,7 +2596,7 @@
               <w:rPr>
                 <w:webHidden/>
               </w:rPr>
-              <w:t>1</w:t>
+              <w:t>11</w:t>
             </w:r>
             <w:r>
               <w:rPr>
@@ -2616,7 +2616,7 @@
               <w:lang w:eastAsia="fr-CH"/>
             </w:rPr>
           </w:pPr>
-          <w:hyperlink w:anchor="_Toc241053700" w:history="1">
+          <w:hyperlink w:anchor="_Toc241054954" w:history="1">
             <w:r>
               <w:rPr>
                 <w:rStyle w:val="Lienhypertexte"/>
@@ -2640,7 +2640,7 @@
               <w:rPr>
                 <w:webHidden/>
               </w:rPr>
-              <w:instrText xml:space="preserve"> PAGEREF _Toc241053700 \h </w:instrText>
+              <w:instrText xml:space="preserve"> PAGEREF _Toc241054954 \h </w:instrText>
             </w:r>
             <w:r>
               <w:rPr>
@@ -2657,7 +2657,7 @@
               <w:rPr>
                 <w:webHidden/>
               </w:rPr>
-              <w:t>1</w:t>
+              <w:t>12</w:t>
             </w:r>
             <w:r>
               <w:rPr>
@@ -2677,7 +2677,7 @@
               <w:lang w:eastAsia="fr-CH"/>
             </w:rPr>
           </w:pPr>
-          <w:hyperlink w:anchor="_Toc241053701" w:history="1">
+          <w:hyperlink w:anchor="_Toc241054955" w:history="1">
             <w:r>
               <w:rPr>
                 <w:rStyle w:val="Lienhypertexte"/>
@@ -2701,7 +2701,7 @@
               <w:rPr>
                 <w:webHidden/>
               </w:rPr>
-              <w:instrText xml:space="preserve"> PAGEREF _Toc241053701 \h </w:instrText>
+              <w:instrText xml:space="preserve"> PAGEREF _Toc241054955 \h </w:instrText>
             </w:r>
             <w:r>
               <w:rPr>
@@ -2718,7 +2718,7 @@
               <w:rPr>
                 <w:webHidden/>
               </w:rPr>
-              <w:t>1</w:t>
+              <w:t>13</w:t>
             </w:r>
             <w:r>
               <w:rPr>
@@ -2845,7 +2845,7 @@
           <w:bCs/>
         </w:rPr>
       </w:pPr>
-      <w:bookmarkStart w:id="0" w:name="_Toc241053688"/>
+      <w:bookmarkStart w:id="0" w:name="_Toc241054942"/>
       <w:r>
         <w:rPr>
           <w:rFonts w:ascii="Calibri" w:hAnsi="Calibri" w:cs="Calibri"/>
@@ -2912,7 +2912,7 @@
           <w:bCs/>
         </w:rPr>
       </w:pPr>
-      <w:bookmarkStart w:id="1" w:name="_Toc241053689"/>
+      <w:bookmarkStart w:id="1" w:name="_Toc241054943"/>
       <w:r>
         <w:rPr>
           <w:rFonts w:ascii="Calibri" w:hAnsi="Calibri" w:cs="Calibri"/>
@@ -2933,6 +2933,745 @@
     </w:p>
     <w:p>
       <w:pPr>
+        <w:ind w:left="426"/>
+        <w:jc w:val="both"/>
+        <w:rPr>
+          <w:rFonts w:ascii="Calibri" w:hAnsi="Calibri" w:cs="Calibri"/>
+        </w:rPr>
+      </w:pPr>
+      <w:r>
+        <w:rPr>
+          <w:rFonts w:ascii="Calibri" w:hAnsi="Calibri" w:cs="Calibri"/>
+        </w:rPr>
+        <w:t>L’aéroport international SkyConnect repose sur une infrastructure complexe qui permet d’assurer un suivi rigoureux des vols et des passagers. Pour garantir une gestion fluide des opérations, un système de gestion de bases de données a été conçu. Ce système repose sur</w:t>
+      </w:r>
+      <w:r>
+        <w:rPr>
+          <w:rFonts w:ascii="Calibri" w:hAnsi="Calibri" w:cs="Calibri"/>
+        </w:rPr>
+        <w:t xml:space="preserve"> </w:t>
+      </w:r>
+      <w:r>
+        <w:rPr>
+          <w:rFonts w:ascii="Calibri" w:hAnsi="Calibri" w:cs="Calibri"/>
+        </w:rPr>
+        <w:t>plusieurs concepts clés permettant d’optimiser l’exploitation des ressources aéroportuaires et</w:t>
+      </w:r>
+      <w:r>
+        <w:rPr>
+          <w:rFonts w:ascii="Calibri" w:hAnsi="Calibri" w:cs="Calibri"/>
+        </w:rPr>
+        <w:t xml:space="preserve"> </w:t>
+      </w:r>
+      <w:r>
+        <w:rPr>
+          <w:rFonts w:ascii="Calibri" w:hAnsi="Calibri" w:cs="Calibri"/>
+        </w:rPr>
+        <w:t>d’assurer la coordination entre les différents acteurs du transport aérien.</w:t>
+      </w:r>
+    </w:p>
+    <w:p>
+      <w:pPr>
+        <w:ind w:left="426"/>
+        <w:jc w:val="both"/>
+        <w:rPr>
+          <w:rFonts w:ascii="Calibri" w:hAnsi="Calibri" w:cs="Calibri"/>
+        </w:rPr>
+      </w:pPr>
+      <w:r>
+        <w:rPr>
+          <w:rFonts w:ascii="Calibri" w:hAnsi="Calibri" w:cs="Calibri"/>
+        </w:rPr>
+        <w:t>Le premier élément fondamental est la gestion des aéroports. Chaque aéroport du monde</w:t>
+      </w:r>
+      <w:r>
+        <w:rPr>
+          <w:rFonts w:ascii="Calibri" w:hAnsi="Calibri" w:cs="Calibri"/>
+        </w:rPr>
+        <w:t xml:space="preserve"> </w:t>
+      </w:r>
+      <w:r>
+        <w:rPr>
+          <w:rFonts w:ascii="Calibri" w:hAnsi="Calibri" w:cs="Calibri"/>
+        </w:rPr>
+        <w:t xml:space="preserve">est identifié par deux codes :  </w:t>
+      </w:r>
+    </w:p>
+    <w:p>
+      <w:pPr>
+        <w:pStyle w:val="Paragraphedeliste"/>
+        <w:numPr>
+          <w:ilvl w:val="0"/>
+          <w:numId w:val="29"/>
+        </w:numPr>
+        <w:jc w:val="both"/>
+        <w:rPr>
+          <w:rFonts w:ascii="Calibri" w:hAnsi="Calibri" w:cs="Calibri"/>
+        </w:rPr>
+      </w:pPr>
+      <w:r>
+        <w:rPr>
+          <w:rFonts w:ascii="Calibri" w:hAnsi="Calibri" w:cs="Calibri"/>
+        </w:rPr>
+        <w:t>Le</w:t>
+      </w:r>
+      <w:r>
+        <w:rPr>
+          <w:rFonts w:ascii="Calibri" w:hAnsi="Calibri" w:cs="Calibri"/>
+        </w:rPr>
+        <w:t xml:space="preserve"> code IATA, composé de trois lettres et utilisé par les passagers et les compagnies</w:t>
+      </w:r>
+      <w:r>
+        <w:rPr>
+          <w:rFonts w:ascii="Calibri" w:hAnsi="Calibri" w:cs="Calibri"/>
+        </w:rPr>
+        <w:t xml:space="preserve"> </w:t>
+      </w:r>
+      <w:r>
+        <w:rPr>
+          <w:rFonts w:ascii="Calibri" w:hAnsi="Calibri" w:cs="Calibri"/>
+        </w:rPr>
+        <w:t xml:space="preserve">aériennes pour identifier facilement un aéroport (comme CDG pour Paris Charles de Gaulle). Ce code n’est pas unique. </w:t>
+      </w:r>
+    </w:p>
+    <w:p>
+      <w:pPr>
+        <w:pStyle w:val="Paragraphedeliste"/>
+        <w:numPr>
+          <w:ilvl w:val="0"/>
+          <w:numId w:val="29"/>
+        </w:numPr>
+        <w:jc w:val="both"/>
+        <w:rPr>
+          <w:rFonts w:ascii="Calibri" w:hAnsi="Calibri" w:cs="Calibri"/>
+        </w:rPr>
+      </w:pPr>
+      <w:r>
+        <w:rPr>
+          <w:rFonts w:ascii="Calibri" w:hAnsi="Calibri" w:cs="Calibri"/>
+        </w:rPr>
+        <w:t>Le</w:t>
+      </w:r>
+      <w:r>
+        <w:rPr>
+          <w:rFonts w:ascii="Calibri" w:hAnsi="Calibri" w:cs="Calibri"/>
+        </w:rPr>
+        <w:t xml:space="preserve"> code ICAO, composé de quatre lettres et utilisé principalement par les systèmes de navigation aérienne et les contrôleurs du trafic aérien (comme LFPG pour CDG). Ce code est unique. </w:t>
+      </w:r>
+    </w:p>
+    <w:p>
+      <w:pPr>
+        <w:ind w:left="426"/>
+        <w:jc w:val="both"/>
+        <w:rPr>
+          <w:rFonts w:ascii="Calibri" w:hAnsi="Calibri" w:cs="Calibri"/>
+        </w:rPr>
+      </w:pPr>
+      <w:r>
+        <w:rPr>
+          <w:rFonts w:ascii="Calibri" w:hAnsi="Calibri" w:cs="Calibri"/>
+        </w:rPr>
+        <w:t>Ces codes permettent d’éviter toute confusion et d’uniformiser la communication à l’échelle internationale. Chaque aéroport enregistré dans le système possède un nom officiel, qui est utilisé dans les rapports et les documents administratifs.</w:t>
+      </w:r>
+    </w:p>
+    <w:p>
+      <w:pPr>
+        <w:ind w:left="426"/>
+        <w:jc w:val="both"/>
+        <w:rPr>
+          <w:rFonts w:ascii="Calibri" w:hAnsi="Calibri" w:cs="Calibri"/>
+        </w:rPr>
+      </w:pPr>
+      <w:r>
+        <w:rPr>
+          <w:rFonts w:ascii="Calibri" w:hAnsi="Calibri" w:cs="Calibri"/>
+        </w:rPr>
+        <w:t>Les compagnies aériennes sont les acteurs principaux du transport aérien. Elles possèdent un code IATA à deux lettres, leur permettant d’être identifiées rapidement dans les billets d’avion et les systèmes de réservation (par exemple, AF pour Air France ou LH pour Lufthansa). Chaque compagnie est enregistrée sous son nom officiel et est associée à un aéroport principal, qui est sa base d’opérations. Cette information est essentielle car elle permet de savoir où une compagnie entretient ses avions et où se situent ses centres de maintenance.</w:t>
+      </w:r>
+    </w:p>
+    <w:p>
+      <w:pPr>
+        <w:ind w:left="426"/>
+        <w:jc w:val="both"/>
+        <w:rPr>
+          <w:rFonts w:ascii="Calibri" w:hAnsi="Calibri" w:cs="Calibri"/>
+        </w:rPr>
+      </w:pPr>
+      <w:r>
+        <w:rPr>
+          <w:rFonts w:ascii="Calibri" w:hAnsi="Calibri" w:cs="Calibri"/>
+        </w:rPr>
+        <w:lastRenderedPageBreak/>
+        <w:t>Les compagnies aériennes exploitent une flotte d’avions, qui sont des appareils spécifiques possédant des caractéristiques bien définies. Chaque avion appartient à une compagnie aérienne et est définit par un type d’avion. Par exemple, un Airbus A320 et un Boeing 747 sont deux types d’avions distincts. Le type d’avion définit un modèle générique et possède une description détaillée. La capacité d’un avion peut être différente entre deux mêmes modèles d’avion. Lorsqu’un avion est ajouté au système, il est associé à un type d’avion et à une compagnie, ce qui permet de suivre précisément quel appareil appartient à quelle entreprise et de planifier son utilisation.</w:t>
+      </w:r>
+    </w:p>
+    <w:p>
+      <w:pPr>
+        <w:ind w:left="426"/>
+        <w:jc w:val="both"/>
+        <w:rPr>
+          <w:rFonts w:ascii="Calibri" w:hAnsi="Calibri" w:cs="Calibri"/>
+        </w:rPr>
+      </w:pPr>
+      <w:r>
+        <w:rPr>
+          <w:rFonts w:ascii="Calibri" w:hAnsi="Calibri" w:cs="Calibri"/>
+        </w:rPr>
+        <w:t>Un des éléments essentiels de la gestion du trafic aérien est la planification des vols. Il est</w:t>
+      </w:r>
+      <w:r>
+        <w:rPr>
+          <w:rFonts w:ascii="Calibri" w:hAnsi="Calibri" w:cs="Calibri"/>
+        </w:rPr>
+        <w:t xml:space="preserve"> </w:t>
+      </w:r>
+      <w:r>
+        <w:rPr>
+          <w:rFonts w:ascii="Calibri" w:hAnsi="Calibri" w:cs="Calibri"/>
+        </w:rPr>
+        <w:t>important de bien comprendre la distinction entre un programme de vol et un vol réel.</w:t>
+      </w:r>
+    </w:p>
+    <w:p>
+      <w:pPr>
+        <w:ind w:left="426"/>
+        <w:jc w:val="both"/>
+        <w:rPr>
+          <w:rFonts w:ascii="Calibri" w:hAnsi="Calibri" w:cs="Calibri"/>
+        </w:rPr>
+      </w:pPr>
+      <w:r>
+        <w:rPr>
+          <w:rFonts w:ascii="Calibri" w:hAnsi="Calibri" w:cs="Calibri"/>
+        </w:rPr>
+        <w:t>Un programme de vol est une planification régulière qui définit quels vols doivent être opérés à quelles dates et à quels horaires. Par exemple, le vol AF001 entre Paris et New York peut être programmé tous les lundis, mercredis et vendredis à 10h00.</w:t>
+      </w:r>
+    </w:p>
+    <w:p>
+      <w:pPr>
+        <w:ind w:left="426"/>
+        <w:jc w:val="both"/>
+        <w:rPr>
+          <w:rFonts w:ascii="Calibri" w:hAnsi="Calibri" w:cs="Calibri"/>
+        </w:rPr>
+      </w:pPr>
+      <w:r>
+        <w:rPr>
+          <w:rFonts w:ascii="Calibri" w:hAnsi="Calibri" w:cs="Calibri"/>
+        </w:rPr>
+        <w:t>Un programme de vol n’a pas d’avion attribué à l’avance. Il s'agit d'un plan, qui ne dépend pas d'un avion précis.</w:t>
+      </w:r>
+    </w:p>
+    <w:p>
+      <w:pPr>
+        <w:ind w:left="426"/>
+        <w:jc w:val="both"/>
+        <w:rPr>
+          <w:rFonts w:ascii="Calibri" w:hAnsi="Calibri" w:cs="Calibri"/>
+        </w:rPr>
+      </w:pPr>
+      <w:r>
+        <w:rPr>
+          <w:rFonts w:ascii="Calibri" w:hAnsi="Calibri" w:cs="Calibri"/>
+        </w:rPr>
+        <w:t xml:space="preserve">Un programme de vol est une règle générale qui définit :  </w:t>
+      </w:r>
+    </w:p>
+    <w:p>
+      <w:pPr>
+        <w:pStyle w:val="Paragraphedeliste"/>
+        <w:numPr>
+          <w:ilvl w:val="0"/>
+          <w:numId w:val="30"/>
+        </w:numPr>
+        <w:jc w:val="both"/>
+        <w:rPr>
+          <w:rFonts w:ascii="Calibri" w:hAnsi="Calibri" w:cs="Calibri"/>
+        </w:rPr>
+      </w:pPr>
+      <w:r>
+        <w:rPr>
+          <w:rFonts w:ascii="Calibri" w:hAnsi="Calibri" w:cs="Calibri"/>
+        </w:rPr>
+        <w:t xml:space="preserve">Une route aérienne (départ &amp; arrivée). </w:t>
+      </w:r>
+    </w:p>
+    <w:p>
+      <w:pPr>
+        <w:pStyle w:val="Paragraphedeliste"/>
+        <w:numPr>
+          <w:ilvl w:val="0"/>
+          <w:numId w:val="30"/>
+        </w:numPr>
+        <w:jc w:val="both"/>
+        <w:rPr>
+          <w:rFonts w:ascii="Calibri" w:hAnsi="Calibri" w:cs="Calibri"/>
+        </w:rPr>
+      </w:pPr>
+      <w:r>
+        <w:rPr>
+          <w:rFonts w:ascii="Calibri" w:hAnsi="Calibri" w:cs="Calibri"/>
+        </w:rPr>
+        <w:t xml:space="preserve">Une fréquence (jours de la semaine). </w:t>
+      </w:r>
+    </w:p>
+    <w:p>
+      <w:pPr>
+        <w:pStyle w:val="Paragraphedeliste"/>
+        <w:numPr>
+          <w:ilvl w:val="0"/>
+          <w:numId w:val="30"/>
+        </w:numPr>
+        <w:jc w:val="both"/>
+        <w:rPr>
+          <w:rFonts w:ascii="Calibri" w:hAnsi="Calibri" w:cs="Calibri"/>
+        </w:rPr>
+      </w:pPr>
+      <w:r>
+        <w:rPr>
+          <w:rFonts w:ascii="Calibri" w:hAnsi="Calibri" w:cs="Calibri"/>
+        </w:rPr>
+        <w:t xml:space="preserve">Des horaires prévus. </w:t>
+      </w:r>
+    </w:p>
+    <w:p>
+      <w:pPr>
+        <w:pStyle w:val="Paragraphedeliste"/>
+        <w:numPr>
+          <w:ilvl w:val="0"/>
+          <w:numId w:val="30"/>
+        </w:numPr>
+        <w:jc w:val="both"/>
+        <w:rPr>
+          <w:rFonts w:ascii="Calibri" w:hAnsi="Calibri" w:cs="Calibri"/>
+        </w:rPr>
+      </w:pPr>
+      <w:r>
+        <w:rPr>
+          <w:rFonts w:ascii="Calibri" w:hAnsi="Calibri" w:cs="Calibri"/>
+        </w:rPr>
+        <w:t>Une compagnie exploitante.</w:t>
+      </w:r>
+    </w:p>
+    <w:p>
+      <w:pPr>
+        <w:ind w:left="426"/>
+        <w:jc w:val="both"/>
+        <w:rPr>
+          <w:rFonts w:ascii="Calibri" w:hAnsi="Calibri" w:cs="Calibri"/>
+          <w:u w:val="single"/>
+        </w:rPr>
+      </w:pPr>
+      <w:r>
+        <w:rPr>
+          <w:rFonts w:ascii="Calibri" w:hAnsi="Calibri" w:cs="Calibri"/>
+          <w:u w:val="single"/>
+        </w:rPr>
+        <w:t>Exemple :</w:t>
+      </w:r>
+    </w:p>
+    <w:p>
+      <w:pPr>
+        <w:spacing w:line="240" w:lineRule="auto"/>
+        <w:ind w:left="426"/>
+        <w:jc w:val="both"/>
+        <w:rPr>
+          <w:rFonts w:ascii="Calibri" w:hAnsi="Calibri" w:cs="Calibri"/>
+        </w:rPr>
+      </w:pPr>
+      <w:r>
+        <w:rPr>
+          <w:rFonts w:ascii="Calibri" w:hAnsi="Calibri" w:cs="Calibri"/>
+        </w:rPr>
+        <w:t xml:space="preserve">Air France programme un vol entre Paris et New York. </w:t>
+      </w:r>
+    </w:p>
+    <w:p>
+      <w:pPr>
+        <w:spacing w:line="240" w:lineRule="auto"/>
+        <w:ind w:left="426"/>
+        <w:jc w:val="both"/>
+        <w:rPr>
+          <w:rFonts w:ascii="Calibri" w:hAnsi="Calibri" w:cs="Calibri"/>
+        </w:rPr>
+      </w:pPr>
+      <w:r>
+        <w:rPr>
+          <w:rFonts w:ascii="Calibri" w:hAnsi="Calibri" w:cs="Calibri"/>
+        </w:rPr>
+        <w:t xml:space="preserve">AF001 : CDG → JFK </w:t>
+      </w:r>
+    </w:p>
+    <w:p>
+      <w:pPr>
+        <w:spacing w:line="240" w:lineRule="auto"/>
+        <w:ind w:left="426"/>
+        <w:jc w:val="both"/>
+        <w:rPr>
+          <w:rFonts w:ascii="Calibri" w:hAnsi="Calibri" w:cs="Calibri"/>
+        </w:rPr>
+      </w:pPr>
+      <w:r>
+        <w:rPr>
+          <w:rFonts w:ascii="Calibri" w:hAnsi="Calibri" w:cs="Calibri"/>
+        </w:rPr>
+        <w:t xml:space="preserve">Départ prévu : 10h00 </w:t>
+      </w:r>
+    </w:p>
+    <w:p>
+      <w:pPr>
+        <w:spacing w:line="240" w:lineRule="auto"/>
+        <w:ind w:left="426"/>
+        <w:jc w:val="both"/>
+        <w:rPr>
+          <w:rFonts w:ascii="Calibri" w:hAnsi="Calibri" w:cs="Calibri"/>
+        </w:rPr>
+      </w:pPr>
+      <w:r>
+        <w:rPr>
+          <w:rFonts w:ascii="Calibri" w:hAnsi="Calibri" w:cs="Calibri"/>
+        </w:rPr>
+        <w:t xml:space="preserve">Opéré tous les : Lundi, Mercredi, Vendredi </w:t>
+      </w:r>
+    </w:p>
+    <w:p>
+      <w:pPr>
+        <w:spacing w:line="240" w:lineRule="auto"/>
+        <w:ind w:left="426"/>
+        <w:jc w:val="both"/>
+        <w:rPr>
+          <w:rFonts w:ascii="Calibri" w:hAnsi="Calibri" w:cs="Calibri"/>
+        </w:rPr>
+      </w:pPr>
+      <w:r>
+        <w:rPr>
+          <w:rFonts w:ascii="Calibri" w:hAnsi="Calibri" w:cs="Calibri"/>
+        </w:rPr>
+        <w:t xml:space="preserve">Aucun avion n’est attribué à l’avance. </w:t>
+      </w:r>
+    </w:p>
+    <w:p>
+      <w:pPr>
+        <w:spacing w:line="240" w:lineRule="auto"/>
+        <w:ind w:left="426"/>
+        <w:jc w:val="both"/>
+        <w:rPr>
+          <w:rFonts w:ascii="Calibri" w:hAnsi="Calibri" w:cs="Calibri"/>
+        </w:rPr>
+      </w:pPr>
+      <w:r>
+        <w:rPr>
+          <w:rFonts w:ascii="Calibri" w:hAnsi="Calibri" w:cs="Calibri"/>
+        </w:rPr>
+        <w:t xml:space="preserve">Ce programme existe avant même qu’un avion soit affecté à un vol précis. </w:t>
+      </w:r>
+    </w:p>
+    <w:p>
+      <w:pPr>
+        <w:ind w:left="426"/>
+        <w:jc w:val="both"/>
+        <w:rPr>
+          <w:rFonts w:ascii="Calibri" w:hAnsi="Calibri" w:cs="Calibri"/>
+        </w:rPr>
+      </w:pPr>
+      <w:r>
+        <w:rPr>
+          <w:rFonts w:ascii="Calibri" w:hAnsi="Calibri" w:cs="Calibri"/>
+        </w:rPr>
+        <w:t xml:space="preserve">Chaque vol réel suit un programme, mais il est lié à :  </w:t>
+      </w:r>
+    </w:p>
+    <w:p>
+      <w:pPr>
+        <w:pStyle w:val="Paragraphedeliste"/>
+        <w:numPr>
+          <w:ilvl w:val="0"/>
+          <w:numId w:val="31"/>
+        </w:numPr>
+        <w:jc w:val="both"/>
+        <w:rPr>
+          <w:rFonts w:ascii="Calibri" w:hAnsi="Calibri" w:cs="Calibri"/>
+        </w:rPr>
+      </w:pPr>
+      <w:r>
+        <w:rPr>
+          <w:rFonts w:ascii="Calibri" w:hAnsi="Calibri" w:cs="Calibri"/>
+        </w:rPr>
+        <w:t xml:space="preserve">Un jour précis. </w:t>
+      </w:r>
+    </w:p>
+    <w:p>
+      <w:pPr>
+        <w:pStyle w:val="Paragraphedeliste"/>
+        <w:numPr>
+          <w:ilvl w:val="0"/>
+          <w:numId w:val="31"/>
+        </w:numPr>
+        <w:jc w:val="both"/>
+        <w:rPr>
+          <w:rFonts w:ascii="Calibri" w:hAnsi="Calibri" w:cs="Calibri"/>
+        </w:rPr>
+      </w:pPr>
+      <w:r>
+        <w:rPr>
+          <w:rFonts w:ascii="Calibri" w:hAnsi="Calibri" w:cs="Calibri"/>
+        </w:rPr>
+        <w:t xml:space="preserve">Un avion spécifique. </w:t>
+      </w:r>
+    </w:p>
+    <w:p>
+      <w:pPr>
+        <w:pStyle w:val="Paragraphedeliste"/>
+        <w:numPr>
+          <w:ilvl w:val="0"/>
+          <w:numId w:val="31"/>
+        </w:numPr>
+        <w:jc w:val="both"/>
+        <w:rPr>
+          <w:rFonts w:ascii="Calibri" w:hAnsi="Calibri" w:cs="Calibri"/>
+        </w:rPr>
+      </w:pPr>
+      <w:r>
+        <w:rPr>
+          <w:rFonts w:ascii="Calibri" w:hAnsi="Calibri" w:cs="Calibri"/>
+        </w:rPr>
+        <w:t>Un horaire réel de départ et d’arrivée.</w:t>
+      </w:r>
+    </w:p>
+    <w:p>
+      <w:pPr>
+        <w:pStyle w:val="Paragraphedeliste"/>
+        <w:ind w:left="1146"/>
+        <w:jc w:val="both"/>
+        <w:rPr>
+          <w:rFonts w:ascii="Calibri" w:hAnsi="Calibri" w:cs="Calibri"/>
+        </w:rPr>
+      </w:pPr>
+    </w:p>
+    <w:p>
+      <w:pPr>
+        <w:pStyle w:val="Paragraphedeliste"/>
+        <w:ind w:left="1146"/>
+        <w:jc w:val="both"/>
+        <w:rPr>
+          <w:rFonts w:ascii="Calibri" w:hAnsi="Calibri" w:cs="Calibri"/>
+        </w:rPr>
+      </w:pPr>
+    </w:p>
+    <w:p>
+      <w:pPr>
+        <w:pStyle w:val="Paragraphedeliste"/>
+        <w:ind w:left="1146"/>
+        <w:jc w:val="both"/>
+        <w:rPr>
+          <w:rFonts w:ascii="Calibri" w:hAnsi="Calibri" w:cs="Calibri"/>
+        </w:rPr>
+      </w:pPr>
+    </w:p>
+    <w:p>
+      <w:pPr>
+        <w:ind w:left="426"/>
+        <w:jc w:val="both"/>
+        <w:rPr>
+          <w:rFonts w:ascii="Calibri" w:hAnsi="Calibri" w:cs="Calibri"/>
+          <w:u w:val="single"/>
+        </w:rPr>
+      </w:pPr>
+      <w:r>
+        <w:rPr>
+          <w:rFonts w:ascii="Calibri" w:hAnsi="Calibri" w:cs="Calibri"/>
+          <w:u w:val="single"/>
+        </w:rPr>
+        <w:lastRenderedPageBreak/>
+        <w:t>Exemple :</w:t>
+      </w:r>
+    </w:p>
+    <w:p>
+      <w:pPr>
+        <w:spacing w:line="240" w:lineRule="auto"/>
+        <w:ind w:left="426"/>
+        <w:jc w:val="both"/>
+        <w:rPr>
+          <w:rFonts w:ascii="Calibri" w:hAnsi="Calibri" w:cs="Calibri"/>
+        </w:rPr>
+      </w:pPr>
+      <w:r>
+        <w:rPr>
+          <w:rFonts w:ascii="Calibri" w:hAnsi="Calibri" w:cs="Calibri"/>
+        </w:rPr>
+        <w:t xml:space="preserve">Le vol AF001 du 12 juin 2025 a été opéré. </w:t>
+      </w:r>
+    </w:p>
+    <w:p>
+      <w:pPr>
+        <w:spacing w:line="240" w:lineRule="auto"/>
+        <w:ind w:left="426"/>
+        <w:jc w:val="both"/>
+        <w:rPr>
+          <w:rFonts w:ascii="Calibri" w:hAnsi="Calibri" w:cs="Calibri"/>
+        </w:rPr>
+      </w:pPr>
+      <w:r>
+        <w:rPr>
+          <w:rFonts w:ascii="Calibri" w:hAnsi="Calibri" w:cs="Calibri"/>
+        </w:rPr>
+        <w:t>Avion : Airbus A380 immatriculé F-HPJA</w:t>
+      </w:r>
+    </w:p>
+    <w:p>
+      <w:pPr>
+        <w:spacing w:line="240" w:lineRule="auto"/>
+        <w:ind w:left="426"/>
+        <w:jc w:val="both"/>
+        <w:rPr>
+          <w:rFonts w:ascii="Calibri" w:hAnsi="Calibri" w:cs="Calibri"/>
+        </w:rPr>
+      </w:pPr>
+      <w:r>
+        <w:rPr>
+          <w:rFonts w:ascii="Calibri" w:hAnsi="Calibri" w:cs="Calibri"/>
+        </w:rPr>
+        <w:t>Départ réel : 10h05</w:t>
+      </w:r>
+    </w:p>
+    <w:p>
+      <w:pPr>
+        <w:spacing w:line="240" w:lineRule="auto"/>
+        <w:ind w:left="426"/>
+        <w:jc w:val="both"/>
+        <w:rPr>
+          <w:rFonts w:ascii="Calibri" w:hAnsi="Calibri" w:cs="Calibri"/>
+        </w:rPr>
+      </w:pPr>
+      <w:r>
+        <w:rPr>
+          <w:rFonts w:ascii="Calibri" w:hAnsi="Calibri" w:cs="Calibri"/>
+        </w:rPr>
+        <w:t xml:space="preserve">Arrivée réelle : 13h15 </w:t>
+      </w:r>
+    </w:p>
+    <w:p>
+      <w:pPr>
+        <w:spacing w:line="240" w:lineRule="auto"/>
+        <w:ind w:left="426"/>
+        <w:jc w:val="both"/>
+        <w:rPr>
+          <w:rFonts w:ascii="Calibri" w:hAnsi="Calibri" w:cs="Calibri"/>
+        </w:rPr>
+      </w:pPr>
+      <w:r>
+        <w:rPr>
+          <w:rFonts w:ascii="Calibri" w:hAnsi="Calibri" w:cs="Calibri"/>
+        </w:rPr>
+        <w:t xml:space="preserve">Compagnie exploitante : Air France </w:t>
+      </w:r>
+    </w:p>
+    <w:p>
+      <w:pPr>
+        <w:spacing w:line="240" w:lineRule="auto"/>
+        <w:ind w:left="426"/>
+        <w:jc w:val="both"/>
+        <w:rPr>
+          <w:rFonts w:ascii="Calibri" w:hAnsi="Calibri" w:cs="Calibri"/>
+        </w:rPr>
+      </w:pPr>
+      <w:r>
+        <w:rPr>
+          <w:rFonts w:ascii="Calibri" w:hAnsi="Calibri" w:cs="Calibri"/>
+        </w:rPr>
+        <w:t>Ce vol est une application concrète du programme de vol.</w:t>
+      </w:r>
+    </w:p>
+    <w:p>
+      <w:pPr>
+        <w:spacing w:line="240" w:lineRule="auto"/>
+        <w:ind w:left="426"/>
+        <w:jc w:val="both"/>
+        <w:rPr>
+          <w:rFonts w:ascii="Calibri" w:hAnsi="Calibri" w:cs="Calibri"/>
+        </w:rPr>
+      </w:pPr>
+    </w:p>
+    <w:p>
+      <w:pPr>
+        <w:spacing w:line="240" w:lineRule="auto"/>
+        <w:ind w:left="426"/>
+        <w:jc w:val="both"/>
+        <w:rPr>
+          <w:rFonts w:ascii="Calibri" w:hAnsi="Calibri" w:cs="Calibri"/>
+        </w:rPr>
+      </w:pPr>
+      <w:r>
+        <w:rPr>
+          <w:rFonts w:ascii="Calibri" w:hAnsi="Calibri" w:cs="Calibri"/>
+        </w:rPr>
+        <w:t>Chaque vol est opéré par une compagnie aérienne spécifique et un avion précis. Il est également rattaché à un aéroport de départ et un aéroport d’arrivée, qui définissent son itinéraire et qui peuvent différer du programme de vol. Les horaires de départ et d’arrivée prévus sont renseignés, ce qui permet aux passagers et aux équipes techniques d’organiser leurs opérations. La gestion de ces informations est cruciale pour éviter les conflits de vols et garantir que les avions sont disponibles aux bons moments. Mais en cas de problème, l’heure de départ et/ou l’heure d’arrivée réelles peuvent bien sûr différer des heures planifiées dans le programme de vol.</w:t>
+      </w:r>
+    </w:p>
+    <w:p>
+      <w:pPr>
+        <w:spacing w:line="240" w:lineRule="auto"/>
+        <w:ind w:left="426"/>
+        <w:jc w:val="both"/>
+        <w:rPr>
+          <w:rFonts w:ascii="Calibri" w:hAnsi="Calibri" w:cs="Calibri"/>
+        </w:rPr>
+      </w:pPr>
+      <w:r>
+        <w:rPr>
+          <w:rFonts w:ascii="Calibri" w:hAnsi="Calibri" w:cs="Calibri"/>
+        </w:rPr>
+        <w:t>Les passagers constituent une autre entité essentielle du système. Chaque passager est enregistré avec un numéro de passeport unique, qui permet d’identifier la personne de manière certaine. Il possède également un nom et un prénom, qui sont utilisés dans les billets d’avion et les systèmes de contrôle à l’aéroport. Le suivi des passagers est important non seulement pour la gestion des réservations, mais aussi pour des raisons de sécurité et de conformité aux réglementations aériennes.</w:t>
+      </w:r>
+    </w:p>
+    <w:p>
+      <w:pPr>
+        <w:spacing w:line="240" w:lineRule="auto"/>
+        <w:ind w:left="426"/>
+        <w:jc w:val="both"/>
+        <w:rPr>
+          <w:rFonts w:ascii="Calibri" w:hAnsi="Calibri" w:cs="Calibri"/>
+        </w:rPr>
+      </w:pPr>
+      <w:r>
+        <w:rPr>
+          <w:rFonts w:ascii="Calibri" w:hAnsi="Calibri" w:cs="Calibri"/>
+        </w:rPr>
+        <w:t>Le système de réservations permet aux passagers de réserver un siège spécifique sur un vol donné. Une réservation est associée à un passager et à un vol précis, garantissant que chaque voyageur dispose d’un siège attribué. Chaque réservation comprend également un prix, qui reflète le coût du billet pour ce vol particulier. Grâce à cette base de données, il est possible de suivre qui a réservé quel vol, d’optimiser le remplissage des avions et de générer des rapports sur les tendances de voyage.</w:t>
+      </w:r>
+    </w:p>
+    <w:p>
+      <w:pPr>
+        <w:spacing w:line="240" w:lineRule="auto"/>
+        <w:ind w:left="426"/>
+        <w:jc w:val="both"/>
+        <w:rPr>
+          <w:rFonts w:ascii="Calibri" w:hAnsi="Calibri" w:cs="Calibri"/>
+        </w:rPr>
+      </w:pPr>
+      <w:r>
+        <w:rPr>
+          <w:rFonts w:ascii="Calibri" w:hAnsi="Calibri" w:cs="Calibri"/>
+        </w:rPr>
+        <w:t xml:space="preserve">L’interconnexion entre ces différentes entités assure une gestion fluide et efficace du trafic aérien. En utilisant ce modèle, l’aéroport </w:t>
+      </w:r>
+      <w:r>
+        <w:rPr>
+          <w:rFonts w:ascii="Calibri" w:hAnsi="Calibri" w:cs="Calibri"/>
+          <w:b/>
+          <w:bCs/>
+        </w:rPr>
+        <w:t>SkyConnect</w:t>
+      </w:r>
+      <w:r>
+        <w:rPr>
+          <w:rFonts w:ascii="Calibri" w:hAnsi="Calibri" w:cs="Calibri"/>
+        </w:rPr>
+        <w:t xml:space="preserve"> peut suivre chaque vol en temps réel, attribuer correctement les avions aux compagnies, gérer les horaires des vols, assurer la coordination entre les passagers et les compagnies aériennes, et garantir une expérience de voyage optimale. Ce système permet également d’optimiser la gestion des ressources aéroportuaires en s’assurant que les avions sont bien utilisés, que les compagnies respectent leurs créneaux horaires et que les passagers disposent d’un suivi clair de leurs réservations.</w:t>
+      </w:r>
+    </w:p>
+    <w:p>
+      <w:pPr>
         <w:pStyle w:val="Titre1"/>
         <w:spacing w:after="0" w:line="240" w:lineRule="auto"/>
         <w:rPr>
@@ -2941,13 +3680,14 @@
           <w:bCs/>
         </w:rPr>
       </w:pPr>
-      <w:bookmarkStart w:id="2" w:name="_Toc241053690"/>
+      <w:bookmarkStart w:id="2" w:name="_Toc241054944"/>
       <w:r>
         <w:rPr>
           <w:rFonts w:ascii="Calibri" w:hAnsi="Calibri" w:cs="Calibri"/>
           <w:b/>
           <w:bCs/>
         </w:rPr>
+        <w:lastRenderedPageBreak/>
         <w:t xml:space="preserve">3. </w:t>
       </w:r>
       <w:r>
@@ -2972,7 +3712,7 @@
           <w:szCs w:val="36"/>
         </w:rPr>
       </w:pPr>
-      <w:bookmarkStart w:id="3" w:name="_Toc241053691"/>
+      <w:bookmarkStart w:id="3" w:name="_Toc241054945"/>
       <w:r>
         <w:rPr>
           <w:rFonts w:ascii="Calibri" w:hAnsi="Calibri" w:cs="Calibri"/>
@@ -3019,7 +3759,7 @@
           <w:szCs w:val="36"/>
         </w:rPr>
       </w:pPr>
-      <w:bookmarkStart w:id="4" w:name="_Toc241053692"/>
+      <w:bookmarkStart w:id="4" w:name="_Toc241054946"/>
       <w:r>
         <w:rPr>
           <w:rFonts w:ascii="Calibri" w:hAnsi="Calibri" w:cs="Calibri"/>
@@ -3067,7 +3807,7 @@
           <w:szCs w:val="36"/>
         </w:rPr>
       </w:pPr>
-      <w:bookmarkStart w:id="5" w:name="_Toc241053693"/>
+      <w:bookmarkStart w:id="5" w:name="_Toc241054947"/>
       <w:r>
         <w:rPr>
           <w:rFonts w:ascii="Calibri" w:hAnsi="Calibri" w:cs="Calibri"/>
@@ -3115,7 +3855,7 @@
           <w:szCs w:val="36"/>
         </w:rPr>
       </w:pPr>
-      <w:bookmarkStart w:id="6" w:name="_Toc241053694"/>
+      <w:bookmarkStart w:id="6" w:name="_Toc241054948"/>
       <w:r>
         <w:rPr>
           <w:rFonts w:ascii="Calibri" w:hAnsi="Calibri" w:cs="Calibri"/>
@@ -3163,7 +3903,7 @@
           <w:szCs w:val="36"/>
         </w:rPr>
       </w:pPr>
-      <w:bookmarkStart w:id="7" w:name="_Toc241053695"/>
+      <w:bookmarkStart w:id="7" w:name="_Toc241054949"/>
       <w:r>
         <w:rPr>
           <w:rFonts w:ascii="Calibri" w:hAnsi="Calibri" w:cs="Calibri"/>
@@ -3211,7 +3951,7 @@
           <w:szCs w:val="36"/>
         </w:rPr>
       </w:pPr>
-      <w:bookmarkStart w:id="8" w:name="_Toc241053696"/>
+      <w:bookmarkStart w:id="8" w:name="_Toc241054950"/>
       <w:r>
         <w:rPr>
           <w:rFonts w:ascii="Calibri" w:hAnsi="Calibri" w:cs="Calibri"/>
@@ -3259,7 +3999,7 @@
           <w:szCs w:val="36"/>
         </w:rPr>
       </w:pPr>
-      <w:bookmarkStart w:id="9" w:name="_Toc241053697"/>
+      <w:bookmarkStart w:id="9" w:name="_Toc241054951"/>
       <w:r>
         <w:rPr>
           <w:rFonts w:ascii="Calibri" w:hAnsi="Calibri" w:cs="Calibri"/>
@@ -3283,7 +4023,7 @@
           <w:bCs/>
         </w:rPr>
       </w:pPr>
-      <w:bookmarkStart w:id="10" w:name="_Toc241053698"/>
+      <w:bookmarkStart w:id="10" w:name="_Toc241054952"/>
       <w:r>
         <w:rPr>
           <w:rFonts w:ascii="Calibri" w:hAnsi="Calibri" w:cs="Calibri"/>
@@ -3332,7 +4072,7 @@
           <w:bCs/>
         </w:rPr>
       </w:pPr>
-      <w:bookmarkStart w:id="11" w:name="_Toc241053699"/>
+      <w:bookmarkStart w:id="11" w:name="_Toc241054953"/>
       <w:r>
         <w:rPr>
           <w:rFonts w:ascii="Calibri" w:hAnsi="Calibri" w:cs="Calibri"/>
@@ -3374,7 +4114,7 @@
           <w:bCs/>
         </w:rPr>
       </w:pPr>
-      <w:bookmarkStart w:id="12" w:name="_Toc241053700"/>
+      <w:bookmarkStart w:id="12" w:name="_Toc241054954"/>
       <w:r>
         <w:rPr>
           <w:rFonts w:ascii="Calibri" w:hAnsi="Calibri" w:cs="Calibri"/>
@@ -3416,7 +4156,7 @@
           <w:bCs/>
         </w:rPr>
       </w:pPr>
-      <w:bookmarkStart w:id="13" w:name="_Toc241053701"/>
+      <w:bookmarkStart w:id="13" w:name="_Toc241054955"/>
       <w:r>
         <w:rPr>
           <w:rFonts w:ascii="Calibri" w:hAnsi="Calibri" w:cs="Calibri"/>
@@ -4169,6 +4909,119 @@
     </w:lvl>
   </w:abstractNum>
   <w:abstractNum w:abstractNumId="4" w15:restartNumberingAfterBreak="0">
+    <w:nsid w:val="19673910"/>
+    <w:multiLevelType w:val="hybridMultilevel"/>
+    <w:tmpl w:val="BFDE3D8C"/>
+    <w:lvl w:ilvl="0" w:tplc="100C0001">
+      <w:start w:val="1"/>
+      <w:numFmt w:val="bullet"/>
+      <w:lvlText w:val=""/>
+      <w:lvlJc w:val="left"/>
+      <w:pPr>
+        <w:ind w:left="1146" w:hanging="360"/>
+      </w:pPr>
+      <w:rPr>
+        <w:rFonts w:ascii="Symbol" w:hAnsi="Symbol" w:hint="default"/>
+      </w:rPr>
+    </w:lvl>
+    <w:lvl w:ilvl="1" w:tplc="100C0003" w:tentative="1">
+      <w:start w:val="1"/>
+      <w:numFmt w:val="bullet"/>
+      <w:lvlText w:val="o"/>
+      <w:lvlJc w:val="left"/>
+      <w:pPr>
+        <w:ind w:left="1866" w:hanging="360"/>
+      </w:pPr>
+      <w:rPr>
+        <w:rFonts w:ascii="Courier New" w:hAnsi="Courier New" w:cs="Courier New" w:hint="default"/>
+      </w:rPr>
+    </w:lvl>
+    <w:lvl w:ilvl="2" w:tplc="100C0005" w:tentative="1">
+      <w:start w:val="1"/>
+      <w:numFmt w:val="bullet"/>
+      <w:lvlText w:val=""/>
+      <w:lvlJc w:val="left"/>
+      <w:pPr>
+        <w:ind w:left="2586" w:hanging="360"/>
+      </w:pPr>
+      <w:rPr>
+        <w:rFonts w:ascii="Wingdings" w:hAnsi="Wingdings" w:hint="default"/>
+      </w:rPr>
+    </w:lvl>
+    <w:lvl w:ilvl="3" w:tplc="100C0001" w:tentative="1">
+      <w:start w:val="1"/>
+      <w:numFmt w:val="bullet"/>
+      <w:lvlText w:val=""/>
+      <w:lvlJc w:val="left"/>
+      <w:pPr>
+        <w:ind w:left="3306" w:hanging="360"/>
+      </w:pPr>
+      <w:rPr>
+        <w:rFonts w:ascii="Symbol" w:hAnsi="Symbol" w:hint="default"/>
+      </w:rPr>
+    </w:lvl>
+    <w:lvl w:ilvl="4" w:tplc="100C0003" w:tentative="1">
+      <w:start w:val="1"/>
+      <w:numFmt w:val="bullet"/>
+      <w:lvlText w:val="o"/>
+      <w:lvlJc w:val="left"/>
+      <w:pPr>
+        <w:ind w:left="4026" w:hanging="360"/>
+      </w:pPr>
+      <w:rPr>
+        <w:rFonts w:ascii="Courier New" w:hAnsi="Courier New" w:cs="Courier New" w:hint="default"/>
+      </w:rPr>
+    </w:lvl>
+    <w:lvl w:ilvl="5" w:tplc="100C0005" w:tentative="1">
+      <w:start w:val="1"/>
+      <w:numFmt w:val="bullet"/>
+      <w:lvlText w:val=""/>
+      <w:lvlJc w:val="left"/>
+      <w:pPr>
+        <w:ind w:left="4746" w:hanging="360"/>
+      </w:pPr>
+      <w:rPr>
+        <w:rFonts w:ascii="Wingdings" w:hAnsi="Wingdings" w:hint="default"/>
+      </w:rPr>
+    </w:lvl>
+    <w:lvl w:ilvl="6" w:tplc="100C0001" w:tentative="1">
+      <w:start w:val="1"/>
+      <w:numFmt w:val="bullet"/>
+      <w:lvlText w:val=""/>
+      <w:lvlJc w:val="left"/>
+      <w:pPr>
+        <w:ind w:left="5466" w:hanging="360"/>
+      </w:pPr>
+      <w:rPr>
+        <w:rFonts w:ascii="Symbol" w:hAnsi="Symbol" w:hint="default"/>
+      </w:rPr>
+    </w:lvl>
+    <w:lvl w:ilvl="7" w:tplc="100C0003" w:tentative="1">
+      <w:start w:val="1"/>
+      <w:numFmt w:val="bullet"/>
+      <w:lvlText w:val="o"/>
+      <w:lvlJc w:val="left"/>
+      <w:pPr>
+        <w:ind w:left="6186" w:hanging="360"/>
+      </w:pPr>
+      <w:rPr>
+        <w:rFonts w:ascii="Courier New" w:hAnsi="Courier New" w:cs="Courier New" w:hint="default"/>
+      </w:rPr>
+    </w:lvl>
+    <w:lvl w:ilvl="8" w:tplc="100C0005" w:tentative="1">
+      <w:start w:val="1"/>
+      <w:numFmt w:val="bullet"/>
+      <w:lvlText w:val=""/>
+      <w:lvlJc w:val="left"/>
+      <w:pPr>
+        <w:ind w:left="6906" w:hanging="360"/>
+      </w:pPr>
+      <w:rPr>
+        <w:rFonts w:ascii="Wingdings" w:hAnsi="Wingdings" w:hint="default"/>
+      </w:rPr>
+    </w:lvl>
+  </w:abstractNum>
+  <w:abstractNum w:abstractNumId="5" w15:restartNumberingAfterBreak="0">
     <w:nsid w:val="1D4D594A"/>
     <w:multiLevelType w:val="hybridMultilevel"/>
     <w:tmpl w:val="F3A0CA4E"/>
@@ -4257,7 +5110,7 @@
       </w:pPr>
     </w:lvl>
   </w:abstractNum>
-  <w:abstractNum w:abstractNumId="5" w15:restartNumberingAfterBreak="0">
+  <w:abstractNum w:abstractNumId="6" w15:restartNumberingAfterBreak="0">
     <w:nsid w:val="1FEF46F5"/>
     <w:multiLevelType w:val="hybridMultilevel"/>
     <w:tmpl w:val="BF940428"/>
@@ -4370,7 +5223,7 @@
       </w:rPr>
     </w:lvl>
   </w:abstractNum>
-  <w:abstractNum w:abstractNumId="6" w15:restartNumberingAfterBreak="0">
+  <w:abstractNum w:abstractNumId="7" w15:restartNumberingAfterBreak="0">
     <w:nsid w:val="24453363"/>
     <w:multiLevelType w:val="hybridMultilevel"/>
     <w:tmpl w:val="5510CBF4"/>
@@ -4456,7 +5309,7 @@
       </w:pPr>
     </w:lvl>
   </w:abstractNum>
-  <w:abstractNum w:abstractNumId="7" w15:restartNumberingAfterBreak="0">
+  <w:abstractNum w:abstractNumId="8" w15:restartNumberingAfterBreak="0">
     <w:nsid w:val="266D6958"/>
     <w:multiLevelType w:val="hybridMultilevel"/>
     <w:tmpl w:val="5BE24594"/>
@@ -4569,7 +5422,7 @@
       </w:rPr>
     </w:lvl>
   </w:abstractNum>
-  <w:abstractNum w:abstractNumId="8" w15:restartNumberingAfterBreak="0">
+  <w:abstractNum w:abstractNumId="9" w15:restartNumberingAfterBreak="0">
     <w:nsid w:val="2FFA3416"/>
     <w:multiLevelType w:val="hybridMultilevel"/>
     <w:tmpl w:val="BC3243AE"/>
@@ -4682,7 +5535,7 @@
       </w:rPr>
     </w:lvl>
   </w:abstractNum>
-  <w:abstractNum w:abstractNumId="9" w15:restartNumberingAfterBreak="0">
+  <w:abstractNum w:abstractNumId="10" w15:restartNumberingAfterBreak="0">
     <w:nsid w:val="351F27AF"/>
     <w:multiLevelType w:val="hybridMultilevel"/>
     <w:tmpl w:val="4FACF0EA"/>
@@ -4795,7 +5648,7 @@
       </w:rPr>
     </w:lvl>
   </w:abstractNum>
-  <w:abstractNum w:abstractNumId="10" w15:restartNumberingAfterBreak="0">
+  <w:abstractNum w:abstractNumId="11" w15:restartNumberingAfterBreak="0">
     <w:nsid w:val="37A45B63"/>
     <w:multiLevelType w:val="hybridMultilevel"/>
     <w:tmpl w:val="4CBAE43C"/>
@@ -4908,7 +5761,7 @@
       </w:rPr>
     </w:lvl>
   </w:abstractNum>
-  <w:abstractNum w:abstractNumId="11" w15:restartNumberingAfterBreak="0">
+  <w:abstractNum w:abstractNumId="12" w15:restartNumberingAfterBreak="0">
     <w:nsid w:val="38027554"/>
     <w:multiLevelType w:val="hybridMultilevel"/>
     <w:tmpl w:val="C60EC468"/>
@@ -5021,7 +5874,7 @@
       </w:rPr>
     </w:lvl>
   </w:abstractNum>
-  <w:abstractNum w:abstractNumId="12" w15:restartNumberingAfterBreak="0">
+  <w:abstractNum w:abstractNumId="13" w15:restartNumberingAfterBreak="0">
     <w:nsid w:val="3EAC0DBD"/>
     <w:multiLevelType w:val="hybridMultilevel"/>
     <w:tmpl w:val="6602F682"/>
@@ -5134,7 +5987,7 @@
       </w:rPr>
     </w:lvl>
   </w:abstractNum>
-  <w:abstractNum w:abstractNumId="13" w15:restartNumberingAfterBreak="0">
+  <w:abstractNum w:abstractNumId="14" w15:restartNumberingAfterBreak="0">
     <w:nsid w:val="409E3B2C"/>
     <w:multiLevelType w:val="hybridMultilevel"/>
     <w:tmpl w:val="A16C1916"/>
@@ -5274,7 +6127,7 @@
       </w:rPr>
     </w:lvl>
   </w:abstractNum>
-  <w:abstractNum w:abstractNumId="14" w15:restartNumberingAfterBreak="0">
+  <w:abstractNum w:abstractNumId="15" w15:restartNumberingAfterBreak="0">
     <w:nsid w:val="46934322"/>
     <w:multiLevelType w:val="hybridMultilevel"/>
     <w:tmpl w:val="691E28DC"/>
@@ -5387,7 +6240,7 @@
       </w:rPr>
     </w:lvl>
   </w:abstractNum>
-  <w:abstractNum w:abstractNumId="15" w15:restartNumberingAfterBreak="0">
+  <w:abstractNum w:abstractNumId="16" w15:restartNumberingAfterBreak="0">
     <w:nsid w:val="4CE06E49"/>
     <w:multiLevelType w:val="hybridMultilevel"/>
     <w:tmpl w:val="A59E08BC"/>
@@ -5476,7 +6329,7 @@
       </w:pPr>
     </w:lvl>
   </w:abstractNum>
-  <w:abstractNum w:abstractNumId="16" w15:restartNumberingAfterBreak="0">
+  <w:abstractNum w:abstractNumId="17" w15:restartNumberingAfterBreak="0">
     <w:nsid w:val="51CB2DBF"/>
     <w:multiLevelType w:val="hybridMultilevel"/>
     <w:tmpl w:val="0DF25F8C"/>
@@ -5589,7 +6442,7 @@
       </w:rPr>
     </w:lvl>
   </w:abstractNum>
-  <w:abstractNum w:abstractNumId="17" w15:restartNumberingAfterBreak="0">
+  <w:abstractNum w:abstractNumId="18" w15:restartNumberingAfterBreak="0">
     <w:nsid w:val="569D7CC1"/>
     <w:multiLevelType w:val="hybridMultilevel"/>
     <w:tmpl w:val="B3A8C868"/>
@@ -5702,7 +6555,120 @@
       </w:rPr>
     </w:lvl>
   </w:abstractNum>
-  <w:abstractNum w:abstractNumId="18" w15:restartNumberingAfterBreak="0">
+  <w:abstractNum w:abstractNumId="19" w15:restartNumberingAfterBreak="0">
+    <w:nsid w:val="60D81934"/>
+    <w:multiLevelType w:val="hybridMultilevel"/>
+    <w:tmpl w:val="1CEA9640"/>
+    <w:lvl w:ilvl="0" w:tplc="100C0001">
+      <w:start w:val="1"/>
+      <w:numFmt w:val="bullet"/>
+      <w:lvlText w:val=""/>
+      <w:lvlJc w:val="left"/>
+      <w:pPr>
+        <w:ind w:left="1146" w:hanging="360"/>
+      </w:pPr>
+      <w:rPr>
+        <w:rFonts w:ascii="Symbol" w:hAnsi="Symbol" w:hint="default"/>
+      </w:rPr>
+    </w:lvl>
+    <w:lvl w:ilvl="1" w:tplc="100C0003" w:tentative="1">
+      <w:start w:val="1"/>
+      <w:numFmt w:val="bullet"/>
+      <w:lvlText w:val="o"/>
+      <w:lvlJc w:val="left"/>
+      <w:pPr>
+        <w:ind w:left="1866" w:hanging="360"/>
+      </w:pPr>
+      <w:rPr>
+        <w:rFonts w:ascii="Courier New" w:hAnsi="Courier New" w:cs="Courier New" w:hint="default"/>
+      </w:rPr>
+    </w:lvl>
+    <w:lvl w:ilvl="2" w:tplc="100C0005" w:tentative="1">
+      <w:start w:val="1"/>
+      <w:numFmt w:val="bullet"/>
+      <w:lvlText w:val=""/>
+      <w:lvlJc w:val="left"/>
+      <w:pPr>
+        <w:ind w:left="2586" w:hanging="360"/>
+      </w:pPr>
+      <w:rPr>
+        <w:rFonts w:ascii="Wingdings" w:hAnsi="Wingdings" w:hint="default"/>
+      </w:rPr>
+    </w:lvl>
+    <w:lvl w:ilvl="3" w:tplc="100C0001" w:tentative="1">
+      <w:start w:val="1"/>
+      <w:numFmt w:val="bullet"/>
+      <w:lvlText w:val=""/>
+      <w:lvlJc w:val="left"/>
+      <w:pPr>
+        <w:ind w:left="3306" w:hanging="360"/>
+      </w:pPr>
+      <w:rPr>
+        <w:rFonts w:ascii="Symbol" w:hAnsi="Symbol" w:hint="default"/>
+      </w:rPr>
+    </w:lvl>
+    <w:lvl w:ilvl="4" w:tplc="100C0003" w:tentative="1">
+      <w:start w:val="1"/>
+      <w:numFmt w:val="bullet"/>
+      <w:lvlText w:val="o"/>
+      <w:lvlJc w:val="left"/>
+      <w:pPr>
+        <w:ind w:left="4026" w:hanging="360"/>
+      </w:pPr>
+      <w:rPr>
+        <w:rFonts w:ascii="Courier New" w:hAnsi="Courier New" w:cs="Courier New" w:hint="default"/>
+      </w:rPr>
+    </w:lvl>
+    <w:lvl w:ilvl="5" w:tplc="100C0005" w:tentative="1">
+      <w:start w:val="1"/>
+      <w:numFmt w:val="bullet"/>
+      <w:lvlText w:val=""/>
+      <w:lvlJc w:val="left"/>
+      <w:pPr>
+        <w:ind w:left="4746" w:hanging="360"/>
+      </w:pPr>
+      <w:rPr>
+        <w:rFonts w:ascii="Wingdings" w:hAnsi="Wingdings" w:hint="default"/>
+      </w:rPr>
+    </w:lvl>
+    <w:lvl w:ilvl="6" w:tplc="100C0001" w:tentative="1">
+      <w:start w:val="1"/>
+      <w:numFmt w:val="bullet"/>
+      <w:lvlText w:val=""/>
+      <w:lvlJc w:val="left"/>
+      <w:pPr>
+        <w:ind w:left="5466" w:hanging="360"/>
+      </w:pPr>
+      <w:rPr>
+        <w:rFonts w:ascii="Symbol" w:hAnsi="Symbol" w:hint="default"/>
+      </w:rPr>
+    </w:lvl>
+    <w:lvl w:ilvl="7" w:tplc="100C0003" w:tentative="1">
+      <w:start w:val="1"/>
+      <w:numFmt w:val="bullet"/>
+      <w:lvlText w:val="o"/>
+      <w:lvlJc w:val="left"/>
+      <w:pPr>
+        <w:ind w:left="6186" w:hanging="360"/>
+      </w:pPr>
+      <w:rPr>
+        <w:rFonts w:ascii="Courier New" w:hAnsi="Courier New" w:cs="Courier New" w:hint="default"/>
+      </w:rPr>
+    </w:lvl>
+    <w:lvl w:ilvl="8" w:tplc="100C0005" w:tentative="1">
+      <w:start w:val="1"/>
+      <w:numFmt w:val="bullet"/>
+      <w:lvlText w:val=""/>
+      <w:lvlJc w:val="left"/>
+      <w:pPr>
+        <w:ind w:left="6906" w:hanging="360"/>
+      </w:pPr>
+      <w:rPr>
+        <w:rFonts w:ascii="Wingdings" w:hAnsi="Wingdings" w:hint="default"/>
+      </w:rPr>
+    </w:lvl>
+  </w:abstractNum>
+  <w:abstractNum w:abstractNumId="20" w15:restartNumberingAfterBreak="0">
     <w:nsid w:val="611B2273"/>
     <w:multiLevelType w:val="hybridMultilevel"/>
     <w:tmpl w:val="7E50306A"/>
@@ -5815,7 +6781,7 @@
       </w:rPr>
     </w:lvl>
   </w:abstractNum>
-  <w:abstractNum w:abstractNumId="19" w15:restartNumberingAfterBreak="0">
+  <w:abstractNum w:abstractNumId="21" w15:restartNumberingAfterBreak="0">
     <w:nsid w:val="63F91084"/>
     <w:multiLevelType w:val="hybridMultilevel"/>
     <w:tmpl w:val="996088D6"/>
@@ -5928,7 +6894,7 @@
       </w:rPr>
     </w:lvl>
   </w:abstractNum>
-  <w:abstractNum w:abstractNumId="20" w15:restartNumberingAfterBreak="0">
+  <w:abstractNum w:abstractNumId="22" w15:restartNumberingAfterBreak="0">
     <w:nsid w:val="647F1D0D"/>
     <w:multiLevelType w:val="hybridMultilevel"/>
     <w:tmpl w:val="8648D7FE"/>
@@ -6014,7 +6980,120 @@
       </w:pPr>
     </w:lvl>
   </w:abstractNum>
-  <w:abstractNum w:abstractNumId="21" w15:restartNumberingAfterBreak="0">
+  <w:abstractNum w:abstractNumId="23" w15:restartNumberingAfterBreak="0">
+    <w:nsid w:val="67323948"/>
+    <w:multiLevelType w:val="hybridMultilevel"/>
+    <w:tmpl w:val="7BD295C8"/>
+    <w:lvl w:ilvl="0" w:tplc="100C0001">
+      <w:start w:val="1"/>
+      <w:numFmt w:val="bullet"/>
+      <w:lvlText w:val=""/>
+      <w:lvlJc w:val="left"/>
+      <w:pPr>
+        <w:ind w:left="1146" w:hanging="360"/>
+      </w:pPr>
+      <w:rPr>
+        <w:rFonts w:ascii="Symbol" w:hAnsi="Symbol" w:hint="default"/>
+      </w:rPr>
+    </w:lvl>
+    <w:lvl w:ilvl="1" w:tplc="100C0003" w:tentative="1">
+      <w:start w:val="1"/>
+      <w:numFmt w:val="bullet"/>
+      <w:lvlText w:val="o"/>
+      <w:lvlJc w:val="left"/>
+      <w:pPr>
+        <w:ind w:left="1866" w:hanging="360"/>
+      </w:pPr>
+      <w:rPr>
+        <w:rFonts w:ascii="Courier New" w:hAnsi="Courier New" w:cs="Courier New" w:hint="default"/>
+      </w:rPr>
+    </w:lvl>
+    <w:lvl w:ilvl="2" w:tplc="100C0005" w:tentative="1">
+      <w:start w:val="1"/>
+      <w:numFmt w:val="bullet"/>
+      <w:lvlText w:val=""/>
+      <w:lvlJc w:val="left"/>
+      <w:pPr>
+        <w:ind w:left="2586" w:hanging="360"/>
+      </w:pPr>
+      <w:rPr>
+        <w:rFonts w:ascii="Wingdings" w:hAnsi="Wingdings" w:hint="default"/>
+      </w:rPr>
+    </w:lvl>
+    <w:lvl w:ilvl="3" w:tplc="100C0001" w:tentative="1">
+      <w:start w:val="1"/>
+      <w:numFmt w:val="bullet"/>
+      <w:lvlText w:val=""/>
+      <w:lvlJc w:val="left"/>
+      <w:pPr>
+        <w:ind w:left="3306" w:hanging="360"/>
+      </w:pPr>
+      <w:rPr>
+        <w:rFonts w:ascii="Symbol" w:hAnsi="Symbol" w:hint="default"/>
+      </w:rPr>
+    </w:lvl>
+    <w:lvl w:ilvl="4" w:tplc="100C0003" w:tentative="1">
+      <w:start w:val="1"/>
+      <w:numFmt w:val="bullet"/>
+      <w:lvlText w:val="o"/>
+      <w:lvlJc w:val="left"/>
+      <w:pPr>
+        <w:ind w:left="4026" w:hanging="360"/>
+      </w:pPr>
+      <w:rPr>
+        <w:rFonts w:ascii="Courier New" w:hAnsi="Courier New" w:cs="Courier New" w:hint="default"/>
+      </w:rPr>
+    </w:lvl>
+    <w:lvl w:ilvl="5" w:tplc="100C0005" w:tentative="1">
+      <w:start w:val="1"/>
+      <w:numFmt w:val="bullet"/>
+      <w:lvlText w:val=""/>
+      <w:lvlJc w:val="left"/>
+      <w:pPr>
+        <w:ind w:left="4746" w:hanging="360"/>
+      </w:pPr>
+      <w:rPr>
+        <w:rFonts w:ascii="Wingdings" w:hAnsi="Wingdings" w:hint="default"/>
+      </w:rPr>
+    </w:lvl>
+    <w:lvl w:ilvl="6" w:tplc="100C0001" w:tentative="1">
+      <w:start w:val="1"/>
+      <w:numFmt w:val="bullet"/>
+      <w:lvlText w:val=""/>
+      <w:lvlJc w:val="left"/>
+      <w:pPr>
+        <w:ind w:left="5466" w:hanging="360"/>
+      </w:pPr>
+      <w:rPr>
+        <w:rFonts w:ascii="Symbol" w:hAnsi="Symbol" w:hint="default"/>
+      </w:rPr>
+    </w:lvl>
+    <w:lvl w:ilvl="7" w:tplc="100C0003" w:tentative="1">
+      <w:start w:val="1"/>
+      <w:numFmt w:val="bullet"/>
+      <w:lvlText w:val="o"/>
+      <w:lvlJc w:val="left"/>
+      <w:pPr>
+        <w:ind w:left="6186" w:hanging="360"/>
+      </w:pPr>
+      <w:rPr>
+        <w:rFonts w:ascii="Courier New" w:hAnsi="Courier New" w:cs="Courier New" w:hint="default"/>
+      </w:rPr>
+    </w:lvl>
+    <w:lvl w:ilvl="8" w:tplc="100C0005" w:tentative="1">
+      <w:start w:val="1"/>
+      <w:numFmt w:val="bullet"/>
+      <w:lvlText w:val=""/>
+      <w:lvlJc w:val="left"/>
+      <w:pPr>
+        <w:ind w:left="6906" w:hanging="360"/>
+      </w:pPr>
+      <w:rPr>
+        <w:rFonts w:ascii="Wingdings" w:hAnsi="Wingdings" w:hint="default"/>
+      </w:rPr>
+    </w:lvl>
+  </w:abstractNum>
+  <w:abstractNum w:abstractNumId="24" w15:restartNumberingAfterBreak="0">
     <w:nsid w:val="68706354"/>
     <w:multiLevelType w:val="hybridMultilevel"/>
     <w:tmpl w:val="D4CAF374"/>
@@ -6154,7 +7233,7 @@
       </w:rPr>
     </w:lvl>
   </w:abstractNum>
-  <w:abstractNum w:abstractNumId="22" w15:restartNumberingAfterBreak="0">
+  <w:abstractNum w:abstractNumId="25" w15:restartNumberingAfterBreak="0">
     <w:nsid w:val="6DF771E1"/>
     <w:multiLevelType w:val="hybridMultilevel"/>
     <w:tmpl w:val="28CC9E4A"/>
@@ -6267,7 +7346,7 @@
       </w:rPr>
     </w:lvl>
   </w:abstractNum>
-  <w:abstractNum w:abstractNumId="23" w15:restartNumberingAfterBreak="0">
+  <w:abstractNum w:abstractNumId="26" w15:restartNumberingAfterBreak="0">
     <w:nsid w:val="71B21769"/>
     <w:multiLevelType w:val="hybridMultilevel"/>
     <w:tmpl w:val="96C81336"/>
@@ -6380,7 +7459,7 @@
       </w:rPr>
     </w:lvl>
   </w:abstractNum>
-  <w:abstractNum w:abstractNumId="24" w15:restartNumberingAfterBreak="0">
+  <w:abstractNum w:abstractNumId="27" w15:restartNumberingAfterBreak="0">
     <w:nsid w:val="72CD635C"/>
     <w:multiLevelType w:val="hybridMultilevel"/>
     <w:tmpl w:val="2766D7A0"/>
@@ -6493,7 +7572,7 @@
       </w:rPr>
     </w:lvl>
   </w:abstractNum>
-  <w:abstractNum w:abstractNumId="25" w15:restartNumberingAfterBreak="0">
+  <w:abstractNum w:abstractNumId="28" w15:restartNumberingAfterBreak="0">
     <w:nsid w:val="785244FF"/>
     <w:multiLevelType w:val="hybridMultilevel"/>
     <w:tmpl w:val="7B56396A"/>
@@ -6579,7 +7658,7 @@
       </w:pPr>
     </w:lvl>
   </w:abstractNum>
-  <w:abstractNum w:abstractNumId="26" w15:restartNumberingAfterBreak="0">
+  <w:abstractNum w:abstractNumId="29" w15:restartNumberingAfterBreak="0">
     <w:nsid w:val="79756143"/>
     <w:multiLevelType w:val="hybridMultilevel"/>
     <w:tmpl w:val="6634534C"/>
@@ -6692,7 +7771,7 @@
       </w:rPr>
     </w:lvl>
   </w:abstractNum>
-  <w:abstractNum w:abstractNumId="27" w15:restartNumberingAfterBreak="0">
+  <w:abstractNum w:abstractNumId="30" w15:restartNumberingAfterBreak="0">
     <w:nsid w:val="7D4501B9"/>
     <w:multiLevelType w:val="hybridMultilevel"/>
     <w:tmpl w:val="83B64B2C"/>
@@ -6806,88 +7885,97 @@
     </w:lvl>
   </w:abstractNum>
   <w:num w:numId="1" w16cid:durableId="1203133388">
-    <w:abstractNumId w:val="20"/>
+    <w:abstractNumId w:val="22"/>
   </w:num>
   <w:num w:numId="2" w16cid:durableId="136774178">
+    <w:abstractNumId w:val="28"/>
+  </w:num>
+  <w:num w:numId="3" w16cid:durableId="1603030040">
+    <w:abstractNumId w:val="29"/>
+  </w:num>
+  <w:num w:numId="4" w16cid:durableId="328798260">
+    <w:abstractNumId w:val="17"/>
+  </w:num>
+  <w:num w:numId="5" w16cid:durableId="1009866966">
+    <w:abstractNumId w:val="21"/>
+  </w:num>
+  <w:num w:numId="6" w16cid:durableId="886719929">
+    <w:abstractNumId w:val="30"/>
+  </w:num>
+  <w:num w:numId="7" w16cid:durableId="1211848318">
+    <w:abstractNumId w:val="18"/>
+  </w:num>
+  <w:num w:numId="8" w16cid:durableId="1892644994">
     <w:abstractNumId w:val="25"/>
   </w:num>
-  <w:num w:numId="3" w16cid:durableId="1603030040">
-    <w:abstractNumId w:val="26"/>
-  </w:num>
-  <w:num w:numId="4" w16cid:durableId="328798260">
-    <w:abstractNumId w:val="16"/>
-  </w:num>
-  <w:num w:numId="5" w16cid:durableId="1009866966">
-    <w:abstractNumId w:val="19"/>
-  </w:num>
-  <w:num w:numId="6" w16cid:durableId="886719929">
-    <w:abstractNumId w:val="27"/>
-  </w:num>
-  <w:num w:numId="7" w16cid:durableId="1211848318">
-    <w:abstractNumId w:val="17"/>
-  </w:num>
-  <w:num w:numId="8" w16cid:durableId="1892644994">
-    <w:abstractNumId w:val="22"/>
-  </w:num>
   <w:num w:numId="9" w16cid:durableId="644434909">
-    <w:abstractNumId w:val="9"/>
+    <w:abstractNumId w:val="10"/>
   </w:num>
   <w:num w:numId="10" w16cid:durableId="439683412">
-    <w:abstractNumId w:val="4"/>
+    <w:abstractNumId w:val="5"/>
   </w:num>
   <w:num w:numId="11" w16cid:durableId="939991775">
     <w:abstractNumId w:val="2"/>
   </w:num>
   <w:num w:numId="12" w16cid:durableId="1222905011">
-    <w:abstractNumId w:val="13"/>
+    <w:abstractNumId w:val="14"/>
   </w:num>
   <w:num w:numId="13" w16cid:durableId="1861966893">
-    <w:abstractNumId w:val="21"/>
+    <w:abstractNumId w:val="24"/>
   </w:num>
   <w:num w:numId="14" w16cid:durableId="246967512">
-    <w:abstractNumId w:val="15"/>
+    <w:abstractNumId w:val="16"/>
   </w:num>
   <w:num w:numId="15" w16cid:durableId="177357244">
     <w:abstractNumId w:val="3"/>
   </w:num>
   <w:num w:numId="16" w16cid:durableId="326636809">
-    <w:abstractNumId w:val="6"/>
+    <w:abstractNumId w:val="7"/>
   </w:num>
   <w:num w:numId="17" w16cid:durableId="797644705">
-    <w:abstractNumId w:val="8"/>
+    <w:abstractNumId w:val="9"/>
   </w:num>
   <w:num w:numId="18" w16cid:durableId="1479542079">
     <w:abstractNumId w:val="0"/>
   </w:num>
   <w:num w:numId="19" w16cid:durableId="1195920320">
-    <w:abstractNumId w:val="10"/>
+    <w:abstractNumId w:val="11"/>
   </w:num>
   <w:num w:numId="20" w16cid:durableId="416832827">
-    <w:abstractNumId w:val="24"/>
+    <w:abstractNumId w:val="27"/>
   </w:num>
   <w:num w:numId="21" w16cid:durableId="1931964657">
-    <w:abstractNumId w:val="7"/>
+    <w:abstractNumId w:val="8"/>
   </w:num>
   <w:num w:numId="22" w16cid:durableId="1932395727">
-    <w:abstractNumId w:val="5"/>
+    <w:abstractNumId w:val="6"/>
   </w:num>
   <w:num w:numId="23" w16cid:durableId="927037760">
-    <w:abstractNumId w:val="23"/>
+    <w:abstractNumId w:val="26"/>
   </w:num>
   <w:num w:numId="24" w16cid:durableId="1124302307">
-    <w:abstractNumId w:val="12"/>
+    <w:abstractNumId w:val="13"/>
   </w:num>
   <w:num w:numId="25" w16cid:durableId="483739954">
-    <w:abstractNumId w:val="14"/>
+    <w:abstractNumId w:val="15"/>
   </w:num>
   <w:num w:numId="26" w16cid:durableId="224683690">
-    <w:abstractNumId w:val="18"/>
+    <w:abstractNumId w:val="20"/>
   </w:num>
   <w:num w:numId="27" w16cid:durableId="1440758041">
-    <w:abstractNumId w:val="11"/>
+    <w:abstractNumId w:val="12"/>
   </w:num>
   <w:num w:numId="28" w16cid:durableId="2104110605">
     <w:abstractNumId w:val="1"/>
+  </w:num>
+  <w:num w:numId="29" w16cid:durableId="309331396">
+    <w:abstractNumId w:val="23"/>
+  </w:num>
+  <w:num w:numId="30" w16cid:durableId="2095396702">
+    <w:abstractNumId w:val="19"/>
+  </w:num>
+  <w:num w:numId="31" w16cid:durableId="1696226800">
+    <w:abstractNumId w:val="4"/>
   </w:num>
 </w:numbering>
 </file>
@@ -7492,7 +8580,6 @@
   <w:style w:type="character" w:default="1" w:styleId="Policepardfaut">
     <w:name w:val="Default Paragraph Font"/>
     <w:uiPriority w:val="1"/>
-    <w:semiHidden/>
     <w:unhideWhenUsed/>
   </w:style>
   <w:style w:type="table" w:default="1" w:styleId="TableauNormal">

--- a/doc/src/AugustoRomain-P_DB_GestionAeroport-Rapport.docx
+++ b/doc/src/AugustoRomain-P_DB_GestionAeroport-Rapport.docx
@@ -1383,7 +1383,7 @@
                                       <w:noProof/>
                                       <w:color w:val="000000" w:themeColor="text1"/>
                                     </w:rPr>
-                                    <w:t>23</w:t>
+                                    <w:t>0</w:t>
                                   </w:r>
                                   <w:r>
                                     <w:rPr>
@@ -1393,7 +1393,37 @@
                                       <w:noProof/>
                                       <w:color w:val="000000" w:themeColor="text1"/>
                                     </w:rPr>
-                                    <w:t>.09.2026</w:t>
+                                    <w:t>7</w:t>
+                                  </w:r>
+                                  <w:r>
+                                    <w:rPr>
+                                      <w:rFonts w:ascii="Calibri" w:hAnsi="Calibri" w:cs="Calibri"/>
+                                      <w:b/>
+                                      <w:bCs/>
+                                      <w:noProof/>
+                                      <w:color w:val="000000" w:themeColor="text1"/>
+                                    </w:rPr>
+                                    <w:t>.</w:t>
+                                  </w:r>
+                                  <w:r>
+                                    <w:rPr>
+                                      <w:rFonts w:ascii="Calibri" w:hAnsi="Calibri" w:cs="Calibri"/>
+                                      <w:b/>
+                                      <w:bCs/>
+                                      <w:noProof/>
+                                      <w:color w:val="000000" w:themeColor="text1"/>
+                                    </w:rPr>
+                                    <w:t>10</w:t>
+                                  </w:r>
+                                  <w:r>
+                                    <w:rPr>
+                                      <w:rFonts w:ascii="Calibri" w:hAnsi="Calibri" w:cs="Calibri"/>
+                                      <w:b/>
+                                      <w:bCs/>
+                                      <w:noProof/>
+                                      <w:color w:val="000000" w:themeColor="text1"/>
+                                    </w:rPr>
+                                    <w:t>.2026</w:t>
                                   </w:r>
                                 </w:p>
                               </w:tc>
@@ -1428,7 +1458,11 @@
           </mc:Choice>
           <mc:Fallback>
             <w:pict>
-              <v:shape w14:anchorId="281DD82F" id="_x0000_s1027" type="#_x0000_t202" style="position:absolute;margin-left:-37.85pt;margin-top:149.1pt;width:262.7pt;height:117.75pt;z-index:-251651072;visibility:visible;mso-wrap-style:square;mso-width-percent:0;mso-height-percent:0;mso-wrap-distance-left:9pt;mso-wrap-distance-top:3.6pt;mso-wrap-distance-right:9pt;mso-wrap-distance-bottom:3.6pt;mso-position-horizontal:absolute;mso-position-horizontal-relative:text;mso-position-vertical:absolute;mso-position-vertical-relative:text;mso-width-percent:0;mso-height-percent:0;mso-width-relative:margin;mso-height-relative:margin;v-text-anchor:top" o:gfxdata="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" filled="f" stroked="f">
+              <v:shapetype w14:anchorId="281DD82F" id="_x0000_t202" coordsize="21600,21600" o:spt="202" path="m,l,21600r21600,l21600,xe">
+                <v:stroke joinstyle="miter"/>
+                <v:path gradientshapeok="t" o:connecttype="rect"/>
+              </v:shapetype>
+              <v:shape id="_x0000_s1027" type="#_x0000_t202" style="position:absolute;margin-left:-37.85pt;margin-top:149.1pt;width:262.7pt;height:117.75pt;z-index:-251651072;visibility:visible;mso-wrap-style:square;mso-width-percent:0;mso-height-percent:0;mso-wrap-distance-left:9pt;mso-wrap-distance-top:3.6pt;mso-wrap-distance-right:9pt;mso-wrap-distance-bottom:3.6pt;mso-position-horizontal:absolute;mso-position-horizontal-relative:text;mso-position-vertical:absolute;mso-position-vertical-relative:text;mso-width-percent:0;mso-height-percent:0;mso-width-relative:margin;mso-height-relative:margin;v-text-anchor:top" o:gfxdata="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" filled="f" stroked="f">
                 <v:textbox>
                   <w:txbxContent>
                     <w:tbl>
@@ -1683,7 +1717,7 @@
                                 <w:noProof/>
                                 <w:color w:val="000000" w:themeColor="text1"/>
                               </w:rPr>
-                              <w:t>23</w:t>
+                              <w:t>0</w:t>
                             </w:r>
                             <w:r>
                               <w:rPr>
@@ -1693,7 +1727,37 @@
                                 <w:noProof/>
                                 <w:color w:val="000000" w:themeColor="text1"/>
                               </w:rPr>
-                              <w:t>.09.2026</w:t>
+                              <w:t>7</w:t>
+                            </w:r>
+                            <w:r>
+                              <w:rPr>
+                                <w:rFonts w:ascii="Calibri" w:hAnsi="Calibri" w:cs="Calibri"/>
+                                <w:b/>
+                                <w:bCs/>
+                                <w:noProof/>
+                                <w:color w:val="000000" w:themeColor="text1"/>
+                              </w:rPr>
+                              <w:t>.</w:t>
+                            </w:r>
+                            <w:r>
+                              <w:rPr>
+                                <w:rFonts w:ascii="Calibri" w:hAnsi="Calibri" w:cs="Calibri"/>
+                                <w:b/>
+                                <w:bCs/>
+                                <w:noProof/>
+                                <w:color w:val="000000" w:themeColor="text1"/>
+                              </w:rPr>
+                              <w:t>10</w:t>
+                            </w:r>
+                            <w:r>
+                              <w:rPr>
+                                <w:rFonts w:ascii="Calibri" w:hAnsi="Calibri" w:cs="Calibri"/>
+                                <w:b/>
+                                <w:bCs/>
+                                <w:noProof/>
+                                <w:color w:val="000000" w:themeColor="text1"/>
+                              </w:rPr>
+                              <w:t>.2026</w:t>
                             </w:r>
                           </w:p>
                         </w:tc>
@@ -1800,7 +1864,7 @@
           <w:r>
             <w:fldChar w:fldCharType="separate"/>
           </w:r>
-          <w:hyperlink w:anchor="_Toc241054942" w:history="1">
+          <w:hyperlink w:anchor="_Toc242253252" w:history="1">
             <w:r>
               <w:rPr>
                 <w:rStyle w:val="Lienhypertexte"/>
@@ -1824,7 +1888,7 @@
               <w:rPr>
                 <w:webHidden/>
               </w:rPr>
-              <w:instrText xml:space="preserve"> PAGEREF _Toc241054942 \h </w:instrText>
+              <w:instrText xml:space="preserve"> PAGEREF _Toc242253252 \h </w:instrText>
             </w:r>
             <w:r>
               <w:rPr>
@@ -1861,7 +1925,7 @@
               <w:lang w:eastAsia="fr-CH"/>
             </w:rPr>
           </w:pPr>
-          <w:hyperlink w:anchor="_Toc241054943" w:history="1">
+          <w:hyperlink w:anchor="_Toc242253253" w:history="1">
             <w:r>
               <w:rPr>
                 <w:rStyle w:val="Lienhypertexte"/>
@@ -1885,7 +1949,7 @@
               <w:rPr>
                 <w:webHidden/>
               </w:rPr>
-              <w:instrText xml:space="preserve"> PAGEREF _Toc241054943 \h </w:instrText>
+              <w:instrText xml:space="preserve"> PAGEREF _Toc242253253 \h </w:instrText>
             </w:r>
             <w:r>
               <w:rPr>
@@ -1922,7 +1986,7 @@
               <w:lang w:eastAsia="fr-CH"/>
             </w:rPr>
           </w:pPr>
-          <w:hyperlink w:anchor="_Toc241054944" w:history="1">
+          <w:hyperlink w:anchor="_Toc242253254" w:history="1">
             <w:r>
               <w:rPr>
                 <w:rStyle w:val="Lienhypertexte"/>
@@ -1946,7 +2010,7 @@
               <w:rPr>
                 <w:webHidden/>
               </w:rPr>
-              <w:instrText xml:space="preserve"> PAGEREF _Toc241054944 \h </w:instrText>
+              <w:instrText xml:space="preserve"> PAGEREF _Toc242253254 \h </w:instrText>
             </w:r>
             <w:r>
               <w:rPr>
@@ -1985,7 +2049,7 @@
               <w:lang w:eastAsia="fr-CH"/>
             </w:rPr>
           </w:pPr>
-          <w:hyperlink w:anchor="_Toc241054945" w:history="1">
+          <w:hyperlink w:anchor="_Toc242253255" w:history="1">
             <w:r>
               <w:rPr>
                 <w:rStyle w:val="Lienhypertexte"/>
@@ -2015,7 +2079,7 @@
                 <w:noProof/>
                 <w:webHidden/>
               </w:rPr>
-              <w:instrText xml:space="preserve"> PAGEREF _Toc241054945 \h </w:instrText>
+              <w:instrText xml:space="preserve"> PAGEREF _Toc242253255 \h </w:instrText>
             </w:r>
             <w:r>
               <w:rPr>
@@ -2036,6 +2100,444 @@
                 <w:webHidden/>
               </w:rPr>
               <w:t>4</w:t>
+            </w:r>
+            <w:r>
+              <w:rPr>
+                <w:noProof/>
+                <w:webHidden/>
+              </w:rPr>
+              <w:fldChar w:fldCharType="end"/>
+            </w:r>
+          </w:hyperlink>
+        </w:p>
+        <w:p>
+          <w:pPr>
+            <w:pStyle w:val="TM3"/>
+            <w:tabs>
+              <w:tab w:val="right" w:leader="underscore" w:pos="9062"/>
+            </w:tabs>
+            <w:rPr>
+              <w:rFonts w:eastAsiaTheme="minorEastAsia"/>
+              <w:noProof/>
+              <w:lang w:eastAsia="fr-CH"/>
+            </w:rPr>
+          </w:pPr>
+          <w:hyperlink w:anchor="_Toc242253256" w:history="1">
+            <w:r>
+              <w:rPr>
+                <w:rStyle w:val="Lienhypertexte"/>
+                <w:rFonts w:ascii="Calibri" w:hAnsi="Calibri" w:cs="Calibri"/>
+                <w:b/>
+                <w:bCs/>
+                <w:noProof/>
+              </w:rPr>
+              <w:t>3.1.1 Analyse</w:t>
+            </w:r>
+            <w:r>
+              <w:rPr>
+                <w:noProof/>
+                <w:webHidden/>
+              </w:rPr>
+              <w:tab/>
+            </w:r>
+            <w:r>
+              <w:rPr>
+                <w:noProof/>
+                <w:webHidden/>
+              </w:rPr>
+              <w:fldChar w:fldCharType="begin"/>
+            </w:r>
+            <w:r>
+              <w:rPr>
+                <w:noProof/>
+                <w:webHidden/>
+              </w:rPr>
+              <w:instrText xml:space="preserve"> PAGEREF _Toc242253256 \h </w:instrText>
+            </w:r>
+            <w:r>
+              <w:rPr>
+                <w:noProof/>
+                <w:webHidden/>
+              </w:rPr>
+            </w:r>
+            <w:r>
+              <w:rPr>
+                <w:noProof/>
+                <w:webHidden/>
+              </w:rPr>
+              <w:fldChar w:fldCharType="separate"/>
+            </w:r>
+            <w:r>
+              <w:rPr>
+                <w:noProof/>
+                <w:webHidden/>
+              </w:rPr>
+              <w:t>4</w:t>
+            </w:r>
+            <w:r>
+              <w:rPr>
+                <w:noProof/>
+                <w:webHidden/>
+              </w:rPr>
+              <w:fldChar w:fldCharType="end"/>
+            </w:r>
+          </w:hyperlink>
+        </w:p>
+        <w:p>
+          <w:pPr>
+            <w:pStyle w:val="TM3"/>
+            <w:tabs>
+              <w:tab w:val="right" w:leader="underscore" w:pos="9062"/>
+            </w:tabs>
+            <w:rPr>
+              <w:rFonts w:eastAsiaTheme="minorEastAsia"/>
+              <w:noProof/>
+              <w:lang w:eastAsia="fr-CH"/>
+            </w:rPr>
+          </w:pPr>
+          <w:hyperlink w:anchor="_Toc242253257" w:history="1">
+            <w:r>
+              <w:rPr>
+                <w:rStyle w:val="Lienhypertexte"/>
+                <w:rFonts w:ascii="Calibri" w:hAnsi="Calibri" w:cs="Calibri"/>
+                <w:b/>
+                <w:bCs/>
+                <w:noProof/>
+              </w:rPr>
+              <w:t>3.1.2 Explication de la méthode MERISE</w:t>
+            </w:r>
+            <w:r>
+              <w:rPr>
+                <w:noProof/>
+                <w:webHidden/>
+              </w:rPr>
+              <w:tab/>
+            </w:r>
+            <w:r>
+              <w:rPr>
+                <w:noProof/>
+                <w:webHidden/>
+              </w:rPr>
+              <w:fldChar w:fldCharType="begin"/>
+            </w:r>
+            <w:r>
+              <w:rPr>
+                <w:noProof/>
+                <w:webHidden/>
+              </w:rPr>
+              <w:instrText xml:space="preserve"> PAGEREF _Toc242253257 \h </w:instrText>
+            </w:r>
+            <w:r>
+              <w:rPr>
+                <w:noProof/>
+                <w:webHidden/>
+              </w:rPr>
+            </w:r>
+            <w:r>
+              <w:rPr>
+                <w:noProof/>
+                <w:webHidden/>
+              </w:rPr>
+              <w:fldChar w:fldCharType="separate"/>
+            </w:r>
+            <w:r>
+              <w:rPr>
+                <w:noProof/>
+                <w:webHidden/>
+              </w:rPr>
+              <w:t>4</w:t>
+            </w:r>
+            <w:r>
+              <w:rPr>
+                <w:noProof/>
+                <w:webHidden/>
+              </w:rPr>
+              <w:fldChar w:fldCharType="end"/>
+            </w:r>
+          </w:hyperlink>
+        </w:p>
+        <w:p>
+          <w:pPr>
+            <w:pStyle w:val="TM3"/>
+            <w:tabs>
+              <w:tab w:val="right" w:leader="underscore" w:pos="9062"/>
+            </w:tabs>
+            <w:rPr>
+              <w:rFonts w:eastAsiaTheme="minorEastAsia"/>
+              <w:noProof/>
+              <w:lang w:eastAsia="fr-CH"/>
+            </w:rPr>
+          </w:pPr>
+          <w:hyperlink w:anchor="_Toc242253258" w:history="1">
+            <w:r>
+              <w:rPr>
+                <w:rStyle w:val="Lienhypertexte"/>
+                <w:rFonts w:ascii="Calibri" w:hAnsi="Calibri" w:cs="Calibri"/>
+                <w:b/>
+                <w:bCs/>
+                <w:noProof/>
+              </w:rPr>
+              <w:t>3.1.3 Identification des entités</w:t>
+            </w:r>
+            <w:r>
+              <w:rPr>
+                <w:noProof/>
+                <w:webHidden/>
+              </w:rPr>
+              <w:tab/>
+            </w:r>
+            <w:r>
+              <w:rPr>
+                <w:noProof/>
+                <w:webHidden/>
+              </w:rPr>
+              <w:fldChar w:fldCharType="begin"/>
+            </w:r>
+            <w:r>
+              <w:rPr>
+                <w:noProof/>
+                <w:webHidden/>
+              </w:rPr>
+              <w:instrText xml:space="preserve"> PAGEREF _Toc242253258 \h </w:instrText>
+            </w:r>
+            <w:r>
+              <w:rPr>
+                <w:noProof/>
+                <w:webHidden/>
+              </w:rPr>
+            </w:r>
+            <w:r>
+              <w:rPr>
+                <w:noProof/>
+                <w:webHidden/>
+              </w:rPr>
+              <w:fldChar w:fldCharType="separate"/>
+            </w:r>
+            <w:r>
+              <w:rPr>
+                <w:noProof/>
+                <w:webHidden/>
+              </w:rPr>
+              <w:t>5</w:t>
+            </w:r>
+            <w:r>
+              <w:rPr>
+                <w:noProof/>
+                <w:webHidden/>
+              </w:rPr>
+              <w:fldChar w:fldCharType="end"/>
+            </w:r>
+          </w:hyperlink>
+        </w:p>
+        <w:p>
+          <w:pPr>
+            <w:pStyle w:val="TM3"/>
+            <w:tabs>
+              <w:tab w:val="right" w:leader="underscore" w:pos="9062"/>
+            </w:tabs>
+            <w:rPr>
+              <w:rFonts w:eastAsiaTheme="minorEastAsia"/>
+              <w:noProof/>
+              <w:lang w:eastAsia="fr-CH"/>
+            </w:rPr>
+          </w:pPr>
+          <w:hyperlink w:anchor="_Toc242253259" w:history="1">
+            <w:r>
+              <w:rPr>
+                <w:rStyle w:val="Lienhypertexte"/>
+                <w:rFonts w:ascii="Calibri" w:hAnsi="Calibri" w:cs="Calibri"/>
+                <w:b/>
+                <w:bCs/>
+                <w:noProof/>
+              </w:rPr>
+              <w:t>3.1.4 Identification des données</w:t>
+            </w:r>
+            <w:r>
+              <w:rPr>
+                <w:noProof/>
+                <w:webHidden/>
+              </w:rPr>
+              <w:tab/>
+            </w:r>
+            <w:r>
+              <w:rPr>
+                <w:noProof/>
+                <w:webHidden/>
+              </w:rPr>
+              <w:fldChar w:fldCharType="begin"/>
+            </w:r>
+            <w:r>
+              <w:rPr>
+                <w:noProof/>
+                <w:webHidden/>
+              </w:rPr>
+              <w:instrText xml:space="preserve"> PAGEREF _Toc242253259 \h </w:instrText>
+            </w:r>
+            <w:r>
+              <w:rPr>
+                <w:noProof/>
+                <w:webHidden/>
+              </w:rPr>
+            </w:r>
+            <w:r>
+              <w:rPr>
+                <w:noProof/>
+                <w:webHidden/>
+              </w:rPr>
+              <w:fldChar w:fldCharType="separate"/>
+            </w:r>
+            <w:r>
+              <w:rPr>
+                <w:noProof/>
+                <w:webHidden/>
+              </w:rPr>
+              <w:t>6</w:t>
+            </w:r>
+            <w:r>
+              <w:rPr>
+                <w:noProof/>
+                <w:webHidden/>
+              </w:rPr>
+              <w:fldChar w:fldCharType="end"/>
+            </w:r>
+          </w:hyperlink>
+        </w:p>
+        <w:p>
+          <w:pPr>
+            <w:pStyle w:val="TM3"/>
+            <w:tabs>
+              <w:tab w:val="right" w:leader="underscore" w:pos="9062"/>
+            </w:tabs>
+            <w:rPr>
+              <w:rFonts w:eastAsiaTheme="minorEastAsia"/>
+              <w:noProof/>
+              <w:lang w:eastAsia="fr-CH"/>
+            </w:rPr>
+          </w:pPr>
+          <w:hyperlink w:anchor="_Toc242253260" w:history="1">
+            <w:r>
+              <w:rPr>
+                <w:rStyle w:val="Lienhypertexte"/>
+                <w:rFonts w:ascii="Calibri" w:hAnsi="Calibri" w:cs="Calibri"/>
+                <w:b/>
+                <w:bCs/>
+                <w:noProof/>
+              </w:rPr>
+              <w:t>3.1.5 Règles</w:t>
+            </w:r>
+            <w:r>
+              <w:rPr>
+                <w:noProof/>
+                <w:webHidden/>
+              </w:rPr>
+              <w:tab/>
+            </w:r>
+            <w:r>
+              <w:rPr>
+                <w:noProof/>
+                <w:webHidden/>
+              </w:rPr>
+              <w:fldChar w:fldCharType="begin"/>
+            </w:r>
+            <w:r>
+              <w:rPr>
+                <w:noProof/>
+                <w:webHidden/>
+              </w:rPr>
+              <w:instrText xml:space="preserve"> PAGEREF _Toc242253260 \h </w:instrText>
+            </w:r>
+            <w:r>
+              <w:rPr>
+                <w:noProof/>
+                <w:webHidden/>
+              </w:rPr>
+            </w:r>
+            <w:r>
+              <w:rPr>
+                <w:noProof/>
+                <w:webHidden/>
+              </w:rPr>
+              <w:fldChar w:fldCharType="separate"/>
+            </w:r>
+            <w:r>
+              <w:rPr>
+                <w:noProof/>
+                <w:webHidden/>
+              </w:rPr>
+              <w:t>7</w:t>
+            </w:r>
+            <w:r>
+              <w:rPr>
+                <w:noProof/>
+                <w:webHidden/>
+              </w:rPr>
+              <w:fldChar w:fldCharType="end"/>
+            </w:r>
+          </w:hyperlink>
+        </w:p>
+        <w:p>
+          <w:pPr>
+            <w:pStyle w:val="TM3"/>
+            <w:tabs>
+              <w:tab w:val="right" w:leader="underscore" w:pos="9062"/>
+            </w:tabs>
+            <w:rPr>
+              <w:rFonts w:eastAsiaTheme="minorEastAsia"/>
+              <w:noProof/>
+              <w:lang w:eastAsia="fr-CH"/>
+            </w:rPr>
+          </w:pPr>
+          <w:hyperlink w:anchor="_Toc242253261" w:history="1">
+            <w:r>
+              <w:rPr>
+                <w:rStyle w:val="Lienhypertexte"/>
+                <w:rFonts w:ascii="Calibri" w:hAnsi="Calibri" w:cs="Calibri"/>
+                <w:b/>
+                <w:bCs/>
+                <w:noProof/>
+              </w:rPr>
+              <w:t>3.1.6 Cardinalités</w:t>
+            </w:r>
+            <w:r>
+              <w:rPr>
+                <w:noProof/>
+                <w:webHidden/>
+              </w:rPr>
+              <w:tab/>
+            </w:r>
+            <w:r>
+              <w:rPr>
+                <w:noProof/>
+                <w:webHidden/>
+              </w:rPr>
+              <w:fldChar w:fldCharType="begin"/>
+            </w:r>
+            <w:r>
+              <w:rPr>
+                <w:noProof/>
+                <w:webHidden/>
+              </w:rPr>
+              <w:instrText xml:space="preserve"> PAGEREF _Toc242253261 \h </w:instrText>
+            </w:r>
+            <w:r>
+              <w:rPr>
+                <w:noProof/>
+                <w:webHidden/>
+              </w:rPr>
+            </w:r>
+            <w:r>
+              <w:rPr>
+                <w:noProof/>
+                <w:webHidden/>
+              </w:rPr>
+              <w:fldChar w:fldCharType="separate"/>
+            </w:r>
+            <w:r>
+              <w:rPr>
+                <w:noProof/>
+                <w:webHidden/>
+              </w:rPr>
+              <w:t>8</w:t>
             </w:r>
             <w:r>
               <w:rPr>
@@ -2058,7 +2560,7 @@
               <w:lang w:eastAsia="fr-CH"/>
             </w:rPr>
           </w:pPr>
-          <w:hyperlink w:anchor="_Toc241054946" w:history="1">
+          <w:hyperlink w:anchor="_Toc242253262" w:history="1">
             <w:r>
               <w:rPr>
                 <w:rStyle w:val="Lienhypertexte"/>
@@ -2088,7 +2590,7 @@
                 <w:noProof/>
                 <w:webHidden/>
               </w:rPr>
-              <w:instrText xml:space="preserve"> PAGEREF _Toc241054946 \h </w:instrText>
+              <w:instrText xml:space="preserve"> PAGEREF _Toc242253262 \h </w:instrText>
             </w:r>
             <w:r>
               <w:rPr>
@@ -2108,7 +2610,7 @@
                 <w:noProof/>
                 <w:webHidden/>
               </w:rPr>
-              <w:t>5</w:t>
+              <w:t>9</w:t>
             </w:r>
             <w:r>
               <w:rPr>
@@ -2131,7 +2633,7 @@
               <w:lang w:eastAsia="fr-CH"/>
             </w:rPr>
           </w:pPr>
-          <w:hyperlink w:anchor="_Toc241054947" w:history="1">
+          <w:hyperlink w:anchor="_Toc242253263" w:history="1">
             <w:r>
               <w:rPr>
                 <w:rStyle w:val="Lienhypertexte"/>
@@ -2161,7 +2663,7 @@
                 <w:noProof/>
                 <w:webHidden/>
               </w:rPr>
-              <w:instrText xml:space="preserve"> PAGEREF _Toc241054947 \h </w:instrText>
+              <w:instrText xml:space="preserve"> PAGEREF _Toc242253263 \h </w:instrText>
             </w:r>
             <w:r>
               <w:rPr>
@@ -2181,7 +2683,7 @@
                 <w:noProof/>
                 <w:webHidden/>
               </w:rPr>
-              <w:t>6</w:t>
+              <w:t>10</w:t>
             </w:r>
             <w:r>
               <w:rPr>
@@ -2204,7 +2706,7 @@
               <w:lang w:eastAsia="fr-CH"/>
             </w:rPr>
           </w:pPr>
-          <w:hyperlink w:anchor="_Toc241054948" w:history="1">
+          <w:hyperlink w:anchor="_Toc242253264" w:history="1">
             <w:r>
               <w:rPr>
                 <w:rStyle w:val="Lienhypertexte"/>
@@ -2234,7 +2736,7 @@
                 <w:noProof/>
                 <w:webHidden/>
               </w:rPr>
-              <w:instrText xml:space="preserve"> PAGEREF _Toc241054948 \h </w:instrText>
+              <w:instrText xml:space="preserve"> PAGEREF _Toc242253264 \h </w:instrText>
             </w:r>
             <w:r>
               <w:rPr>
@@ -2254,7 +2756,7 @@
                 <w:noProof/>
                 <w:webHidden/>
               </w:rPr>
-              <w:t>7</w:t>
+              <w:t>10</w:t>
             </w:r>
             <w:r>
               <w:rPr>
@@ -2277,7 +2779,7 @@
               <w:lang w:eastAsia="fr-CH"/>
             </w:rPr>
           </w:pPr>
-          <w:hyperlink w:anchor="_Toc241054949" w:history="1">
+          <w:hyperlink w:anchor="_Toc242253265" w:history="1">
             <w:r>
               <w:rPr>
                 <w:rStyle w:val="Lienhypertexte"/>
@@ -2307,7 +2809,7 @@
                 <w:noProof/>
                 <w:webHidden/>
               </w:rPr>
-              <w:instrText xml:space="preserve"> PAGEREF _Toc241054949 \h </w:instrText>
+              <w:instrText xml:space="preserve"> PAGEREF _Toc242253265 \h </w:instrText>
             </w:r>
             <w:r>
               <w:rPr>
@@ -2327,7 +2829,7 @@
                 <w:noProof/>
                 <w:webHidden/>
               </w:rPr>
-              <w:t>8</w:t>
+              <w:t>10</w:t>
             </w:r>
             <w:r>
               <w:rPr>
@@ -2350,7 +2852,7 @@
               <w:lang w:eastAsia="fr-CH"/>
             </w:rPr>
           </w:pPr>
-          <w:hyperlink w:anchor="_Toc241054950" w:history="1">
+          <w:hyperlink w:anchor="_Toc242253266" w:history="1">
             <w:r>
               <w:rPr>
                 <w:rStyle w:val="Lienhypertexte"/>
@@ -2380,7 +2882,7 @@
                 <w:noProof/>
                 <w:webHidden/>
               </w:rPr>
-              <w:instrText xml:space="preserve"> PAGEREF _Toc241054950 \h </w:instrText>
+              <w:instrText xml:space="preserve"> PAGEREF _Toc242253266 \h </w:instrText>
             </w:r>
             <w:r>
               <w:rPr>
@@ -2400,7 +2902,7 @@
                 <w:noProof/>
                 <w:webHidden/>
               </w:rPr>
-              <w:t>9</w:t>
+              <w:t>10</w:t>
             </w:r>
             <w:r>
               <w:rPr>
@@ -2423,7 +2925,7 @@
               <w:lang w:eastAsia="fr-CH"/>
             </w:rPr>
           </w:pPr>
-          <w:hyperlink w:anchor="_Toc241054951" w:history="1">
+          <w:hyperlink w:anchor="_Toc242253267" w:history="1">
             <w:r>
               <w:rPr>
                 <w:rStyle w:val="Lienhypertexte"/>
@@ -2453,7 +2955,7 @@
                 <w:noProof/>
                 <w:webHidden/>
               </w:rPr>
-              <w:instrText xml:space="preserve"> PAGEREF _Toc241054951 \h </w:instrText>
+              <w:instrText xml:space="preserve"> PAGEREF _Toc242253267 \h </w:instrText>
             </w:r>
             <w:r>
               <w:rPr>
@@ -2494,7 +2996,7 @@
               <w:lang w:eastAsia="fr-CH"/>
             </w:rPr>
           </w:pPr>
-          <w:hyperlink w:anchor="_Toc241054952" w:history="1">
+          <w:hyperlink w:anchor="_Toc242253268" w:history="1">
             <w:r>
               <w:rPr>
                 <w:rStyle w:val="Lienhypertexte"/>
@@ -2518,7 +3020,7 @@
               <w:rPr>
                 <w:webHidden/>
               </w:rPr>
-              <w:instrText xml:space="preserve"> PAGEREF _Toc241054952 \h </w:instrText>
+              <w:instrText xml:space="preserve"> PAGEREF _Toc242253268 \h </w:instrText>
             </w:r>
             <w:r>
               <w:rPr>
@@ -2555,7 +3057,7 @@
               <w:lang w:eastAsia="fr-CH"/>
             </w:rPr>
           </w:pPr>
-          <w:hyperlink w:anchor="_Toc241054953" w:history="1">
+          <w:hyperlink w:anchor="_Toc242253269" w:history="1">
             <w:r>
               <w:rPr>
                 <w:rStyle w:val="Lienhypertexte"/>
@@ -2579,7 +3081,7 @@
               <w:rPr>
                 <w:webHidden/>
               </w:rPr>
-              <w:instrText xml:space="preserve"> PAGEREF _Toc241054953 \h </w:instrText>
+              <w:instrText xml:space="preserve"> PAGEREF _Toc242253269 \h </w:instrText>
             </w:r>
             <w:r>
               <w:rPr>
@@ -2596,7 +3098,7 @@
               <w:rPr>
                 <w:webHidden/>
               </w:rPr>
-              <w:t>11</w:t>
+              <w:t>10</w:t>
             </w:r>
             <w:r>
               <w:rPr>
@@ -2616,7 +3118,7 @@
               <w:lang w:eastAsia="fr-CH"/>
             </w:rPr>
           </w:pPr>
-          <w:hyperlink w:anchor="_Toc241054954" w:history="1">
+          <w:hyperlink w:anchor="_Toc242253270" w:history="1">
             <w:r>
               <w:rPr>
                 <w:rStyle w:val="Lienhypertexte"/>
@@ -2640,7 +3142,7 @@
               <w:rPr>
                 <w:webHidden/>
               </w:rPr>
-              <w:instrText xml:space="preserve"> PAGEREF _Toc241054954 \h </w:instrText>
+              <w:instrText xml:space="preserve"> PAGEREF _Toc242253270 \h </w:instrText>
             </w:r>
             <w:r>
               <w:rPr>
@@ -2657,7 +3159,7 @@
               <w:rPr>
                 <w:webHidden/>
               </w:rPr>
-              <w:t>12</w:t>
+              <w:t>10</w:t>
             </w:r>
             <w:r>
               <w:rPr>
@@ -2677,7 +3179,7 @@
               <w:lang w:eastAsia="fr-CH"/>
             </w:rPr>
           </w:pPr>
-          <w:hyperlink w:anchor="_Toc241054955" w:history="1">
+          <w:hyperlink w:anchor="_Toc242253271" w:history="1">
             <w:r>
               <w:rPr>
                 <w:rStyle w:val="Lienhypertexte"/>
@@ -2701,7 +3203,7 @@
               <w:rPr>
                 <w:webHidden/>
               </w:rPr>
-              <w:instrText xml:space="preserve"> PAGEREF _Toc241054955 \h </w:instrText>
+              <w:instrText xml:space="preserve"> PAGEREF _Toc242253271 \h </w:instrText>
             </w:r>
             <w:r>
               <w:rPr>
@@ -2718,7 +3220,7 @@
               <w:rPr>
                 <w:webHidden/>
               </w:rPr>
-              <w:t>13</w:t>
+              <w:t>10</w:t>
             </w:r>
             <w:r>
               <w:rPr>
@@ -2845,7 +3347,7 @@
           <w:bCs/>
         </w:rPr>
       </w:pPr>
-      <w:bookmarkStart w:id="0" w:name="_Toc241054942"/>
+      <w:bookmarkStart w:id="0" w:name="_Toc242253252"/>
       <w:r>
         <w:rPr>
           <w:rFonts w:ascii="Calibri" w:hAnsi="Calibri" w:cs="Calibri"/>
@@ -2912,7 +3414,7 @@
           <w:bCs/>
         </w:rPr>
       </w:pPr>
-      <w:bookmarkStart w:id="1" w:name="_Toc241054943"/>
+      <w:bookmarkStart w:id="1" w:name="_Toc242253253"/>
       <w:r>
         <w:rPr>
           <w:rFonts w:ascii="Calibri" w:hAnsi="Calibri" w:cs="Calibri"/>
@@ -3013,25 +3515,7 @@
         <w:rPr>
           <w:rFonts w:ascii="Calibri" w:hAnsi="Calibri" w:cs="Calibri"/>
         </w:rPr>
-        <w:t>Le</w:t>
-      </w:r>
-      <w:r>
-        <w:rPr>
-          <w:rFonts w:ascii="Calibri" w:hAnsi="Calibri" w:cs="Calibri"/>
-        </w:rPr>
-        <w:t xml:space="preserve"> code IATA, composé de trois lettres et utilisé par les passagers et les compagnies</w:t>
-      </w:r>
-      <w:r>
-        <w:rPr>
-          <w:rFonts w:ascii="Calibri" w:hAnsi="Calibri" w:cs="Calibri"/>
-        </w:rPr>
-        <w:t xml:space="preserve"> </w:t>
-      </w:r>
-      <w:r>
-        <w:rPr>
-          <w:rFonts w:ascii="Calibri" w:hAnsi="Calibri" w:cs="Calibri"/>
-        </w:rPr>
-        <w:t xml:space="preserve">aériennes pour identifier facilement un aéroport (comme CDG pour Paris Charles de Gaulle). Ce code n’est pas unique. </w:t>
+        <w:t xml:space="preserve">Le code IATA, composé de trois lettres et utilisé par les passagers et les compagnies aériennes pour identifier facilement un aéroport (comme CDG pour Paris Charles de Gaulle). Ce code n’est pas unique. </w:t>
       </w:r>
     </w:p>
     <w:p>
@@ -3050,13 +3534,7 @@
         <w:rPr>
           <w:rFonts w:ascii="Calibri" w:hAnsi="Calibri" w:cs="Calibri"/>
         </w:rPr>
-        <w:t>Le</w:t>
-      </w:r>
-      <w:r>
-        <w:rPr>
-          <w:rFonts w:ascii="Calibri" w:hAnsi="Calibri" w:cs="Calibri"/>
-        </w:rPr>
-        <w:t xml:space="preserve"> code ICAO, composé de quatre lettres et utilisé principalement par les systèmes de navigation aérienne et les contrôleurs du trafic aérien (comme LFPG pour CDG). Ce code est unique. </w:t>
+        <w:t xml:space="preserve">Le code ICAO, composé de quatre lettres et utilisé principalement par les systèmes de navigation aérienne et les contrôleurs du trafic aérien (comme LFPG pour CDG). Ce code est unique. </w:t>
       </w:r>
     </w:p>
     <w:p>
@@ -3672,6 +4150,29 @@
     </w:p>
     <w:p>
       <w:pPr>
+        <w:rPr>
+          <w:rFonts w:ascii="Calibri" w:hAnsi="Calibri" w:cs="Calibri"/>
+        </w:rPr>
+      </w:pPr>
+      <w:r>
+        <w:rPr>
+          <w:rFonts w:ascii="Calibri" w:hAnsi="Calibri" w:cs="Calibri"/>
+        </w:rPr>
+        <w:br w:type="page"/>
+      </w:r>
+    </w:p>
+    <w:p>
+      <w:pPr>
+        <w:spacing w:line="240" w:lineRule="auto"/>
+        <w:ind w:left="426"/>
+        <w:jc w:val="both"/>
+        <w:rPr>
+          <w:rFonts w:ascii="Calibri" w:hAnsi="Calibri" w:cs="Calibri"/>
+        </w:rPr>
+      </w:pPr>
+    </w:p>
+    <w:p>
+      <w:pPr>
         <w:pStyle w:val="Titre1"/>
         <w:spacing w:after="0" w:line="240" w:lineRule="auto"/>
         <w:rPr>
@@ -3680,14 +4181,13 @@
           <w:bCs/>
         </w:rPr>
       </w:pPr>
-      <w:bookmarkStart w:id="2" w:name="_Toc241054944"/>
+      <w:bookmarkStart w:id="2" w:name="_Toc242253254"/>
       <w:r>
         <w:rPr>
           <w:rFonts w:ascii="Calibri" w:hAnsi="Calibri" w:cs="Calibri"/>
           <w:b/>
           <w:bCs/>
         </w:rPr>
-        <w:lastRenderedPageBreak/>
         <w:t xml:space="preserve">3. </w:t>
       </w:r>
       <w:r>
@@ -3712,7 +4212,7 @@
           <w:szCs w:val="36"/>
         </w:rPr>
       </w:pPr>
-      <w:bookmarkStart w:id="3" w:name="_Toc241054945"/>
+      <w:bookmarkStart w:id="3" w:name="_Toc242253255"/>
       <w:r>
         <w:rPr>
           <w:rFonts w:ascii="Calibri" w:hAnsi="Calibri" w:cs="Calibri"/>
@@ -3727,16 +4227,4853 @@
     </w:p>
     <w:p>
       <w:pPr>
-        <w:rPr>
-          <w:rFonts w:ascii="Calibri" w:eastAsiaTheme="majorEastAsia" w:hAnsi="Calibri" w:cs="Calibri"/>
+        <w:pStyle w:val="Titre3"/>
+        <w:ind w:left="284"/>
+        <w:rPr>
+          <w:rFonts w:ascii="Calibri" w:hAnsi="Calibri" w:cs="Calibri"/>
           <w:b/>
           <w:bCs/>
-          <w:color w:val="0F4761" w:themeColor="accent1" w:themeShade="BF"/>
-          <w:sz w:val="36"/>
-          <w:szCs w:val="36"/>
-        </w:rPr>
-      </w:pPr>
-      <w:r>
+          <w:sz w:val="32"/>
+          <w:szCs w:val="32"/>
+        </w:rPr>
+      </w:pPr>
+      <w:bookmarkStart w:id="4" w:name="_Toc242253256"/>
+      <w:r>
+        <w:rPr>
+          <w:rFonts w:ascii="Calibri" w:hAnsi="Calibri" w:cs="Calibri"/>
+          <w:b/>
+          <w:bCs/>
+          <w:sz w:val="32"/>
+          <w:szCs w:val="32"/>
+        </w:rPr>
+        <w:t>3.1.1</w:t>
+      </w:r>
+      <w:r>
+        <w:rPr>
+          <w:rFonts w:ascii="Calibri" w:hAnsi="Calibri" w:cs="Calibri"/>
+          <w:b/>
+          <w:bCs/>
+          <w:sz w:val="32"/>
+          <w:szCs w:val="32"/>
+        </w:rPr>
+        <w:t xml:space="preserve"> Analyse</w:t>
+      </w:r>
+      <w:bookmarkEnd w:id="4"/>
+    </w:p>
+    <w:p>
+      <w:pPr>
+        <w:ind w:left="284"/>
+        <w:jc w:val="both"/>
+        <w:rPr>
+          <w:rFonts w:ascii="Calibri" w:hAnsi="Calibri" w:cs="Calibri"/>
+        </w:rPr>
+      </w:pPr>
+      <w:r>
+        <w:rPr>
+          <w:rFonts w:ascii="Calibri" w:hAnsi="Calibri" w:cs="Calibri"/>
+        </w:rPr>
+        <w:t xml:space="preserve">J’ai analysé le cahier des charges afin de repérer les éléments à gérer, leurs caractéristiques et les liens entre eux, puis j’ai noté chaque élément dans un fichier texte afin de tout re transcrire au propre dans le rapport. </w:t>
+      </w:r>
+    </w:p>
+    <w:p>
+      <w:pPr>
+        <w:pStyle w:val="Titre3"/>
+        <w:ind w:left="284"/>
+        <w:rPr>
+          <w:rFonts w:ascii="Calibri" w:hAnsi="Calibri" w:cs="Calibri"/>
+          <w:b/>
+          <w:bCs/>
+          <w:sz w:val="32"/>
+          <w:szCs w:val="32"/>
+        </w:rPr>
+      </w:pPr>
+      <w:bookmarkStart w:id="5" w:name="_Toc242253257"/>
+      <w:r>
+        <w:rPr>
+          <w:rFonts w:ascii="Calibri" w:hAnsi="Calibri" w:cs="Calibri"/>
+          <w:b/>
+          <w:bCs/>
+          <w:sz w:val="32"/>
+          <w:szCs w:val="32"/>
+        </w:rPr>
+        <w:t>3.1.2 Explication de la méthode MERISE</w:t>
+      </w:r>
+      <w:bookmarkEnd w:id="5"/>
+    </w:p>
+    <w:p>
+      <w:pPr>
+        <w:ind w:left="284"/>
+      </w:pPr>
+      <w:r>
+        <w:t xml:space="preserve">Pour comprendre ce que la méthode MERISE et quelles sont les étapes de construction d’un MCD, j’ai utilisé ChatGPT ce qui m’a permis de bien comprendre cette méthode et de l’utiliser. </w:t>
+      </w:r>
+    </w:p>
+    <w:p>
+      <w:pPr>
+        <w:ind w:left="284"/>
+      </w:pPr>
+      <w:r>
+        <w:t xml:space="preserve">MERISE est une méthode qui aide à organiser les informations et à comprendre le fonctionnement d’une entreprise avant de créer un logiciel (BDD). Elle permet de décider de quelles informations garder et comment les informations sont liées entre elles. </w:t>
+      </w:r>
+      <w:r>
+        <w:t xml:space="preserve">Par exemple, pour une boutique, elle sert à représenter les clients, leurs commandes et les produits achetés. </w:t>
+      </w:r>
+      <w:r>
+        <w:t>La méthode sert donc à faire</w:t>
+      </w:r>
+      <w:r>
+        <w:t xml:space="preserve"> un plan clair pour construire une base de données</w:t>
+      </w:r>
+      <w:r>
+        <w:t>.</w:t>
+      </w:r>
+    </w:p>
+    <w:p>
+      <w:pPr>
+        <w:ind w:left="284"/>
+      </w:pPr>
+      <w:r>
+        <w:t xml:space="preserve">Prompt ChatGPT : </w:t>
+      </w:r>
+    </w:p>
+    <w:p>
+      <w:pPr>
+        <w:ind w:left="284"/>
+      </w:pPr>
+      <w:r>
+        <w:rPr>
+          <w:noProof/>
+        </w:rPr>
+        <w:drawing>
+          <wp:anchor distT="0" distB="0" distL="114300" distR="114300" simplePos="0" relativeHeight="251667456" behindDoc="0" locked="0" layoutInCell="1" allowOverlap="1" wp14:anchorId="599DDFDA" wp14:editId="77362E6D">
+            <wp:simplePos x="0" y="0"/>
+            <wp:positionH relativeFrom="margin">
+              <wp:align>center</wp:align>
+            </wp:positionH>
+            <wp:positionV relativeFrom="paragraph">
+              <wp:posOffset>13335</wp:posOffset>
+            </wp:positionV>
+            <wp:extent cx="2762250" cy="3681475"/>
+            <wp:effectExtent l="76200" t="114300" r="76200" b="109855"/>
+            <wp:wrapNone/>
+            <wp:docPr id="1802155603" name="Image 9"/>
+            <wp:cNvGraphicFramePr>
+              <a:graphicFrameLocks xmlns:a="http://schemas.openxmlformats.org/drawingml/2006/main" noChangeAspect="1"/>
+            </wp:cNvGraphicFramePr>
+            <a:graphic xmlns:a="http://schemas.openxmlformats.org/drawingml/2006/main">
+              <a:graphicData uri="http://schemas.openxmlformats.org/drawingml/2006/picture">
+                <pic:pic xmlns:pic="http://schemas.openxmlformats.org/drawingml/2006/picture">
+                  <pic:nvPicPr>
+                    <pic:cNvPr id="0" name="Picture 4"/>
+                    <pic:cNvPicPr>
+                      <a:picLocks noChangeAspect="1" noChangeArrowheads="1"/>
+                    </pic:cNvPicPr>
+                  </pic:nvPicPr>
+                  <pic:blipFill>
+                    <a:blip r:embed="rId13" cstate="print">
+                      <a:extLst>
+                        <a:ext uri="{28A0092B-C50C-407E-A947-70E740481C1C}">
+                          <a14:useLocalDpi xmlns:a14="http://schemas.microsoft.com/office/drawing/2010/main" val="0"/>
+                        </a:ext>
+                      </a:extLst>
+                    </a:blip>
+                    <a:srcRect/>
+                    <a:stretch>
+                      <a:fillRect/>
+                    </a:stretch>
+                  </pic:blipFill>
+                  <pic:spPr bwMode="auto">
+                    <a:xfrm>
+                      <a:off x="0" y="0"/>
+                      <a:ext cx="2762250" cy="3681475"/>
+                    </a:xfrm>
+                    <a:prstGeom prst="rect">
+                      <a:avLst/>
+                    </a:prstGeom>
+                    <a:noFill/>
+                    <a:ln>
+                      <a:noFill/>
+                    </a:ln>
+                    <a:effectLst>
+                      <a:outerShdw blurRad="63500" sx="102000" sy="102000" algn="ctr" rotWithShape="0">
+                        <a:prstClr val="black">
+                          <a:alpha val="40000"/>
+                        </a:prstClr>
+                      </a:outerShdw>
+                    </a:effectLst>
+                  </pic:spPr>
+                </pic:pic>
+              </a:graphicData>
+            </a:graphic>
+            <wp14:sizeRelH relativeFrom="margin">
+              <wp14:pctWidth>0</wp14:pctWidth>
+            </wp14:sizeRelH>
+            <wp14:sizeRelV relativeFrom="margin">
+              <wp14:pctHeight>0</wp14:pctHeight>
+            </wp14:sizeRelV>
+          </wp:anchor>
+        </w:drawing>
+      </w:r>
+    </w:p>
+    <w:p>
+      <w:pPr>
+        <w:ind w:left="284"/>
+        <w:jc w:val="both"/>
+        <w:rPr>
+          <w:rFonts w:ascii="Calibri" w:hAnsi="Calibri" w:cs="Calibri"/>
+        </w:rPr>
+      </w:pPr>
+    </w:p>
+    <w:p>
+      <w:pPr>
+        <w:ind w:left="284"/>
+        <w:jc w:val="both"/>
+        <w:rPr>
+          <w:rFonts w:ascii="Calibri" w:hAnsi="Calibri" w:cs="Calibri"/>
+        </w:rPr>
+      </w:pPr>
+    </w:p>
+    <w:p>
+      <w:pPr>
+        <w:ind w:left="284"/>
+        <w:jc w:val="both"/>
+        <w:rPr>
+          <w:rFonts w:ascii="Calibri" w:hAnsi="Calibri" w:cs="Calibri"/>
+        </w:rPr>
+      </w:pPr>
+    </w:p>
+    <w:p>
+      <w:pPr>
+        <w:ind w:left="284"/>
+        <w:jc w:val="both"/>
+        <w:rPr>
+          <w:rFonts w:ascii="Calibri" w:hAnsi="Calibri" w:cs="Calibri"/>
+        </w:rPr>
+      </w:pPr>
+    </w:p>
+    <w:p>
+      <w:pPr>
+        <w:ind w:left="284"/>
+        <w:jc w:val="both"/>
+        <w:rPr>
+          <w:rFonts w:ascii="Calibri" w:hAnsi="Calibri" w:cs="Calibri"/>
+        </w:rPr>
+      </w:pPr>
+    </w:p>
+    <w:p>
+      <w:pPr>
+        <w:ind w:left="284"/>
+        <w:jc w:val="both"/>
+        <w:rPr>
+          <w:rFonts w:ascii="Calibri" w:hAnsi="Calibri" w:cs="Calibri"/>
+        </w:rPr>
+      </w:pPr>
+    </w:p>
+    <w:p>
+      <w:pPr>
+        <w:ind w:left="284"/>
+        <w:jc w:val="both"/>
+        <w:rPr>
+          <w:rFonts w:ascii="Calibri" w:hAnsi="Calibri" w:cs="Calibri"/>
+        </w:rPr>
+      </w:pPr>
+    </w:p>
+    <w:p>
+      <w:pPr>
+        <w:ind w:left="284"/>
+        <w:jc w:val="both"/>
+        <w:rPr>
+          <w:rFonts w:ascii="Calibri" w:hAnsi="Calibri" w:cs="Calibri"/>
+        </w:rPr>
+      </w:pPr>
+    </w:p>
+    <w:p>
+      <w:pPr>
+        <w:ind w:left="284"/>
+        <w:jc w:val="both"/>
+        <w:rPr>
+          <w:rFonts w:ascii="Calibri" w:hAnsi="Calibri" w:cs="Calibri"/>
+        </w:rPr>
+      </w:pPr>
+    </w:p>
+    <w:p>
+      <w:pPr>
+        <w:ind w:left="284"/>
+        <w:jc w:val="both"/>
+        <w:rPr>
+          <w:rFonts w:ascii="Calibri" w:hAnsi="Calibri" w:cs="Calibri"/>
+        </w:rPr>
+      </w:pPr>
+    </w:p>
+    <w:p>
+      <w:pPr>
+        <w:ind w:left="284"/>
+      </w:pPr>
+    </w:p>
+    <w:p>
+      <w:pPr>
+        <w:pStyle w:val="Titre3"/>
+        <w:ind w:left="284"/>
+      </w:pPr>
+      <w:r>
+        <w:br w:type="page"/>
+      </w:r>
+      <w:bookmarkStart w:id="6" w:name="_Toc242253258"/>
+      <w:r>
+        <w:rPr>
+          <w:rFonts w:ascii="Calibri" w:hAnsi="Calibri" w:cs="Calibri"/>
+          <w:b/>
+          <w:bCs/>
+          <w:sz w:val="32"/>
+          <w:szCs w:val="32"/>
+        </w:rPr>
+        <w:lastRenderedPageBreak/>
+        <w:t>3.1.3 Identification des entités</w:t>
+      </w:r>
+      <w:bookmarkEnd w:id="6"/>
+    </w:p>
+    <w:tbl>
+      <w:tblPr>
+        <w:tblStyle w:val="Grilledutableau"/>
+        <w:tblW w:w="0" w:type="auto"/>
+        <w:tblInd w:w="284" w:type="dxa"/>
+        <w:tblLook w:val="04A0" w:firstRow="1" w:lastRow="0" w:firstColumn="1" w:lastColumn="0" w:noHBand="0" w:noVBand="1"/>
+      </w:tblPr>
+      <w:tblGrid>
+        <w:gridCol w:w="4403"/>
+        <w:gridCol w:w="4375"/>
+      </w:tblGrid>
+      <w:tr>
+        <w:tc>
+          <w:tcPr>
+            <w:tcW w:w="4403" w:type="dxa"/>
+            <w:shd w:val="clear" w:color="auto" w:fill="0F4761" w:themeFill="accent1" w:themeFillShade="BF"/>
+          </w:tcPr>
+          <w:p>
+            <w:pPr>
+              <w:jc w:val="center"/>
+            </w:pPr>
+            <w:r>
+              <w:rPr>
+                <w:b/>
+                <w:bCs/>
+              </w:rPr>
+              <w:t>TABLES</w:t>
+            </w:r>
+          </w:p>
+        </w:tc>
+        <w:tc>
+          <w:tcPr>
+            <w:tcW w:w="4375" w:type="dxa"/>
+            <w:shd w:val="clear" w:color="auto" w:fill="0F4761" w:themeFill="accent1" w:themeFillShade="BF"/>
+          </w:tcPr>
+          <w:p>
+            <w:pPr>
+              <w:jc w:val="center"/>
+              <w:rPr>
+                <w:b/>
+                <w:bCs/>
+              </w:rPr>
+            </w:pPr>
+            <w:r>
+              <w:rPr>
+                <w:b/>
+                <w:bCs/>
+              </w:rPr>
+              <w:t>REPRÉSENTE</w:t>
+            </w:r>
+          </w:p>
+        </w:tc>
+      </w:tr>
+      <w:tr>
+        <w:tc>
+          <w:tcPr>
+            <w:tcW w:w="4403" w:type="dxa"/>
+            <w:vAlign w:val="center"/>
+          </w:tcPr>
+          <w:p>
+            <w:pPr>
+              <w:rPr>
+                <w:rFonts w:ascii="Calibri" w:hAnsi="Calibri" w:cs="Calibri"/>
+              </w:rPr>
+            </w:pPr>
+            <w:r>
+              <w:rPr>
+                <w:rFonts w:ascii="Calibri" w:hAnsi="Calibri" w:cs="Calibri"/>
+              </w:rPr>
+              <w:t>AEROPORT</w:t>
+            </w:r>
+          </w:p>
+        </w:tc>
+        <w:tc>
+          <w:tcPr>
+            <w:tcW w:w="4375" w:type="dxa"/>
+          </w:tcPr>
+          <w:p>
+            <w:pPr>
+              <w:rPr>
+                <w:rFonts w:ascii="Calibri" w:hAnsi="Calibri" w:cs="Calibri"/>
+              </w:rPr>
+            </w:pPr>
+            <w:r>
+              <w:rPr>
+                <w:rFonts w:ascii="Calibri" w:hAnsi="Calibri" w:cs="Calibri"/>
+              </w:rPr>
+              <w:t>Un aéroport avec son nom et ses codes IATA et ICAO</w:t>
+            </w:r>
+          </w:p>
+        </w:tc>
+      </w:tr>
+      <w:tr>
+        <w:tc>
+          <w:tcPr>
+            <w:tcW w:w="4403" w:type="dxa"/>
+            <w:vAlign w:val="center"/>
+          </w:tcPr>
+          <w:p>
+            <w:pPr>
+              <w:rPr>
+                <w:rFonts w:ascii="Calibri" w:hAnsi="Calibri" w:cs="Calibri"/>
+              </w:rPr>
+            </w:pPr>
+            <w:r>
+              <w:rPr>
+                <w:rFonts w:ascii="Calibri" w:hAnsi="Calibri" w:cs="Calibri"/>
+              </w:rPr>
+              <w:t>COMPAGNIE</w:t>
+            </w:r>
+          </w:p>
+        </w:tc>
+        <w:tc>
+          <w:tcPr>
+            <w:tcW w:w="4375" w:type="dxa"/>
+          </w:tcPr>
+          <w:p>
+            <w:pPr>
+              <w:rPr>
+                <w:rFonts w:ascii="Calibri" w:hAnsi="Calibri" w:cs="Calibri"/>
+              </w:rPr>
+            </w:pPr>
+            <w:r>
+              <w:rPr>
+                <w:rFonts w:ascii="Calibri" w:hAnsi="Calibri" w:cs="Calibri"/>
+              </w:rPr>
+              <w:t>Une compagnie aérienne</w:t>
+            </w:r>
+          </w:p>
+        </w:tc>
+      </w:tr>
+      <w:tr>
+        <w:tc>
+          <w:tcPr>
+            <w:tcW w:w="4403" w:type="dxa"/>
+            <w:vAlign w:val="center"/>
+          </w:tcPr>
+          <w:p>
+            <w:pPr>
+              <w:rPr>
+                <w:rFonts w:ascii="Calibri" w:hAnsi="Calibri" w:cs="Calibri"/>
+              </w:rPr>
+            </w:pPr>
+            <w:r>
+              <w:rPr>
+                <w:rFonts w:ascii="Calibri" w:hAnsi="Calibri" w:cs="Calibri"/>
+              </w:rPr>
+              <w:t>AVION</w:t>
+            </w:r>
+          </w:p>
+        </w:tc>
+        <w:tc>
+          <w:tcPr>
+            <w:tcW w:w="4375" w:type="dxa"/>
+          </w:tcPr>
+          <w:p>
+            <w:pPr>
+              <w:rPr>
+                <w:rFonts w:ascii="Calibri" w:hAnsi="Calibri" w:cs="Calibri"/>
+              </w:rPr>
+            </w:pPr>
+            <w:r>
+              <w:rPr>
+                <w:rFonts w:ascii="Calibri" w:hAnsi="Calibri" w:cs="Calibri"/>
+              </w:rPr>
+              <w:t>Un avion précis qui appartient à une compagnie</w:t>
+            </w:r>
+          </w:p>
+        </w:tc>
+      </w:tr>
+      <w:tr>
+        <w:tc>
+          <w:tcPr>
+            <w:tcW w:w="4403" w:type="dxa"/>
+            <w:vAlign w:val="center"/>
+          </w:tcPr>
+          <w:p>
+            <w:pPr>
+              <w:rPr>
+                <w:rFonts w:ascii="Calibri" w:hAnsi="Calibri" w:cs="Calibri"/>
+              </w:rPr>
+            </w:pPr>
+            <w:r>
+              <w:rPr>
+                <w:rFonts w:ascii="Calibri" w:hAnsi="Calibri" w:cs="Calibri"/>
+              </w:rPr>
+              <w:t>TYPE_AVION</w:t>
+            </w:r>
+          </w:p>
+        </w:tc>
+        <w:tc>
+          <w:tcPr>
+            <w:tcW w:w="4375" w:type="dxa"/>
+          </w:tcPr>
+          <w:p>
+            <w:pPr>
+              <w:rPr>
+                <w:rFonts w:ascii="Calibri" w:hAnsi="Calibri" w:cs="Calibri"/>
+              </w:rPr>
+            </w:pPr>
+            <w:r>
+              <w:rPr>
+                <w:rFonts w:ascii="Calibri" w:hAnsi="Calibri" w:cs="Calibri"/>
+              </w:rPr>
+              <w:t>Un modèle d'avion</w:t>
+            </w:r>
+          </w:p>
+        </w:tc>
+      </w:tr>
+      <w:tr>
+        <w:tc>
+          <w:tcPr>
+            <w:tcW w:w="4403" w:type="dxa"/>
+            <w:vAlign w:val="center"/>
+          </w:tcPr>
+          <w:p>
+            <w:pPr>
+              <w:rPr>
+                <w:rFonts w:ascii="Calibri" w:hAnsi="Calibri" w:cs="Calibri"/>
+              </w:rPr>
+            </w:pPr>
+            <w:r>
+              <w:rPr>
+                <w:rFonts w:ascii="Calibri" w:hAnsi="Calibri" w:cs="Calibri"/>
+              </w:rPr>
+              <w:t>PROGRAMME_VOL</w:t>
+            </w:r>
+          </w:p>
+        </w:tc>
+        <w:tc>
+          <w:tcPr>
+            <w:tcW w:w="4375" w:type="dxa"/>
+          </w:tcPr>
+          <w:p>
+            <w:pPr>
+              <w:rPr>
+                <w:rFonts w:ascii="Calibri" w:hAnsi="Calibri" w:cs="Calibri"/>
+              </w:rPr>
+            </w:pPr>
+            <w:r>
+              <w:rPr>
+                <w:rFonts w:ascii="Calibri" w:hAnsi="Calibri" w:cs="Calibri"/>
+              </w:rPr>
+              <w:t>Planification d'un vol (trajet, jours, horaires, etc.)</w:t>
+            </w:r>
+          </w:p>
+        </w:tc>
+      </w:tr>
+      <w:tr>
+        <w:tc>
+          <w:tcPr>
+            <w:tcW w:w="4403" w:type="dxa"/>
+            <w:vAlign w:val="center"/>
+          </w:tcPr>
+          <w:p>
+            <w:pPr>
+              <w:rPr>
+                <w:rFonts w:ascii="Calibri" w:hAnsi="Calibri" w:cs="Calibri"/>
+              </w:rPr>
+            </w:pPr>
+            <w:r>
+              <w:rPr>
+                <w:rFonts w:ascii="Calibri" w:hAnsi="Calibri" w:cs="Calibri"/>
+              </w:rPr>
+              <w:t>JOUR_SEMAINE</w:t>
+            </w:r>
+          </w:p>
+        </w:tc>
+        <w:tc>
+          <w:tcPr>
+            <w:tcW w:w="4375" w:type="dxa"/>
+          </w:tcPr>
+          <w:p>
+            <w:pPr>
+              <w:rPr>
+                <w:rFonts w:ascii="Calibri" w:hAnsi="Calibri" w:cs="Calibri"/>
+              </w:rPr>
+            </w:pPr>
+            <w:r>
+              <w:rPr>
+                <w:rFonts w:ascii="Calibri" w:hAnsi="Calibri" w:cs="Calibri"/>
+              </w:rPr>
+              <w:t>Un jour de la semaine dans lequel un vol peut être planifié</w:t>
+            </w:r>
+          </w:p>
+        </w:tc>
+      </w:tr>
+      <w:tr>
+        <w:tc>
+          <w:tcPr>
+            <w:tcW w:w="4403" w:type="dxa"/>
+            <w:vAlign w:val="center"/>
+          </w:tcPr>
+          <w:p>
+            <w:pPr>
+              <w:rPr>
+                <w:rFonts w:ascii="Calibri" w:hAnsi="Calibri" w:cs="Calibri"/>
+              </w:rPr>
+            </w:pPr>
+            <w:r>
+              <w:rPr>
+                <w:rFonts w:ascii="Calibri" w:hAnsi="Calibri" w:cs="Calibri"/>
+              </w:rPr>
+              <w:t>VOL</w:t>
+            </w:r>
+          </w:p>
+        </w:tc>
+        <w:tc>
+          <w:tcPr>
+            <w:tcW w:w="4375" w:type="dxa"/>
+          </w:tcPr>
+          <w:p>
+            <w:pPr>
+              <w:rPr>
+                <w:rFonts w:ascii="Calibri" w:hAnsi="Calibri" w:cs="Calibri"/>
+              </w:rPr>
+            </w:pPr>
+            <w:r>
+              <w:rPr>
+                <w:rFonts w:ascii="Calibri" w:hAnsi="Calibri" w:cs="Calibri"/>
+              </w:rPr>
+              <w:t>Vol avec un trajet, type d'avion, horaires, etc.</w:t>
+            </w:r>
+          </w:p>
+        </w:tc>
+      </w:tr>
+      <w:tr>
+        <w:tc>
+          <w:tcPr>
+            <w:tcW w:w="4403" w:type="dxa"/>
+            <w:vAlign w:val="center"/>
+          </w:tcPr>
+          <w:p>
+            <w:pPr>
+              <w:rPr>
+                <w:rFonts w:ascii="Calibri" w:hAnsi="Calibri" w:cs="Calibri"/>
+              </w:rPr>
+            </w:pPr>
+            <w:r>
+              <w:rPr>
+                <w:rFonts w:ascii="Calibri" w:hAnsi="Calibri" w:cs="Calibri"/>
+              </w:rPr>
+              <w:t>PASSAGER</w:t>
+            </w:r>
+          </w:p>
+        </w:tc>
+        <w:tc>
+          <w:tcPr>
+            <w:tcW w:w="4375" w:type="dxa"/>
+          </w:tcPr>
+          <w:p>
+            <w:pPr>
+              <w:rPr>
+                <w:rFonts w:ascii="Calibri" w:hAnsi="Calibri" w:cs="Calibri"/>
+              </w:rPr>
+            </w:pPr>
+            <w:r>
+              <w:rPr>
+                <w:rFonts w:ascii="Calibri" w:hAnsi="Calibri" w:cs="Calibri"/>
+              </w:rPr>
+              <w:t>Un client avec son numéro de passeport</w:t>
+            </w:r>
+          </w:p>
+        </w:tc>
+      </w:tr>
+      <w:tr>
+        <w:tc>
+          <w:tcPr>
+            <w:tcW w:w="4403" w:type="dxa"/>
+            <w:vAlign w:val="center"/>
+          </w:tcPr>
+          <w:p>
+            <w:pPr>
+              <w:rPr>
+                <w:rFonts w:ascii="Calibri" w:hAnsi="Calibri" w:cs="Calibri"/>
+              </w:rPr>
+            </w:pPr>
+            <w:r>
+              <w:rPr>
+                <w:rFonts w:ascii="Calibri" w:hAnsi="Calibri" w:cs="Calibri"/>
+              </w:rPr>
+              <w:t>RESERVATION</w:t>
+            </w:r>
+          </w:p>
+        </w:tc>
+        <w:tc>
+          <w:tcPr>
+            <w:tcW w:w="4375" w:type="dxa"/>
+          </w:tcPr>
+          <w:p>
+            <w:pPr>
+              <w:rPr>
+                <w:rFonts w:ascii="Calibri" w:hAnsi="Calibri" w:cs="Calibri"/>
+              </w:rPr>
+            </w:pPr>
+            <w:r>
+              <w:rPr>
+                <w:rFonts w:ascii="Calibri" w:hAnsi="Calibri" w:cs="Calibri"/>
+              </w:rPr>
+              <w:t>Réservation d'un vol par un passager qui a un siège et un prix</w:t>
+            </w:r>
+          </w:p>
+        </w:tc>
+      </w:tr>
+    </w:tbl>
+    <w:p>
+      <w:pPr>
+        <w:rPr>
+          <w:rFonts w:ascii="Calibri" w:hAnsi="Calibri" w:cs="Calibri"/>
+          <w:b/>
+          <w:bCs/>
+          <w:sz w:val="32"/>
+          <w:szCs w:val="32"/>
+        </w:rPr>
+      </w:pPr>
+    </w:p>
+    <w:p>
+      <w:pPr>
+        <w:rPr>
+          <w:rFonts w:ascii="Calibri" w:hAnsi="Calibri" w:cs="Calibri"/>
+          <w:b/>
+          <w:bCs/>
+          <w:sz w:val="32"/>
+          <w:szCs w:val="32"/>
+        </w:rPr>
+      </w:pPr>
+      <w:r>
+        <w:rPr>
+          <w:rFonts w:ascii="Calibri" w:hAnsi="Calibri" w:cs="Calibri"/>
+          <w:b/>
+          <w:bCs/>
+          <w:sz w:val="32"/>
+          <w:szCs w:val="32"/>
+        </w:rPr>
+        <w:br w:type="page"/>
+      </w:r>
+    </w:p>
+    <w:p>
+      <w:pPr>
+        <w:pStyle w:val="Titre3"/>
+        <w:ind w:left="284"/>
+        <w:rPr>
+          <w:rFonts w:ascii="Calibri" w:hAnsi="Calibri" w:cs="Calibri"/>
+          <w:b/>
+          <w:bCs/>
+          <w:sz w:val="32"/>
+          <w:szCs w:val="32"/>
+        </w:rPr>
+      </w:pPr>
+      <w:bookmarkStart w:id="7" w:name="_Toc242253259"/>
+      <w:r>
+        <w:rPr>
+          <w:rFonts w:ascii="Calibri" w:hAnsi="Calibri" w:cs="Calibri"/>
+          <w:b/>
+          <w:bCs/>
+          <w:sz w:val="32"/>
+          <w:szCs w:val="32"/>
+        </w:rPr>
+        <w:lastRenderedPageBreak/>
+        <w:t>3.1.4 Identification des données</w:t>
+      </w:r>
+      <w:bookmarkEnd w:id="7"/>
+    </w:p>
+    <w:tbl>
+      <w:tblPr>
+        <w:tblStyle w:val="Grilledutableau"/>
+        <w:tblW w:w="0" w:type="auto"/>
+        <w:tblInd w:w="284" w:type="dxa"/>
+        <w:tblLook w:val="04A0" w:firstRow="1" w:lastRow="0" w:firstColumn="1" w:lastColumn="0" w:noHBand="0" w:noVBand="1"/>
+      </w:tblPr>
+      <w:tblGrid>
+        <w:gridCol w:w="3048"/>
+        <w:gridCol w:w="2848"/>
+        <w:gridCol w:w="2882"/>
+      </w:tblGrid>
+      <w:tr>
+        <w:tc>
+          <w:tcPr>
+            <w:tcW w:w="2956" w:type="dxa"/>
+            <w:shd w:val="clear" w:color="auto" w:fill="0F4761" w:themeFill="accent1" w:themeFillShade="BF"/>
+            <w:vAlign w:val="center"/>
+          </w:tcPr>
+          <w:p>
+            <w:pPr>
+              <w:jc w:val="center"/>
+              <w:rPr>
+                <w:b/>
+                <w:bCs/>
+              </w:rPr>
+            </w:pPr>
+            <w:r>
+              <w:rPr>
+                <w:b/>
+                <w:bCs/>
+              </w:rPr>
+              <w:t>CHAMPS</w:t>
+            </w:r>
+          </w:p>
+        </w:tc>
+        <w:tc>
+          <w:tcPr>
+            <w:tcW w:w="2888" w:type="dxa"/>
+            <w:shd w:val="clear" w:color="auto" w:fill="0F4761" w:themeFill="accent1" w:themeFillShade="BF"/>
+            <w:vAlign w:val="center"/>
+          </w:tcPr>
+          <w:p>
+            <w:pPr>
+              <w:jc w:val="center"/>
+              <w:rPr>
+                <w:b/>
+                <w:bCs/>
+              </w:rPr>
+            </w:pPr>
+            <w:r>
+              <w:rPr>
+                <w:b/>
+                <w:bCs/>
+              </w:rPr>
+              <w:t>TABLES</w:t>
+            </w:r>
+          </w:p>
+        </w:tc>
+        <w:tc>
+          <w:tcPr>
+            <w:tcW w:w="2934" w:type="dxa"/>
+            <w:shd w:val="clear" w:color="auto" w:fill="0F4761" w:themeFill="accent1" w:themeFillShade="BF"/>
+            <w:vAlign w:val="center"/>
+          </w:tcPr>
+          <w:p>
+            <w:pPr>
+              <w:jc w:val="center"/>
+              <w:rPr>
+                <w:b/>
+                <w:bCs/>
+              </w:rPr>
+            </w:pPr>
+            <w:r>
+              <w:rPr>
+                <w:b/>
+                <w:bCs/>
+              </w:rPr>
+              <w:t>SIGNIFICATION</w:t>
+            </w:r>
+          </w:p>
+        </w:tc>
+      </w:tr>
+      <w:tr>
+        <w:tc>
+          <w:tcPr>
+            <w:tcW w:w="2956" w:type="dxa"/>
+            <w:vAlign w:val="center"/>
+          </w:tcPr>
+          <w:p>
+            <w:pPr>
+              <w:rPr>
+                <w:rFonts w:ascii="Calibri" w:hAnsi="Calibri" w:cs="Calibri"/>
+              </w:rPr>
+            </w:pPr>
+            <w:r>
+              <w:rPr>
+                <w:rFonts w:ascii="Calibri" w:hAnsi="Calibri" w:cs="Calibri"/>
+              </w:rPr>
+              <w:t>aeroport_id</w:t>
+            </w:r>
+          </w:p>
+        </w:tc>
+        <w:tc>
+          <w:tcPr>
+            <w:tcW w:w="2888" w:type="dxa"/>
+            <w:vAlign w:val="center"/>
+          </w:tcPr>
+          <w:p>
+            <w:pPr>
+              <w:jc w:val="center"/>
+              <w:rPr>
+                <w:rFonts w:ascii="Calibri" w:hAnsi="Calibri" w:cs="Calibri"/>
+              </w:rPr>
+            </w:pPr>
+            <w:r>
+              <w:rPr>
+                <w:rFonts w:ascii="Calibri" w:hAnsi="Calibri" w:cs="Calibri"/>
+              </w:rPr>
+              <w:t>AEROPORT</w:t>
+            </w:r>
+          </w:p>
+        </w:tc>
+        <w:tc>
+          <w:tcPr>
+            <w:tcW w:w="2934" w:type="dxa"/>
+          </w:tcPr>
+          <w:p>
+            <w:pPr>
+              <w:rPr>
+                <w:rFonts w:ascii="Calibri" w:hAnsi="Calibri" w:cs="Calibri"/>
+              </w:rPr>
+            </w:pPr>
+            <w:r>
+              <w:rPr>
+                <w:rFonts w:ascii="Calibri" w:hAnsi="Calibri" w:cs="Calibri"/>
+              </w:rPr>
+              <w:t>ID de l'aéroport</w:t>
+            </w:r>
+          </w:p>
+        </w:tc>
+      </w:tr>
+      <w:tr>
+        <w:tc>
+          <w:tcPr>
+            <w:tcW w:w="2956" w:type="dxa"/>
+            <w:vAlign w:val="center"/>
+          </w:tcPr>
+          <w:p>
+            <w:pPr>
+              <w:rPr>
+                <w:rFonts w:ascii="Calibri" w:hAnsi="Calibri" w:cs="Calibri"/>
+              </w:rPr>
+            </w:pPr>
+            <w:r>
+              <w:rPr>
+                <w:rFonts w:ascii="Calibri" w:hAnsi="Calibri" w:cs="Calibri"/>
+              </w:rPr>
+              <w:t>aeroport_nom</w:t>
+            </w:r>
+          </w:p>
+        </w:tc>
+        <w:tc>
+          <w:tcPr>
+            <w:tcW w:w="2888" w:type="dxa"/>
+            <w:vAlign w:val="center"/>
+          </w:tcPr>
+          <w:p>
+            <w:pPr>
+              <w:jc w:val="center"/>
+              <w:rPr>
+                <w:rFonts w:ascii="Calibri" w:hAnsi="Calibri" w:cs="Calibri"/>
+              </w:rPr>
+            </w:pPr>
+            <w:r>
+              <w:rPr>
+                <w:rFonts w:ascii="Calibri" w:hAnsi="Calibri" w:cs="Calibri"/>
+              </w:rPr>
+              <w:t>AEROPORT</w:t>
+            </w:r>
+          </w:p>
+        </w:tc>
+        <w:tc>
+          <w:tcPr>
+            <w:tcW w:w="2934" w:type="dxa"/>
+          </w:tcPr>
+          <w:p>
+            <w:pPr>
+              <w:rPr>
+                <w:rFonts w:ascii="Calibri" w:hAnsi="Calibri" w:cs="Calibri"/>
+              </w:rPr>
+            </w:pPr>
+            <w:r>
+              <w:rPr>
+                <w:rFonts w:ascii="Calibri" w:hAnsi="Calibri" w:cs="Calibri"/>
+              </w:rPr>
+              <w:t>Nom de l'aéroport</w:t>
+            </w:r>
+          </w:p>
+        </w:tc>
+      </w:tr>
+      <w:tr>
+        <w:tc>
+          <w:tcPr>
+            <w:tcW w:w="2956" w:type="dxa"/>
+            <w:vAlign w:val="center"/>
+          </w:tcPr>
+          <w:p>
+            <w:pPr>
+              <w:rPr>
+                <w:rFonts w:ascii="Calibri" w:hAnsi="Calibri" w:cs="Calibri"/>
+              </w:rPr>
+            </w:pPr>
+            <w:r>
+              <w:rPr>
+                <w:rFonts w:ascii="Calibri" w:hAnsi="Calibri" w:cs="Calibri"/>
+              </w:rPr>
+              <w:t>aeroport_code_iata</w:t>
+            </w:r>
+          </w:p>
+        </w:tc>
+        <w:tc>
+          <w:tcPr>
+            <w:tcW w:w="2888" w:type="dxa"/>
+            <w:vAlign w:val="center"/>
+          </w:tcPr>
+          <w:p>
+            <w:pPr>
+              <w:jc w:val="center"/>
+              <w:rPr>
+                <w:rFonts w:ascii="Calibri" w:hAnsi="Calibri" w:cs="Calibri"/>
+              </w:rPr>
+            </w:pPr>
+            <w:r>
+              <w:rPr>
+                <w:rFonts w:ascii="Calibri" w:hAnsi="Calibri" w:cs="Calibri"/>
+              </w:rPr>
+              <w:t>AEROPORT</w:t>
+            </w:r>
+          </w:p>
+        </w:tc>
+        <w:tc>
+          <w:tcPr>
+            <w:tcW w:w="2934" w:type="dxa"/>
+          </w:tcPr>
+          <w:p>
+            <w:pPr>
+              <w:rPr>
+                <w:rFonts w:ascii="Calibri" w:hAnsi="Calibri" w:cs="Calibri"/>
+              </w:rPr>
+            </w:pPr>
+            <w:r>
+              <w:rPr>
+                <w:rFonts w:ascii="Calibri" w:hAnsi="Calibri" w:cs="Calibri"/>
+              </w:rPr>
+              <w:t>Code de 3 lettres pas unique</w:t>
+            </w:r>
+          </w:p>
+        </w:tc>
+      </w:tr>
+      <w:tr>
+        <w:tc>
+          <w:tcPr>
+            <w:tcW w:w="2956" w:type="dxa"/>
+            <w:vAlign w:val="center"/>
+          </w:tcPr>
+          <w:p>
+            <w:pPr>
+              <w:rPr>
+                <w:rFonts w:ascii="Calibri" w:hAnsi="Calibri" w:cs="Calibri"/>
+              </w:rPr>
+            </w:pPr>
+            <w:r>
+              <w:rPr>
+                <w:rFonts w:ascii="Calibri" w:hAnsi="Calibri" w:cs="Calibri"/>
+              </w:rPr>
+              <w:t>aeroport_code_icao</w:t>
+            </w:r>
+          </w:p>
+        </w:tc>
+        <w:tc>
+          <w:tcPr>
+            <w:tcW w:w="2888" w:type="dxa"/>
+            <w:vAlign w:val="center"/>
+          </w:tcPr>
+          <w:p>
+            <w:pPr>
+              <w:jc w:val="center"/>
+              <w:rPr>
+                <w:rFonts w:ascii="Calibri" w:hAnsi="Calibri" w:cs="Calibri"/>
+              </w:rPr>
+            </w:pPr>
+            <w:r>
+              <w:rPr>
+                <w:rFonts w:ascii="Calibri" w:hAnsi="Calibri" w:cs="Calibri"/>
+              </w:rPr>
+              <w:t>AEROPORT</w:t>
+            </w:r>
+          </w:p>
+        </w:tc>
+        <w:tc>
+          <w:tcPr>
+            <w:tcW w:w="2934" w:type="dxa"/>
+          </w:tcPr>
+          <w:p>
+            <w:pPr>
+              <w:rPr>
+                <w:rFonts w:ascii="Calibri" w:hAnsi="Calibri" w:cs="Calibri"/>
+              </w:rPr>
+            </w:pPr>
+            <w:r>
+              <w:rPr>
+                <w:rFonts w:ascii="Calibri" w:hAnsi="Calibri" w:cs="Calibri"/>
+              </w:rPr>
+              <w:t>Code de 4 lettres unique</w:t>
+            </w:r>
+          </w:p>
+        </w:tc>
+      </w:tr>
+      <w:tr>
+        <w:tc>
+          <w:tcPr>
+            <w:tcW w:w="2956" w:type="dxa"/>
+            <w:shd w:val="clear" w:color="auto" w:fill="0F4761" w:themeFill="accent1" w:themeFillShade="BF"/>
+            <w:vAlign w:val="center"/>
+          </w:tcPr>
+          <w:p>
+            <w:pPr>
+              <w:jc w:val="center"/>
+              <w:rPr>
+                <w:b/>
+                <w:bCs/>
+                <w:color w:val="FFFFFF" w:themeColor="background1"/>
+              </w:rPr>
+            </w:pPr>
+            <w:r>
+              <w:rPr>
+                <w:b/>
+                <w:bCs/>
+                <w:color w:val="FFFFFF" w:themeColor="background1"/>
+              </w:rPr>
+              <w:t>CHAMPS</w:t>
+            </w:r>
+          </w:p>
+        </w:tc>
+        <w:tc>
+          <w:tcPr>
+            <w:tcW w:w="2888" w:type="dxa"/>
+            <w:shd w:val="clear" w:color="auto" w:fill="0F4761" w:themeFill="accent1" w:themeFillShade="BF"/>
+            <w:vAlign w:val="center"/>
+          </w:tcPr>
+          <w:p>
+            <w:pPr>
+              <w:jc w:val="center"/>
+              <w:rPr>
+                <w:b/>
+                <w:bCs/>
+                <w:color w:val="FFFFFF" w:themeColor="background1"/>
+              </w:rPr>
+            </w:pPr>
+            <w:r>
+              <w:rPr>
+                <w:b/>
+                <w:bCs/>
+                <w:color w:val="FFFFFF" w:themeColor="background1"/>
+              </w:rPr>
+              <w:t>TABLES</w:t>
+            </w:r>
+          </w:p>
+        </w:tc>
+        <w:tc>
+          <w:tcPr>
+            <w:tcW w:w="2934" w:type="dxa"/>
+            <w:shd w:val="clear" w:color="auto" w:fill="0F4761" w:themeFill="accent1" w:themeFillShade="BF"/>
+            <w:vAlign w:val="center"/>
+          </w:tcPr>
+          <w:p>
+            <w:pPr>
+              <w:jc w:val="center"/>
+              <w:rPr>
+                <w:b/>
+                <w:bCs/>
+                <w:color w:val="FFFFFF" w:themeColor="background1"/>
+              </w:rPr>
+            </w:pPr>
+            <w:r>
+              <w:rPr>
+                <w:b/>
+                <w:bCs/>
+                <w:color w:val="FFFFFF" w:themeColor="background1"/>
+              </w:rPr>
+              <w:t>SIGNIFICATION</w:t>
+            </w:r>
+          </w:p>
+        </w:tc>
+      </w:tr>
+      <w:tr>
+        <w:tc>
+          <w:tcPr>
+            <w:tcW w:w="2956" w:type="dxa"/>
+            <w:vAlign w:val="center"/>
+          </w:tcPr>
+          <w:p>
+            <w:pPr>
+              <w:rPr>
+                <w:rFonts w:ascii="Calibri" w:hAnsi="Calibri" w:cs="Calibri"/>
+              </w:rPr>
+            </w:pPr>
+            <w:r>
+              <w:rPr>
+                <w:rFonts w:ascii="Calibri" w:hAnsi="Calibri" w:cs="Calibri"/>
+              </w:rPr>
+              <w:t>compagnie_id</w:t>
+            </w:r>
+          </w:p>
+        </w:tc>
+        <w:tc>
+          <w:tcPr>
+            <w:tcW w:w="2888" w:type="dxa"/>
+            <w:vAlign w:val="center"/>
+          </w:tcPr>
+          <w:p>
+            <w:pPr>
+              <w:jc w:val="center"/>
+              <w:rPr>
+                <w:rFonts w:ascii="Calibri" w:hAnsi="Calibri" w:cs="Calibri"/>
+              </w:rPr>
+            </w:pPr>
+            <w:r>
+              <w:rPr>
+                <w:rFonts w:ascii="Calibri" w:hAnsi="Calibri" w:cs="Calibri"/>
+              </w:rPr>
+              <w:t>COMPAGNIE</w:t>
+            </w:r>
+          </w:p>
+        </w:tc>
+        <w:tc>
+          <w:tcPr>
+            <w:tcW w:w="2934" w:type="dxa"/>
+          </w:tcPr>
+          <w:p>
+            <w:pPr>
+              <w:rPr>
+                <w:rFonts w:ascii="Calibri" w:hAnsi="Calibri" w:cs="Calibri"/>
+              </w:rPr>
+            </w:pPr>
+            <w:r>
+              <w:rPr>
+                <w:rFonts w:ascii="Calibri" w:hAnsi="Calibri" w:cs="Calibri"/>
+              </w:rPr>
+              <w:t>ID de la compagnie</w:t>
+            </w:r>
+          </w:p>
+        </w:tc>
+      </w:tr>
+      <w:tr>
+        <w:tc>
+          <w:tcPr>
+            <w:tcW w:w="2956" w:type="dxa"/>
+            <w:vAlign w:val="center"/>
+          </w:tcPr>
+          <w:p>
+            <w:pPr>
+              <w:rPr>
+                <w:rFonts w:ascii="Calibri" w:hAnsi="Calibri" w:cs="Calibri"/>
+              </w:rPr>
+            </w:pPr>
+            <w:r>
+              <w:rPr>
+                <w:rFonts w:ascii="Calibri" w:hAnsi="Calibri" w:cs="Calibri"/>
+              </w:rPr>
+              <w:t>compagnie_nom</w:t>
+            </w:r>
+          </w:p>
+        </w:tc>
+        <w:tc>
+          <w:tcPr>
+            <w:tcW w:w="2888" w:type="dxa"/>
+            <w:vAlign w:val="center"/>
+          </w:tcPr>
+          <w:p>
+            <w:pPr>
+              <w:jc w:val="center"/>
+              <w:rPr>
+                <w:rFonts w:ascii="Calibri" w:hAnsi="Calibri" w:cs="Calibri"/>
+              </w:rPr>
+            </w:pPr>
+            <w:r>
+              <w:rPr>
+                <w:rFonts w:ascii="Calibri" w:hAnsi="Calibri" w:cs="Calibri"/>
+              </w:rPr>
+              <w:t>COMPAGNIE</w:t>
+            </w:r>
+          </w:p>
+        </w:tc>
+        <w:tc>
+          <w:tcPr>
+            <w:tcW w:w="2934" w:type="dxa"/>
+          </w:tcPr>
+          <w:p>
+            <w:pPr>
+              <w:rPr>
+                <w:rFonts w:ascii="Calibri" w:hAnsi="Calibri" w:cs="Calibri"/>
+              </w:rPr>
+            </w:pPr>
+            <w:r>
+              <w:rPr>
+                <w:rFonts w:ascii="Calibri" w:hAnsi="Calibri" w:cs="Calibri"/>
+              </w:rPr>
+              <w:t>Nom de la compagnie</w:t>
+            </w:r>
+          </w:p>
+        </w:tc>
+      </w:tr>
+      <w:tr>
+        <w:tc>
+          <w:tcPr>
+            <w:tcW w:w="2956" w:type="dxa"/>
+            <w:vAlign w:val="center"/>
+          </w:tcPr>
+          <w:p>
+            <w:pPr>
+              <w:rPr>
+                <w:rFonts w:ascii="Calibri" w:hAnsi="Calibri" w:cs="Calibri"/>
+              </w:rPr>
+            </w:pPr>
+            <w:r>
+              <w:rPr>
+                <w:rFonts w:ascii="Calibri" w:hAnsi="Calibri" w:cs="Calibri"/>
+              </w:rPr>
+              <w:t>compagnie_code_iata</w:t>
+            </w:r>
+          </w:p>
+        </w:tc>
+        <w:tc>
+          <w:tcPr>
+            <w:tcW w:w="2888" w:type="dxa"/>
+            <w:vAlign w:val="center"/>
+          </w:tcPr>
+          <w:p>
+            <w:pPr>
+              <w:jc w:val="center"/>
+              <w:rPr>
+                <w:rFonts w:ascii="Calibri" w:hAnsi="Calibri" w:cs="Calibri"/>
+              </w:rPr>
+            </w:pPr>
+            <w:r>
+              <w:rPr>
+                <w:rFonts w:ascii="Calibri" w:hAnsi="Calibri" w:cs="Calibri"/>
+              </w:rPr>
+              <w:t>COMPAGNIE</w:t>
+            </w:r>
+          </w:p>
+        </w:tc>
+        <w:tc>
+          <w:tcPr>
+            <w:tcW w:w="2934" w:type="dxa"/>
+          </w:tcPr>
+          <w:p>
+            <w:pPr>
+              <w:rPr>
+                <w:rFonts w:ascii="Calibri" w:hAnsi="Calibri" w:cs="Calibri"/>
+              </w:rPr>
+            </w:pPr>
+            <w:r>
+              <w:rPr>
+                <w:rFonts w:ascii="Calibri" w:hAnsi="Calibri" w:cs="Calibri"/>
+              </w:rPr>
+              <w:t>Code de 2 lettres</w:t>
+            </w:r>
+          </w:p>
+        </w:tc>
+      </w:tr>
+      <w:tr>
+        <w:tc>
+          <w:tcPr>
+            <w:tcW w:w="2956" w:type="dxa"/>
+            <w:shd w:val="clear" w:color="auto" w:fill="0F4761" w:themeFill="accent1" w:themeFillShade="BF"/>
+            <w:vAlign w:val="center"/>
+          </w:tcPr>
+          <w:p>
+            <w:pPr>
+              <w:jc w:val="center"/>
+              <w:rPr>
+                <w:b/>
+                <w:bCs/>
+                <w:color w:val="FFFFFF" w:themeColor="background1"/>
+              </w:rPr>
+            </w:pPr>
+            <w:r>
+              <w:rPr>
+                <w:b/>
+                <w:bCs/>
+                <w:color w:val="FFFFFF" w:themeColor="background1"/>
+              </w:rPr>
+              <w:t>CHAMPS</w:t>
+            </w:r>
+          </w:p>
+        </w:tc>
+        <w:tc>
+          <w:tcPr>
+            <w:tcW w:w="2888" w:type="dxa"/>
+            <w:shd w:val="clear" w:color="auto" w:fill="0F4761" w:themeFill="accent1" w:themeFillShade="BF"/>
+            <w:vAlign w:val="center"/>
+          </w:tcPr>
+          <w:p>
+            <w:pPr>
+              <w:jc w:val="center"/>
+              <w:rPr>
+                <w:b/>
+                <w:bCs/>
+                <w:color w:val="FFFFFF" w:themeColor="background1"/>
+              </w:rPr>
+            </w:pPr>
+            <w:r>
+              <w:rPr>
+                <w:b/>
+                <w:bCs/>
+                <w:color w:val="FFFFFF" w:themeColor="background1"/>
+              </w:rPr>
+              <w:t>TABLES</w:t>
+            </w:r>
+          </w:p>
+        </w:tc>
+        <w:tc>
+          <w:tcPr>
+            <w:tcW w:w="2934" w:type="dxa"/>
+            <w:shd w:val="clear" w:color="auto" w:fill="0F4761" w:themeFill="accent1" w:themeFillShade="BF"/>
+            <w:vAlign w:val="center"/>
+          </w:tcPr>
+          <w:p>
+            <w:pPr>
+              <w:jc w:val="center"/>
+              <w:rPr>
+                <w:b/>
+                <w:bCs/>
+                <w:color w:val="FFFFFF" w:themeColor="background1"/>
+              </w:rPr>
+            </w:pPr>
+            <w:r>
+              <w:rPr>
+                <w:b/>
+                <w:bCs/>
+                <w:color w:val="FFFFFF" w:themeColor="background1"/>
+              </w:rPr>
+              <w:t>SIGNIFICATION</w:t>
+            </w:r>
+          </w:p>
+        </w:tc>
+      </w:tr>
+      <w:tr>
+        <w:tc>
+          <w:tcPr>
+            <w:tcW w:w="2956" w:type="dxa"/>
+            <w:vAlign w:val="center"/>
+          </w:tcPr>
+          <w:p>
+            <w:pPr>
+              <w:rPr>
+                <w:rFonts w:ascii="Calibri" w:hAnsi="Calibri" w:cs="Calibri"/>
+              </w:rPr>
+            </w:pPr>
+            <w:r>
+              <w:rPr>
+                <w:rFonts w:ascii="Calibri" w:hAnsi="Calibri" w:cs="Calibri"/>
+              </w:rPr>
+              <w:t>avion_id</w:t>
+            </w:r>
+          </w:p>
+        </w:tc>
+        <w:tc>
+          <w:tcPr>
+            <w:tcW w:w="2888" w:type="dxa"/>
+            <w:vAlign w:val="center"/>
+          </w:tcPr>
+          <w:p>
+            <w:pPr>
+              <w:jc w:val="center"/>
+              <w:rPr>
+                <w:rFonts w:ascii="Calibri" w:hAnsi="Calibri" w:cs="Calibri"/>
+              </w:rPr>
+            </w:pPr>
+            <w:r>
+              <w:rPr>
+                <w:rFonts w:ascii="Calibri" w:hAnsi="Calibri" w:cs="Calibri"/>
+              </w:rPr>
+              <w:t>AVION</w:t>
+            </w:r>
+          </w:p>
+        </w:tc>
+        <w:tc>
+          <w:tcPr>
+            <w:tcW w:w="2934" w:type="dxa"/>
+          </w:tcPr>
+          <w:p>
+            <w:pPr>
+              <w:rPr>
+                <w:rFonts w:ascii="Calibri" w:hAnsi="Calibri" w:cs="Calibri"/>
+              </w:rPr>
+            </w:pPr>
+            <w:r>
+              <w:rPr>
+                <w:rFonts w:ascii="Calibri" w:hAnsi="Calibri" w:cs="Calibri"/>
+              </w:rPr>
+              <w:t>ID de l'avion</w:t>
+            </w:r>
+          </w:p>
+        </w:tc>
+      </w:tr>
+      <w:tr>
+        <w:tc>
+          <w:tcPr>
+            <w:tcW w:w="2956" w:type="dxa"/>
+            <w:vAlign w:val="center"/>
+          </w:tcPr>
+          <w:p>
+            <w:pPr>
+              <w:rPr>
+                <w:rFonts w:ascii="Calibri" w:hAnsi="Calibri" w:cs="Calibri"/>
+              </w:rPr>
+            </w:pPr>
+            <w:r>
+              <w:rPr>
+                <w:rFonts w:ascii="Calibri" w:hAnsi="Calibri" w:cs="Calibri"/>
+              </w:rPr>
+              <w:t>avion_immatriculation</w:t>
+            </w:r>
+          </w:p>
+        </w:tc>
+        <w:tc>
+          <w:tcPr>
+            <w:tcW w:w="2888" w:type="dxa"/>
+            <w:vAlign w:val="center"/>
+          </w:tcPr>
+          <w:p>
+            <w:pPr>
+              <w:jc w:val="center"/>
+              <w:rPr>
+                <w:rFonts w:ascii="Calibri" w:hAnsi="Calibri" w:cs="Calibri"/>
+              </w:rPr>
+            </w:pPr>
+            <w:r>
+              <w:rPr>
+                <w:rFonts w:ascii="Calibri" w:hAnsi="Calibri" w:cs="Calibri"/>
+              </w:rPr>
+              <w:t>AVION</w:t>
+            </w:r>
+          </w:p>
+        </w:tc>
+        <w:tc>
+          <w:tcPr>
+            <w:tcW w:w="2934" w:type="dxa"/>
+          </w:tcPr>
+          <w:p>
+            <w:pPr>
+              <w:rPr>
+                <w:rFonts w:ascii="Calibri" w:hAnsi="Calibri" w:cs="Calibri"/>
+              </w:rPr>
+            </w:pPr>
+            <w:r>
+              <w:rPr>
+                <w:rFonts w:ascii="Calibri" w:hAnsi="Calibri" w:cs="Calibri"/>
+              </w:rPr>
+              <w:t>Immatriculation de l'avion</w:t>
+            </w:r>
+          </w:p>
+        </w:tc>
+      </w:tr>
+      <w:tr>
+        <w:tc>
+          <w:tcPr>
+            <w:tcW w:w="2956" w:type="dxa"/>
+            <w:vAlign w:val="center"/>
+          </w:tcPr>
+          <w:p>
+            <w:pPr>
+              <w:rPr>
+                <w:rFonts w:ascii="Calibri" w:hAnsi="Calibri" w:cs="Calibri"/>
+              </w:rPr>
+            </w:pPr>
+            <w:r>
+              <w:rPr>
+                <w:rFonts w:ascii="Calibri" w:hAnsi="Calibri" w:cs="Calibri"/>
+              </w:rPr>
+              <w:t>avion_capacite</w:t>
+            </w:r>
+          </w:p>
+        </w:tc>
+        <w:tc>
+          <w:tcPr>
+            <w:tcW w:w="2888" w:type="dxa"/>
+            <w:vAlign w:val="center"/>
+          </w:tcPr>
+          <w:p>
+            <w:pPr>
+              <w:jc w:val="center"/>
+              <w:rPr>
+                <w:rFonts w:ascii="Calibri" w:hAnsi="Calibri" w:cs="Calibri"/>
+              </w:rPr>
+            </w:pPr>
+            <w:r>
+              <w:rPr>
+                <w:rFonts w:ascii="Calibri" w:hAnsi="Calibri" w:cs="Calibri"/>
+              </w:rPr>
+              <w:t>AVION</w:t>
+            </w:r>
+          </w:p>
+        </w:tc>
+        <w:tc>
+          <w:tcPr>
+            <w:tcW w:w="2934" w:type="dxa"/>
+          </w:tcPr>
+          <w:p>
+            <w:pPr>
+              <w:rPr>
+                <w:rFonts w:ascii="Calibri" w:hAnsi="Calibri" w:cs="Calibri"/>
+              </w:rPr>
+            </w:pPr>
+            <w:r>
+              <w:rPr>
+                <w:rFonts w:ascii="Calibri" w:hAnsi="Calibri" w:cs="Calibri"/>
+              </w:rPr>
+              <w:t>Capacité maximum de l'avion</w:t>
+            </w:r>
+          </w:p>
+        </w:tc>
+      </w:tr>
+      <w:tr>
+        <w:tc>
+          <w:tcPr>
+            <w:tcW w:w="2956" w:type="dxa"/>
+            <w:shd w:val="clear" w:color="auto" w:fill="0F4761" w:themeFill="accent1" w:themeFillShade="BF"/>
+            <w:vAlign w:val="center"/>
+          </w:tcPr>
+          <w:p>
+            <w:pPr>
+              <w:jc w:val="center"/>
+              <w:rPr>
+                <w:b/>
+                <w:bCs/>
+                <w:color w:val="FFFFFF" w:themeColor="background1"/>
+              </w:rPr>
+            </w:pPr>
+            <w:r>
+              <w:rPr>
+                <w:b/>
+                <w:bCs/>
+                <w:color w:val="FFFFFF" w:themeColor="background1"/>
+              </w:rPr>
+              <w:t>CHAMPS</w:t>
+            </w:r>
+          </w:p>
+        </w:tc>
+        <w:tc>
+          <w:tcPr>
+            <w:tcW w:w="2888" w:type="dxa"/>
+            <w:shd w:val="clear" w:color="auto" w:fill="0F4761" w:themeFill="accent1" w:themeFillShade="BF"/>
+            <w:vAlign w:val="center"/>
+          </w:tcPr>
+          <w:p>
+            <w:pPr>
+              <w:jc w:val="center"/>
+              <w:rPr>
+                <w:b/>
+                <w:bCs/>
+                <w:color w:val="FFFFFF" w:themeColor="background1"/>
+              </w:rPr>
+            </w:pPr>
+            <w:r>
+              <w:rPr>
+                <w:b/>
+                <w:bCs/>
+                <w:color w:val="FFFFFF" w:themeColor="background1"/>
+              </w:rPr>
+              <w:t>TABLES</w:t>
+            </w:r>
+          </w:p>
+        </w:tc>
+        <w:tc>
+          <w:tcPr>
+            <w:tcW w:w="2934" w:type="dxa"/>
+            <w:shd w:val="clear" w:color="auto" w:fill="0F4761" w:themeFill="accent1" w:themeFillShade="BF"/>
+            <w:vAlign w:val="center"/>
+          </w:tcPr>
+          <w:p>
+            <w:pPr>
+              <w:jc w:val="center"/>
+              <w:rPr>
+                <w:b/>
+                <w:bCs/>
+                <w:color w:val="FFFFFF" w:themeColor="background1"/>
+              </w:rPr>
+            </w:pPr>
+            <w:r>
+              <w:rPr>
+                <w:b/>
+                <w:bCs/>
+                <w:color w:val="FFFFFF" w:themeColor="background1"/>
+              </w:rPr>
+              <w:t>SIGNIFICATION</w:t>
+            </w:r>
+          </w:p>
+        </w:tc>
+      </w:tr>
+      <w:tr>
+        <w:tc>
+          <w:tcPr>
+            <w:tcW w:w="2956" w:type="dxa"/>
+            <w:vAlign w:val="center"/>
+          </w:tcPr>
+          <w:p>
+            <w:pPr>
+              <w:rPr>
+                <w:rFonts w:ascii="Calibri" w:hAnsi="Calibri" w:cs="Calibri"/>
+              </w:rPr>
+            </w:pPr>
+            <w:r>
+              <w:rPr>
+                <w:rFonts w:ascii="Calibri" w:hAnsi="Calibri" w:cs="Calibri"/>
+              </w:rPr>
+              <w:t>type_avion_id</w:t>
+            </w:r>
+          </w:p>
+        </w:tc>
+        <w:tc>
+          <w:tcPr>
+            <w:tcW w:w="2888" w:type="dxa"/>
+            <w:vAlign w:val="center"/>
+          </w:tcPr>
+          <w:p>
+            <w:pPr>
+              <w:jc w:val="center"/>
+              <w:rPr>
+                <w:rFonts w:ascii="Calibri" w:hAnsi="Calibri" w:cs="Calibri"/>
+              </w:rPr>
+            </w:pPr>
+            <w:r>
+              <w:rPr>
+                <w:rFonts w:ascii="Calibri" w:hAnsi="Calibri" w:cs="Calibri"/>
+              </w:rPr>
+              <w:t>TYPE_AVION</w:t>
+            </w:r>
+          </w:p>
+        </w:tc>
+        <w:tc>
+          <w:tcPr>
+            <w:tcW w:w="2934" w:type="dxa"/>
+          </w:tcPr>
+          <w:p>
+            <w:pPr>
+              <w:rPr>
+                <w:rFonts w:ascii="Calibri" w:hAnsi="Calibri" w:cs="Calibri"/>
+              </w:rPr>
+            </w:pPr>
+            <w:r>
+              <w:rPr>
+                <w:rFonts w:ascii="Calibri" w:hAnsi="Calibri" w:cs="Calibri"/>
+              </w:rPr>
+              <w:t>ID du type d'avion</w:t>
+            </w:r>
+          </w:p>
+        </w:tc>
+      </w:tr>
+      <w:tr>
+        <w:tc>
+          <w:tcPr>
+            <w:tcW w:w="2956" w:type="dxa"/>
+            <w:vAlign w:val="center"/>
+          </w:tcPr>
+          <w:p>
+            <w:pPr>
+              <w:rPr>
+                <w:rFonts w:ascii="Calibri" w:hAnsi="Calibri" w:cs="Calibri"/>
+              </w:rPr>
+            </w:pPr>
+            <w:r>
+              <w:rPr>
+                <w:rFonts w:ascii="Calibri" w:hAnsi="Calibri" w:cs="Calibri"/>
+              </w:rPr>
+              <w:t>type_avion_nom</w:t>
+            </w:r>
+          </w:p>
+        </w:tc>
+        <w:tc>
+          <w:tcPr>
+            <w:tcW w:w="2888" w:type="dxa"/>
+            <w:vAlign w:val="center"/>
+          </w:tcPr>
+          <w:p>
+            <w:pPr>
+              <w:jc w:val="center"/>
+              <w:rPr>
+                <w:rFonts w:ascii="Calibri" w:hAnsi="Calibri" w:cs="Calibri"/>
+              </w:rPr>
+            </w:pPr>
+            <w:r>
+              <w:rPr>
+                <w:rFonts w:ascii="Calibri" w:hAnsi="Calibri" w:cs="Calibri"/>
+              </w:rPr>
+              <w:t>TYPE_AVION</w:t>
+            </w:r>
+          </w:p>
+        </w:tc>
+        <w:tc>
+          <w:tcPr>
+            <w:tcW w:w="2934" w:type="dxa"/>
+          </w:tcPr>
+          <w:p>
+            <w:pPr>
+              <w:rPr>
+                <w:rFonts w:ascii="Calibri" w:hAnsi="Calibri" w:cs="Calibri"/>
+              </w:rPr>
+            </w:pPr>
+            <w:r>
+              <w:rPr>
+                <w:rFonts w:ascii="Calibri" w:hAnsi="Calibri" w:cs="Calibri"/>
+              </w:rPr>
+              <w:t>Nom du modèle de l'avion</w:t>
+            </w:r>
+          </w:p>
+        </w:tc>
+      </w:tr>
+      <w:tr>
+        <w:tc>
+          <w:tcPr>
+            <w:tcW w:w="2956" w:type="dxa"/>
+            <w:vAlign w:val="center"/>
+          </w:tcPr>
+          <w:p>
+            <w:pPr>
+              <w:rPr>
+                <w:rFonts w:ascii="Calibri" w:hAnsi="Calibri" w:cs="Calibri"/>
+              </w:rPr>
+            </w:pPr>
+            <w:r>
+              <w:rPr>
+                <w:rFonts w:ascii="Calibri" w:hAnsi="Calibri" w:cs="Calibri"/>
+              </w:rPr>
+              <w:t>type_avion_description</w:t>
+            </w:r>
+          </w:p>
+        </w:tc>
+        <w:tc>
+          <w:tcPr>
+            <w:tcW w:w="2888" w:type="dxa"/>
+            <w:vAlign w:val="center"/>
+          </w:tcPr>
+          <w:p>
+            <w:pPr>
+              <w:jc w:val="center"/>
+              <w:rPr>
+                <w:rFonts w:ascii="Calibri" w:hAnsi="Calibri" w:cs="Calibri"/>
+              </w:rPr>
+            </w:pPr>
+            <w:r>
+              <w:rPr>
+                <w:rFonts w:ascii="Calibri" w:hAnsi="Calibri" w:cs="Calibri"/>
+              </w:rPr>
+              <w:t>TYPE_AVION</w:t>
+            </w:r>
+          </w:p>
+        </w:tc>
+        <w:tc>
+          <w:tcPr>
+            <w:tcW w:w="2934" w:type="dxa"/>
+          </w:tcPr>
+          <w:p>
+            <w:pPr>
+              <w:rPr>
+                <w:rFonts w:ascii="Calibri" w:hAnsi="Calibri" w:cs="Calibri"/>
+              </w:rPr>
+            </w:pPr>
+            <w:r>
+              <w:rPr>
+                <w:rFonts w:ascii="Calibri" w:hAnsi="Calibri" w:cs="Calibri"/>
+              </w:rPr>
+              <w:t>Description de l'avion</w:t>
+            </w:r>
+          </w:p>
+        </w:tc>
+      </w:tr>
+      <w:tr>
+        <w:tc>
+          <w:tcPr>
+            <w:tcW w:w="2956" w:type="dxa"/>
+            <w:shd w:val="clear" w:color="auto" w:fill="0F4761" w:themeFill="accent1" w:themeFillShade="BF"/>
+            <w:vAlign w:val="center"/>
+          </w:tcPr>
+          <w:p>
+            <w:pPr>
+              <w:jc w:val="center"/>
+              <w:rPr>
+                <w:b/>
+                <w:bCs/>
+                <w:color w:val="FFFFFF" w:themeColor="background1"/>
+              </w:rPr>
+            </w:pPr>
+            <w:r>
+              <w:rPr>
+                <w:b/>
+                <w:bCs/>
+                <w:color w:val="FFFFFF" w:themeColor="background1"/>
+              </w:rPr>
+              <w:t>CHAMPS</w:t>
+            </w:r>
+          </w:p>
+        </w:tc>
+        <w:tc>
+          <w:tcPr>
+            <w:tcW w:w="2888" w:type="dxa"/>
+            <w:shd w:val="clear" w:color="auto" w:fill="0F4761" w:themeFill="accent1" w:themeFillShade="BF"/>
+            <w:vAlign w:val="center"/>
+          </w:tcPr>
+          <w:p>
+            <w:pPr>
+              <w:jc w:val="center"/>
+              <w:rPr>
+                <w:b/>
+                <w:bCs/>
+                <w:color w:val="FFFFFF" w:themeColor="background1"/>
+              </w:rPr>
+            </w:pPr>
+            <w:r>
+              <w:rPr>
+                <w:b/>
+                <w:bCs/>
+                <w:color w:val="FFFFFF" w:themeColor="background1"/>
+              </w:rPr>
+              <w:t>TABLES</w:t>
+            </w:r>
+          </w:p>
+        </w:tc>
+        <w:tc>
+          <w:tcPr>
+            <w:tcW w:w="2934" w:type="dxa"/>
+            <w:shd w:val="clear" w:color="auto" w:fill="0F4761" w:themeFill="accent1" w:themeFillShade="BF"/>
+            <w:vAlign w:val="center"/>
+          </w:tcPr>
+          <w:p>
+            <w:pPr>
+              <w:jc w:val="center"/>
+              <w:rPr>
+                <w:b/>
+                <w:bCs/>
+                <w:color w:val="FFFFFF" w:themeColor="background1"/>
+              </w:rPr>
+            </w:pPr>
+            <w:r>
+              <w:rPr>
+                <w:b/>
+                <w:bCs/>
+                <w:color w:val="FFFFFF" w:themeColor="background1"/>
+              </w:rPr>
+              <w:t>SIGNIFICATION</w:t>
+            </w:r>
+          </w:p>
+        </w:tc>
+      </w:tr>
+      <w:tr>
+        <w:tc>
+          <w:tcPr>
+            <w:tcW w:w="2956" w:type="dxa"/>
+            <w:vAlign w:val="center"/>
+          </w:tcPr>
+          <w:p>
+            <w:pPr>
+              <w:rPr>
+                <w:rFonts w:ascii="Calibri" w:hAnsi="Calibri" w:cs="Calibri"/>
+              </w:rPr>
+            </w:pPr>
+            <w:r>
+              <w:rPr>
+                <w:rFonts w:ascii="Calibri" w:hAnsi="Calibri" w:cs="Calibri"/>
+              </w:rPr>
+              <w:t>programme_vol_id</w:t>
+            </w:r>
+          </w:p>
+        </w:tc>
+        <w:tc>
+          <w:tcPr>
+            <w:tcW w:w="2888" w:type="dxa"/>
+            <w:vAlign w:val="center"/>
+          </w:tcPr>
+          <w:p>
+            <w:pPr>
+              <w:jc w:val="center"/>
+              <w:rPr>
+                <w:rFonts w:ascii="Calibri" w:hAnsi="Calibri" w:cs="Calibri"/>
+              </w:rPr>
+            </w:pPr>
+            <w:r>
+              <w:rPr>
+                <w:rFonts w:ascii="Calibri" w:hAnsi="Calibri" w:cs="Calibri"/>
+              </w:rPr>
+              <w:t>PROGRAMME_VOL</w:t>
+            </w:r>
+          </w:p>
+        </w:tc>
+        <w:tc>
+          <w:tcPr>
+            <w:tcW w:w="2934" w:type="dxa"/>
+          </w:tcPr>
+          <w:p>
+            <w:pPr>
+              <w:rPr>
+                <w:rFonts w:ascii="Calibri" w:hAnsi="Calibri" w:cs="Calibri"/>
+              </w:rPr>
+            </w:pPr>
+            <w:r>
+              <w:rPr>
+                <w:rFonts w:ascii="Calibri" w:hAnsi="Calibri" w:cs="Calibri"/>
+              </w:rPr>
+              <w:t>ID du programme</w:t>
+            </w:r>
+          </w:p>
+        </w:tc>
+      </w:tr>
+      <w:tr>
+        <w:tc>
+          <w:tcPr>
+            <w:tcW w:w="2956" w:type="dxa"/>
+            <w:vAlign w:val="center"/>
+          </w:tcPr>
+          <w:p>
+            <w:pPr>
+              <w:rPr>
+                <w:rFonts w:ascii="Calibri" w:hAnsi="Calibri" w:cs="Calibri"/>
+              </w:rPr>
+            </w:pPr>
+            <w:r>
+              <w:rPr>
+                <w:rFonts w:ascii="Calibri" w:hAnsi="Calibri" w:cs="Calibri"/>
+              </w:rPr>
+              <w:t>vol_numero</w:t>
+            </w:r>
+          </w:p>
+        </w:tc>
+        <w:tc>
+          <w:tcPr>
+            <w:tcW w:w="2888" w:type="dxa"/>
+            <w:vAlign w:val="center"/>
+          </w:tcPr>
+          <w:p>
+            <w:pPr>
+              <w:jc w:val="center"/>
+              <w:rPr>
+                <w:rFonts w:ascii="Calibri" w:hAnsi="Calibri" w:cs="Calibri"/>
+              </w:rPr>
+            </w:pPr>
+            <w:r>
+              <w:rPr>
+                <w:rFonts w:ascii="Calibri" w:hAnsi="Calibri" w:cs="Calibri"/>
+              </w:rPr>
+              <w:t>PROGRAMME_VOL</w:t>
+            </w:r>
+          </w:p>
+        </w:tc>
+        <w:tc>
+          <w:tcPr>
+            <w:tcW w:w="2934" w:type="dxa"/>
+          </w:tcPr>
+          <w:p>
+            <w:pPr>
+              <w:rPr>
+                <w:rFonts w:ascii="Calibri" w:hAnsi="Calibri" w:cs="Calibri"/>
+              </w:rPr>
+            </w:pPr>
+            <w:r>
+              <w:rPr>
+                <w:rFonts w:ascii="Calibri" w:hAnsi="Calibri" w:cs="Calibri"/>
+              </w:rPr>
+              <w:t>Numéro du vol</w:t>
+            </w:r>
+          </w:p>
+        </w:tc>
+      </w:tr>
+      <w:tr>
+        <w:tc>
+          <w:tcPr>
+            <w:tcW w:w="2956" w:type="dxa"/>
+            <w:vAlign w:val="center"/>
+          </w:tcPr>
+          <w:p>
+            <w:pPr>
+              <w:rPr>
+                <w:rFonts w:ascii="Calibri" w:hAnsi="Calibri" w:cs="Calibri"/>
+              </w:rPr>
+            </w:pPr>
+            <w:r>
+              <w:rPr>
+                <w:rFonts w:ascii="Calibri" w:hAnsi="Calibri" w:cs="Calibri"/>
+              </w:rPr>
+              <w:t>programme_heure_depart</w:t>
+            </w:r>
+          </w:p>
+        </w:tc>
+        <w:tc>
+          <w:tcPr>
+            <w:tcW w:w="2888" w:type="dxa"/>
+            <w:vAlign w:val="center"/>
+          </w:tcPr>
+          <w:p>
+            <w:pPr>
+              <w:jc w:val="center"/>
+              <w:rPr>
+                <w:rFonts w:ascii="Calibri" w:hAnsi="Calibri" w:cs="Calibri"/>
+              </w:rPr>
+            </w:pPr>
+            <w:r>
+              <w:rPr>
+                <w:rFonts w:ascii="Calibri" w:hAnsi="Calibri" w:cs="Calibri"/>
+              </w:rPr>
+              <w:t>PROGRAMME_VOL</w:t>
+            </w:r>
+          </w:p>
+        </w:tc>
+        <w:tc>
+          <w:tcPr>
+            <w:tcW w:w="2934" w:type="dxa"/>
+          </w:tcPr>
+          <w:p>
+            <w:pPr>
+              <w:rPr>
+                <w:rFonts w:ascii="Calibri" w:hAnsi="Calibri" w:cs="Calibri"/>
+              </w:rPr>
+            </w:pPr>
+            <w:r>
+              <w:rPr>
+                <w:rFonts w:ascii="Calibri" w:hAnsi="Calibri" w:cs="Calibri"/>
+              </w:rPr>
+              <w:t>Heure de départ</w:t>
+            </w:r>
+          </w:p>
+        </w:tc>
+      </w:tr>
+      <w:tr>
+        <w:tc>
+          <w:tcPr>
+            <w:tcW w:w="2956" w:type="dxa"/>
+            <w:vAlign w:val="center"/>
+          </w:tcPr>
+          <w:p>
+            <w:pPr>
+              <w:rPr>
+                <w:rFonts w:ascii="Calibri" w:hAnsi="Calibri" w:cs="Calibri"/>
+              </w:rPr>
+            </w:pPr>
+            <w:r>
+              <w:rPr>
+                <w:rFonts w:ascii="Calibri" w:hAnsi="Calibri" w:cs="Calibri"/>
+              </w:rPr>
+              <w:t>programme_heure_arrivee</w:t>
+            </w:r>
+          </w:p>
+        </w:tc>
+        <w:tc>
+          <w:tcPr>
+            <w:tcW w:w="2888" w:type="dxa"/>
+            <w:vAlign w:val="center"/>
+          </w:tcPr>
+          <w:p>
+            <w:pPr>
+              <w:jc w:val="center"/>
+              <w:rPr>
+                <w:rFonts w:ascii="Calibri" w:hAnsi="Calibri" w:cs="Calibri"/>
+              </w:rPr>
+            </w:pPr>
+            <w:r>
+              <w:rPr>
+                <w:rFonts w:ascii="Calibri" w:hAnsi="Calibri" w:cs="Calibri"/>
+              </w:rPr>
+              <w:t>PROGRAMME_VOL</w:t>
+            </w:r>
+          </w:p>
+        </w:tc>
+        <w:tc>
+          <w:tcPr>
+            <w:tcW w:w="2934" w:type="dxa"/>
+          </w:tcPr>
+          <w:p>
+            <w:pPr>
+              <w:rPr>
+                <w:rFonts w:ascii="Calibri" w:hAnsi="Calibri" w:cs="Calibri"/>
+              </w:rPr>
+            </w:pPr>
+            <w:r>
+              <w:rPr>
+                <w:rFonts w:ascii="Calibri" w:hAnsi="Calibri" w:cs="Calibri"/>
+              </w:rPr>
+              <w:t>Heure d'arrivée</w:t>
+            </w:r>
+          </w:p>
+        </w:tc>
+      </w:tr>
+      <w:tr>
+        <w:tc>
+          <w:tcPr>
+            <w:tcW w:w="2956" w:type="dxa"/>
+            <w:shd w:val="clear" w:color="auto" w:fill="0F4761" w:themeFill="accent1" w:themeFillShade="BF"/>
+            <w:vAlign w:val="center"/>
+          </w:tcPr>
+          <w:p>
+            <w:pPr>
+              <w:jc w:val="center"/>
+              <w:rPr>
+                <w:b/>
+                <w:bCs/>
+                <w:color w:val="FFFFFF" w:themeColor="background1"/>
+              </w:rPr>
+            </w:pPr>
+            <w:r>
+              <w:rPr>
+                <w:b/>
+                <w:bCs/>
+                <w:color w:val="FFFFFF" w:themeColor="background1"/>
+              </w:rPr>
+              <w:t>CHAMPS</w:t>
+            </w:r>
+          </w:p>
+        </w:tc>
+        <w:tc>
+          <w:tcPr>
+            <w:tcW w:w="2888" w:type="dxa"/>
+            <w:shd w:val="clear" w:color="auto" w:fill="0F4761" w:themeFill="accent1" w:themeFillShade="BF"/>
+            <w:vAlign w:val="center"/>
+          </w:tcPr>
+          <w:p>
+            <w:pPr>
+              <w:jc w:val="center"/>
+              <w:rPr>
+                <w:b/>
+                <w:bCs/>
+                <w:color w:val="FFFFFF" w:themeColor="background1"/>
+              </w:rPr>
+            </w:pPr>
+            <w:r>
+              <w:rPr>
+                <w:b/>
+                <w:bCs/>
+                <w:color w:val="FFFFFF" w:themeColor="background1"/>
+              </w:rPr>
+              <w:t>TABLES</w:t>
+            </w:r>
+          </w:p>
+        </w:tc>
+        <w:tc>
+          <w:tcPr>
+            <w:tcW w:w="2934" w:type="dxa"/>
+            <w:shd w:val="clear" w:color="auto" w:fill="0F4761" w:themeFill="accent1" w:themeFillShade="BF"/>
+            <w:vAlign w:val="center"/>
+          </w:tcPr>
+          <w:p>
+            <w:pPr>
+              <w:jc w:val="center"/>
+              <w:rPr>
+                <w:b/>
+                <w:bCs/>
+                <w:color w:val="FFFFFF" w:themeColor="background1"/>
+              </w:rPr>
+            </w:pPr>
+            <w:r>
+              <w:rPr>
+                <w:b/>
+                <w:bCs/>
+                <w:color w:val="FFFFFF" w:themeColor="background1"/>
+              </w:rPr>
+              <w:t>SIGNIFICATION</w:t>
+            </w:r>
+          </w:p>
+        </w:tc>
+      </w:tr>
+      <w:tr>
+        <w:tc>
+          <w:tcPr>
+            <w:tcW w:w="2956" w:type="dxa"/>
+            <w:vAlign w:val="center"/>
+          </w:tcPr>
+          <w:p>
+            <w:pPr>
+              <w:rPr>
+                <w:rFonts w:ascii="Calibri" w:hAnsi="Calibri" w:cs="Calibri"/>
+              </w:rPr>
+            </w:pPr>
+            <w:r>
+              <w:rPr>
+                <w:rFonts w:ascii="Calibri" w:hAnsi="Calibri" w:cs="Calibri"/>
+              </w:rPr>
+              <w:t>jour_semaine_id</w:t>
+            </w:r>
+          </w:p>
+        </w:tc>
+        <w:tc>
+          <w:tcPr>
+            <w:tcW w:w="2888" w:type="dxa"/>
+            <w:vAlign w:val="center"/>
+          </w:tcPr>
+          <w:p>
+            <w:pPr>
+              <w:jc w:val="center"/>
+              <w:rPr>
+                <w:rFonts w:ascii="Calibri" w:hAnsi="Calibri" w:cs="Calibri"/>
+              </w:rPr>
+            </w:pPr>
+            <w:r>
+              <w:rPr>
+                <w:rFonts w:ascii="Calibri" w:hAnsi="Calibri" w:cs="Calibri"/>
+              </w:rPr>
+              <w:t>JOUR_SEMAINE</w:t>
+            </w:r>
+          </w:p>
+        </w:tc>
+        <w:tc>
+          <w:tcPr>
+            <w:tcW w:w="2934" w:type="dxa"/>
+          </w:tcPr>
+          <w:p>
+            <w:pPr>
+              <w:rPr>
+                <w:rFonts w:ascii="Calibri" w:hAnsi="Calibri" w:cs="Calibri"/>
+              </w:rPr>
+            </w:pPr>
+            <w:r>
+              <w:rPr>
+                <w:rFonts w:ascii="Calibri" w:hAnsi="Calibri" w:cs="Calibri"/>
+              </w:rPr>
+              <w:t>ID du jour (1 pour lundi à 7 pour dimanche)</w:t>
+            </w:r>
+          </w:p>
+        </w:tc>
+      </w:tr>
+      <w:tr>
+        <w:tc>
+          <w:tcPr>
+            <w:tcW w:w="2956" w:type="dxa"/>
+            <w:vAlign w:val="center"/>
+          </w:tcPr>
+          <w:p>
+            <w:pPr>
+              <w:rPr>
+                <w:rFonts w:ascii="Calibri" w:hAnsi="Calibri" w:cs="Calibri"/>
+              </w:rPr>
+            </w:pPr>
+            <w:r>
+              <w:rPr>
+                <w:rFonts w:ascii="Calibri" w:hAnsi="Calibri" w:cs="Calibri"/>
+              </w:rPr>
+              <w:t>jour_semaine_libelle</w:t>
+            </w:r>
+          </w:p>
+        </w:tc>
+        <w:tc>
+          <w:tcPr>
+            <w:tcW w:w="2888" w:type="dxa"/>
+            <w:vAlign w:val="center"/>
+          </w:tcPr>
+          <w:p>
+            <w:pPr>
+              <w:jc w:val="center"/>
+              <w:rPr>
+                <w:rFonts w:ascii="Calibri" w:hAnsi="Calibri" w:cs="Calibri"/>
+              </w:rPr>
+            </w:pPr>
+            <w:r>
+              <w:rPr>
+                <w:rFonts w:ascii="Calibri" w:hAnsi="Calibri" w:cs="Calibri"/>
+              </w:rPr>
+              <w:t>JOUR_SEMAINE</w:t>
+            </w:r>
+          </w:p>
+        </w:tc>
+        <w:tc>
+          <w:tcPr>
+            <w:tcW w:w="2934" w:type="dxa"/>
+          </w:tcPr>
+          <w:p>
+            <w:pPr>
+              <w:rPr>
+                <w:rFonts w:ascii="Calibri" w:hAnsi="Calibri" w:cs="Calibri"/>
+              </w:rPr>
+            </w:pPr>
+            <w:r>
+              <w:rPr>
+                <w:rFonts w:ascii="Calibri" w:hAnsi="Calibri" w:cs="Calibri"/>
+              </w:rPr>
+              <w:t>Nom du jour</w:t>
+            </w:r>
+          </w:p>
+        </w:tc>
+      </w:tr>
+      <w:tr>
+        <w:tc>
+          <w:tcPr>
+            <w:tcW w:w="2956" w:type="dxa"/>
+            <w:shd w:val="clear" w:color="auto" w:fill="0F4761" w:themeFill="accent1" w:themeFillShade="BF"/>
+            <w:vAlign w:val="center"/>
+          </w:tcPr>
+          <w:p>
+            <w:pPr>
+              <w:jc w:val="center"/>
+              <w:rPr>
+                <w:b/>
+                <w:bCs/>
+                <w:color w:val="FFFFFF" w:themeColor="background1"/>
+              </w:rPr>
+            </w:pPr>
+            <w:r>
+              <w:rPr>
+                <w:b/>
+                <w:bCs/>
+                <w:color w:val="FFFFFF" w:themeColor="background1"/>
+              </w:rPr>
+              <w:t>CHAMPS</w:t>
+            </w:r>
+          </w:p>
+        </w:tc>
+        <w:tc>
+          <w:tcPr>
+            <w:tcW w:w="2888" w:type="dxa"/>
+            <w:shd w:val="clear" w:color="auto" w:fill="0F4761" w:themeFill="accent1" w:themeFillShade="BF"/>
+            <w:vAlign w:val="center"/>
+          </w:tcPr>
+          <w:p>
+            <w:pPr>
+              <w:jc w:val="center"/>
+              <w:rPr>
+                <w:b/>
+                <w:bCs/>
+                <w:color w:val="FFFFFF" w:themeColor="background1"/>
+              </w:rPr>
+            </w:pPr>
+            <w:r>
+              <w:rPr>
+                <w:b/>
+                <w:bCs/>
+                <w:color w:val="FFFFFF" w:themeColor="background1"/>
+              </w:rPr>
+              <w:t>TABLES</w:t>
+            </w:r>
+          </w:p>
+        </w:tc>
+        <w:tc>
+          <w:tcPr>
+            <w:tcW w:w="2934" w:type="dxa"/>
+            <w:shd w:val="clear" w:color="auto" w:fill="0F4761" w:themeFill="accent1" w:themeFillShade="BF"/>
+            <w:vAlign w:val="center"/>
+          </w:tcPr>
+          <w:p>
+            <w:pPr>
+              <w:jc w:val="center"/>
+              <w:rPr>
+                <w:b/>
+                <w:bCs/>
+                <w:color w:val="FFFFFF" w:themeColor="background1"/>
+              </w:rPr>
+            </w:pPr>
+            <w:r>
+              <w:rPr>
+                <w:b/>
+                <w:bCs/>
+                <w:color w:val="FFFFFF" w:themeColor="background1"/>
+              </w:rPr>
+              <w:t>SIGNIFICATION</w:t>
+            </w:r>
+          </w:p>
+        </w:tc>
+      </w:tr>
+      <w:tr>
+        <w:tc>
+          <w:tcPr>
+            <w:tcW w:w="2956" w:type="dxa"/>
+            <w:vAlign w:val="center"/>
+          </w:tcPr>
+          <w:p>
+            <w:pPr>
+              <w:rPr>
+                <w:rFonts w:ascii="Calibri" w:hAnsi="Calibri" w:cs="Calibri"/>
+              </w:rPr>
+            </w:pPr>
+            <w:r>
+              <w:rPr>
+                <w:rFonts w:ascii="Calibri" w:hAnsi="Calibri" w:cs="Calibri"/>
+              </w:rPr>
+              <w:t>vol_id</w:t>
+            </w:r>
+          </w:p>
+        </w:tc>
+        <w:tc>
+          <w:tcPr>
+            <w:tcW w:w="2888" w:type="dxa"/>
+            <w:vAlign w:val="center"/>
+          </w:tcPr>
+          <w:p>
+            <w:pPr>
+              <w:jc w:val="center"/>
+              <w:rPr>
+                <w:rFonts w:ascii="Calibri" w:hAnsi="Calibri" w:cs="Calibri"/>
+              </w:rPr>
+            </w:pPr>
+            <w:r>
+              <w:rPr>
+                <w:rFonts w:ascii="Calibri" w:hAnsi="Calibri" w:cs="Calibri"/>
+              </w:rPr>
+              <w:t>VOL</w:t>
+            </w:r>
+          </w:p>
+        </w:tc>
+        <w:tc>
+          <w:tcPr>
+            <w:tcW w:w="2934" w:type="dxa"/>
+          </w:tcPr>
+          <w:p>
+            <w:pPr>
+              <w:rPr>
+                <w:rFonts w:ascii="Calibri" w:hAnsi="Calibri" w:cs="Calibri"/>
+              </w:rPr>
+            </w:pPr>
+            <w:r>
+              <w:rPr>
+                <w:rFonts w:ascii="Calibri" w:hAnsi="Calibri" w:cs="Calibri"/>
+              </w:rPr>
+              <w:t>ID du vol</w:t>
+            </w:r>
+          </w:p>
+        </w:tc>
+      </w:tr>
+      <w:tr>
+        <w:tc>
+          <w:tcPr>
+            <w:tcW w:w="2956" w:type="dxa"/>
+            <w:vAlign w:val="center"/>
+          </w:tcPr>
+          <w:p>
+            <w:pPr>
+              <w:rPr>
+                <w:rFonts w:ascii="Calibri" w:hAnsi="Calibri" w:cs="Calibri"/>
+              </w:rPr>
+            </w:pPr>
+            <w:r>
+              <w:rPr>
+                <w:rFonts w:ascii="Calibri" w:hAnsi="Calibri" w:cs="Calibri"/>
+              </w:rPr>
+              <w:t>vol_date</w:t>
+            </w:r>
+          </w:p>
+        </w:tc>
+        <w:tc>
+          <w:tcPr>
+            <w:tcW w:w="2888" w:type="dxa"/>
+            <w:vAlign w:val="center"/>
+          </w:tcPr>
+          <w:p>
+            <w:pPr>
+              <w:jc w:val="center"/>
+              <w:rPr>
+                <w:rFonts w:ascii="Calibri" w:hAnsi="Calibri" w:cs="Calibri"/>
+              </w:rPr>
+            </w:pPr>
+            <w:r>
+              <w:rPr>
+                <w:rFonts w:ascii="Calibri" w:hAnsi="Calibri" w:cs="Calibri"/>
+              </w:rPr>
+              <w:t>VOL</w:t>
+            </w:r>
+          </w:p>
+        </w:tc>
+        <w:tc>
+          <w:tcPr>
+            <w:tcW w:w="2934" w:type="dxa"/>
+          </w:tcPr>
+          <w:p>
+            <w:pPr>
+              <w:rPr>
+                <w:rFonts w:ascii="Calibri" w:hAnsi="Calibri" w:cs="Calibri"/>
+              </w:rPr>
+            </w:pPr>
+            <w:r>
+              <w:rPr>
+                <w:rFonts w:ascii="Calibri" w:hAnsi="Calibri" w:cs="Calibri"/>
+              </w:rPr>
+              <w:t>Date du vol</w:t>
+            </w:r>
+          </w:p>
+        </w:tc>
+      </w:tr>
+      <w:tr>
+        <w:tc>
+          <w:tcPr>
+            <w:tcW w:w="2956" w:type="dxa"/>
+            <w:vAlign w:val="center"/>
+          </w:tcPr>
+          <w:p>
+            <w:pPr>
+              <w:rPr>
+                <w:rFonts w:ascii="Calibri" w:hAnsi="Calibri" w:cs="Calibri"/>
+              </w:rPr>
+            </w:pPr>
+            <w:r>
+              <w:rPr>
+                <w:rFonts w:ascii="Calibri" w:hAnsi="Calibri" w:cs="Calibri"/>
+              </w:rPr>
+              <w:t>vol_heure_depart</w:t>
+            </w:r>
+          </w:p>
+        </w:tc>
+        <w:tc>
+          <w:tcPr>
+            <w:tcW w:w="2888" w:type="dxa"/>
+            <w:vAlign w:val="center"/>
+          </w:tcPr>
+          <w:p>
+            <w:pPr>
+              <w:jc w:val="center"/>
+              <w:rPr>
+                <w:rFonts w:ascii="Calibri" w:hAnsi="Calibri" w:cs="Calibri"/>
+              </w:rPr>
+            </w:pPr>
+            <w:r>
+              <w:rPr>
+                <w:rFonts w:ascii="Calibri" w:hAnsi="Calibri" w:cs="Calibri"/>
+              </w:rPr>
+              <w:t>VOL</w:t>
+            </w:r>
+          </w:p>
+        </w:tc>
+        <w:tc>
+          <w:tcPr>
+            <w:tcW w:w="2934" w:type="dxa"/>
+          </w:tcPr>
+          <w:p>
+            <w:pPr>
+              <w:rPr>
+                <w:rFonts w:ascii="Calibri" w:hAnsi="Calibri" w:cs="Calibri"/>
+              </w:rPr>
+            </w:pPr>
+            <w:r>
+              <w:rPr>
+                <w:rFonts w:ascii="Calibri" w:hAnsi="Calibri" w:cs="Calibri"/>
+              </w:rPr>
+              <w:t>L'heure de départ du vol</w:t>
+            </w:r>
+          </w:p>
+        </w:tc>
+      </w:tr>
+      <w:tr>
+        <w:tc>
+          <w:tcPr>
+            <w:tcW w:w="2956" w:type="dxa"/>
+            <w:vAlign w:val="center"/>
+          </w:tcPr>
+          <w:p>
+            <w:pPr>
+              <w:rPr>
+                <w:rFonts w:ascii="Calibri" w:hAnsi="Calibri" w:cs="Calibri"/>
+              </w:rPr>
+            </w:pPr>
+            <w:r>
+              <w:rPr>
+                <w:rFonts w:ascii="Calibri" w:hAnsi="Calibri" w:cs="Calibri"/>
+              </w:rPr>
+              <w:t>vol_heure_arrivee</w:t>
+            </w:r>
+          </w:p>
+        </w:tc>
+        <w:tc>
+          <w:tcPr>
+            <w:tcW w:w="2888" w:type="dxa"/>
+            <w:vAlign w:val="center"/>
+          </w:tcPr>
+          <w:p>
+            <w:pPr>
+              <w:jc w:val="center"/>
+              <w:rPr>
+                <w:rFonts w:ascii="Calibri" w:hAnsi="Calibri" w:cs="Calibri"/>
+              </w:rPr>
+            </w:pPr>
+            <w:r>
+              <w:rPr>
+                <w:rFonts w:ascii="Calibri" w:hAnsi="Calibri" w:cs="Calibri"/>
+              </w:rPr>
+              <w:t>VOL</w:t>
+            </w:r>
+          </w:p>
+        </w:tc>
+        <w:tc>
+          <w:tcPr>
+            <w:tcW w:w="2934" w:type="dxa"/>
+          </w:tcPr>
+          <w:p>
+            <w:pPr>
+              <w:rPr>
+                <w:rFonts w:ascii="Calibri" w:hAnsi="Calibri" w:cs="Calibri"/>
+              </w:rPr>
+            </w:pPr>
+            <w:r>
+              <w:rPr>
+                <w:rFonts w:ascii="Calibri" w:hAnsi="Calibri" w:cs="Calibri"/>
+              </w:rPr>
+              <w:t>L'heure d'arrivée du vol</w:t>
+            </w:r>
+          </w:p>
+        </w:tc>
+      </w:tr>
+      <w:tr>
+        <w:tc>
+          <w:tcPr>
+            <w:tcW w:w="2956" w:type="dxa"/>
+            <w:shd w:val="clear" w:color="auto" w:fill="0F4761" w:themeFill="accent1" w:themeFillShade="BF"/>
+            <w:vAlign w:val="center"/>
+          </w:tcPr>
+          <w:p>
+            <w:pPr>
+              <w:jc w:val="center"/>
+              <w:rPr>
+                <w:b/>
+                <w:bCs/>
+                <w:color w:val="FFFFFF" w:themeColor="background1"/>
+              </w:rPr>
+            </w:pPr>
+            <w:r>
+              <w:rPr>
+                <w:b/>
+                <w:bCs/>
+                <w:color w:val="FFFFFF" w:themeColor="background1"/>
+              </w:rPr>
+              <w:t>CHAMPS</w:t>
+            </w:r>
+          </w:p>
+        </w:tc>
+        <w:tc>
+          <w:tcPr>
+            <w:tcW w:w="2888" w:type="dxa"/>
+            <w:shd w:val="clear" w:color="auto" w:fill="0F4761" w:themeFill="accent1" w:themeFillShade="BF"/>
+            <w:vAlign w:val="center"/>
+          </w:tcPr>
+          <w:p>
+            <w:pPr>
+              <w:jc w:val="center"/>
+              <w:rPr>
+                <w:b/>
+                <w:bCs/>
+                <w:color w:val="FFFFFF" w:themeColor="background1"/>
+              </w:rPr>
+            </w:pPr>
+            <w:r>
+              <w:rPr>
+                <w:b/>
+                <w:bCs/>
+                <w:color w:val="FFFFFF" w:themeColor="background1"/>
+              </w:rPr>
+              <w:t>TABLES</w:t>
+            </w:r>
+          </w:p>
+        </w:tc>
+        <w:tc>
+          <w:tcPr>
+            <w:tcW w:w="2934" w:type="dxa"/>
+            <w:shd w:val="clear" w:color="auto" w:fill="0F4761" w:themeFill="accent1" w:themeFillShade="BF"/>
+            <w:vAlign w:val="center"/>
+          </w:tcPr>
+          <w:p>
+            <w:pPr>
+              <w:jc w:val="center"/>
+              <w:rPr>
+                <w:b/>
+                <w:bCs/>
+                <w:color w:val="FFFFFF" w:themeColor="background1"/>
+              </w:rPr>
+            </w:pPr>
+            <w:r>
+              <w:rPr>
+                <w:b/>
+                <w:bCs/>
+                <w:color w:val="FFFFFF" w:themeColor="background1"/>
+              </w:rPr>
+              <w:t>SIGNIFICATION</w:t>
+            </w:r>
+          </w:p>
+        </w:tc>
+      </w:tr>
+      <w:tr>
+        <w:tc>
+          <w:tcPr>
+            <w:tcW w:w="2956" w:type="dxa"/>
+            <w:vAlign w:val="center"/>
+          </w:tcPr>
+          <w:p>
+            <w:pPr>
+              <w:rPr>
+                <w:rFonts w:ascii="Calibri" w:hAnsi="Calibri" w:cs="Calibri"/>
+              </w:rPr>
+            </w:pPr>
+            <w:r>
+              <w:rPr>
+                <w:rFonts w:ascii="Calibri" w:hAnsi="Calibri" w:cs="Calibri"/>
+              </w:rPr>
+              <w:t>passager_id</w:t>
+            </w:r>
+          </w:p>
+        </w:tc>
+        <w:tc>
+          <w:tcPr>
+            <w:tcW w:w="2888" w:type="dxa"/>
+            <w:vAlign w:val="center"/>
+          </w:tcPr>
+          <w:p>
+            <w:pPr>
+              <w:jc w:val="center"/>
+              <w:rPr>
+                <w:rFonts w:ascii="Calibri" w:hAnsi="Calibri" w:cs="Calibri"/>
+              </w:rPr>
+            </w:pPr>
+            <w:r>
+              <w:rPr>
+                <w:rFonts w:ascii="Calibri" w:hAnsi="Calibri" w:cs="Calibri"/>
+              </w:rPr>
+              <w:t>PASSAGER</w:t>
+            </w:r>
+          </w:p>
+        </w:tc>
+        <w:tc>
+          <w:tcPr>
+            <w:tcW w:w="2934" w:type="dxa"/>
+          </w:tcPr>
+          <w:p>
+            <w:pPr>
+              <w:rPr>
+                <w:rFonts w:ascii="Calibri" w:hAnsi="Calibri" w:cs="Calibri"/>
+              </w:rPr>
+            </w:pPr>
+            <w:r>
+              <w:rPr>
+                <w:rFonts w:ascii="Calibri" w:hAnsi="Calibri" w:cs="Calibri"/>
+              </w:rPr>
+              <w:t>ID du passager</w:t>
+            </w:r>
+          </w:p>
+        </w:tc>
+      </w:tr>
+      <w:tr>
+        <w:tc>
+          <w:tcPr>
+            <w:tcW w:w="2956" w:type="dxa"/>
+            <w:vAlign w:val="center"/>
+          </w:tcPr>
+          <w:p>
+            <w:pPr>
+              <w:rPr>
+                <w:rFonts w:ascii="Calibri" w:hAnsi="Calibri" w:cs="Calibri"/>
+              </w:rPr>
+            </w:pPr>
+            <w:r>
+              <w:rPr>
+                <w:rFonts w:ascii="Calibri" w:hAnsi="Calibri" w:cs="Calibri"/>
+              </w:rPr>
+              <w:t>passager_numero_passeport</w:t>
+            </w:r>
+          </w:p>
+        </w:tc>
+        <w:tc>
+          <w:tcPr>
+            <w:tcW w:w="2888" w:type="dxa"/>
+            <w:vAlign w:val="center"/>
+          </w:tcPr>
+          <w:p>
+            <w:pPr>
+              <w:jc w:val="center"/>
+              <w:rPr>
+                <w:rFonts w:ascii="Calibri" w:hAnsi="Calibri" w:cs="Calibri"/>
+              </w:rPr>
+            </w:pPr>
+            <w:r>
+              <w:rPr>
+                <w:rFonts w:ascii="Calibri" w:hAnsi="Calibri" w:cs="Calibri"/>
+              </w:rPr>
+              <w:t>PASSAGER</w:t>
+            </w:r>
+          </w:p>
+        </w:tc>
+        <w:tc>
+          <w:tcPr>
+            <w:tcW w:w="2934" w:type="dxa"/>
+          </w:tcPr>
+          <w:p>
+            <w:pPr>
+              <w:rPr>
+                <w:rFonts w:ascii="Calibri" w:hAnsi="Calibri" w:cs="Calibri"/>
+              </w:rPr>
+            </w:pPr>
+            <w:r>
+              <w:rPr>
+                <w:rFonts w:ascii="Calibri" w:hAnsi="Calibri" w:cs="Calibri"/>
+              </w:rPr>
+              <w:t>Numéro de passeport du passager</w:t>
+            </w:r>
+          </w:p>
+        </w:tc>
+      </w:tr>
+      <w:tr>
+        <w:tc>
+          <w:tcPr>
+            <w:tcW w:w="2956" w:type="dxa"/>
+            <w:vAlign w:val="center"/>
+          </w:tcPr>
+          <w:p>
+            <w:pPr>
+              <w:rPr>
+                <w:rFonts w:ascii="Calibri" w:hAnsi="Calibri" w:cs="Calibri"/>
+              </w:rPr>
+            </w:pPr>
+            <w:r>
+              <w:rPr>
+                <w:rFonts w:ascii="Calibri" w:hAnsi="Calibri" w:cs="Calibri"/>
+              </w:rPr>
+              <w:t>passager_nom</w:t>
+            </w:r>
+          </w:p>
+        </w:tc>
+        <w:tc>
+          <w:tcPr>
+            <w:tcW w:w="2888" w:type="dxa"/>
+            <w:vAlign w:val="center"/>
+          </w:tcPr>
+          <w:p>
+            <w:pPr>
+              <w:jc w:val="center"/>
+              <w:rPr>
+                <w:rFonts w:ascii="Calibri" w:hAnsi="Calibri" w:cs="Calibri"/>
+              </w:rPr>
+            </w:pPr>
+            <w:r>
+              <w:rPr>
+                <w:rFonts w:ascii="Calibri" w:hAnsi="Calibri" w:cs="Calibri"/>
+              </w:rPr>
+              <w:t>PASSAGER</w:t>
+            </w:r>
+          </w:p>
+        </w:tc>
+        <w:tc>
+          <w:tcPr>
+            <w:tcW w:w="2934" w:type="dxa"/>
+          </w:tcPr>
+          <w:p>
+            <w:pPr>
+              <w:rPr>
+                <w:rFonts w:ascii="Calibri" w:hAnsi="Calibri" w:cs="Calibri"/>
+              </w:rPr>
+            </w:pPr>
+            <w:r>
+              <w:rPr>
+                <w:rFonts w:ascii="Calibri" w:hAnsi="Calibri" w:cs="Calibri"/>
+              </w:rPr>
+              <w:t>Nom du passager</w:t>
+            </w:r>
+          </w:p>
+        </w:tc>
+      </w:tr>
+      <w:tr>
+        <w:tc>
+          <w:tcPr>
+            <w:tcW w:w="2956" w:type="dxa"/>
+            <w:vAlign w:val="center"/>
+          </w:tcPr>
+          <w:p>
+            <w:pPr>
+              <w:rPr>
+                <w:rFonts w:ascii="Calibri" w:hAnsi="Calibri" w:cs="Calibri"/>
+              </w:rPr>
+            </w:pPr>
+            <w:r>
+              <w:rPr>
+                <w:rFonts w:ascii="Calibri" w:hAnsi="Calibri" w:cs="Calibri"/>
+              </w:rPr>
+              <w:t>passager_prenom</w:t>
+            </w:r>
+          </w:p>
+        </w:tc>
+        <w:tc>
+          <w:tcPr>
+            <w:tcW w:w="2888" w:type="dxa"/>
+            <w:vAlign w:val="center"/>
+          </w:tcPr>
+          <w:p>
+            <w:pPr>
+              <w:jc w:val="center"/>
+              <w:rPr>
+                <w:rFonts w:ascii="Calibri" w:hAnsi="Calibri" w:cs="Calibri"/>
+              </w:rPr>
+            </w:pPr>
+            <w:r>
+              <w:rPr>
+                <w:rFonts w:ascii="Calibri" w:hAnsi="Calibri" w:cs="Calibri"/>
+              </w:rPr>
+              <w:t>PASSAGER</w:t>
+            </w:r>
+          </w:p>
+        </w:tc>
+        <w:tc>
+          <w:tcPr>
+            <w:tcW w:w="2934" w:type="dxa"/>
+          </w:tcPr>
+          <w:p>
+            <w:pPr>
+              <w:rPr>
+                <w:rFonts w:ascii="Calibri" w:hAnsi="Calibri" w:cs="Calibri"/>
+              </w:rPr>
+            </w:pPr>
+            <w:r>
+              <w:rPr>
+                <w:rFonts w:ascii="Calibri" w:hAnsi="Calibri" w:cs="Calibri"/>
+              </w:rPr>
+              <w:t>Prénom du passager</w:t>
+            </w:r>
+          </w:p>
+        </w:tc>
+      </w:tr>
+      <w:tr>
+        <w:tc>
+          <w:tcPr>
+            <w:tcW w:w="2956" w:type="dxa"/>
+            <w:shd w:val="clear" w:color="auto" w:fill="0F4761" w:themeFill="accent1" w:themeFillShade="BF"/>
+            <w:vAlign w:val="center"/>
+          </w:tcPr>
+          <w:p>
+            <w:pPr>
+              <w:jc w:val="center"/>
+              <w:rPr>
+                <w:b/>
+                <w:bCs/>
+                <w:color w:val="FFFFFF" w:themeColor="background1"/>
+              </w:rPr>
+            </w:pPr>
+            <w:r>
+              <w:rPr>
+                <w:b/>
+                <w:bCs/>
+                <w:color w:val="FFFFFF" w:themeColor="background1"/>
+              </w:rPr>
+              <w:t>CHAMPS</w:t>
+            </w:r>
+          </w:p>
+        </w:tc>
+        <w:tc>
+          <w:tcPr>
+            <w:tcW w:w="2888" w:type="dxa"/>
+            <w:shd w:val="clear" w:color="auto" w:fill="0F4761" w:themeFill="accent1" w:themeFillShade="BF"/>
+            <w:vAlign w:val="center"/>
+          </w:tcPr>
+          <w:p>
+            <w:pPr>
+              <w:jc w:val="center"/>
+              <w:rPr>
+                <w:b/>
+                <w:bCs/>
+                <w:color w:val="FFFFFF" w:themeColor="background1"/>
+              </w:rPr>
+            </w:pPr>
+            <w:r>
+              <w:rPr>
+                <w:b/>
+                <w:bCs/>
+                <w:color w:val="FFFFFF" w:themeColor="background1"/>
+              </w:rPr>
+              <w:t>TABLES</w:t>
+            </w:r>
+          </w:p>
+        </w:tc>
+        <w:tc>
+          <w:tcPr>
+            <w:tcW w:w="2934" w:type="dxa"/>
+            <w:shd w:val="clear" w:color="auto" w:fill="0F4761" w:themeFill="accent1" w:themeFillShade="BF"/>
+            <w:vAlign w:val="center"/>
+          </w:tcPr>
+          <w:p>
+            <w:pPr>
+              <w:jc w:val="center"/>
+              <w:rPr>
+                <w:b/>
+                <w:bCs/>
+                <w:color w:val="FFFFFF" w:themeColor="background1"/>
+              </w:rPr>
+            </w:pPr>
+            <w:r>
+              <w:rPr>
+                <w:b/>
+                <w:bCs/>
+                <w:color w:val="FFFFFF" w:themeColor="background1"/>
+              </w:rPr>
+              <w:t>SIGNIFICATION</w:t>
+            </w:r>
+          </w:p>
+        </w:tc>
+      </w:tr>
+      <w:tr>
+        <w:tc>
+          <w:tcPr>
+            <w:tcW w:w="2956" w:type="dxa"/>
+            <w:vAlign w:val="center"/>
+          </w:tcPr>
+          <w:p>
+            <w:pPr>
+              <w:rPr>
+                <w:rFonts w:ascii="Calibri" w:hAnsi="Calibri" w:cs="Calibri"/>
+              </w:rPr>
+            </w:pPr>
+            <w:r>
+              <w:rPr>
+                <w:rFonts w:ascii="Calibri" w:hAnsi="Calibri" w:cs="Calibri"/>
+              </w:rPr>
+              <w:t>reservation_id</w:t>
+            </w:r>
+          </w:p>
+        </w:tc>
+        <w:tc>
+          <w:tcPr>
+            <w:tcW w:w="2888" w:type="dxa"/>
+            <w:vAlign w:val="center"/>
+          </w:tcPr>
+          <w:p>
+            <w:pPr>
+              <w:jc w:val="center"/>
+              <w:rPr>
+                <w:rFonts w:ascii="Calibri" w:hAnsi="Calibri" w:cs="Calibri"/>
+              </w:rPr>
+            </w:pPr>
+            <w:r>
+              <w:rPr>
+                <w:rFonts w:ascii="Calibri" w:hAnsi="Calibri" w:cs="Calibri"/>
+              </w:rPr>
+              <w:t>RESERVATION</w:t>
+            </w:r>
+          </w:p>
+        </w:tc>
+        <w:tc>
+          <w:tcPr>
+            <w:tcW w:w="2934" w:type="dxa"/>
+          </w:tcPr>
+          <w:p>
+            <w:pPr>
+              <w:rPr>
+                <w:rFonts w:ascii="Calibri" w:hAnsi="Calibri" w:cs="Calibri"/>
+              </w:rPr>
+            </w:pPr>
+            <w:r>
+              <w:rPr>
+                <w:rFonts w:ascii="Calibri" w:hAnsi="Calibri" w:cs="Calibri"/>
+              </w:rPr>
+              <w:t>ID de la réservation</w:t>
+            </w:r>
+          </w:p>
+        </w:tc>
+      </w:tr>
+      <w:tr>
+        <w:tc>
+          <w:tcPr>
+            <w:tcW w:w="2956" w:type="dxa"/>
+            <w:vAlign w:val="center"/>
+          </w:tcPr>
+          <w:p>
+            <w:pPr>
+              <w:rPr>
+                <w:rFonts w:ascii="Calibri" w:hAnsi="Calibri" w:cs="Calibri"/>
+              </w:rPr>
+            </w:pPr>
+            <w:r>
+              <w:rPr>
+                <w:rFonts w:ascii="Calibri" w:hAnsi="Calibri" w:cs="Calibri"/>
+              </w:rPr>
+              <w:t>reservation_siege</w:t>
+            </w:r>
+          </w:p>
+        </w:tc>
+        <w:tc>
+          <w:tcPr>
+            <w:tcW w:w="2888" w:type="dxa"/>
+            <w:vAlign w:val="center"/>
+          </w:tcPr>
+          <w:p>
+            <w:pPr>
+              <w:jc w:val="center"/>
+              <w:rPr>
+                <w:rFonts w:ascii="Calibri" w:hAnsi="Calibri" w:cs="Calibri"/>
+              </w:rPr>
+            </w:pPr>
+            <w:r>
+              <w:rPr>
+                <w:rFonts w:ascii="Calibri" w:hAnsi="Calibri" w:cs="Calibri"/>
+              </w:rPr>
+              <w:t>RESERVATION</w:t>
+            </w:r>
+          </w:p>
+        </w:tc>
+        <w:tc>
+          <w:tcPr>
+            <w:tcW w:w="2934" w:type="dxa"/>
+          </w:tcPr>
+          <w:p>
+            <w:pPr>
+              <w:rPr>
+                <w:rFonts w:ascii="Calibri" w:hAnsi="Calibri" w:cs="Calibri"/>
+              </w:rPr>
+            </w:pPr>
+            <w:r>
+              <w:rPr>
+                <w:rFonts w:ascii="Calibri" w:hAnsi="Calibri" w:cs="Calibri"/>
+              </w:rPr>
+              <w:t>Référence du siège</w:t>
+            </w:r>
+          </w:p>
+        </w:tc>
+      </w:tr>
+      <w:tr>
+        <w:tc>
+          <w:tcPr>
+            <w:tcW w:w="2956" w:type="dxa"/>
+            <w:vAlign w:val="center"/>
+          </w:tcPr>
+          <w:p>
+            <w:pPr>
+              <w:rPr>
+                <w:rFonts w:ascii="Calibri" w:hAnsi="Calibri" w:cs="Calibri"/>
+              </w:rPr>
+            </w:pPr>
+            <w:r>
+              <w:rPr>
+                <w:rFonts w:ascii="Calibri" w:hAnsi="Calibri" w:cs="Calibri"/>
+              </w:rPr>
+              <w:t>reservation_prix</w:t>
+            </w:r>
+          </w:p>
+        </w:tc>
+        <w:tc>
+          <w:tcPr>
+            <w:tcW w:w="2888" w:type="dxa"/>
+            <w:vAlign w:val="center"/>
+          </w:tcPr>
+          <w:p>
+            <w:pPr>
+              <w:jc w:val="center"/>
+              <w:rPr>
+                <w:rFonts w:ascii="Calibri" w:hAnsi="Calibri" w:cs="Calibri"/>
+              </w:rPr>
+            </w:pPr>
+            <w:r>
+              <w:rPr>
+                <w:rFonts w:ascii="Calibri" w:hAnsi="Calibri" w:cs="Calibri"/>
+              </w:rPr>
+              <w:t>RESERVATION</w:t>
+            </w:r>
+          </w:p>
+        </w:tc>
+        <w:tc>
+          <w:tcPr>
+            <w:tcW w:w="2934" w:type="dxa"/>
+          </w:tcPr>
+          <w:p>
+            <w:pPr>
+              <w:rPr>
+                <w:rFonts w:ascii="Calibri" w:hAnsi="Calibri" w:cs="Calibri"/>
+              </w:rPr>
+            </w:pPr>
+            <w:r>
+              <w:rPr>
+                <w:rFonts w:ascii="Calibri" w:hAnsi="Calibri" w:cs="Calibri"/>
+              </w:rPr>
+              <w:t>Prix du billet</w:t>
+            </w:r>
+          </w:p>
+        </w:tc>
+      </w:tr>
+    </w:tbl>
+    <w:p/>
+    <w:p>
+      <w:pPr>
+        <w:pStyle w:val="Titre3"/>
+        <w:ind w:left="284"/>
+        <w:rPr>
+          <w:rFonts w:ascii="Calibri" w:hAnsi="Calibri" w:cs="Calibri"/>
+          <w:b/>
+          <w:bCs/>
+          <w:sz w:val="32"/>
+          <w:szCs w:val="32"/>
+        </w:rPr>
+      </w:pPr>
+      <w:bookmarkStart w:id="8" w:name="_Toc242253260"/>
+      <w:r>
+        <w:rPr>
+          <w:rFonts w:ascii="Calibri" w:hAnsi="Calibri" w:cs="Calibri"/>
+          <w:b/>
+          <w:bCs/>
+          <w:sz w:val="32"/>
+          <w:szCs w:val="32"/>
+        </w:rPr>
+        <w:lastRenderedPageBreak/>
+        <w:t>3.1.5 Règles</w:t>
+      </w:r>
+      <w:bookmarkEnd w:id="8"/>
+    </w:p>
+    <w:tbl>
+      <w:tblPr>
+        <w:tblStyle w:val="Grilledutableau"/>
+        <w:tblW w:w="0" w:type="auto"/>
+        <w:tblInd w:w="284" w:type="dxa"/>
+        <w:tblLook w:val="04A0" w:firstRow="1" w:lastRow="0" w:firstColumn="1" w:lastColumn="0" w:noHBand="0" w:noVBand="1"/>
+      </w:tblPr>
+      <w:tblGrid>
+        <w:gridCol w:w="1838"/>
+        <w:gridCol w:w="6940"/>
+      </w:tblGrid>
+      <w:tr>
+        <w:tc>
+          <w:tcPr>
+            <w:tcW w:w="1838" w:type="dxa"/>
+            <w:shd w:val="clear" w:color="auto" w:fill="0F4761" w:themeFill="accent1" w:themeFillShade="BF"/>
+          </w:tcPr>
+          <w:p>
+            <w:pPr>
+              <w:jc w:val="center"/>
+              <w:rPr>
+                <w:b/>
+                <w:bCs/>
+                <w:color w:val="FFFFFF" w:themeColor="background1"/>
+              </w:rPr>
+            </w:pPr>
+            <w:r>
+              <w:rPr>
+                <w:b/>
+                <w:bCs/>
+                <w:color w:val="FFFFFF" w:themeColor="background1"/>
+              </w:rPr>
+              <w:t>NUMÉRO</w:t>
+            </w:r>
+          </w:p>
+        </w:tc>
+        <w:tc>
+          <w:tcPr>
+            <w:tcW w:w="6940" w:type="dxa"/>
+            <w:shd w:val="clear" w:color="auto" w:fill="0F4761" w:themeFill="accent1" w:themeFillShade="BF"/>
+          </w:tcPr>
+          <w:p>
+            <w:pPr>
+              <w:jc w:val="center"/>
+              <w:rPr>
+                <w:b/>
+                <w:bCs/>
+                <w:color w:val="FFFFFF" w:themeColor="background1"/>
+              </w:rPr>
+            </w:pPr>
+            <w:r>
+              <w:rPr>
+                <w:b/>
+                <w:bCs/>
+                <w:color w:val="FFFFFF" w:themeColor="background1"/>
+              </w:rPr>
+              <w:t>EXPLICATION</w:t>
+            </w:r>
+          </w:p>
+        </w:tc>
+      </w:tr>
+      <w:tr>
+        <w:tc>
+          <w:tcPr>
+            <w:tcW w:w="1838" w:type="dxa"/>
+            <w:vAlign w:val="center"/>
+          </w:tcPr>
+          <w:p>
+            <w:r>
+              <w:t>RG01</w:t>
+            </w:r>
+          </w:p>
+        </w:tc>
+        <w:tc>
+          <w:tcPr>
+            <w:tcW w:w="6940" w:type="dxa"/>
+          </w:tcPr>
+          <w:p>
+            <w:pPr>
+              <w:rPr>
+                <w:rFonts w:ascii="Calibri" w:hAnsi="Calibri" w:cs="Calibri"/>
+              </w:rPr>
+            </w:pPr>
+            <w:r>
+              <w:rPr>
+                <w:rFonts w:ascii="Calibri" w:hAnsi="Calibri" w:cs="Calibri"/>
+              </w:rPr>
+              <w:t>Une compagnie est basée dans un et un seul aéroport principal. Un aéroport peut être la base de zéro à plusieurs compagnies</w:t>
+            </w:r>
+          </w:p>
+        </w:tc>
+      </w:tr>
+      <w:tr>
+        <w:tc>
+          <w:tcPr>
+            <w:tcW w:w="1838" w:type="dxa"/>
+            <w:vAlign w:val="center"/>
+          </w:tcPr>
+          <w:p>
+            <w:r>
+              <w:t>RG02</w:t>
+            </w:r>
+          </w:p>
+        </w:tc>
+        <w:tc>
+          <w:tcPr>
+            <w:tcW w:w="6940" w:type="dxa"/>
+          </w:tcPr>
+          <w:p>
+            <w:pPr>
+              <w:rPr>
+                <w:rFonts w:ascii="Calibri" w:hAnsi="Calibri" w:cs="Calibri"/>
+              </w:rPr>
+            </w:pPr>
+            <w:r>
+              <w:rPr>
+                <w:rFonts w:ascii="Calibri" w:hAnsi="Calibri" w:cs="Calibri"/>
+              </w:rPr>
+              <w:t>Un avion appartient à une et une seule compagnie. Une compagnie peut posséder zéro à plusieurs avions</w:t>
+            </w:r>
+          </w:p>
+        </w:tc>
+      </w:tr>
+      <w:tr>
+        <w:tc>
+          <w:tcPr>
+            <w:tcW w:w="1838" w:type="dxa"/>
+            <w:vAlign w:val="center"/>
+          </w:tcPr>
+          <w:p>
+            <w:r>
+              <w:t>RG03</w:t>
+            </w:r>
+          </w:p>
+        </w:tc>
+        <w:tc>
+          <w:tcPr>
+            <w:tcW w:w="6940" w:type="dxa"/>
+          </w:tcPr>
+          <w:p>
+            <w:pPr>
+              <w:rPr>
+                <w:rFonts w:ascii="Calibri" w:hAnsi="Calibri" w:cs="Calibri"/>
+              </w:rPr>
+            </w:pPr>
+            <w:r>
+              <w:rPr>
+                <w:rFonts w:ascii="Calibri" w:hAnsi="Calibri" w:cs="Calibri"/>
+              </w:rPr>
+              <w:t>Un avion correspond à un et un seul type d'avion Un type d'avion peut correspondre à zéro à plusieurs avions</w:t>
+            </w:r>
+          </w:p>
+        </w:tc>
+      </w:tr>
+      <w:tr>
+        <w:tc>
+          <w:tcPr>
+            <w:tcW w:w="1838" w:type="dxa"/>
+            <w:vAlign w:val="center"/>
+          </w:tcPr>
+          <w:p>
+            <w:r>
+              <w:t>RG04</w:t>
+            </w:r>
+          </w:p>
+        </w:tc>
+        <w:tc>
+          <w:tcPr>
+            <w:tcW w:w="6940" w:type="dxa"/>
+          </w:tcPr>
+          <w:p>
+            <w:pPr>
+              <w:rPr>
+                <w:rFonts w:ascii="Calibri" w:hAnsi="Calibri" w:cs="Calibri"/>
+              </w:rPr>
+            </w:pPr>
+            <w:r>
+              <w:rPr>
+                <w:rFonts w:ascii="Calibri" w:hAnsi="Calibri" w:cs="Calibri"/>
+              </w:rPr>
+              <w:t>Un programme de vol est exploité par une et une seule compagnie. Une compagnie peut exploiter zéro à plusieurs programmes de vol</w:t>
+            </w:r>
+          </w:p>
+        </w:tc>
+      </w:tr>
+      <w:tr>
+        <w:tc>
+          <w:tcPr>
+            <w:tcW w:w="1838" w:type="dxa"/>
+            <w:vAlign w:val="center"/>
+          </w:tcPr>
+          <w:p>
+            <w:r>
+              <w:t>RG05</w:t>
+            </w:r>
+          </w:p>
+        </w:tc>
+        <w:tc>
+          <w:tcPr>
+            <w:tcW w:w="6940" w:type="dxa"/>
+          </w:tcPr>
+          <w:p>
+            <w:pPr>
+              <w:rPr>
+                <w:rFonts w:ascii="Calibri" w:hAnsi="Calibri" w:cs="Calibri"/>
+              </w:rPr>
+            </w:pPr>
+            <w:r>
+              <w:rPr>
+                <w:rFonts w:ascii="Calibri" w:hAnsi="Calibri" w:cs="Calibri"/>
+              </w:rPr>
+              <w:t>Un programme de vol prévoit un et un seul aéroport de départ. Un aéroport peut être le départ prévu de zéro à plusieurs programmes</w:t>
+            </w:r>
+          </w:p>
+        </w:tc>
+      </w:tr>
+      <w:tr>
+        <w:tc>
+          <w:tcPr>
+            <w:tcW w:w="1838" w:type="dxa"/>
+            <w:vAlign w:val="center"/>
+          </w:tcPr>
+          <w:p>
+            <w:r>
+              <w:t>RG06</w:t>
+            </w:r>
+          </w:p>
+        </w:tc>
+        <w:tc>
+          <w:tcPr>
+            <w:tcW w:w="6940" w:type="dxa"/>
+          </w:tcPr>
+          <w:p>
+            <w:pPr>
+              <w:rPr>
+                <w:rFonts w:ascii="Calibri" w:hAnsi="Calibri" w:cs="Calibri"/>
+              </w:rPr>
+            </w:pPr>
+            <w:r>
+              <w:rPr>
+                <w:rFonts w:ascii="Calibri" w:hAnsi="Calibri" w:cs="Calibri"/>
+              </w:rPr>
+              <w:t>Un programme de vol prévoit un et un seul aéroport d'arrivée. Un aéroport peut être l'arrivée prévue de zéro à plusieurs programmes</w:t>
+            </w:r>
+          </w:p>
+        </w:tc>
+      </w:tr>
+      <w:tr>
+        <w:tc>
+          <w:tcPr>
+            <w:tcW w:w="1838" w:type="dxa"/>
+            <w:vAlign w:val="center"/>
+          </w:tcPr>
+          <w:p>
+            <w:r>
+              <w:t>RG07</w:t>
+            </w:r>
+          </w:p>
+        </w:tc>
+        <w:tc>
+          <w:tcPr>
+            <w:tcW w:w="6940" w:type="dxa"/>
+          </w:tcPr>
+          <w:p>
+            <w:pPr>
+              <w:rPr>
+                <w:rFonts w:ascii="Calibri" w:hAnsi="Calibri" w:cs="Calibri"/>
+              </w:rPr>
+            </w:pPr>
+            <w:r>
+              <w:rPr>
+                <w:rFonts w:ascii="Calibri" w:hAnsi="Calibri" w:cs="Calibri"/>
+              </w:rPr>
+              <w:t>Un programme de vol fonctionne un à plusieurs jours de la semaine. Un jour de la semaine peut concerner zéro à plusieurs programmes</w:t>
+            </w:r>
+          </w:p>
+        </w:tc>
+      </w:tr>
+      <w:tr>
+        <w:tc>
+          <w:tcPr>
+            <w:tcW w:w="1838" w:type="dxa"/>
+            <w:vAlign w:val="center"/>
+          </w:tcPr>
+          <w:p>
+            <w:r>
+              <w:t>RG08</w:t>
+            </w:r>
+          </w:p>
+        </w:tc>
+        <w:tc>
+          <w:tcPr>
+            <w:tcW w:w="6940" w:type="dxa"/>
+          </w:tcPr>
+          <w:p>
+            <w:pPr>
+              <w:rPr>
+                <w:rFonts w:ascii="Calibri" w:hAnsi="Calibri" w:cs="Calibri"/>
+              </w:rPr>
+            </w:pPr>
+            <w:r>
+              <w:rPr>
+                <w:rFonts w:ascii="Calibri" w:hAnsi="Calibri" w:cs="Calibri"/>
+              </w:rPr>
+              <w:t>Un vol suit un et un seul programme de vol. Un programme de vol peut donner lieu à zéro à plusieurs vols</w:t>
+            </w:r>
+          </w:p>
+        </w:tc>
+      </w:tr>
+      <w:tr>
+        <w:tc>
+          <w:tcPr>
+            <w:tcW w:w="1838" w:type="dxa"/>
+            <w:vAlign w:val="center"/>
+          </w:tcPr>
+          <w:p>
+            <w:r>
+              <w:t>RG09</w:t>
+            </w:r>
+          </w:p>
+        </w:tc>
+        <w:tc>
+          <w:tcPr>
+            <w:tcW w:w="6940" w:type="dxa"/>
+          </w:tcPr>
+          <w:p>
+            <w:pPr>
+              <w:rPr>
+                <w:rFonts w:ascii="Calibri" w:hAnsi="Calibri" w:cs="Calibri"/>
+              </w:rPr>
+            </w:pPr>
+            <w:r>
+              <w:rPr>
+                <w:rFonts w:ascii="Calibri" w:hAnsi="Calibri" w:cs="Calibri"/>
+              </w:rPr>
+              <w:t>Un vol est effectué avec un et un seul avion. Un avion peut effectuer zéro à plusieurs vols au fil du temps</w:t>
+            </w:r>
+          </w:p>
+        </w:tc>
+      </w:tr>
+      <w:tr>
+        <w:tc>
+          <w:tcPr>
+            <w:tcW w:w="1838" w:type="dxa"/>
+            <w:vAlign w:val="center"/>
+          </w:tcPr>
+          <w:p>
+            <w:r>
+              <w:t>RG10</w:t>
+            </w:r>
+          </w:p>
+        </w:tc>
+        <w:tc>
+          <w:tcPr>
+            <w:tcW w:w="6940" w:type="dxa"/>
+          </w:tcPr>
+          <w:p>
+            <w:pPr>
+              <w:rPr>
+                <w:rFonts w:ascii="Calibri" w:hAnsi="Calibri" w:cs="Calibri"/>
+              </w:rPr>
+            </w:pPr>
+            <w:r>
+              <w:rPr>
+                <w:rFonts w:ascii="Calibri" w:hAnsi="Calibri" w:cs="Calibri"/>
+              </w:rPr>
+              <w:t>Un vol est opéré par une et une seule compagnie. Une compagnie peut opérer zéro à plusieurs vols</w:t>
+            </w:r>
+          </w:p>
+        </w:tc>
+      </w:tr>
+      <w:tr>
+        <w:tc>
+          <w:tcPr>
+            <w:tcW w:w="1838" w:type="dxa"/>
+            <w:vAlign w:val="center"/>
+          </w:tcPr>
+          <w:p>
+            <w:r>
+              <w:t>RG11</w:t>
+            </w:r>
+          </w:p>
+        </w:tc>
+        <w:tc>
+          <w:tcPr>
+            <w:tcW w:w="6940" w:type="dxa"/>
+          </w:tcPr>
+          <w:p>
+            <w:pPr>
+              <w:rPr>
+                <w:rFonts w:ascii="Calibri" w:hAnsi="Calibri" w:cs="Calibri"/>
+              </w:rPr>
+            </w:pPr>
+            <w:r>
+              <w:rPr>
+                <w:rFonts w:ascii="Calibri" w:hAnsi="Calibri" w:cs="Calibri"/>
+              </w:rPr>
+              <w:t>Un vol possède un et un seul aéroport de départ. Un aéroport peut être le départ de zéro à plusieurs vols. Ce départ peut différer de celui du programme de vol</w:t>
+            </w:r>
+          </w:p>
+        </w:tc>
+      </w:tr>
+      <w:tr>
+        <w:tc>
+          <w:tcPr>
+            <w:tcW w:w="1838" w:type="dxa"/>
+            <w:vAlign w:val="center"/>
+          </w:tcPr>
+          <w:p>
+            <w:r>
+              <w:t>RG12</w:t>
+            </w:r>
+          </w:p>
+        </w:tc>
+        <w:tc>
+          <w:tcPr>
+            <w:tcW w:w="6940" w:type="dxa"/>
+          </w:tcPr>
+          <w:p>
+            <w:pPr>
+              <w:rPr>
+                <w:rFonts w:ascii="Calibri" w:hAnsi="Calibri" w:cs="Calibri"/>
+              </w:rPr>
+            </w:pPr>
+            <w:r>
+              <w:rPr>
+                <w:rFonts w:ascii="Calibri" w:hAnsi="Calibri" w:cs="Calibri"/>
+              </w:rPr>
+              <w:t>Un vol possède un et un seul aéroport d'arrivée. Un aéroport peut être l'arrivée de zéro à plusieurs vols. Cette arrivée peut différer de celle du programme de vol</w:t>
+            </w:r>
+          </w:p>
+        </w:tc>
+      </w:tr>
+      <w:tr>
+        <w:tc>
+          <w:tcPr>
+            <w:tcW w:w="1838" w:type="dxa"/>
+            <w:vAlign w:val="center"/>
+          </w:tcPr>
+          <w:p>
+            <w:r>
+              <w:t>RG13</w:t>
+            </w:r>
+          </w:p>
+        </w:tc>
+        <w:tc>
+          <w:tcPr>
+            <w:tcW w:w="6940" w:type="dxa"/>
+          </w:tcPr>
+          <w:p>
+            <w:pPr>
+              <w:rPr>
+                <w:rFonts w:ascii="Calibri" w:hAnsi="Calibri" w:cs="Calibri"/>
+              </w:rPr>
+            </w:pPr>
+            <w:r>
+              <w:rPr>
+                <w:rFonts w:ascii="Calibri" w:hAnsi="Calibri" w:cs="Calibri"/>
+              </w:rPr>
+              <w:t>Une réservation concerne un et un seul passager. Un passager peut avoir zéro à plusieurs réservations</w:t>
+            </w:r>
+          </w:p>
+        </w:tc>
+      </w:tr>
+      <w:tr>
+        <w:tc>
+          <w:tcPr>
+            <w:tcW w:w="1838" w:type="dxa"/>
+            <w:vAlign w:val="center"/>
+          </w:tcPr>
+          <w:p>
+            <w:r>
+              <w:t>RG14</w:t>
+            </w:r>
+          </w:p>
+        </w:tc>
+        <w:tc>
+          <w:tcPr>
+            <w:tcW w:w="6940" w:type="dxa"/>
+          </w:tcPr>
+          <w:p>
+            <w:pPr>
+              <w:rPr>
+                <w:rFonts w:ascii="Calibri" w:hAnsi="Calibri" w:cs="Calibri"/>
+              </w:rPr>
+            </w:pPr>
+            <w:r>
+              <w:rPr>
+                <w:rFonts w:ascii="Calibri" w:hAnsi="Calibri" w:cs="Calibri"/>
+              </w:rPr>
+              <w:t>Une réservation concerne un et un seul vol. Un vol peut avoir zéro à plusieurs réservations</w:t>
+            </w:r>
+          </w:p>
+        </w:tc>
+      </w:tr>
+    </w:tbl>
+    <w:p>
+      <w:pPr>
+        <w:ind w:left="284"/>
+      </w:pPr>
+    </w:p>
+    <w:p>
+      <w:r>
+        <w:br w:type="page"/>
+      </w:r>
+    </w:p>
+    <w:p>
+      <w:pPr>
+        <w:pStyle w:val="Titre3"/>
+        <w:ind w:left="284"/>
+        <w:rPr>
+          <w:rFonts w:ascii="Calibri" w:hAnsi="Calibri" w:cs="Calibri"/>
+          <w:b/>
+          <w:bCs/>
+          <w:sz w:val="32"/>
+          <w:szCs w:val="32"/>
+        </w:rPr>
+      </w:pPr>
+      <w:bookmarkStart w:id="9" w:name="_Toc242253261"/>
+      <w:r>
+        <w:rPr>
+          <w:rFonts w:ascii="Calibri" w:hAnsi="Calibri" w:cs="Calibri"/>
+          <w:b/>
+          <w:bCs/>
+          <w:sz w:val="32"/>
+          <w:szCs w:val="32"/>
+        </w:rPr>
+        <w:lastRenderedPageBreak/>
+        <w:t>3.1.6 Cardinalités</w:t>
+      </w:r>
+      <w:bookmarkEnd w:id="9"/>
+    </w:p>
+    <w:tbl>
+      <w:tblPr>
+        <w:tblStyle w:val="Grilledutableau"/>
+        <w:tblW w:w="0" w:type="auto"/>
+        <w:tblInd w:w="284" w:type="dxa"/>
+        <w:tblLook w:val="04A0" w:firstRow="1" w:lastRow="0" w:firstColumn="1" w:lastColumn="0" w:noHBand="0" w:noVBand="1"/>
+      </w:tblPr>
+      <w:tblGrid>
+        <w:gridCol w:w="1080"/>
+        <w:gridCol w:w="2742"/>
+        <w:gridCol w:w="4956"/>
+      </w:tblGrid>
+      <w:tr>
+        <w:tc>
+          <w:tcPr>
+            <w:tcW w:w="1080" w:type="dxa"/>
+            <w:shd w:val="clear" w:color="auto" w:fill="0F4761" w:themeFill="accent1" w:themeFillShade="BF"/>
+          </w:tcPr>
+          <w:p>
+            <w:pPr>
+              <w:jc w:val="center"/>
+              <w:rPr>
+                <w:b/>
+                <w:bCs/>
+                <w:color w:val="FFFFFF" w:themeColor="background1"/>
+              </w:rPr>
+            </w:pPr>
+            <w:r>
+              <w:rPr>
+                <w:b/>
+                <w:bCs/>
+                <w:color w:val="FFFFFF" w:themeColor="background1"/>
+              </w:rPr>
+              <w:t>R</w:t>
+            </w:r>
+            <w:r>
+              <w:rPr>
+                <w:b/>
+                <w:bCs/>
+                <w:color w:val="FFFFFF" w:themeColor="background1"/>
+              </w:rPr>
+              <w:t>É</w:t>
+            </w:r>
+            <w:r>
+              <w:rPr>
+                <w:b/>
+                <w:bCs/>
+                <w:color w:val="FFFFFF" w:themeColor="background1"/>
+              </w:rPr>
+              <w:t>GLES</w:t>
+            </w:r>
+          </w:p>
+        </w:tc>
+        <w:tc>
+          <w:tcPr>
+            <w:tcW w:w="2742" w:type="dxa"/>
+            <w:shd w:val="clear" w:color="auto" w:fill="0F4761" w:themeFill="accent1" w:themeFillShade="BF"/>
+          </w:tcPr>
+          <w:p>
+            <w:pPr>
+              <w:jc w:val="center"/>
+              <w:rPr>
+                <w:b/>
+                <w:bCs/>
+                <w:color w:val="FFFFFF" w:themeColor="background1"/>
+              </w:rPr>
+            </w:pPr>
+            <w:r>
+              <w:rPr>
+                <w:b/>
+                <w:bCs/>
+                <w:color w:val="FFFFFF" w:themeColor="background1"/>
+              </w:rPr>
+              <w:t>ACTION</w:t>
+            </w:r>
+          </w:p>
+        </w:tc>
+        <w:tc>
+          <w:tcPr>
+            <w:tcW w:w="4956" w:type="dxa"/>
+            <w:shd w:val="clear" w:color="auto" w:fill="0F4761" w:themeFill="accent1" w:themeFillShade="BF"/>
+          </w:tcPr>
+          <w:p>
+            <w:pPr>
+              <w:jc w:val="center"/>
+              <w:rPr>
+                <w:b/>
+                <w:bCs/>
+                <w:color w:val="FFFFFF" w:themeColor="background1"/>
+              </w:rPr>
+            </w:pPr>
+            <w:r>
+              <w:rPr>
+                <w:b/>
+                <w:bCs/>
+                <w:color w:val="FFFFFF" w:themeColor="background1"/>
+              </w:rPr>
+              <w:t>CARDINALIT</w:t>
+            </w:r>
+            <w:r>
+              <w:rPr>
+                <w:b/>
+                <w:bCs/>
+                <w:color w:val="FFFFFF" w:themeColor="background1"/>
+              </w:rPr>
+              <w:t>É</w:t>
+            </w:r>
+          </w:p>
+        </w:tc>
+      </w:tr>
+      <w:tr>
+        <w:tc>
+          <w:tcPr>
+            <w:tcW w:w="1080" w:type="dxa"/>
+          </w:tcPr>
+          <w:p>
+            <w:pPr>
+              <w:rPr>
+                <w:rFonts w:ascii="Calibri" w:hAnsi="Calibri" w:cs="Calibri"/>
+              </w:rPr>
+            </w:pPr>
+            <w:r>
+              <w:rPr>
+                <w:rFonts w:ascii="Calibri" w:hAnsi="Calibri" w:cs="Calibri"/>
+              </w:rPr>
+              <w:t>RG01</w:t>
+            </w:r>
+          </w:p>
+        </w:tc>
+        <w:tc>
+          <w:tcPr>
+            <w:tcW w:w="2742" w:type="dxa"/>
+            <w:vAlign w:val="center"/>
+          </w:tcPr>
+          <w:p>
+            <w:pPr>
+              <w:jc w:val="center"/>
+              <w:rPr>
+                <w:rFonts w:ascii="Calibri" w:hAnsi="Calibri" w:cs="Calibri"/>
+              </w:rPr>
+            </w:pPr>
+            <w:r>
+              <w:rPr>
+                <w:rFonts w:ascii="Calibri" w:hAnsi="Calibri" w:cs="Calibri"/>
+              </w:rPr>
+              <w:t>ETRE_BASEE</w:t>
+            </w:r>
+          </w:p>
+        </w:tc>
+        <w:tc>
+          <w:tcPr>
+            <w:tcW w:w="4956" w:type="dxa"/>
+          </w:tcPr>
+          <w:p>
+            <w:pPr>
+              <w:rPr>
+                <w:rFonts w:ascii="Calibri" w:hAnsi="Calibri" w:cs="Calibri"/>
+              </w:rPr>
+            </w:pPr>
+            <w:r>
+              <w:rPr>
+                <w:rFonts w:ascii="Calibri" w:hAnsi="Calibri" w:cs="Calibri"/>
+              </w:rPr>
+              <w:t>COMPAGNIE (1,1) – AEROPORT (0,N)</w:t>
+            </w:r>
+          </w:p>
+        </w:tc>
+      </w:tr>
+      <w:tr>
+        <w:tc>
+          <w:tcPr>
+            <w:tcW w:w="1080" w:type="dxa"/>
+          </w:tcPr>
+          <w:p>
+            <w:pPr>
+              <w:rPr>
+                <w:rFonts w:ascii="Calibri" w:hAnsi="Calibri" w:cs="Calibri"/>
+              </w:rPr>
+            </w:pPr>
+            <w:r>
+              <w:rPr>
+                <w:rFonts w:ascii="Calibri" w:hAnsi="Calibri" w:cs="Calibri"/>
+              </w:rPr>
+              <w:t>RG02</w:t>
+            </w:r>
+          </w:p>
+        </w:tc>
+        <w:tc>
+          <w:tcPr>
+            <w:tcW w:w="2742" w:type="dxa"/>
+            <w:vAlign w:val="center"/>
+          </w:tcPr>
+          <w:p>
+            <w:pPr>
+              <w:jc w:val="center"/>
+              <w:rPr>
+                <w:rFonts w:ascii="Calibri" w:hAnsi="Calibri" w:cs="Calibri"/>
+              </w:rPr>
+            </w:pPr>
+            <w:r>
+              <w:rPr>
+                <w:rFonts w:ascii="Calibri" w:hAnsi="Calibri" w:cs="Calibri"/>
+              </w:rPr>
+              <w:t>POSSEDER</w:t>
+            </w:r>
+          </w:p>
+        </w:tc>
+        <w:tc>
+          <w:tcPr>
+            <w:tcW w:w="4956" w:type="dxa"/>
+          </w:tcPr>
+          <w:p>
+            <w:pPr>
+              <w:rPr>
+                <w:rFonts w:ascii="Calibri" w:hAnsi="Calibri" w:cs="Calibri"/>
+              </w:rPr>
+            </w:pPr>
+            <w:r>
+              <w:rPr>
+                <w:rFonts w:ascii="Calibri" w:hAnsi="Calibri" w:cs="Calibri"/>
+              </w:rPr>
+              <w:t>COMPAGNIE (0,N) – AVION (1,1)</w:t>
+            </w:r>
+          </w:p>
+        </w:tc>
+      </w:tr>
+      <w:tr>
+        <w:tc>
+          <w:tcPr>
+            <w:tcW w:w="1080" w:type="dxa"/>
+          </w:tcPr>
+          <w:p>
+            <w:pPr>
+              <w:rPr>
+                <w:rFonts w:ascii="Calibri" w:hAnsi="Calibri" w:cs="Calibri"/>
+              </w:rPr>
+            </w:pPr>
+            <w:r>
+              <w:rPr>
+                <w:rFonts w:ascii="Calibri" w:hAnsi="Calibri" w:cs="Calibri"/>
+              </w:rPr>
+              <w:t>RG03</w:t>
+            </w:r>
+          </w:p>
+        </w:tc>
+        <w:tc>
+          <w:tcPr>
+            <w:tcW w:w="2742" w:type="dxa"/>
+            <w:vAlign w:val="center"/>
+          </w:tcPr>
+          <w:p>
+            <w:pPr>
+              <w:jc w:val="center"/>
+              <w:rPr>
+                <w:rFonts w:ascii="Calibri" w:hAnsi="Calibri" w:cs="Calibri"/>
+              </w:rPr>
+            </w:pPr>
+            <w:r>
+              <w:rPr>
+                <w:rFonts w:ascii="Calibri" w:hAnsi="Calibri" w:cs="Calibri"/>
+              </w:rPr>
+              <w:t>ETRE_DE_TYPE</w:t>
+            </w:r>
+          </w:p>
+        </w:tc>
+        <w:tc>
+          <w:tcPr>
+            <w:tcW w:w="4956" w:type="dxa"/>
+          </w:tcPr>
+          <w:p>
+            <w:pPr>
+              <w:rPr>
+                <w:rFonts w:ascii="Calibri" w:hAnsi="Calibri" w:cs="Calibri"/>
+              </w:rPr>
+            </w:pPr>
+            <w:r>
+              <w:rPr>
+                <w:rFonts w:ascii="Calibri" w:hAnsi="Calibri" w:cs="Calibri"/>
+              </w:rPr>
+              <w:t>AVION (1,1) – TYPE_AVION (0,N)</w:t>
+            </w:r>
+          </w:p>
+        </w:tc>
+      </w:tr>
+      <w:tr>
+        <w:tc>
+          <w:tcPr>
+            <w:tcW w:w="1080" w:type="dxa"/>
+          </w:tcPr>
+          <w:p>
+            <w:pPr>
+              <w:rPr>
+                <w:rFonts w:ascii="Calibri" w:hAnsi="Calibri" w:cs="Calibri"/>
+              </w:rPr>
+            </w:pPr>
+            <w:r>
+              <w:rPr>
+                <w:rFonts w:ascii="Calibri" w:hAnsi="Calibri" w:cs="Calibri"/>
+              </w:rPr>
+              <w:t>RG04</w:t>
+            </w:r>
+          </w:p>
+        </w:tc>
+        <w:tc>
+          <w:tcPr>
+            <w:tcW w:w="2742" w:type="dxa"/>
+            <w:vAlign w:val="center"/>
+          </w:tcPr>
+          <w:p>
+            <w:pPr>
+              <w:jc w:val="center"/>
+              <w:rPr>
+                <w:rFonts w:ascii="Calibri" w:hAnsi="Calibri" w:cs="Calibri"/>
+              </w:rPr>
+            </w:pPr>
+            <w:r>
+              <w:rPr>
+                <w:rFonts w:ascii="Calibri" w:hAnsi="Calibri" w:cs="Calibri"/>
+              </w:rPr>
+              <w:t>EXPLOITER_PROGRAMME</w:t>
+            </w:r>
+          </w:p>
+        </w:tc>
+        <w:tc>
+          <w:tcPr>
+            <w:tcW w:w="4956" w:type="dxa"/>
+          </w:tcPr>
+          <w:p>
+            <w:pPr>
+              <w:rPr>
+                <w:rFonts w:ascii="Calibri" w:hAnsi="Calibri" w:cs="Calibri"/>
+              </w:rPr>
+            </w:pPr>
+            <w:r>
+              <w:rPr>
+                <w:rFonts w:ascii="Calibri" w:hAnsi="Calibri" w:cs="Calibri"/>
+              </w:rPr>
+              <w:t>COMPAGNIE (0,N) – PROGRAMME_VOL (1,1)</w:t>
+            </w:r>
+          </w:p>
+        </w:tc>
+      </w:tr>
+      <w:tr>
+        <w:tc>
+          <w:tcPr>
+            <w:tcW w:w="1080" w:type="dxa"/>
+          </w:tcPr>
+          <w:p>
+            <w:pPr>
+              <w:rPr>
+                <w:rFonts w:ascii="Calibri" w:hAnsi="Calibri" w:cs="Calibri"/>
+              </w:rPr>
+            </w:pPr>
+            <w:r>
+              <w:rPr>
+                <w:rFonts w:ascii="Calibri" w:hAnsi="Calibri" w:cs="Calibri"/>
+              </w:rPr>
+              <w:t>RG05</w:t>
+            </w:r>
+          </w:p>
+        </w:tc>
+        <w:tc>
+          <w:tcPr>
+            <w:tcW w:w="2742" w:type="dxa"/>
+            <w:vAlign w:val="center"/>
+          </w:tcPr>
+          <w:p>
+            <w:pPr>
+              <w:jc w:val="center"/>
+              <w:rPr>
+                <w:rFonts w:ascii="Calibri" w:hAnsi="Calibri" w:cs="Calibri"/>
+              </w:rPr>
+            </w:pPr>
+            <w:r>
+              <w:rPr>
+                <w:rFonts w:ascii="Calibri" w:hAnsi="Calibri" w:cs="Calibri"/>
+              </w:rPr>
+              <w:t>PREVOIR_DEPART</w:t>
+            </w:r>
+          </w:p>
+        </w:tc>
+        <w:tc>
+          <w:tcPr>
+            <w:tcW w:w="4956" w:type="dxa"/>
+          </w:tcPr>
+          <w:p>
+            <w:pPr>
+              <w:rPr>
+                <w:rFonts w:ascii="Calibri" w:hAnsi="Calibri" w:cs="Calibri"/>
+              </w:rPr>
+            </w:pPr>
+            <w:r>
+              <w:rPr>
+                <w:rFonts w:ascii="Calibri" w:hAnsi="Calibri" w:cs="Calibri"/>
+              </w:rPr>
+              <w:t>PROGRAMME_VOL (1,1) – AEROPORT (0,N)</w:t>
+            </w:r>
+          </w:p>
+        </w:tc>
+      </w:tr>
+      <w:tr>
+        <w:tc>
+          <w:tcPr>
+            <w:tcW w:w="1080" w:type="dxa"/>
+          </w:tcPr>
+          <w:p>
+            <w:pPr>
+              <w:rPr>
+                <w:rFonts w:ascii="Calibri" w:hAnsi="Calibri" w:cs="Calibri"/>
+              </w:rPr>
+            </w:pPr>
+            <w:r>
+              <w:rPr>
+                <w:rFonts w:ascii="Calibri" w:hAnsi="Calibri" w:cs="Calibri"/>
+              </w:rPr>
+              <w:t>RG06</w:t>
+            </w:r>
+          </w:p>
+        </w:tc>
+        <w:tc>
+          <w:tcPr>
+            <w:tcW w:w="2742" w:type="dxa"/>
+            <w:vAlign w:val="center"/>
+          </w:tcPr>
+          <w:p>
+            <w:pPr>
+              <w:jc w:val="center"/>
+              <w:rPr>
+                <w:rFonts w:ascii="Calibri" w:hAnsi="Calibri" w:cs="Calibri"/>
+              </w:rPr>
+            </w:pPr>
+            <w:r>
+              <w:rPr>
+                <w:rFonts w:ascii="Calibri" w:hAnsi="Calibri" w:cs="Calibri"/>
+              </w:rPr>
+              <w:t>PREVOIR_ARRIVEE</w:t>
+            </w:r>
+          </w:p>
+        </w:tc>
+        <w:tc>
+          <w:tcPr>
+            <w:tcW w:w="4956" w:type="dxa"/>
+          </w:tcPr>
+          <w:p>
+            <w:pPr>
+              <w:rPr>
+                <w:rFonts w:ascii="Calibri" w:hAnsi="Calibri" w:cs="Calibri"/>
+              </w:rPr>
+            </w:pPr>
+            <w:r>
+              <w:rPr>
+                <w:rFonts w:ascii="Calibri" w:hAnsi="Calibri" w:cs="Calibri"/>
+              </w:rPr>
+              <w:t xml:space="preserve">PROGRAMME_VOL (1,1) </w:t>
+            </w:r>
+            <w:r>
+              <w:rPr>
+                <w:rFonts w:ascii="Calibri" w:hAnsi="Calibri" w:cs="Calibri"/>
+              </w:rPr>
+              <w:t>-</w:t>
+            </w:r>
+            <w:r>
+              <w:rPr>
+                <w:rFonts w:ascii="Calibri" w:hAnsi="Calibri" w:cs="Calibri"/>
+              </w:rPr>
+              <w:t xml:space="preserve"> AEROPORT (0,N)</w:t>
+            </w:r>
+          </w:p>
+        </w:tc>
+      </w:tr>
+      <w:tr>
+        <w:tc>
+          <w:tcPr>
+            <w:tcW w:w="1080" w:type="dxa"/>
+          </w:tcPr>
+          <w:p>
+            <w:pPr>
+              <w:rPr>
+                <w:rFonts w:ascii="Calibri" w:hAnsi="Calibri" w:cs="Calibri"/>
+              </w:rPr>
+            </w:pPr>
+            <w:r>
+              <w:rPr>
+                <w:rFonts w:ascii="Calibri" w:hAnsi="Calibri" w:cs="Calibri"/>
+              </w:rPr>
+              <w:t>RG07</w:t>
+            </w:r>
+          </w:p>
+        </w:tc>
+        <w:tc>
+          <w:tcPr>
+            <w:tcW w:w="2742" w:type="dxa"/>
+            <w:vAlign w:val="center"/>
+          </w:tcPr>
+          <w:p>
+            <w:pPr>
+              <w:jc w:val="center"/>
+              <w:rPr>
+                <w:rFonts w:ascii="Calibri" w:hAnsi="Calibri" w:cs="Calibri"/>
+              </w:rPr>
+            </w:pPr>
+            <w:r>
+              <w:rPr>
+                <w:rFonts w:ascii="Calibri" w:hAnsi="Calibri" w:cs="Calibri"/>
+              </w:rPr>
+              <w:t>FONCTIONNER_LE</w:t>
+            </w:r>
+          </w:p>
+        </w:tc>
+        <w:tc>
+          <w:tcPr>
+            <w:tcW w:w="4956" w:type="dxa"/>
+          </w:tcPr>
+          <w:p>
+            <w:pPr>
+              <w:rPr>
+                <w:rFonts w:ascii="Calibri" w:hAnsi="Calibri" w:cs="Calibri"/>
+              </w:rPr>
+            </w:pPr>
+            <w:r>
+              <w:rPr>
+                <w:rFonts w:ascii="Calibri" w:hAnsi="Calibri" w:cs="Calibri"/>
+              </w:rPr>
+              <w:t xml:space="preserve">PROGRAMME_VOL (1,N) </w:t>
+            </w:r>
+            <w:r>
+              <w:rPr>
+                <w:rFonts w:ascii="Calibri" w:hAnsi="Calibri" w:cs="Calibri"/>
+              </w:rPr>
+              <w:t>-</w:t>
+            </w:r>
+            <w:r>
+              <w:rPr>
+                <w:rFonts w:ascii="Calibri" w:hAnsi="Calibri" w:cs="Calibri"/>
+              </w:rPr>
+              <w:t xml:space="preserve"> JOUR_SEMAINE (0,N)</w:t>
+            </w:r>
+          </w:p>
+        </w:tc>
+      </w:tr>
+      <w:tr>
+        <w:tc>
+          <w:tcPr>
+            <w:tcW w:w="1080" w:type="dxa"/>
+          </w:tcPr>
+          <w:p>
+            <w:pPr>
+              <w:rPr>
+                <w:rFonts w:ascii="Calibri" w:hAnsi="Calibri" w:cs="Calibri"/>
+              </w:rPr>
+            </w:pPr>
+            <w:r>
+              <w:rPr>
+                <w:rFonts w:ascii="Calibri" w:hAnsi="Calibri" w:cs="Calibri"/>
+              </w:rPr>
+              <w:t>RG08</w:t>
+            </w:r>
+          </w:p>
+        </w:tc>
+        <w:tc>
+          <w:tcPr>
+            <w:tcW w:w="2742" w:type="dxa"/>
+            <w:vAlign w:val="center"/>
+          </w:tcPr>
+          <w:p>
+            <w:pPr>
+              <w:jc w:val="center"/>
+              <w:rPr>
+                <w:rFonts w:ascii="Calibri" w:hAnsi="Calibri" w:cs="Calibri"/>
+              </w:rPr>
+            </w:pPr>
+            <w:r>
+              <w:rPr>
+                <w:rFonts w:ascii="Calibri" w:hAnsi="Calibri" w:cs="Calibri"/>
+              </w:rPr>
+              <w:t>SUIVRE_PROGRAMME</w:t>
+            </w:r>
+          </w:p>
+        </w:tc>
+        <w:tc>
+          <w:tcPr>
+            <w:tcW w:w="4956" w:type="dxa"/>
+          </w:tcPr>
+          <w:p>
+            <w:pPr>
+              <w:rPr>
+                <w:rFonts w:ascii="Calibri" w:hAnsi="Calibri" w:cs="Calibri"/>
+              </w:rPr>
+            </w:pPr>
+            <w:r>
+              <w:rPr>
+                <w:rFonts w:ascii="Calibri" w:hAnsi="Calibri" w:cs="Calibri"/>
+              </w:rPr>
+              <w:t xml:space="preserve">VOL (1,1) </w:t>
+            </w:r>
+            <w:r>
+              <w:rPr>
+                <w:rFonts w:ascii="Calibri" w:hAnsi="Calibri" w:cs="Calibri"/>
+              </w:rPr>
+              <w:t>-</w:t>
+            </w:r>
+            <w:r>
+              <w:rPr>
+                <w:rFonts w:ascii="Calibri" w:hAnsi="Calibri" w:cs="Calibri"/>
+              </w:rPr>
+              <w:t xml:space="preserve"> PROGRAMME_VOL (0,N)</w:t>
+            </w:r>
+          </w:p>
+        </w:tc>
+      </w:tr>
+      <w:tr>
+        <w:tc>
+          <w:tcPr>
+            <w:tcW w:w="1080" w:type="dxa"/>
+          </w:tcPr>
+          <w:p>
+            <w:pPr>
+              <w:rPr>
+                <w:rFonts w:ascii="Calibri" w:hAnsi="Calibri" w:cs="Calibri"/>
+              </w:rPr>
+            </w:pPr>
+            <w:r>
+              <w:rPr>
+                <w:rFonts w:ascii="Calibri" w:hAnsi="Calibri" w:cs="Calibri"/>
+              </w:rPr>
+              <w:t>RG09</w:t>
+            </w:r>
+          </w:p>
+        </w:tc>
+        <w:tc>
+          <w:tcPr>
+            <w:tcW w:w="2742" w:type="dxa"/>
+            <w:vAlign w:val="center"/>
+          </w:tcPr>
+          <w:p>
+            <w:pPr>
+              <w:jc w:val="center"/>
+              <w:rPr>
+                <w:rFonts w:ascii="Calibri" w:hAnsi="Calibri" w:cs="Calibri"/>
+              </w:rPr>
+            </w:pPr>
+            <w:r>
+              <w:rPr>
+                <w:rFonts w:ascii="Calibri" w:hAnsi="Calibri" w:cs="Calibri"/>
+              </w:rPr>
+              <w:t>AFFECTER_AVION</w:t>
+            </w:r>
+          </w:p>
+        </w:tc>
+        <w:tc>
+          <w:tcPr>
+            <w:tcW w:w="4956" w:type="dxa"/>
+          </w:tcPr>
+          <w:p>
+            <w:pPr>
+              <w:rPr>
+                <w:rFonts w:ascii="Calibri" w:hAnsi="Calibri" w:cs="Calibri"/>
+              </w:rPr>
+            </w:pPr>
+            <w:r>
+              <w:rPr>
+                <w:rFonts w:ascii="Calibri" w:hAnsi="Calibri" w:cs="Calibri"/>
+              </w:rPr>
+              <w:t xml:space="preserve">VOL (1,1) </w:t>
+            </w:r>
+            <w:r>
+              <w:rPr>
+                <w:rFonts w:ascii="Calibri" w:hAnsi="Calibri" w:cs="Calibri"/>
+              </w:rPr>
+              <w:t>-</w:t>
+            </w:r>
+            <w:r>
+              <w:rPr>
+                <w:rFonts w:ascii="Calibri" w:hAnsi="Calibri" w:cs="Calibri"/>
+              </w:rPr>
+              <w:t xml:space="preserve"> AVION (0,N)</w:t>
+            </w:r>
+          </w:p>
+        </w:tc>
+      </w:tr>
+      <w:tr>
+        <w:tc>
+          <w:tcPr>
+            <w:tcW w:w="1080" w:type="dxa"/>
+          </w:tcPr>
+          <w:p>
+            <w:pPr>
+              <w:rPr>
+                <w:rFonts w:ascii="Calibri" w:hAnsi="Calibri" w:cs="Calibri"/>
+              </w:rPr>
+            </w:pPr>
+            <w:r>
+              <w:rPr>
+                <w:rFonts w:ascii="Calibri" w:hAnsi="Calibri" w:cs="Calibri"/>
+              </w:rPr>
+              <w:t>RG10</w:t>
+            </w:r>
+          </w:p>
+        </w:tc>
+        <w:tc>
+          <w:tcPr>
+            <w:tcW w:w="2742" w:type="dxa"/>
+            <w:vAlign w:val="center"/>
+          </w:tcPr>
+          <w:p>
+            <w:pPr>
+              <w:jc w:val="center"/>
+              <w:rPr>
+                <w:rFonts w:ascii="Calibri" w:hAnsi="Calibri" w:cs="Calibri"/>
+              </w:rPr>
+            </w:pPr>
+            <w:r>
+              <w:rPr>
+                <w:rFonts w:ascii="Calibri" w:hAnsi="Calibri" w:cs="Calibri"/>
+              </w:rPr>
+              <w:t>OPERER_VOL</w:t>
+            </w:r>
+          </w:p>
+        </w:tc>
+        <w:tc>
+          <w:tcPr>
+            <w:tcW w:w="4956" w:type="dxa"/>
+          </w:tcPr>
+          <w:p>
+            <w:pPr>
+              <w:rPr>
+                <w:rFonts w:ascii="Calibri" w:hAnsi="Calibri" w:cs="Calibri"/>
+              </w:rPr>
+            </w:pPr>
+            <w:r>
+              <w:rPr>
+                <w:rFonts w:ascii="Calibri" w:hAnsi="Calibri" w:cs="Calibri"/>
+              </w:rPr>
+              <w:t xml:space="preserve">COMPAGNIE (0,N) </w:t>
+            </w:r>
+            <w:r>
+              <w:rPr>
+                <w:rFonts w:ascii="Calibri" w:hAnsi="Calibri" w:cs="Calibri"/>
+              </w:rPr>
+              <w:t>-</w:t>
+            </w:r>
+            <w:r>
+              <w:rPr>
+                <w:rFonts w:ascii="Calibri" w:hAnsi="Calibri" w:cs="Calibri"/>
+              </w:rPr>
+              <w:t xml:space="preserve"> VOL (1,1)</w:t>
+            </w:r>
+          </w:p>
+        </w:tc>
+      </w:tr>
+      <w:tr>
+        <w:tc>
+          <w:tcPr>
+            <w:tcW w:w="1080" w:type="dxa"/>
+          </w:tcPr>
+          <w:p>
+            <w:pPr>
+              <w:rPr>
+                <w:rFonts w:ascii="Calibri" w:hAnsi="Calibri" w:cs="Calibri"/>
+              </w:rPr>
+            </w:pPr>
+            <w:r>
+              <w:rPr>
+                <w:rFonts w:ascii="Calibri" w:hAnsi="Calibri" w:cs="Calibri"/>
+              </w:rPr>
+              <w:t>RG11</w:t>
+            </w:r>
+          </w:p>
+        </w:tc>
+        <w:tc>
+          <w:tcPr>
+            <w:tcW w:w="2742" w:type="dxa"/>
+            <w:vAlign w:val="center"/>
+          </w:tcPr>
+          <w:p>
+            <w:pPr>
+              <w:jc w:val="center"/>
+              <w:rPr>
+                <w:rFonts w:ascii="Calibri" w:hAnsi="Calibri" w:cs="Calibri"/>
+              </w:rPr>
+            </w:pPr>
+            <w:r>
+              <w:rPr>
+                <w:rFonts w:ascii="Calibri" w:hAnsi="Calibri" w:cs="Calibri"/>
+              </w:rPr>
+              <w:t>PARTIR_DE</w:t>
+            </w:r>
+          </w:p>
+        </w:tc>
+        <w:tc>
+          <w:tcPr>
+            <w:tcW w:w="4956" w:type="dxa"/>
+          </w:tcPr>
+          <w:p>
+            <w:pPr>
+              <w:rPr>
+                <w:rFonts w:ascii="Calibri" w:hAnsi="Calibri" w:cs="Calibri"/>
+              </w:rPr>
+            </w:pPr>
+            <w:r>
+              <w:rPr>
+                <w:rFonts w:ascii="Calibri" w:hAnsi="Calibri" w:cs="Calibri"/>
+              </w:rPr>
+              <w:t xml:space="preserve">VOL (1,1) </w:t>
+            </w:r>
+            <w:r>
+              <w:rPr>
+                <w:rFonts w:ascii="Calibri" w:hAnsi="Calibri" w:cs="Calibri"/>
+              </w:rPr>
+              <w:t>-</w:t>
+            </w:r>
+            <w:r>
+              <w:rPr>
+                <w:rFonts w:ascii="Calibri" w:hAnsi="Calibri" w:cs="Calibri"/>
+              </w:rPr>
+              <w:t xml:space="preserve"> AEROPORT (0,N)</w:t>
+            </w:r>
+          </w:p>
+        </w:tc>
+      </w:tr>
+      <w:tr>
+        <w:tc>
+          <w:tcPr>
+            <w:tcW w:w="1080" w:type="dxa"/>
+          </w:tcPr>
+          <w:p>
+            <w:pPr>
+              <w:rPr>
+                <w:rFonts w:ascii="Calibri" w:hAnsi="Calibri" w:cs="Calibri"/>
+              </w:rPr>
+            </w:pPr>
+            <w:r>
+              <w:rPr>
+                <w:rFonts w:ascii="Calibri" w:hAnsi="Calibri" w:cs="Calibri"/>
+              </w:rPr>
+              <w:t>RG12</w:t>
+            </w:r>
+          </w:p>
+        </w:tc>
+        <w:tc>
+          <w:tcPr>
+            <w:tcW w:w="2742" w:type="dxa"/>
+            <w:vAlign w:val="center"/>
+          </w:tcPr>
+          <w:p>
+            <w:pPr>
+              <w:jc w:val="center"/>
+              <w:rPr>
+                <w:rFonts w:ascii="Calibri" w:hAnsi="Calibri" w:cs="Calibri"/>
+              </w:rPr>
+            </w:pPr>
+            <w:r>
+              <w:rPr>
+                <w:rFonts w:ascii="Calibri" w:hAnsi="Calibri" w:cs="Calibri"/>
+              </w:rPr>
+              <w:t>ARRIVER_A</w:t>
+            </w:r>
+          </w:p>
+        </w:tc>
+        <w:tc>
+          <w:tcPr>
+            <w:tcW w:w="4956" w:type="dxa"/>
+          </w:tcPr>
+          <w:p>
+            <w:pPr>
+              <w:rPr>
+                <w:rFonts w:ascii="Calibri" w:hAnsi="Calibri" w:cs="Calibri"/>
+              </w:rPr>
+            </w:pPr>
+            <w:r>
+              <w:rPr>
+                <w:rFonts w:ascii="Calibri" w:hAnsi="Calibri" w:cs="Calibri"/>
+              </w:rPr>
+              <w:t xml:space="preserve">VOL (1,1) </w:t>
+            </w:r>
+            <w:r>
+              <w:rPr>
+                <w:rFonts w:ascii="Calibri" w:hAnsi="Calibri" w:cs="Calibri"/>
+              </w:rPr>
+              <w:t>-</w:t>
+            </w:r>
+            <w:r>
+              <w:rPr>
+                <w:rFonts w:ascii="Calibri" w:hAnsi="Calibri" w:cs="Calibri"/>
+              </w:rPr>
+              <w:t xml:space="preserve"> AEROPORT (0,N)</w:t>
+            </w:r>
+          </w:p>
+        </w:tc>
+      </w:tr>
+      <w:tr>
+        <w:tc>
+          <w:tcPr>
+            <w:tcW w:w="1080" w:type="dxa"/>
+          </w:tcPr>
+          <w:p>
+            <w:pPr>
+              <w:rPr>
+                <w:rFonts w:ascii="Calibri" w:hAnsi="Calibri" w:cs="Calibri"/>
+              </w:rPr>
+            </w:pPr>
+            <w:r>
+              <w:rPr>
+                <w:rFonts w:ascii="Calibri" w:hAnsi="Calibri" w:cs="Calibri"/>
+              </w:rPr>
+              <w:t>RG13</w:t>
+            </w:r>
+          </w:p>
+        </w:tc>
+        <w:tc>
+          <w:tcPr>
+            <w:tcW w:w="2742" w:type="dxa"/>
+            <w:vAlign w:val="center"/>
+          </w:tcPr>
+          <w:p>
+            <w:pPr>
+              <w:jc w:val="center"/>
+              <w:rPr>
+                <w:rFonts w:ascii="Calibri" w:hAnsi="Calibri" w:cs="Calibri"/>
+              </w:rPr>
+            </w:pPr>
+            <w:r>
+              <w:rPr>
+                <w:rFonts w:ascii="Calibri" w:hAnsi="Calibri" w:cs="Calibri"/>
+              </w:rPr>
+              <w:t>CONCERNER_PASSAGER</w:t>
+            </w:r>
+          </w:p>
+        </w:tc>
+        <w:tc>
+          <w:tcPr>
+            <w:tcW w:w="4956" w:type="dxa"/>
+          </w:tcPr>
+          <w:p>
+            <w:pPr>
+              <w:rPr>
+                <w:rFonts w:ascii="Calibri" w:hAnsi="Calibri" w:cs="Calibri"/>
+              </w:rPr>
+            </w:pPr>
+            <w:r>
+              <w:rPr>
+                <w:rFonts w:ascii="Calibri" w:hAnsi="Calibri" w:cs="Calibri"/>
+              </w:rPr>
+              <w:t xml:space="preserve">RESERVATION (1,1) </w:t>
+            </w:r>
+            <w:r>
+              <w:rPr>
+                <w:rFonts w:ascii="Calibri" w:hAnsi="Calibri" w:cs="Calibri"/>
+              </w:rPr>
+              <w:t>-</w:t>
+            </w:r>
+            <w:r>
+              <w:rPr>
+                <w:rFonts w:ascii="Calibri" w:hAnsi="Calibri" w:cs="Calibri"/>
+              </w:rPr>
+              <w:t xml:space="preserve"> PASSAGER (0,N)</w:t>
+            </w:r>
+          </w:p>
+        </w:tc>
+      </w:tr>
+      <w:tr>
+        <w:tc>
+          <w:tcPr>
+            <w:tcW w:w="1080" w:type="dxa"/>
+          </w:tcPr>
+          <w:p>
+            <w:pPr>
+              <w:rPr>
+                <w:rFonts w:ascii="Calibri" w:hAnsi="Calibri" w:cs="Calibri"/>
+              </w:rPr>
+            </w:pPr>
+            <w:r>
+              <w:rPr>
+                <w:rFonts w:ascii="Calibri" w:hAnsi="Calibri" w:cs="Calibri"/>
+              </w:rPr>
+              <w:t>RG14</w:t>
+            </w:r>
+          </w:p>
+        </w:tc>
+        <w:tc>
+          <w:tcPr>
+            <w:tcW w:w="2742" w:type="dxa"/>
+            <w:vAlign w:val="center"/>
+          </w:tcPr>
+          <w:p>
+            <w:pPr>
+              <w:jc w:val="center"/>
+              <w:rPr>
+                <w:rFonts w:ascii="Calibri" w:hAnsi="Calibri" w:cs="Calibri"/>
+              </w:rPr>
+            </w:pPr>
+            <w:r>
+              <w:rPr>
+                <w:rFonts w:ascii="Calibri" w:hAnsi="Calibri" w:cs="Calibri"/>
+              </w:rPr>
+              <w:t>CONCERNER_VOL</w:t>
+            </w:r>
+          </w:p>
+        </w:tc>
+        <w:tc>
+          <w:tcPr>
+            <w:tcW w:w="4956" w:type="dxa"/>
+          </w:tcPr>
+          <w:p>
+            <w:pPr>
+              <w:tabs>
+                <w:tab w:val="left" w:pos="1620"/>
+              </w:tabs>
+              <w:rPr>
+                <w:rFonts w:ascii="Calibri" w:hAnsi="Calibri" w:cs="Calibri"/>
+              </w:rPr>
+            </w:pPr>
+            <w:r>
+              <w:rPr>
+                <w:rFonts w:ascii="Calibri" w:hAnsi="Calibri" w:cs="Calibri"/>
+              </w:rPr>
+              <w:t xml:space="preserve">RESERVATION (1,1) </w:t>
+            </w:r>
+            <w:r>
+              <w:rPr>
+                <w:rFonts w:ascii="Calibri" w:hAnsi="Calibri" w:cs="Calibri"/>
+              </w:rPr>
+              <w:t>-</w:t>
+            </w:r>
+            <w:r>
+              <w:rPr>
+                <w:rFonts w:ascii="Calibri" w:hAnsi="Calibri" w:cs="Calibri"/>
+              </w:rPr>
+              <w:t xml:space="preserve"> VOL (0,N)</w:t>
+            </w:r>
+            <w:r>
+              <w:rPr>
+                <w:rFonts w:ascii="Calibri" w:hAnsi="Calibri" w:cs="Calibri"/>
+              </w:rPr>
+              <w:tab/>
+            </w:r>
+          </w:p>
+        </w:tc>
+      </w:tr>
+    </w:tbl>
+    <w:p/>
+    <w:p>
+      <w:r>
+        <w:br w:type="page"/>
+      </w:r>
+    </w:p>
+    <w:p>
+      <w:pPr>
+        <w:pStyle w:val="Titre2"/>
+        <w:ind w:left="142"/>
         <w:rPr>
           <w:rFonts w:ascii="Calibri" w:hAnsi="Calibri" w:cs="Calibri"/>
           <w:b/>
@@ -3744,13 +9081,9 @@
           <w:sz w:val="36"/>
           <w:szCs w:val="36"/>
         </w:rPr>
-        <w:br w:type="page"/>
-      </w:r>
-    </w:p>
-    <w:p>
-      <w:pPr>
-        <w:pStyle w:val="Titre2"/>
-        <w:ind w:left="142"/>
+      </w:pPr>
+      <w:bookmarkStart w:id="10" w:name="_Toc242253262"/>
+      <w:r>
         <w:rPr>
           <w:rFonts w:ascii="Calibri" w:hAnsi="Calibri" w:cs="Calibri"/>
           <w:b/>
@@ -3758,9 +9091,230 @@
           <w:sz w:val="36"/>
           <w:szCs w:val="36"/>
         </w:rPr>
-      </w:pPr>
-      <w:bookmarkStart w:id="4" w:name="_Toc241054946"/>
-      <w:r>
+        <w:lastRenderedPageBreak/>
+        <w:t>3.2 Création des tables de la base de données</w:t>
+      </w:r>
+      <w:bookmarkEnd w:id="10"/>
+    </w:p>
+    <w:p>
+      <w:pPr>
+        <w:ind w:left="142"/>
+        <w:jc w:val="both"/>
+        <w:rPr>
+          <w:rFonts w:ascii="Calibri" w:hAnsi="Calibri" w:cs="Calibri"/>
+        </w:rPr>
+      </w:pPr>
+      <w:r>
+        <w:rPr>
+          <w:rFonts w:ascii="Calibri" w:hAnsi="Calibri" w:cs="Calibri"/>
+        </w:rPr>
+        <w:t xml:space="preserve">Avec phpMyAdmin, j’ai </w:t>
+      </w:r>
+      <w:r>
+        <w:rPr>
+          <w:rFonts w:ascii="Calibri" w:hAnsi="Calibri" w:cs="Calibri"/>
+        </w:rPr>
+        <w:t>créé</w:t>
+      </w:r>
+      <w:r>
+        <w:rPr>
+          <w:rFonts w:ascii="Calibri" w:hAnsi="Calibri" w:cs="Calibri"/>
+        </w:rPr>
+        <w:t xml:space="preserve"> une base de données se nommant « db_aeroport », puis j’y est inséré le code </w:t>
+      </w:r>
+      <w:r>
+        <w:rPr>
+          <w:rFonts w:ascii="Calibri" w:hAnsi="Calibri" w:cs="Calibri"/>
+        </w:rPr>
+        <w:t>donné par looping à la suite de la création du MCD/MLD.</w:t>
+      </w:r>
+    </w:p>
+    <w:p>
+      <w:pPr>
+        <w:keepNext/>
+        <w:ind w:left="142"/>
+        <w:jc w:val="both"/>
+      </w:pPr>
+      <w:r>
+        <w:rPr>
+          <w:rFonts w:ascii="Calibri" w:hAnsi="Calibri" w:cs="Calibri"/>
+          <w:noProof/>
+        </w:rPr>
+        <w:drawing>
+          <wp:inline distT="0" distB="0" distL="0" distR="0" wp14:anchorId="07A8A208" wp14:editId="213941E0">
+            <wp:extent cx="5760720" cy="2907665"/>
+            <wp:effectExtent l="19050" t="19050" r="11430" b="26035"/>
+            <wp:docPr id="994305366" name="Image 1"/>
+            <wp:cNvGraphicFramePr>
+              <a:graphicFrameLocks xmlns:a="http://schemas.openxmlformats.org/drawingml/2006/main" noChangeAspect="1"/>
+            </wp:cNvGraphicFramePr>
+            <a:graphic xmlns:a="http://schemas.openxmlformats.org/drawingml/2006/main">
+              <a:graphicData uri="http://schemas.openxmlformats.org/drawingml/2006/picture">
+                <pic:pic xmlns:pic="http://schemas.openxmlformats.org/drawingml/2006/picture">
+                  <pic:nvPicPr>
+                    <pic:cNvPr id="994305366" name=""/>
+                    <pic:cNvPicPr/>
+                  </pic:nvPicPr>
+                  <pic:blipFill>
+                    <a:blip r:embed="rId14"/>
+                    <a:stretch>
+                      <a:fillRect/>
+                    </a:stretch>
+                  </pic:blipFill>
+                  <pic:spPr>
+                    <a:xfrm>
+                      <a:off x="0" y="0"/>
+                      <a:ext cx="5760720" cy="2907665"/>
+                    </a:xfrm>
+                    <a:prstGeom prst="rect">
+                      <a:avLst/>
+                    </a:prstGeom>
+                    <a:ln>
+                      <a:solidFill>
+                        <a:schemeClr val="bg1">
+                          <a:lumMod val="75000"/>
+                        </a:schemeClr>
+                      </a:solidFill>
+                    </a:ln>
+                  </pic:spPr>
+                </pic:pic>
+              </a:graphicData>
+            </a:graphic>
+          </wp:inline>
+        </w:drawing>
+      </w:r>
+    </w:p>
+    <w:p>
+      <w:pPr>
+        <w:pStyle w:val="Lgende"/>
+        <w:ind w:firstLine="142"/>
+        <w:jc w:val="both"/>
+        <w:rPr>
+          <w:rFonts w:ascii="Calibri" w:hAnsi="Calibri" w:cs="Calibri"/>
+        </w:rPr>
+      </w:pPr>
+      <w:r>
+        <w:t xml:space="preserve">Création de la bdd db_aeroport </w:t>
+      </w:r>
+      <w:fldSimple w:instr=" SEQ Création_de_la_bdd_db_aeroport \* ARABIC ">
+        <w:r>
+          <w:rPr>
+            <w:noProof/>
+          </w:rPr>
+          <w:t>1</w:t>
+        </w:r>
+      </w:fldSimple>
+    </w:p>
+    <w:p>
+      <w:pPr>
+        <w:ind w:left="142"/>
+        <w:jc w:val="both"/>
+        <w:rPr>
+          <w:rFonts w:ascii="Calibri" w:hAnsi="Calibri" w:cs="Calibri"/>
+        </w:rPr>
+      </w:pPr>
+      <w:r>
+        <w:rPr>
+          <w:rFonts w:ascii="Calibri" w:hAnsi="Calibri" w:cs="Calibri"/>
+        </w:rPr>
+        <w:t>Sur la capture d’écran on peu voir que la base de données à été créer avec succès sans erreur.</w:t>
+      </w:r>
+    </w:p>
+    <w:p>
+      <w:pPr>
+        <w:keepNext/>
+        <w:ind w:left="142"/>
+        <w:jc w:val="both"/>
+      </w:pPr>
+      <w:r>
+        <w:rPr>
+          <w:rFonts w:ascii="Calibri" w:hAnsi="Calibri" w:cs="Calibri"/>
+          <w:noProof/>
+        </w:rPr>
+        <w:drawing>
+          <wp:inline distT="0" distB="0" distL="0" distR="0" wp14:anchorId="2BDCEA02" wp14:editId="55B3CAB8">
+            <wp:extent cx="5760720" cy="1709420"/>
+            <wp:effectExtent l="19050" t="19050" r="11430" b="24130"/>
+            <wp:docPr id="1420107652" name="Image 1"/>
+            <wp:cNvGraphicFramePr>
+              <a:graphicFrameLocks xmlns:a="http://schemas.openxmlformats.org/drawingml/2006/main" noChangeAspect="1"/>
+            </wp:cNvGraphicFramePr>
+            <a:graphic xmlns:a="http://schemas.openxmlformats.org/drawingml/2006/main">
+              <a:graphicData uri="http://schemas.openxmlformats.org/drawingml/2006/picture">
+                <pic:pic xmlns:pic="http://schemas.openxmlformats.org/drawingml/2006/picture">
+                  <pic:nvPicPr>
+                    <pic:cNvPr id="1420107652" name=""/>
+                    <pic:cNvPicPr/>
+                  </pic:nvPicPr>
+                  <pic:blipFill>
+                    <a:blip r:embed="rId15"/>
+                    <a:stretch>
+                      <a:fillRect/>
+                    </a:stretch>
+                  </pic:blipFill>
+                  <pic:spPr>
+                    <a:xfrm>
+                      <a:off x="0" y="0"/>
+                      <a:ext cx="5760720" cy="1709420"/>
+                    </a:xfrm>
+                    <a:prstGeom prst="rect">
+                      <a:avLst/>
+                    </a:prstGeom>
+                    <a:ln>
+                      <a:solidFill>
+                        <a:schemeClr val="bg1">
+                          <a:lumMod val="75000"/>
+                        </a:schemeClr>
+                      </a:solidFill>
+                    </a:ln>
+                  </pic:spPr>
+                </pic:pic>
+              </a:graphicData>
+            </a:graphic>
+          </wp:inline>
+        </w:drawing>
+      </w:r>
+    </w:p>
+    <w:p>
+      <w:pPr>
+        <w:pStyle w:val="Lgende"/>
+        <w:ind w:firstLine="142"/>
+        <w:jc w:val="both"/>
+        <w:rPr>
+          <w:rFonts w:ascii="Calibri" w:hAnsi="Calibri" w:cs="Calibri"/>
+        </w:rPr>
+      </w:pPr>
+      <w:r>
+        <w:t xml:space="preserve">Contenu de la bdd db_aeroport </w:t>
+      </w:r>
+      <w:fldSimple w:instr=" SEQ Contenu_de_la_bdd_db_aeroport \* ARABIC ">
+        <w:r>
+          <w:rPr>
+            <w:noProof/>
+          </w:rPr>
+          <w:t>1</w:t>
+        </w:r>
+      </w:fldSimple>
+    </w:p>
+    <w:p>
+      <w:pPr>
+        <w:ind w:left="142"/>
+        <w:jc w:val="both"/>
+        <w:rPr>
+          <w:rFonts w:ascii="Calibri" w:hAnsi="Calibri" w:cs="Calibri"/>
+        </w:rPr>
+      </w:pPr>
+      <w:r>
+        <w:rPr>
+          <w:rFonts w:ascii="Calibri" w:hAnsi="Calibri" w:cs="Calibri"/>
+        </w:rPr>
+        <w:t>Sur la capture d’écran on peu voir que toutes les tables sont présente.</w:t>
+      </w:r>
+    </w:p>
+    <w:p>
+      <w:pPr>
+        <w:pStyle w:val="Titre2"/>
+        <w:ind w:left="142"/>
         <w:rPr>
           <w:rFonts w:ascii="Calibri" w:hAnsi="Calibri" w:cs="Calibri"/>
           <w:b/>
@@ -3768,22 +9322,8 @@
           <w:sz w:val="36"/>
           <w:szCs w:val="36"/>
         </w:rPr>
-        <w:lastRenderedPageBreak/>
-        <w:t>3.2 Création des tables de la base de données</w:t>
-      </w:r>
-      <w:bookmarkEnd w:id="4"/>
-    </w:p>
-    <w:p>
-      <w:pPr>
-        <w:rPr>
-          <w:rFonts w:ascii="Calibri" w:eastAsiaTheme="majorEastAsia" w:hAnsi="Calibri" w:cs="Calibri"/>
-          <w:b/>
-          <w:bCs/>
-          <w:color w:val="0F4761" w:themeColor="accent1" w:themeShade="BF"/>
-          <w:sz w:val="36"/>
-          <w:szCs w:val="36"/>
-        </w:rPr>
-      </w:pPr>
+      </w:pPr>
+      <w:bookmarkStart w:id="11" w:name="_Toc242253263"/>
       <w:r>
         <w:rPr>
           <w:rFonts w:ascii="Calibri" w:hAnsi="Calibri" w:cs="Calibri"/>
@@ -3792,8 +9332,10 @@
           <w:sz w:val="36"/>
           <w:szCs w:val="36"/>
         </w:rPr>
-        <w:br w:type="page"/>
-      </w:r>
+        <w:lastRenderedPageBreak/>
+        <w:t>3.3 Chargement des données</w:t>
+      </w:r>
+      <w:bookmarkEnd w:id="11"/>
     </w:p>
     <w:p>
       <w:pPr>
@@ -3807,7 +9349,7 @@
           <w:szCs w:val="36"/>
         </w:rPr>
       </w:pPr>
-      <w:bookmarkStart w:id="5" w:name="_Toc241054947"/>
+      <w:bookmarkStart w:id="12" w:name="_Toc242253264"/>
       <w:r>
         <w:rPr>
           <w:rFonts w:ascii="Calibri" w:hAnsi="Calibri" w:cs="Calibri"/>
@@ -3816,23 +9358,14 @@
           <w:sz w:val="36"/>
           <w:szCs w:val="36"/>
         </w:rPr>
-        <w:lastRenderedPageBreak/>
-        <w:t>3.3 Chargement des données</w:t>
-      </w:r>
-      <w:bookmarkEnd w:id="5"/>
+        <w:t>3.4 Requêtes SQL</w:t>
+      </w:r>
+      <w:bookmarkEnd w:id="12"/>
     </w:p>
     <w:p>
       <w:pPr>
-        <w:rPr>
-          <w:rFonts w:ascii="Calibri" w:eastAsiaTheme="majorEastAsia" w:hAnsi="Calibri" w:cs="Calibri"/>
-          <w:b/>
-          <w:bCs/>
-          <w:color w:val="0F4761" w:themeColor="accent1" w:themeShade="BF"/>
-          <w:sz w:val="36"/>
-          <w:szCs w:val="36"/>
-        </w:rPr>
-      </w:pPr>
-      <w:r>
+        <w:pStyle w:val="Titre2"/>
+        <w:ind w:left="142"/>
         <w:rPr>
           <w:rFonts w:ascii="Calibri" w:hAnsi="Calibri" w:cs="Calibri"/>
           <w:b/>
@@ -3840,13 +9373,9 @@
           <w:sz w:val="36"/>
           <w:szCs w:val="36"/>
         </w:rPr>
-        <w:br w:type="page"/>
-      </w:r>
-    </w:p>
-    <w:p>
-      <w:pPr>
-        <w:pStyle w:val="Titre2"/>
-        <w:ind w:left="142"/>
+      </w:pPr>
+      <w:bookmarkStart w:id="13" w:name="_Toc242253265"/>
+      <w:r>
         <w:rPr>
           <w:rFonts w:ascii="Calibri" w:hAnsi="Calibri" w:cs="Calibri"/>
           <w:b/>
@@ -3854,9 +9383,14 @@
           <w:sz w:val="36"/>
           <w:szCs w:val="36"/>
         </w:rPr>
-      </w:pPr>
-      <w:bookmarkStart w:id="6" w:name="_Toc241054948"/>
-      <w:r>
+        <w:t>3.5 Index</w:t>
+      </w:r>
+      <w:bookmarkEnd w:id="13"/>
+    </w:p>
+    <w:p>
+      <w:pPr>
+        <w:pStyle w:val="Titre2"/>
+        <w:ind w:left="142"/>
         <w:rPr>
           <w:rFonts w:ascii="Calibri" w:hAnsi="Calibri" w:cs="Calibri"/>
           <w:b/>
@@ -3864,22 +9398,8 @@
           <w:sz w:val="36"/>
           <w:szCs w:val="36"/>
         </w:rPr>
-        <w:lastRenderedPageBreak/>
-        <w:t>3.4 Requêtes SQL</w:t>
-      </w:r>
-      <w:bookmarkEnd w:id="6"/>
-    </w:p>
-    <w:p>
-      <w:pPr>
-        <w:rPr>
-          <w:rFonts w:ascii="Calibri" w:eastAsiaTheme="majorEastAsia" w:hAnsi="Calibri" w:cs="Calibri"/>
-          <w:b/>
-          <w:bCs/>
-          <w:color w:val="0F4761" w:themeColor="accent1" w:themeShade="BF"/>
-          <w:sz w:val="36"/>
-          <w:szCs w:val="36"/>
-        </w:rPr>
-      </w:pPr>
+      </w:pPr>
+      <w:bookmarkStart w:id="14" w:name="_Toc242253266"/>
       <w:r>
         <w:rPr>
           <w:rFonts w:ascii="Calibri" w:hAnsi="Calibri" w:cs="Calibri"/>
@@ -3888,8 +9408,9 @@
           <w:sz w:val="36"/>
           <w:szCs w:val="36"/>
         </w:rPr>
-        <w:br w:type="page"/>
-      </w:r>
+        <w:t>3.6 Utilisateurs et rôles</w:t>
+      </w:r>
+      <w:bookmarkEnd w:id="14"/>
     </w:p>
     <w:p>
       <w:pPr>
@@ -3903,7 +9424,7 @@
           <w:szCs w:val="36"/>
         </w:rPr>
       </w:pPr>
-      <w:bookmarkStart w:id="7" w:name="_Toc241054949"/>
+      <w:bookmarkStart w:id="15" w:name="_Toc242253267"/>
       <w:r>
         <w:rPr>
           <w:rFonts w:ascii="Calibri" w:hAnsi="Calibri" w:cs="Calibri"/>
@@ -3912,264 +9433,101 @@
           <w:sz w:val="36"/>
           <w:szCs w:val="36"/>
         </w:rPr>
-        <w:lastRenderedPageBreak/>
-        <w:t>3.5 Index</w:t>
-      </w:r>
-      <w:bookmarkEnd w:id="7"/>
+        <w:t>3.7 Transaction</w:t>
+      </w:r>
+      <w:bookmarkEnd w:id="15"/>
     </w:p>
     <w:p>
       <w:pPr>
-        <w:rPr>
-          <w:rFonts w:ascii="Calibri" w:eastAsiaTheme="majorEastAsia" w:hAnsi="Calibri" w:cs="Calibri"/>
+        <w:pStyle w:val="Titre1"/>
+        <w:spacing w:after="0" w:line="240" w:lineRule="auto"/>
+        <w:rPr>
+          <w:rFonts w:ascii="Calibri" w:hAnsi="Calibri" w:cs="Calibri"/>
           <w:b/>
           <w:bCs/>
-          <w:color w:val="0F4761" w:themeColor="accent1" w:themeShade="BF"/>
-          <w:sz w:val="36"/>
-          <w:szCs w:val="36"/>
-        </w:rPr>
-      </w:pPr>
+        </w:rPr>
+      </w:pPr>
+      <w:bookmarkStart w:id="16" w:name="_Toc242253268"/>
       <w:r>
         <w:rPr>
           <w:rFonts w:ascii="Calibri" w:hAnsi="Calibri" w:cs="Calibri"/>
           <w:b/>
           <w:bCs/>
-          <w:sz w:val="36"/>
-          <w:szCs w:val="36"/>
-        </w:rPr>
-        <w:br w:type="page"/>
-      </w:r>
+        </w:rPr>
+        <w:t xml:space="preserve">4. </w:t>
+      </w:r>
+      <w:r>
+        <w:rPr>
+          <w:rFonts w:ascii="Calibri" w:hAnsi="Calibri" w:cs="Calibri"/>
+          <w:b/>
+          <w:bCs/>
+        </w:rPr>
+        <w:t>Utilisation de l’IA</w:t>
+      </w:r>
+      <w:bookmarkEnd w:id="16"/>
     </w:p>
     <w:p>
       <w:pPr>
-        <w:pStyle w:val="Titre2"/>
-        <w:ind w:left="142"/>
+        <w:pStyle w:val="Titre1"/>
         <w:rPr>
           <w:rFonts w:ascii="Calibri" w:hAnsi="Calibri" w:cs="Calibri"/>
           <w:b/>
           <w:bCs/>
-          <w:sz w:val="36"/>
-          <w:szCs w:val="36"/>
-        </w:rPr>
-      </w:pPr>
-      <w:bookmarkStart w:id="8" w:name="_Toc241054950"/>
+        </w:rPr>
+      </w:pPr>
+      <w:bookmarkStart w:id="17" w:name="_Toc242253269"/>
       <w:r>
         <w:rPr>
           <w:rFonts w:ascii="Calibri" w:hAnsi="Calibri" w:cs="Calibri"/>
           <w:b/>
           <w:bCs/>
-          <w:sz w:val="36"/>
-          <w:szCs w:val="36"/>
-        </w:rPr>
-        <w:lastRenderedPageBreak/>
-        <w:t>3.6 Utilisateurs et rôles</w:t>
-      </w:r>
-      <w:bookmarkEnd w:id="8"/>
+        </w:rPr>
+        <w:t>5. Conclusion</w:t>
+      </w:r>
+      <w:bookmarkEnd w:id="17"/>
     </w:p>
     <w:p>
       <w:pPr>
-        <w:rPr>
-          <w:rFonts w:ascii="Calibri" w:eastAsiaTheme="majorEastAsia" w:hAnsi="Calibri" w:cs="Calibri"/>
+        <w:pStyle w:val="Titre1"/>
+        <w:rPr>
+          <w:rFonts w:ascii="Calibri" w:hAnsi="Calibri" w:cs="Calibri"/>
           <w:b/>
           <w:bCs/>
-          <w:color w:val="0F4761" w:themeColor="accent1" w:themeShade="BF"/>
-          <w:sz w:val="36"/>
-          <w:szCs w:val="36"/>
-        </w:rPr>
-      </w:pPr>
+        </w:rPr>
+      </w:pPr>
+      <w:bookmarkStart w:id="18" w:name="_Toc242253270"/>
       <w:r>
         <w:rPr>
           <w:rFonts w:ascii="Calibri" w:hAnsi="Calibri" w:cs="Calibri"/>
           <w:b/>
           <w:bCs/>
-          <w:sz w:val="36"/>
-          <w:szCs w:val="36"/>
-        </w:rPr>
-        <w:br w:type="page"/>
-      </w:r>
+        </w:rPr>
+        <w:t>6. Sources</w:t>
+      </w:r>
+      <w:bookmarkEnd w:id="18"/>
     </w:p>
     <w:p>
       <w:pPr>
-        <w:pStyle w:val="Titre2"/>
-        <w:ind w:left="142"/>
+        <w:pStyle w:val="Titre1"/>
         <w:rPr>
           <w:rFonts w:ascii="Calibri" w:hAnsi="Calibri" w:cs="Calibri"/>
           <w:b/>
           <w:bCs/>
-          <w:sz w:val="36"/>
-          <w:szCs w:val="36"/>
-        </w:rPr>
-      </w:pPr>
-      <w:bookmarkStart w:id="9" w:name="_Toc241054951"/>
+        </w:rPr>
+      </w:pPr>
+      <w:bookmarkStart w:id="19" w:name="_Toc242253271"/>
       <w:r>
         <w:rPr>
           <w:rFonts w:ascii="Calibri" w:hAnsi="Calibri" w:cs="Calibri"/>
           <w:b/>
           <w:bCs/>
-          <w:sz w:val="36"/>
-          <w:szCs w:val="36"/>
-        </w:rPr>
-        <w:lastRenderedPageBreak/>
-        <w:t>3.7 Transaction</w:t>
-      </w:r>
-      <w:bookmarkEnd w:id="9"/>
-    </w:p>
-    <w:p>
-      <w:pPr>
-        <w:pStyle w:val="Titre1"/>
-        <w:spacing w:after="0" w:line="240" w:lineRule="auto"/>
-        <w:rPr>
-          <w:rFonts w:ascii="Calibri" w:hAnsi="Calibri" w:cs="Calibri"/>
-          <w:b/>
-          <w:bCs/>
-        </w:rPr>
-      </w:pPr>
-      <w:bookmarkStart w:id="10" w:name="_Toc241054952"/>
-      <w:r>
-        <w:rPr>
-          <w:rFonts w:ascii="Calibri" w:hAnsi="Calibri" w:cs="Calibri"/>
-          <w:b/>
-          <w:bCs/>
-        </w:rPr>
-        <w:t xml:space="preserve">4. </w:t>
-      </w:r>
-      <w:r>
-        <w:rPr>
-          <w:rFonts w:ascii="Calibri" w:hAnsi="Calibri" w:cs="Calibri"/>
-          <w:b/>
-          <w:bCs/>
-        </w:rPr>
-        <w:t>Utilisation de l’IA</w:t>
-      </w:r>
-      <w:bookmarkEnd w:id="10"/>
-    </w:p>
-    <w:p>
-      <w:pPr>
-        <w:rPr>
-          <w:rFonts w:ascii="Calibri" w:eastAsiaTheme="majorEastAsia" w:hAnsi="Calibri" w:cs="Calibri"/>
-          <w:b/>
-          <w:bCs/>
-          <w:color w:val="0F4761" w:themeColor="accent1" w:themeShade="BF"/>
-          <w:sz w:val="40"/>
-          <w:szCs w:val="40"/>
-        </w:rPr>
-      </w:pPr>
-      <w:r>
-        <w:rPr>
-          <w:rFonts w:ascii="Calibri" w:hAnsi="Calibri" w:cs="Calibri"/>
-          <w:b/>
-          <w:bCs/>
-        </w:rPr>
-        <w:br w:type="page"/>
-      </w:r>
-    </w:p>
-    <w:p>
-      <w:pPr>
-        <w:pStyle w:val="Titre1"/>
-        <w:spacing w:after="0" w:line="240" w:lineRule="auto"/>
-        <w:rPr>
-          <w:rFonts w:ascii="Calibri" w:hAnsi="Calibri" w:cs="Calibri"/>
-          <w:b/>
-          <w:bCs/>
-        </w:rPr>
-      </w:pPr>
-      <w:bookmarkStart w:id="11" w:name="_Toc241054953"/>
-      <w:r>
-        <w:rPr>
-          <w:rFonts w:ascii="Calibri" w:hAnsi="Calibri" w:cs="Calibri"/>
-          <w:b/>
-          <w:bCs/>
-        </w:rPr>
-        <w:lastRenderedPageBreak/>
-        <w:t>5. Conclusion</w:t>
-      </w:r>
-      <w:bookmarkEnd w:id="11"/>
-    </w:p>
-    <w:p>
-      <w:pPr>
-        <w:rPr>
-          <w:rFonts w:ascii="Calibri" w:eastAsiaTheme="majorEastAsia" w:hAnsi="Calibri" w:cs="Calibri"/>
-          <w:b/>
-          <w:bCs/>
-          <w:color w:val="0F4761" w:themeColor="accent1" w:themeShade="BF"/>
-          <w:sz w:val="40"/>
-          <w:szCs w:val="40"/>
-        </w:rPr>
-      </w:pPr>
-      <w:r>
-        <w:rPr>
-          <w:rFonts w:ascii="Calibri" w:hAnsi="Calibri" w:cs="Calibri"/>
-          <w:b/>
-          <w:bCs/>
-        </w:rPr>
-        <w:br w:type="page"/>
-      </w:r>
-    </w:p>
-    <w:p>
-      <w:pPr>
-        <w:pStyle w:val="Titre1"/>
-        <w:spacing w:after="0" w:line="240" w:lineRule="auto"/>
-        <w:rPr>
-          <w:rFonts w:ascii="Calibri" w:hAnsi="Calibri" w:cs="Calibri"/>
-          <w:b/>
-          <w:bCs/>
-        </w:rPr>
-      </w:pPr>
-      <w:bookmarkStart w:id="12" w:name="_Toc241054954"/>
-      <w:r>
-        <w:rPr>
-          <w:rFonts w:ascii="Calibri" w:hAnsi="Calibri" w:cs="Calibri"/>
-          <w:b/>
-          <w:bCs/>
-        </w:rPr>
-        <w:lastRenderedPageBreak/>
-        <w:t>6. Sources</w:t>
-      </w:r>
-      <w:bookmarkEnd w:id="12"/>
-    </w:p>
-    <w:p>
-      <w:pPr>
-        <w:rPr>
-          <w:rFonts w:ascii="Calibri" w:eastAsiaTheme="majorEastAsia" w:hAnsi="Calibri" w:cs="Calibri"/>
-          <w:b/>
-          <w:bCs/>
-          <w:color w:val="0F4761" w:themeColor="accent1" w:themeShade="BF"/>
-          <w:sz w:val="40"/>
-          <w:szCs w:val="40"/>
-        </w:rPr>
-      </w:pPr>
-      <w:r>
-        <w:rPr>
-          <w:rFonts w:ascii="Calibri" w:hAnsi="Calibri" w:cs="Calibri"/>
-          <w:b/>
-          <w:bCs/>
-        </w:rPr>
-        <w:br w:type="page"/>
-      </w:r>
-    </w:p>
-    <w:p>
-      <w:pPr>
-        <w:pStyle w:val="Titre1"/>
-        <w:spacing w:after="0" w:line="240" w:lineRule="auto"/>
-        <w:rPr>
-          <w:rFonts w:ascii="Calibri" w:hAnsi="Calibri" w:cs="Calibri"/>
-          <w:b/>
-          <w:bCs/>
-        </w:rPr>
-      </w:pPr>
-      <w:bookmarkStart w:id="13" w:name="_Toc241054955"/>
-      <w:r>
-        <w:rPr>
-          <w:rFonts w:ascii="Calibri" w:hAnsi="Calibri" w:cs="Calibri"/>
-          <w:b/>
-          <w:bCs/>
-        </w:rPr>
-        <w:lastRenderedPageBreak/>
+        </w:rPr>
         <w:t>7. Annexes</w:t>
       </w:r>
-      <w:bookmarkEnd w:id="13"/>
+      <w:bookmarkEnd w:id="19"/>
     </w:p>
     <w:sectPr>
-      <w:footerReference w:type="first" r:id="rId13"/>
+      <w:footerReference w:type="first" r:id="rId16"/>
       <w:type w:val="continuous"/>
       <w:pgSz w:w="11906" w:h="16838"/>
       <w:pgMar w:top="1417" w:right="1417" w:bottom="1417" w:left="1417" w:header="708" w:footer="708" w:gutter="0"/>
@@ -4909,6 +10267,119 @@
     </w:lvl>
   </w:abstractNum>
   <w:abstractNum w:abstractNumId="4" w15:restartNumberingAfterBreak="0">
+    <w:nsid w:val="174C73F3"/>
+    <w:multiLevelType w:val="hybridMultilevel"/>
+    <w:tmpl w:val="F236A318"/>
+    <w:lvl w:ilvl="0" w:tplc="100C0001">
+      <w:start w:val="1"/>
+      <w:numFmt w:val="bullet"/>
+      <w:lvlText w:val=""/>
+      <w:lvlJc w:val="left"/>
+      <w:pPr>
+        <w:ind w:left="1004" w:hanging="360"/>
+      </w:pPr>
+      <w:rPr>
+        <w:rFonts w:ascii="Symbol" w:hAnsi="Symbol" w:hint="default"/>
+      </w:rPr>
+    </w:lvl>
+    <w:lvl w:ilvl="1" w:tplc="100C0003" w:tentative="1">
+      <w:start w:val="1"/>
+      <w:numFmt w:val="bullet"/>
+      <w:lvlText w:val="o"/>
+      <w:lvlJc w:val="left"/>
+      <w:pPr>
+        <w:ind w:left="1724" w:hanging="360"/>
+      </w:pPr>
+      <w:rPr>
+        <w:rFonts w:ascii="Courier New" w:hAnsi="Courier New" w:cs="Courier New" w:hint="default"/>
+      </w:rPr>
+    </w:lvl>
+    <w:lvl w:ilvl="2" w:tplc="100C0005" w:tentative="1">
+      <w:start w:val="1"/>
+      <w:numFmt w:val="bullet"/>
+      <w:lvlText w:val=""/>
+      <w:lvlJc w:val="left"/>
+      <w:pPr>
+        <w:ind w:left="2444" w:hanging="360"/>
+      </w:pPr>
+      <w:rPr>
+        <w:rFonts w:ascii="Wingdings" w:hAnsi="Wingdings" w:hint="default"/>
+      </w:rPr>
+    </w:lvl>
+    <w:lvl w:ilvl="3" w:tplc="100C0001" w:tentative="1">
+      <w:start w:val="1"/>
+      <w:numFmt w:val="bullet"/>
+      <w:lvlText w:val=""/>
+      <w:lvlJc w:val="left"/>
+      <w:pPr>
+        <w:ind w:left="3164" w:hanging="360"/>
+      </w:pPr>
+      <w:rPr>
+        <w:rFonts w:ascii="Symbol" w:hAnsi="Symbol" w:hint="default"/>
+      </w:rPr>
+    </w:lvl>
+    <w:lvl w:ilvl="4" w:tplc="100C0003" w:tentative="1">
+      <w:start w:val="1"/>
+      <w:numFmt w:val="bullet"/>
+      <w:lvlText w:val="o"/>
+      <w:lvlJc w:val="left"/>
+      <w:pPr>
+        <w:ind w:left="3884" w:hanging="360"/>
+      </w:pPr>
+      <w:rPr>
+        <w:rFonts w:ascii="Courier New" w:hAnsi="Courier New" w:cs="Courier New" w:hint="default"/>
+      </w:rPr>
+    </w:lvl>
+    <w:lvl w:ilvl="5" w:tplc="100C0005" w:tentative="1">
+      <w:start w:val="1"/>
+      <w:numFmt w:val="bullet"/>
+      <w:lvlText w:val=""/>
+      <w:lvlJc w:val="left"/>
+      <w:pPr>
+        <w:ind w:left="4604" w:hanging="360"/>
+      </w:pPr>
+      <w:rPr>
+        <w:rFonts w:ascii="Wingdings" w:hAnsi="Wingdings" w:hint="default"/>
+      </w:rPr>
+    </w:lvl>
+    <w:lvl w:ilvl="6" w:tplc="100C0001" w:tentative="1">
+      <w:start w:val="1"/>
+      <w:numFmt w:val="bullet"/>
+      <w:lvlText w:val=""/>
+      <w:lvlJc w:val="left"/>
+      <w:pPr>
+        <w:ind w:left="5324" w:hanging="360"/>
+      </w:pPr>
+      <w:rPr>
+        <w:rFonts w:ascii="Symbol" w:hAnsi="Symbol" w:hint="default"/>
+      </w:rPr>
+    </w:lvl>
+    <w:lvl w:ilvl="7" w:tplc="100C0003" w:tentative="1">
+      <w:start w:val="1"/>
+      <w:numFmt w:val="bullet"/>
+      <w:lvlText w:val="o"/>
+      <w:lvlJc w:val="left"/>
+      <w:pPr>
+        <w:ind w:left="6044" w:hanging="360"/>
+      </w:pPr>
+      <w:rPr>
+        <w:rFonts w:ascii="Courier New" w:hAnsi="Courier New" w:cs="Courier New" w:hint="default"/>
+      </w:rPr>
+    </w:lvl>
+    <w:lvl w:ilvl="8" w:tplc="100C0005" w:tentative="1">
+      <w:start w:val="1"/>
+      <w:numFmt w:val="bullet"/>
+      <w:lvlText w:val=""/>
+      <w:lvlJc w:val="left"/>
+      <w:pPr>
+        <w:ind w:left="6764" w:hanging="360"/>
+      </w:pPr>
+      <w:rPr>
+        <w:rFonts w:ascii="Wingdings" w:hAnsi="Wingdings" w:hint="default"/>
+      </w:rPr>
+    </w:lvl>
+  </w:abstractNum>
+  <w:abstractNum w:abstractNumId="5" w15:restartNumberingAfterBreak="0">
     <w:nsid w:val="19673910"/>
     <w:multiLevelType w:val="hybridMultilevel"/>
     <w:tmpl w:val="BFDE3D8C"/>
@@ -5021,7 +10492,7 @@
       </w:rPr>
     </w:lvl>
   </w:abstractNum>
-  <w:abstractNum w:abstractNumId="5" w15:restartNumberingAfterBreak="0">
+  <w:abstractNum w:abstractNumId="6" w15:restartNumberingAfterBreak="0">
     <w:nsid w:val="1D4D594A"/>
     <w:multiLevelType w:val="hybridMultilevel"/>
     <w:tmpl w:val="F3A0CA4E"/>
@@ -5110,7 +10581,7 @@
       </w:pPr>
     </w:lvl>
   </w:abstractNum>
-  <w:abstractNum w:abstractNumId="6" w15:restartNumberingAfterBreak="0">
+  <w:abstractNum w:abstractNumId="7" w15:restartNumberingAfterBreak="0">
     <w:nsid w:val="1FEF46F5"/>
     <w:multiLevelType w:val="hybridMultilevel"/>
     <w:tmpl w:val="BF940428"/>
@@ -5223,7 +10694,7 @@
       </w:rPr>
     </w:lvl>
   </w:abstractNum>
-  <w:abstractNum w:abstractNumId="7" w15:restartNumberingAfterBreak="0">
+  <w:abstractNum w:abstractNumId="8" w15:restartNumberingAfterBreak="0">
     <w:nsid w:val="24453363"/>
     <w:multiLevelType w:val="hybridMultilevel"/>
     <w:tmpl w:val="5510CBF4"/>
@@ -5309,7 +10780,7 @@
       </w:pPr>
     </w:lvl>
   </w:abstractNum>
-  <w:abstractNum w:abstractNumId="8" w15:restartNumberingAfterBreak="0">
+  <w:abstractNum w:abstractNumId="9" w15:restartNumberingAfterBreak="0">
     <w:nsid w:val="266D6958"/>
     <w:multiLevelType w:val="hybridMultilevel"/>
     <w:tmpl w:val="5BE24594"/>
@@ -5422,7 +10893,7 @@
       </w:rPr>
     </w:lvl>
   </w:abstractNum>
-  <w:abstractNum w:abstractNumId="9" w15:restartNumberingAfterBreak="0">
+  <w:abstractNum w:abstractNumId="10" w15:restartNumberingAfterBreak="0">
     <w:nsid w:val="2FFA3416"/>
     <w:multiLevelType w:val="hybridMultilevel"/>
     <w:tmpl w:val="BC3243AE"/>
@@ -5535,7 +11006,7 @@
       </w:rPr>
     </w:lvl>
   </w:abstractNum>
-  <w:abstractNum w:abstractNumId="10" w15:restartNumberingAfterBreak="0">
+  <w:abstractNum w:abstractNumId="11" w15:restartNumberingAfterBreak="0">
     <w:nsid w:val="351F27AF"/>
     <w:multiLevelType w:val="hybridMultilevel"/>
     <w:tmpl w:val="4FACF0EA"/>
@@ -5648,7 +11119,7 @@
       </w:rPr>
     </w:lvl>
   </w:abstractNum>
-  <w:abstractNum w:abstractNumId="11" w15:restartNumberingAfterBreak="0">
+  <w:abstractNum w:abstractNumId="12" w15:restartNumberingAfterBreak="0">
     <w:nsid w:val="37A45B63"/>
     <w:multiLevelType w:val="hybridMultilevel"/>
     <w:tmpl w:val="4CBAE43C"/>
@@ -5761,7 +11232,7 @@
       </w:rPr>
     </w:lvl>
   </w:abstractNum>
-  <w:abstractNum w:abstractNumId="12" w15:restartNumberingAfterBreak="0">
+  <w:abstractNum w:abstractNumId="13" w15:restartNumberingAfterBreak="0">
     <w:nsid w:val="38027554"/>
     <w:multiLevelType w:val="hybridMultilevel"/>
     <w:tmpl w:val="C60EC468"/>
@@ -5874,7 +11345,7 @@
       </w:rPr>
     </w:lvl>
   </w:abstractNum>
-  <w:abstractNum w:abstractNumId="13" w15:restartNumberingAfterBreak="0">
+  <w:abstractNum w:abstractNumId="14" w15:restartNumberingAfterBreak="0">
     <w:nsid w:val="3EAC0DBD"/>
     <w:multiLevelType w:val="hybridMultilevel"/>
     <w:tmpl w:val="6602F682"/>
@@ -5987,7 +11458,7 @@
       </w:rPr>
     </w:lvl>
   </w:abstractNum>
-  <w:abstractNum w:abstractNumId="14" w15:restartNumberingAfterBreak="0">
+  <w:abstractNum w:abstractNumId="15" w15:restartNumberingAfterBreak="0">
     <w:nsid w:val="409E3B2C"/>
     <w:multiLevelType w:val="hybridMultilevel"/>
     <w:tmpl w:val="A16C1916"/>
@@ -6127,7 +11598,7 @@
       </w:rPr>
     </w:lvl>
   </w:abstractNum>
-  <w:abstractNum w:abstractNumId="15" w15:restartNumberingAfterBreak="0">
+  <w:abstractNum w:abstractNumId="16" w15:restartNumberingAfterBreak="0">
     <w:nsid w:val="46934322"/>
     <w:multiLevelType w:val="hybridMultilevel"/>
     <w:tmpl w:val="691E28DC"/>
@@ -6240,7 +11711,7 @@
       </w:rPr>
     </w:lvl>
   </w:abstractNum>
-  <w:abstractNum w:abstractNumId="16" w15:restartNumberingAfterBreak="0">
+  <w:abstractNum w:abstractNumId="17" w15:restartNumberingAfterBreak="0">
     <w:nsid w:val="4CE06E49"/>
     <w:multiLevelType w:val="hybridMultilevel"/>
     <w:tmpl w:val="A59E08BC"/>
@@ -6329,7 +11800,7 @@
       </w:pPr>
     </w:lvl>
   </w:abstractNum>
-  <w:abstractNum w:abstractNumId="17" w15:restartNumberingAfterBreak="0">
+  <w:abstractNum w:abstractNumId="18" w15:restartNumberingAfterBreak="0">
     <w:nsid w:val="51CB2DBF"/>
     <w:multiLevelType w:val="hybridMultilevel"/>
     <w:tmpl w:val="0DF25F8C"/>
@@ -6442,7 +11913,7 @@
       </w:rPr>
     </w:lvl>
   </w:abstractNum>
-  <w:abstractNum w:abstractNumId="18" w15:restartNumberingAfterBreak="0">
+  <w:abstractNum w:abstractNumId="19" w15:restartNumberingAfterBreak="0">
     <w:nsid w:val="569D7CC1"/>
     <w:multiLevelType w:val="hybridMultilevel"/>
     <w:tmpl w:val="B3A8C868"/>
@@ -6555,7 +12026,7 @@
       </w:rPr>
     </w:lvl>
   </w:abstractNum>
-  <w:abstractNum w:abstractNumId="19" w15:restartNumberingAfterBreak="0">
+  <w:abstractNum w:abstractNumId="20" w15:restartNumberingAfterBreak="0">
     <w:nsid w:val="60D81934"/>
     <w:multiLevelType w:val="hybridMultilevel"/>
     <w:tmpl w:val="1CEA9640"/>
@@ -6668,7 +12139,7 @@
       </w:rPr>
     </w:lvl>
   </w:abstractNum>
-  <w:abstractNum w:abstractNumId="20" w15:restartNumberingAfterBreak="0">
+  <w:abstractNum w:abstractNumId="21" w15:restartNumberingAfterBreak="0">
     <w:nsid w:val="611B2273"/>
     <w:multiLevelType w:val="hybridMultilevel"/>
     <w:tmpl w:val="7E50306A"/>
@@ -6781,7 +12252,7 @@
       </w:rPr>
     </w:lvl>
   </w:abstractNum>
-  <w:abstractNum w:abstractNumId="21" w15:restartNumberingAfterBreak="0">
+  <w:abstractNum w:abstractNumId="22" w15:restartNumberingAfterBreak="0">
     <w:nsid w:val="63F91084"/>
     <w:multiLevelType w:val="hybridMultilevel"/>
     <w:tmpl w:val="996088D6"/>
@@ -6894,7 +12365,7 @@
       </w:rPr>
     </w:lvl>
   </w:abstractNum>
-  <w:abstractNum w:abstractNumId="22" w15:restartNumberingAfterBreak="0">
+  <w:abstractNum w:abstractNumId="23" w15:restartNumberingAfterBreak="0">
     <w:nsid w:val="647F1D0D"/>
     <w:multiLevelType w:val="hybridMultilevel"/>
     <w:tmpl w:val="8648D7FE"/>
@@ -6980,7 +12451,7 @@
       </w:pPr>
     </w:lvl>
   </w:abstractNum>
-  <w:abstractNum w:abstractNumId="23" w15:restartNumberingAfterBreak="0">
+  <w:abstractNum w:abstractNumId="24" w15:restartNumberingAfterBreak="0">
     <w:nsid w:val="67323948"/>
     <w:multiLevelType w:val="hybridMultilevel"/>
     <w:tmpl w:val="7BD295C8"/>
@@ -7093,7 +12564,7 @@
       </w:rPr>
     </w:lvl>
   </w:abstractNum>
-  <w:abstractNum w:abstractNumId="24" w15:restartNumberingAfterBreak="0">
+  <w:abstractNum w:abstractNumId="25" w15:restartNumberingAfterBreak="0">
     <w:nsid w:val="68706354"/>
     <w:multiLevelType w:val="hybridMultilevel"/>
     <w:tmpl w:val="D4CAF374"/>
@@ -7233,7 +12704,7 @@
       </w:rPr>
     </w:lvl>
   </w:abstractNum>
-  <w:abstractNum w:abstractNumId="25" w15:restartNumberingAfterBreak="0">
+  <w:abstractNum w:abstractNumId="26" w15:restartNumberingAfterBreak="0">
     <w:nsid w:val="6DF771E1"/>
     <w:multiLevelType w:val="hybridMultilevel"/>
     <w:tmpl w:val="28CC9E4A"/>
@@ -7346,7 +12817,7 @@
       </w:rPr>
     </w:lvl>
   </w:abstractNum>
-  <w:abstractNum w:abstractNumId="26" w15:restartNumberingAfterBreak="0">
+  <w:abstractNum w:abstractNumId="27" w15:restartNumberingAfterBreak="0">
     <w:nsid w:val="71B21769"/>
     <w:multiLevelType w:val="hybridMultilevel"/>
     <w:tmpl w:val="96C81336"/>
@@ -7459,7 +12930,7 @@
       </w:rPr>
     </w:lvl>
   </w:abstractNum>
-  <w:abstractNum w:abstractNumId="27" w15:restartNumberingAfterBreak="0">
+  <w:abstractNum w:abstractNumId="28" w15:restartNumberingAfterBreak="0">
     <w:nsid w:val="72CD635C"/>
     <w:multiLevelType w:val="hybridMultilevel"/>
     <w:tmpl w:val="2766D7A0"/>
@@ -7572,7 +13043,7 @@
       </w:rPr>
     </w:lvl>
   </w:abstractNum>
-  <w:abstractNum w:abstractNumId="28" w15:restartNumberingAfterBreak="0">
+  <w:abstractNum w:abstractNumId="29" w15:restartNumberingAfterBreak="0">
     <w:nsid w:val="785244FF"/>
     <w:multiLevelType w:val="hybridMultilevel"/>
     <w:tmpl w:val="7B56396A"/>
@@ -7658,7 +13129,7 @@
       </w:pPr>
     </w:lvl>
   </w:abstractNum>
-  <w:abstractNum w:abstractNumId="29" w15:restartNumberingAfterBreak="0">
+  <w:abstractNum w:abstractNumId="30" w15:restartNumberingAfterBreak="0">
     <w:nsid w:val="79756143"/>
     <w:multiLevelType w:val="hybridMultilevel"/>
     <w:tmpl w:val="6634534C"/>
@@ -7771,7 +13242,7 @@
       </w:rPr>
     </w:lvl>
   </w:abstractNum>
-  <w:abstractNum w:abstractNumId="30" w15:restartNumberingAfterBreak="0">
+  <w:abstractNum w:abstractNumId="31" w15:restartNumberingAfterBreak="0">
     <w:nsid w:val="7D4501B9"/>
     <w:multiLevelType w:val="hybridMultilevel"/>
     <w:tmpl w:val="83B64B2C"/>
@@ -7885,96 +13356,99 @@
     </w:lvl>
   </w:abstractNum>
   <w:num w:numId="1" w16cid:durableId="1203133388">
+    <w:abstractNumId w:val="23"/>
+  </w:num>
+  <w:num w:numId="2" w16cid:durableId="136774178">
+    <w:abstractNumId w:val="29"/>
+  </w:num>
+  <w:num w:numId="3" w16cid:durableId="1603030040">
+    <w:abstractNumId w:val="30"/>
+  </w:num>
+  <w:num w:numId="4" w16cid:durableId="328798260">
+    <w:abstractNumId w:val="18"/>
+  </w:num>
+  <w:num w:numId="5" w16cid:durableId="1009866966">
     <w:abstractNumId w:val="22"/>
   </w:num>
-  <w:num w:numId="2" w16cid:durableId="136774178">
-    <w:abstractNumId w:val="28"/>
-  </w:num>
-  <w:num w:numId="3" w16cid:durableId="1603030040">
-    <w:abstractNumId w:val="29"/>
-  </w:num>
-  <w:num w:numId="4" w16cid:durableId="328798260">
-    <w:abstractNumId w:val="17"/>
-  </w:num>
-  <w:num w:numId="5" w16cid:durableId="1009866966">
-    <w:abstractNumId w:val="21"/>
-  </w:num>
   <w:num w:numId="6" w16cid:durableId="886719929">
-    <w:abstractNumId w:val="30"/>
+    <w:abstractNumId w:val="31"/>
   </w:num>
   <w:num w:numId="7" w16cid:durableId="1211848318">
-    <w:abstractNumId w:val="18"/>
+    <w:abstractNumId w:val="19"/>
   </w:num>
   <w:num w:numId="8" w16cid:durableId="1892644994">
-    <w:abstractNumId w:val="25"/>
+    <w:abstractNumId w:val="26"/>
   </w:num>
   <w:num w:numId="9" w16cid:durableId="644434909">
-    <w:abstractNumId w:val="10"/>
+    <w:abstractNumId w:val="11"/>
   </w:num>
   <w:num w:numId="10" w16cid:durableId="439683412">
-    <w:abstractNumId w:val="5"/>
+    <w:abstractNumId w:val="6"/>
   </w:num>
   <w:num w:numId="11" w16cid:durableId="939991775">
     <w:abstractNumId w:val="2"/>
   </w:num>
   <w:num w:numId="12" w16cid:durableId="1222905011">
-    <w:abstractNumId w:val="14"/>
+    <w:abstractNumId w:val="15"/>
   </w:num>
   <w:num w:numId="13" w16cid:durableId="1861966893">
-    <w:abstractNumId w:val="24"/>
+    <w:abstractNumId w:val="25"/>
   </w:num>
   <w:num w:numId="14" w16cid:durableId="246967512">
-    <w:abstractNumId w:val="16"/>
+    <w:abstractNumId w:val="17"/>
   </w:num>
   <w:num w:numId="15" w16cid:durableId="177357244">
     <w:abstractNumId w:val="3"/>
   </w:num>
   <w:num w:numId="16" w16cid:durableId="326636809">
-    <w:abstractNumId w:val="7"/>
+    <w:abstractNumId w:val="8"/>
   </w:num>
   <w:num w:numId="17" w16cid:durableId="797644705">
-    <w:abstractNumId w:val="9"/>
+    <w:abstractNumId w:val="10"/>
   </w:num>
   <w:num w:numId="18" w16cid:durableId="1479542079">
     <w:abstractNumId w:val="0"/>
   </w:num>
   <w:num w:numId="19" w16cid:durableId="1195920320">
-    <w:abstractNumId w:val="11"/>
+    <w:abstractNumId w:val="12"/>
   </w:num>
   <w:num w:numId="20" w16cid:durableId="416832827">
+    <w:abstractNumId w:val="28"/>
+  </w:num>
+  <w:num w:numId="21" w16cid:durableId="1931964657">
+    <w:abstractNumId w:val="9"/>
+  </w:num>
+  <w:num w:numId="22" w16cid:durableId="1932395727">
+    <w:abstractNumId w:val="7"/>
+  </w:num>
+  <w:num w:numId="23" w16cid:durableId="927037760">
     <w:abstractNumId w:val="27"/>
   </w:num>
-  <w:num w:numId="21" w16cid:durableId="1931964657">
-    <w:abstractNumId w:val="8"/>
-  </w:num>
-  <w:num w:numId="22" w16cid:durableId="1932395727">
-    <w:abstractNumId w:val="6"/>
-  </w:num>
-  <w:num w:numId="23" w16cid:durableId="927037760">
-    <w:abstractNumId w:val="26"/>
-  </w:num>
   <w:num w:numId="24" w16cid:durableId="1124302307">
-    <w:abstractNumId w:val="13"/>
+    <w:abstractNumId w:val="14"/>
   </w:num>
   <w:num w:numId="25" w16cid:durableId="483739954">
-    <w:abstractNumId w:val="15"/>
+    <w:abstractNumId w:val="16"/>
   </w:num>
   <w:num w:numId="26" w16cid:durableId="224683690">
-    <w:abstractNumId w:val="20"/>
+    <w:abstractNumId w:val="21"/>
   </w:num>
   <w:num w:numId="27" w16cid:durableId="1440758041">
-    <w:abstractNumId w:val="12"/>
+    <w:abstractNumId w:val="13"/>
   </w:num>
   <w:num w:numId="28" w16cid:durableId="2104110605">
     <w:abstractNumId w:val="1"/>
   </w:num>
   <w:num w:numId="29" w16cid:durableId="309331396">
-    <w:abstractNumId w:val="23"/>
+    <w:abstractNumId w:val="24"/>
   </w:num>
   <w:num w:numId="30" w16cid:durableId="2095396702">
-    <w:abstractNumId w:val="19"/>
+    <w:abstractNumId w:val="20"/>
   </w:num>
   <w:num w:numId="31" w16cid:durableId="1696226800">
+    <w:abstractNumId w:val="5"/>
+  </w:num>
+  <w:num w:numId="32" w16cid:durableId="1371146804">
     <w:abstractNumId w:val="4"/>
   </w:num>
 </w:numbering>
@@ -8380,6 +13854,7 @@
   <w:style w:type="paragraph" w:default="1" w:styleId="Normal">
     <w:name w:val="Normal"/>
     <w:qFormat/>
+    <w:rsid w:val="001D0773"/>
   </w:style>
   <w:style w:type="paragraph" w:styleId="Titre1">
     <w:name w:val="heading 1"/>
@@ -8580,6 +14055,7 @@
   <w:style w:type="character" w:default="1" w:styleId="Policepardfaut">
     <w:name w:val="Default Paragraph Font"/>
     <w:uiPriority w:val="1"/>
+    <w:semiHidden/>
     <w:unhideWhenUsed/>
   </w:style>
   <w:style w:type="table" w:default="1" w:styleId="TableauNormal">
@@ -9085,6 +14561,25 @@
       </w:tblBorders>
     </w:tblPr>
   </w:style>
+  <w:style w:type="paragraph" w:styleId="Lgende">
+    <w:name w:val="caption"/>
+    <w:basedOn w:val="Normal"/>
+    <w:next w:val="Normal"/>
+    <w:uiPriority w:val="35"/>
+    <w:unhideWhenUsed/>
+    <w:qFormat/>
+    <w:rsid w:val="00D119BB"/>
+    <w:pPr>
+      <w:spacing w:after="200" w:line="240" w:lineRule="auto"/>
+    </w:pPr>
+    <w:rPr>
+      <w:i/>
+      <w:iCs/>
+      <w:color w:val="0E2841" w:themeColor="text2"/>
+      <w:sz w:val="18"/>
+      <w:szCs w:val="18"/>
+    </w:rPr>
+  </w:style>
 </w:styles>
 </file>
 

--- a/doc/src/AugustoRomain-P_DB_GestionAeroport-Rapport.docx
+++ b/doc/src/AugustoRomain-P_DB_GestionAeroport-Rapport.docx
@@ -1458,11 +1458,7 @@
           </mc:Choice>
           <mc:Fallback>
             <w:pict>
-              <v:shapetype w14:anchorId="281DD82F" id="_x0000_t202" coordsize="21600,21600" o:spt="202" path="m,l,21600r21600,l21600,xe">
-                <v:stroke joinstyle="miter"/>
-                <v:path gradientshapeok="t" o:connecttype="rect"/>
-              </v:shapetype>
-              <v:shape id="_x0000_s1027" type="#_x0000_t202" style="position:absolute;margin-left:-37.85pt;margin-top:149.1pt;width:262.7pt;height:117.75pt;z-index:-251651072;visibility:visible;mso-wrap-style:square;mso-width-percent:0;mso-height-percent:0;mso-wrap-distance-left:9pt;mso-wrap-distance-top:3.6pt;mso-wrap-distance-right:9pt;mso-wrap-distance-bottom:3.6pt;mso-position-horizontal:absolute;mso-position-horizontal-relative:text;mso-position-vertical:absolute;mso-position-vertical-relative:text;mso-width-percent:0;mso-height-percent:0;mso-width-relative:margin;mso-height-relative:margin;v-text-anchor:top" o:gfxdata="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" filled="f" stroked="f">
+              <v:shape w14:anchorId="281DD82F" id="_x0000_s1027" type="#_x0000_t202" style="position:absolute;margin-left:-37.85pt;margin-top:149.1pt;width:262.7pt;height:117.75pt;z-index:-251651072;visibility:visible;mso-wrap-style:square;mso-width-percent:0;mso-height-percent:0;mso-wrap-distance-left:9pt;mso-wrap-distance-top:3.6pt;mso-wrap-distance-right:9pt;mso-wrap-distance-bottom:3.6pt;mso-position-horizontal:absolute;mso-position-horizontal-relative:text;mso-position-vertical:absolute;mso-position-vertical-relative:text;mso-width-percent:0;mso-height-percent:0;mso-width-relative:margin;mso-height-relative:margin;v-text-anchor:top" o:gfxdata="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" filled="f" stroked="f">
                 <v:textbox>
                   <w:txbxContent>
                     <w:tbl>
@@ -1864,7 +1860,7 @@
           <w:r>
             <w:fldChar w:fldCharType="separate"/>
           </w:r>
-          <w:hyperlink w:anchor="_Toc242253252" w:history="1">
+          <w:hyperlink w:anchor="_Toc242262083" w:history="1">
             <w:r>
               <w:rPr>
                 <w:rStyle w:val="Lienhypertexte"/>
@@ -1888,7 +1884,7 @@
               <w:rPr>
                 <w:webHidden/>
               </w:rPr>
-              <w:instrText xml:space="preserve"> PAGEREF _Toc242253252 \h </w:instrText>
+              <w:instrText xml:space="preserve"> PAGEREF _Toc242262083 \h </w:instrText>
             </w:r>
             <w:r>
               <w:rPr>
@@ -1925,7 +1921,7 @@
               <w:lang w:eastAsia="fr-CH"/>
             </w:rPr>
           </w:pPr>
-          <w:hyperlink w:anchor="_Toc242253253" w:history="1">
+          <w:hyperlink w:anchor="_Toc242262084" w:history="1">
             <w:r>
               <w:rPr>
                 <w:rStyle w:val="Lienhypertexte"/>
@@ -1949,7 +1945,7 @@
               <w:rPr>
                 <w:webHidden/>
               </w:rPr>
-              <w:instrText xml:space="preserve"> PAGEREF _Toc242253253 \h </w:instrText>
+              <w:instrText xml:space="preserve"> PAGEREF _Toc242262084 \h </w:instrText>
             </w:r>
             <w:r>
               <w:rPr>
@@ -1986,7 +1982,7 @@
               <w:lang w:eastAsia="fr-CH"/>
             </w:rPr>
           </w:pPr>
-          <w:hyperlink w:anchor="_Toc242253254" w:history="1">
+          <w:hyperlink w:anchor="_Toc242262085" w:history="1">
             <w:r>
               <w:rPr>
                 <w:rStyle w:val="Lienhypertexte"/>
@@ -2010,7 +2006,7 @@
               <w:rPr>
                 <w:webHidden/>
               </w:rPr>
-              <w:instrText xml:space="preserve"> PAGEREF _Toc242253254 \h </w:instrText>
+              <w:instrText xml:space="preserve"> PAGEREF _Toc242262085 \h </w:instrText>
             </w:r>
             <w:r>
               <w:rPr>
@@ -2049,7 +2045,7 @@
               <w:lang w:eastAsia="fr-CH"/>
             </w:rPr>
           </w:pPr>
-          <w:hyperlink w:anchor="_Toc242253255" w:history="1">
+          <w:hyperlink w:anchor="_Toc242262086" w:history="1">
             <w:r>
               <w:rPr>
                 <w:rStyle w:val="Lienhypertexte"/>
@@ -2079,7 +2075,7 @@
                 <w:noProof/>
                 <w:webHidden/>
               </w:rPr>
-              <w:instrText xml:space="preserve"> PAGEREF _Toc242253255 \h </w:instrText>
+              <w:instrText xml:space="preserve"> PAGEREF _Toc242262086 \h </w:instrText>
             </w:r>
             <w:r>
               <w:rPr>
@@ -2122,7 +2118,7 @@
               <w:lang w:eastAsia="fr-CH"/>
             </w:rPr>
           </w:pPr>
-          <w:hyperlink w:anchor="_Toc242253256" w:history="1">
+          <w:hyperlink w:anchor="_Toc242262087" w:history="1">
             <w:r>
               <w:rPr>
                 <w:rStyle w:val="Lienhypertexte"/>
@@ -2152,7 +2148,7 @@
                 <w:noProof/>
                 <w:webHidden/>
               </w:rPr>
-              <w:instrText xml:space="preserve"> PAGEREF _Toc242253256 \h </w:instrText>
+              <w:instrText xml:space="preserve"> PAGEREF _Toc242262087 \h </w:instrText>
             </w:r>
             <w:r>
               <w:rPr>
@@ -2195,7 +2191,7 @@
               <w:lang w:eastAsia="fr-CH"/>
             </w:rPr>
           </w:pPr>
-          <w:hyperlink w:anchor="_Toc242253257" w:history="1">
+          <w:hyperlink w:anchor="_Toc242262088" w:history="1">
             <w:r>
               <w:rPr>
                 <w:rStyle w:val="Lienhypertexte"/>
@@ -2225,7 +2221,7 @@
                 <w:noProof/>
                 <w:webHidden/>
               </w:rPr>
-              <w:instrText xml:space="preserve"> PAGEREF _Toc242253257 \h </w:instrText>
+              <w:instrText xml:space="preserve"> PAGEREF _Toc242262088 \h </w:instrText>
             </w:r>
             <w:r>
               <w:rPr>
@@ -2268,7 +2264,7 @@
               <w:lang w:eastAsia="fr-CH"/>
             </w:rPr>
           </w:pPr>
-          <w:hyperlink w:anchor="_Toc242253258" w:history="1">
+          <w:hyperlink w:anchor="_Toc242262089" w:history="1">
             <w:r>
               <w:rPr>
                 <w:rStyle w:val="Lienhypertexte"/>
@@ -2298,7 +2294,7 @@
                 <w:noProof/>
                 <w:webHidden/>
               </w:rPr>
-              <w:instrText xml:space="preserve"> PAGEREF _Toc242253258 \h </w:instrText>
+              <w:instrText xml:space="preserve"> PAGEREF _Toc242262089 \h </w:instrText>
             </w:r>
             <w:r>
               <w:rPr>
@@ -2341,7 +2337,7 @@
               <w:lang w:eastAsia="fr-CH"/>
             </w:rPr>
           </w:pPr>
-          <w:hyperlink w:anchor="_Toc242253259" w:history="1">
+          <w:hyperlink w:anchor="_Toc242262090" w:history="1">
             <w:r>
               <w:rPr>
                 <w:rStyle w:val="Lienhypertexte"/>
@@ -2371,7 +2367,7 @@
                 <w:noProof/>
                 <w:webHidden/>
               </w:rPr>
-              <w:instrText xml:space="preserve"> PAGEREF _Toc242253259 \h </w:instrText>
+              <w:instrText xml:space="preserve"> PAGEREF _Toc242262090 \h </w:instrText>
             </w:r>
             <w:r>
               <w:rPr>
@@ -2414,7 +2410,7 @@
               <w:lang w:eastAsia="fr-CH"/>
             </w:rPr>
           </w:pPr>
-          <w:hyperlink w:anchor="_Toc242253260" w:history="1">
+          <w:hyperlink w:anchor="_Toc242262091" w:history="1">
             <w:r>
               <w:rPr>
                 <w:rStyle w:val="Lienhypertexte"/>
@@ -2444,7 +2440,7 @@
                 <w:noProof/>
                 <w:webHidden/>
               </w:rPr>
-              <w:instrText xml:space="preserve"> PAGEREF _Toc242253260 \h </w:instrText>
+              <w:instrText xml:space="preserve"> PAGEREF _Toc242262091 \h </w:instrText>
             </w:r>
             <w:r>
               <w:rPr>
@@ -2487,7 +2483,7 @@
               <w:lang w:eastAsia="fr-CH"/>
             </w:rPr>
           </w:pPr>
-          <w:hyperlink w:anchor="_Toc242253261" w:history="1">
+          <w:hyperlink w:anchor="_Toc242262092" w:history="1">
             <w:r>
               <w:rPr>
                 <w:rStyle w:val="Lienhypertexte"/>
@@ -2517,7 +2513,7 @@
                 <w:noProof/>
                 <w:webHidden/>
               </w:rPr>
-              <w:instrText xml:space="preserve"> PAGEREF _Toc242253261 \h </w:instrText>
+              <w:instrText xml:space="preserve"> PAGEREF _Toc242262092 \h </w:instrText>
             </w:r>
             <w:r>
               <w:rPr>
@@ -2560,7 +2556,7 @@
               <w:lang w:eastAsia="fr-CH"/>
             </w:rPr>
           </w:pPr>
-          <w:hyperlink w:anchor="_Toc242253262" w:history="1">
+          <w:hyperlink w:anchor="_Toc242262093" w:history="1">
             <w:r>
               <w:rPr>
                 <w:rStyle w:val="Lienhypertexte"/>
@@ -2590,7 +2586,7 @@
                 <w:noProof/>
                 <w:webHidden/>
               </w:rPr>
-              <w:instrText xml:space="preserve"> PAGEREF _Toc242253262 \h </w:instrText>
+              <w:instrText xml:space="preserve"> PAGEREF _Toc242262093 \h </w:instrText>
             </w:r>
             <w:r>
               <w:rPr>
@@ -2633,7 +2629,7 @@
               <w:lang w:eastAsia="fr-CH"/>
             </w:rPr>
           </w:pPr>
-          <w:hyperlink w:anchor="_Toc242253263" w:history="1">
+          <w:hyperlink w:anchor="_Toc242262094" w:history="1">
             <w:r>
               <w:rPr>
                 <w:rStyle w:val="Lienhypertexte"/>
@@ -2663,7 +2659,7 @@
                 <w:noProof/>
                 <w:webHidden/>
               </w:rPr>
-              <w:instrText xml:space="preserve"> PAGEREF _Toc242253263 \h </w:instrText>
+              <w:instrText xml:space="preserve"> PAGEREF _Toc242262094 \h </w:instrText>
             </w:r>
             <w:r>
               <w:rPr>
@@ -2706,7 +2702,7 @@
               <w:lang w:eastAsia="fr-CH"/>
             </w:rPr>
           </w:pPr>
-          <w:hyperlink w:anchor="_Toc242253264" w:history="1">
+          <w:hyperlink w:anchor="_Toc242262095" w:history="1">
             <w:r>
               <w:rPr>
                 <w:rStyle w:val="Lienhypertexte"/>
@@ -2736,7 +2732,7 @@
                 <w:noProof/>
                 <w:webHidden/>
               </w:rPr>
-              <w:instrText xml:space="preserve"> PAGEREF _Toc242253264 \h </w:instrText>
+              <w:instrText xml:space="preserve"> PAGEREF _Toc242262095 \h </w:instrText>
             </w:r>
             <w:r>
               <w:rPr>
@@ -2756,7 +2752,7 @@
                 <w:noProof/>
                 <w:webHidden/>
               </w:rPr>
-              <w:t>10</w:t>
+              <w:t>18</w:t>
             </w:r>
             <w:r>
               <w:rPr>
@@ -2779,7 +2775,7 @@
               <w:lang w:eastAsia="fr-CH"/>
             </w:rPr>
           </w:pPr>
-          <w:hyperlink w:anchor="_Toc242253265" w:history="1">
+          <w:hyperlink w:anchor="_Toc242262096" w:history="1">
             <w:r>
               <w:rPr>
                 <w:rStyle w:val="Lienhypertexte"/>
@@ -2809,7 +2805,7 @@
                 <w:noProof/>
                 <w:webHidden/>
               </w:rPr>
-              <w:instrText xml:space="preserve"> PAGEREF _Toc242253265 \h </w:instrText>
+              <w:instrText xml:space="preserve"> PAGEREF _Toc242262096 \h </w:instrText>
             </w:r>
             <w:r>
               <w:rPr>
@@ -2829,7 +2825,7 @@
                 <w:noProof/>
                 <w:webHidden/>
               </w:rPr>
-              <w:t>10</w:t>
+              <w:t>18</w:t>
             </w:r>
             <w:r>
               <w:rPr>
@@ -2852,7 +2848,7 @@
               <w:lang w:eastAsia="fr-CH"/>
             </w:rPr>
           </w:pPr>
-          <w:hyperlink w:anchor="_Toc242253266" w:history="1">
+          <w:hyperlink w:anchor="_Toc242262097" w:history="1">
             <w:r>
               <w:rPr>
                 <w:rStyle w:val="Lienhypertexte"/>
@@ -2882,7 +2878,7 @@
                 <w:noProof/>
                 <w:webHidden/>
               </w:rPr>
-              <w:instrText xml:space="preserve"> PAGEREF _Toc242253266 \h </w:instrText>
+              <w:instrText xml:space="preserve"> PAGEREF _Toc242262097 \h </w:instrText>
             </w:r>
             <w:r>
               <w:rPr>
@@ -2902,7 +2898,7 @@
                 <w:noProof/>
                 <w:webHidden/>
               </w:rPr>
-              <w:t>10</w:t>
+              <w:t>18</w:t>
             </w:r>
             <w:r>
               <w:rPr>
@@ -2925,7 +2921,7 @@
               <w:lang w:eastAsia="fr-CH"/>
             </w:rPr>
           </w:pPr>
-          <w:hyperlink w:anchor="_Toc242253267" w:history="1">
+          <w:hyperlink w:anchor="_Toc242262098" w:history="1">
             <w:r>
               <w:rPr>
                 <w:rStyle w:val="Lienhypertexte"/>
@@ -2955,7 +2951,7 @@
                 <w:noProof/>
                 <w:webHidden/>
               </w:rPr>
-              <w:instrText xml:space="preserve"> PAGEREF _Toc242253267 \h </w:instrText>
+              <w:instrText xml:space="preserve"> PAGEREF _Toc242262098 \h </w:instrText>
             </w:r>
             <w:r>
               <w:rPr>
@@ -2975,7 +2971,7 @@
                 <w:noProof/>
                 <w:webHidden/>
               </w:rPr>
-              <w:t>10</w:t>
+              <w:t>18</w:t>
             </w:r>
             <w:r>
               <w:rPr>
@@ -2996,7 +2992,7 @@
               <w:lang w:eastAsia="fr-CH"/>
             </w:rPr>
           </w:pPr>
-          <w:hyperlink w:anchor="_Toc242253268" w:history="1">
+          <w:hyperlink w:anchor="_Toc242262099" w:history="1">
             <w:r>
               <w:rPr>
                 <w:rStyle w:val="Lienhypertexte"/>
@@ -3020,7 +3016,7 @@
               <w:rPr>
                 <w:webHidden/>
               </w:rPr>
-              <w:instrText xml:space="preserve"> PAGEREF _Toc242253268 \h </w:instrText>
+              <w:instrText xml:space="preserve"> PAGEREF _Toc242262099 \h </w:instrText>
             </w:r>
             <w:r>
               <w:rPr>
@@ -3037,7 +3033,7 @@
               <w:rPr>
                 <w:webHidden/>
               </w:rPr>
-              <w:t>10</w:t>
+              <w:t>18</w:t>
             </w:r>
             <w:r>
               <w:rPr>
@@ -3057,7 +3053,7 @@
               <w:lang w:eastAsia="fr-CH"/>
             </w:rPr>
           </w:pPr>
-          <w:hyperlink w:anchor="_Toc242253269" w:history="1">
+          <w:hyperlink w:anchor="_Toc242262100" w:history="1">
             <w:r>
               <w:rPr>
                 <w:rStyle w:val="Lienhypertexte"/>
@@ -3081,7 +3077,7 @@
               <w:rPr>
                 <w:webHidden/>
               </w:rPr>
-              <w:instrText xml:space="preserve"> PAGEREF _Toc242253269 \h </w:instrText>
+              <w:instrText xml:space="preserve"> PAGEREF _Toc242262100 \h </w:instrText>
             </w:r>
             <w:r>
               <w:rPr>
@@ -3098,7 +3094,7 @@
               <w:rPr>
                 <w:webHidden/>
               </w:rPr>
-              <w:t>10</w:t>
+              <w:t>18</w:t>
             </w:r>
             <w:r>
               <w:rPr>
@@ -3118,7 +3114,7 @@
               <w:lang w:eastAsia="fr-CH"/>
             </w:rPr>
           </w:pPr>
-          <w:hyperlink w:anchor="_Toc242253270" w:history="1">
+          <w:hyperlink w:anchor="_Toc242262101" w:history="1">
             <w:r>
               <w:rPr>
                 <w:rStyle w:val="Lienhypertexte"/>
@@ -3142,7 +3138,7 @@
               <w:rPr>
                 <w:webHidden/>
               </w:rPr>
-              <w:instrText xml:space="preserve"> PAGEREF _Toc242253270 \h </w:instrText>
+              <w:instrText xml:space="preserve"> PAGEREF _Toc242262101 \h </w:instrText>
             </w:r>
             <w:r>
               <w:rPr>
@@ -3159,7 +3155,7 @@
               <w:rPr>
                 <w:webHidden/>
               </w:rPr>
-              <w:t>10</w:t>
+              <w:t>18</w:t>
             </w:r>
             <w:r>
               <w:rPr>
@@ -3179,7 +3175,7 @@
               <w:lang w:eastAsia="fr-CH"/>
             </w:rPr>
           </w:pPr>
-          <w:hyperlink w:anchor="_Toc242253271" w:history="1">
+          <w:hyperlink w:anchor="_Toc242262102" w:history="1">
             <w:r>
               <w:rPr>
                 <w:rStyle w:val="Lienhypertexte"/>
@@ -3203,7 +3199,7 @@
               <w:rPr>
                 <w:webHidden/>
               </w:rPr>
-              <w:instrText xml:space="preserve"> PAGEREF _Toc242253271 \h </w:instrText>
+              <w:instrText xml:space="preserve"> PAGEREF _Toc242262102 \h </w:instrText>
             </w:r>
             <w:r>
               <w:rPr>
@@ -3220,7 +3216,7 @@
               <w:rPr>
                 <w:webHidden/>
               </w:rPr>
-              <w:t>10</w:t>
+              <w:t>18</w:t>
             </w:r>
             <w:r>
               <w:rPr>
@@ -3347,7 +3343,7 @@
           <w:bCs/>
         </w:rPr>
       </w:pPr>
-      <w:bookmarkStart w:id="0" w:name="_Toc242253252"/>
+      <w:bookmarkStart w:id="0" w:name="_Toc242262083"/>
       <w:r>
         <w:rPr>
           <w:rFonts w:ascii="Calibri" w:hAnsi="Calibri" w:cs="Calibri"/>
@@ -3414,7 +3410,7 @@
           <w:bCs/>
         </w:rPr>
       </w:pPr>
-      <w:bookmarkStart w:id="1" w:name="_Toc242253253"/>
+      <w:bookmarkStart w:id="1" w:name="_Toc242262084"/>
       <w:r>
         <w:rPr>
           <w:rFonts w:ascii="Calibri" w:hAnsi="Calibri" w:cs="Calibri"/>
@@ -4181,7 +4177,7 @@
           <w:bCs/>
         </w:rPr>
       </w:pPr>
-      <w:bookmarkStart w:id="2" w:name="_Toc242253254"/>
+      <w:bookmarkStart w:id="2" w:name="_Toc242262085"/>
       <w:r>
         <w:rPr>
           <w:rFonts w:ascii="Calibri" w:hAnsi="Calibri" w:cs="Calibri"/>
@@ -4212,7 +4208,7 @@
           <w:szCs w:val="36"/>
         </w:rPr>
       </w:pPr>
-      <w:bookmarkStart w:id="3" w:name="_Toc242253255"/>
+      <w:bookmarkStart w:id="3" w:name="_Toc242262086"/>
       <w:r>
         <w:rPr>
           <w:rFonts w:ascii="Calibri" w:hAnsi="Calibri" w:cs="Calibri"/>
@@ -4237,7 +4233,7 @@
           <w:szCs w:val="32"/>
         </w:rPr>
       </w:pPr>
-      <w:bookmarkStart w:id="4" w:name="_Toc242253256"/>
+      <w:bookmarkStart w:id="4" w:name="_Toc242262087"/>
       <w:r>
         <w:rPr>
           <w:rFonts w:ascii="Calibri" w:hAnsi="Calibri" w:cs="Calibri"/>
@@ -4287,7 +4283,7 @@
           <w:szCs w:val="32"/>
         </w:rPr>
       </w:pPr>
-      <w:bookmarkStart w:id="5" w:name="_Toc242253257"/>
+      <w:bookmarkStart w:id="5" w:name="_Toc242262088"/>
       <w:r>
         <w:rPr>
           <w:rFonts w:ascii="Calibri" w:hAnsi="Calibri" w:cs="Calibri"/>
@@ -4518,7 +4514,7 @@
       <w:r>
         <w:br w:type="page"/>
       </w:r>
-      <w:bookmarkStart w:id="6" w:name="_Toc242253258"/>
+      <w:bookmarkStart w:id="6" w:name="_Toc242262089"/>
       <w:r>
         <w:rPr>
           <w:rFonts w:ascii="Calibri" w:hAnsi="Calibri" w:cs="Calibri"/>
@@ -4981,7 +4977,7 @@
           <w:szCs w:val="32"/>
         </w:rPr>
       </w:pPr>
-      <w:bookmarkStart w:id="7" w:name="_Toc242253259"/>
+      <w:bookmarkStart w:id="7" w:name="_Toc242262090"/>
       <w:r>
         <w:rPr>
           <w:rFonts w:ascii="Calibri" w:hAnsi="Calibri" w:cs="Calibri"/>
@@ -7478,7 +7474,7 @@
           <w:szCs w:val="32"/>
         </w:rPr>
       </w:pPr>
-      <w:bookmarkStart w:id="8" w:name="_Toc242253260"/>
+      <w:bookmarkStart w:id="8" w:name="_Toc242262091"/>
       <w:r>
         <w:rPr>
           <w:rFonts w:ascii="Calibri" w:hAnsi="Calibri" w:cs="Calibri"/>
@@ -8010,7 +8006,7 @@
           <w:szCs w:val="32"/>
         </w:rPr>
       </w:pPr>
-      <w:bookmarkStart w:id="9" w:name="_Toc242253261"/>
+      <w:bookmarkStart w:id="9" w:name="_Toc242262092"/>
       <w:r>
         <w:rPr>
           <w:rFonts w:ascii="Calibri" w:hAnsi="Calibri" w:cs="Calibri"/>
@@ -9082,7 +9078,7 @@
           <w:szCs w:val="36"/>
         </w:rPr>
       </w:pPr>
-      <w:bookmarkStart w:id="10" w:name="_Toc242253262"/>
+      <w:bookmarkStart w:id="10" w:name="_Toc242262093"/>
       <w:r>
         <w:rPr>
           <w:rFonts w:ascii="Calibri" w:hAnsi="Calibri" w:cs="Calibri"/>
@@ -9196,14 +9192,27 @@
       <w:r>
         <w:t xml:space="preserve">Création de la bdd db_aeroport </w:t>
       </w:r>
-      <w:fldSimple w:instr=" SEQ Création_de_la_bdd_db_aeroport \* ARABIC ">
-        <w:r>
-          <w:rPr>
-            <w:noProof/>
-          </w:rPr>
-          <w:t>1</w:t>
-        </w:r>
-      </w:fldSimple>
+      <w:r>
+        <w:fldChar w:fldCharType="begin"/>
+      </w:r>
+      <w:r>
+        <w:instrText xml:space="preserve"> SEQ Création_de_la_bdd_db_aeroport \* ARABIC </w:instrText>
+      </w:r>
+      <w:r>
+        <w:fldChar w:fldCharType="separate"/>
+      </w:r>
+      <w:r>
+        <w:rPr>
+          <w:noProof/>
+        </w:rPr>
+        <w:t>1</w:t>
+      </w:r>
+      <w:r>
+        <w:rPr>
+          <w:noProof/>
+        </w:rPr>
+        <w:fldChar w:fldCharType="end"/>
+      </w:r>
     </w:p>
     <w:p>
       <w:pPr>
@@ -9287,14 +9296,27 @@
       <w:r>
         <w:t xml:space="preserve">Contenu de la bdd db_aeroport </w:t>
       </w:r>
-      <w:fldSimple w:instr=" SEQ Contenu_de_la_bdd_db_aeroport \* ARABIC ">
-        <w:r>
-          <w:rPr>
-            <w:noProof/>
-          </w:rPr>
-          <w:t>1</w:t>
-        </w:r>
-      </w:fldSimple>
+      <w:r>
+        <w:fldChar w:fldCharType="begin"/>
+      </w:r>
+      <w:r>
+        <w:instrText xml:space="preserve"> SEQ Contenu_de_la_bdd_db_aeroport \* ARABIC </w:instrText>
+      </w:r>
+      <w:r>
+        <w:fldChar w:fldCharType="separate"/>
+      </w:r>
+      <w:r>
+        <w:rPr>
+          <w:noProof/>
+        </w:rPr>
+        <w:t>1</w:t>
+      </w:r>
+      <w:r>
+        <w:rPr>
+          <w:noProof/>
+        </w:rPr>
+        <w:fldChar w:fldCharType="end"/>
+      </w:r>
     </w:p>
     <w:p>
       <w:pPr>
@@ -9308,7 +9330,32 @@
         <w:rPr>
           <w:rFonts w:ascii="Calibri" w:hAnsi="Calibri" w:cs="Calibri"/>
         </w:rPr>
-        <w:t>Sur la capture d’écran on peu voir que toutes les tables sont présente.</w:t>
+        <w:t xml:space="preserve">Sur la capture d’écran on </w:t>
+      </w:r>
+      <w:r>
+        <w:rPr>
+          <w:rFonts w:ascii="Calibri" w:hAnsi="Calibri" w:cs="Calibri"/>
+        </w:rPr>
+        <w:t>peut</w:t>
+      </w:r>
+      <w:r>
+        <w:rPr>
+          <w:rFonts w:ascii="Calibri" w:hAnsi="Calibri" w:cs="Calibri"/>
+        </w:rPr>
+        <w:t xml:space="preserve"> voir que toutes les tables sont présente.</w:t>
+      </w:r>
+    </w:p>
+    <w:p>
+      <w:pPr>
+        <w:rPr>
+          <w:rFonts w:ascii="Calibri" w:hAnsi="Calibri" w:cs="Calibri"/>
+        </w:rPr>
+      </w:pPr>
+      <w:r>
+        <w:rPr>
+          <w:rFonts w:ascii="Calibri" w:hAnsi="Calibri" w:cs="Calibri"/>
+        </w:rPr>
+        <w:br w:type="page"/>
       </w:r>
     </w:p>
     <w:p>
@@ -9323,7 +9370,7 @@
           <w:szCs w:val="36"/>
         </w:rPr>
       </w:pPr>
-      <w:bookmarkStart w:id="11" w:name="_Toc242253263"/>
+      <w:bookmarkStart w:id="11" w:name="_Toc242262094"/>
       <w:r>
         <w:rPr>
           <w:rFonts w:ascii="Calibri" w:hAnsi="Calibri" w:cs="Calibri"/>
@@ -9339,6 +9386,8830 @@
     </w:p>
     <w:p>
       <w:pPr>
+        <w:ind w:left="142"/>
+        <w:jc w:val="both"/>
+        <w:rPr>
+          <w:rFonts w:ascii="Calibri" w:hAnsi="Calibri" w:cs="Calibri"/>
+          <w:noProof/>
+        </w:rPr>
+      </w:pPr>
+      <w:r>
+        <w:rPr>
+          <w:rFonts w:ascii="Calibri" w:hAnsi="Calibri" w:cs="Calibri"/>
+        </w:rPr>
+        <w:t>Les fichiers TSV sont chargés dans les tables avec les commandes SQL ci-dessous. Un espace est prévu après chaque commande pour ajouter la capture d’écran de son exécution. Les fichiers TSV sont placés dans le dossier « mysql-files », car s’ils ne sont pas dans ce dossier, leur chargement déclenche une erreur liée à « secure_file_priv ». La commande « SHOW VARIABLES LIKE 'secure_file_priv'; » permet de vérifier le dossier autorisé. Dans notre cas, elle renvoie « /var/lib/mysql-files/ ».</w:t>
+      </w:r>
+    </w:p>
+    <w:p>
+      <w:pPr>
+        <w:ind w:left="142"/>
+        <w:rPr>
+          <w:rFonts w:ascii="Calibri" w:hAnsi="Calibri"/>
+          <w:b/>
+          <w:color w:val="000000"/>
+          <w:sz w:val="28"/>
+        </w:rPr>
+      </w:pPr>
+      <w:r>
+        <w:rPr>
+          <w:rFonts w:ascii="Calibri" w:hAnsi="Calibri"/>
+          <w:b/>
+          <w:color w:val="000000"/>
+          <w:sz w:val="28"/>
+        </w:rPr>
+        <w:t>01 Aéroports</w:t>
+      </w:r>
+    </w:p>
+    <w:tbl>
+      <w:tblPr>
+        <w:tblW w:w="8803" w:type="dxa"/>
+        <w:jc w:val="center"/>
+        <w:tblBorders>
+          <w:top w:val="single" w:sz="6" w:space="0" w:color="D9D9D9"/>
+          <w:left w:val="single" w:sz="6" w:space="0" w:color="D9D9D9"/>
+          <w:bottom w:val="single" w:sz="6" w:space="0" w:color="D9D9D9"/>
+          <w:right w:val="single" w:sz="6" w:space="0" w:color="D9D9D9"/>
+          <w:insideH w:val="nil"/>
+          <w:insideV w:val="nil"/>
+        </w:tblBorders>
+        <w:tblLayout w:type="fixed"/>
+        <w:tblLook w:val="04A0" w:firstRow="1" w:lastRow="0" w:firstColumn="1" w:lastColumn="0" w:noHBand="0" w:noVBand="1"/>
+      </w:tblPr>
+      <w:tblGrid>
+        <w:gridCol w:w="567"/>
+        <w:gridCol w:w="8236"/>
+      </w:tblGrid>
+      <w:tr>
+        <w:trPr>
+          <w:cantSplit/>
+          <w:jc w:val="center"/>
+        </w:trPr>
+        <w:tc>
+          <w:tcPr>
+            <w:tcW w:w="8803" w:type="dxa"/>
+            <w:gridSpan w:val="2"/>
+            <w:tcBorders>
+              <w:top w:val="single" w:sz="6" w:space="0" w:color="D9D9D9"/>
+              <w:bottom w:val="single" w:sz="6" w:space="0" w:color="D9D9D9"/>
+            </w:tcBorders>
+            <w:shd w:val="clear" w:color="auto" w:fill="25364B"/>
+            <w:tcMar>
+              <w:top w:w="55" w:type="dxa"/>
+              <w:left w:w="130" w:type="dxa"/>
+              <w:bottom w:w="55" w:type="dxa"/>
+              <w:right w:w="130" w:type="dxa"/>
+            </w:tcMar>
+            <w:vAlign w:val="center"/>
+          </w:tcPr>
+          <w:p>
+            <w:pPr>
+              <w:spacing w:before="100" w:after="100" w:line="240" w:lineRule="auto"/>
+            </w:pPr>
+            <w:r>
+              <w:rPr>
+                <w:rFonts w:ascii="Calibri" w:hAnsi="Calibri"/>
+                <w:b/>
+                <w:color w:val="FFFFFF"/>
+                <w:sz w:val="20"/>
+              </w:rPr>
+              <w:t>SQL   /   t_aeroport.tsv</w:t>
+            </w:r>
+          </w:p>
+        </w:tc>
+      </w:tr>
+      <w:tr>
+        <w:trPr>
+          <w:cantSplit/>
+          <w:jc w:val="center"/>
+        </w:trPr>
+        <w:tc>
+          <w:tcPr>
+            <w:tcW w:w="567" w:type="dxa"/>
+            <w:tcBorders>
+              <w:top w:val="single" w:sz="6" w:space="0" w:color="D9D9D9"/>
+              <w:bottom w:val="single" w:sz="6" w:space="0" w:color="D9D9D9"/>
+            </w:tcBorders>
+            <w:shd w:val="clear" w:color="auto" w:fill="E9EEF4"/>
+            <w:tcMar>
+              <w:top w:w="55" w:type="dxa"/>
+              <w:left w:w="130" w:type="dxa"/>
+              <w:bottom w:w="55" w:type="dxa"/>
+              <w:right w:w="130" w:type="dxa"/>
+            </w:tcMar>
+            <w:vAlign w:val="center"/>
+          </w:tcPr>
+          <w:p>
+            <w:pPr>
+              <w:keepNext/>
+              <w:spacing w:after="0" w:line="240" w:lineRule="auto"/>
+              <w:jc w:val="right"/>
+            </w:pPr>
+            <w:r>
+              <w:rPr>
+                <w:rFonts w:ascii="DejaVu Sans Mono" w:hAnsi="DejaVu Sans Mono"/>
+                <w:color w:val="7C899B"/>
+                <w:sz w:val="18"/>
+              </w:rPr>
+              <w:t>1</w:t>
+            </w:r>
+          </w:p>
+        </w:tc>
+        <w:tc>
+          <w:tcPr>
+            <w:tcW w:w="8236" w:type="dxa"/>
+            <w:tcBorders>
+              <w:top w:val="single" w:sz="6" w:space="0" w:color="D9D9D9"/>
+              <w:bottom w:val="single" w:sz="6" w:space="0" w:color="D9D9D9"/>
+            </w:tcBorders>
+            <w:shd w:val="clear" w:color="auto" w:fill="F5F7FA"/>
+            <w:tcMar>
+              <w:top w:w="55" w:type="dxa"/>
+              <w:left w:w="130" w:type="dxa"/>
+              <w:bottom w:w="55" w:type="dxa"/>
+              <w:right w:w="130" w:type="dxa"/>
+            </w:tcMar>
+            <w:vAlign w:val="center"/>
+          </w:tcPr>
+          <w:p>
+            <w:pPr>
+              <w:keepNext/>
+              <w:spacing w:after="0" w:line="240" w:lineRule="auto"/>
+            </w:pPr>
+            <w:r>
+              <w:rPr>
+                <w:rFonts w:ascii="DejaVu Sans Mono" w:hAnsi="DejaVu Sans Mono"/>
+                <w:b/>
+                <w:color w:val="315BC0"/>
+                <w:sz w:val="18"/>
+              </w:rPr>
+              <w:t>LOAD</w:t>
+            </w:r>
+            <w:r>
+              <w:rPr>
+                <w:rFonts w:ascii="DejaVu Sans Mono" w:hAnsi="DejaVu Sans Mono"/>
+                <w:color w:val="25364B"/>
+                <w:sz w:val="18"/>
+              </w:rPr>
+              <w:t xml:space="preserve"> </w:t>
+            </w:r>
+            <w:r>
+              <w:rPr>
+                <w:rFonts w:ascii="DejaVu Sans Mono" w:hAnsi="DejaVu Sans Mono"/>
+                <w:b/>
+                <w:color w:val="315BC0"/>
+                <w:sz w:val="18"/>
+              </w:rPr>
+              <w:t>DATA</w:t>
+            </w:r>
+            <w:r>
+              <w:rPr>
+                <w:rFonts w:ascii="DejaVu Sans Mono" w:hAnsi="DejaVu Sans Mono"/>
+                <w:color w:val="25364B"/>
+                <w:sz w:val="18"/>
+              </w:rPr>
+              <w:t xml:space="preserve"> </w:t>
+            </w:r>
+            <w:r>
+              <w:rPr>
+                <w:rFonts w:ascii="DejaVu Sans Mono" w:hAnsi="DejaVu Sans Mono"/>
+                <w:b/>
+                <w:color w:val="315BC0"/>
+                <w:sz w:val="18"/>
+              </w:rPr>
+              <w:t>INFILE</w:t>
+            </w:r>
+            <w:r>
+              <w:rPr>
+                <w:rFonts w:ascii="DejaVu Sans Mono" w:hAnsi="DejaVu Sans Mono"/>
+                <w:color w:val="25364B"/>
+                <w:sz w:val="18"/>
+              </w:rPr>
+              <w:t xml:space="preserve"> </w:t>
+            </w:r>
+            <w:r>
+              <w:rPr>
+                <w:rFonts w:ascii="DejaVu Sans Mono" w:hAnsi="DejaVu Sans Mono"/>
+                <w:color w:val="06734E"/>
+                <w:sz w:val="18"/>
+              </w:rPr>
+              <w:t>'/var/lib/mysql-files/t</w:t>
+            </w:r>
+            <w:r>
+              <w:rPr>
+                <w:rFonts w:ascii="DejaVu Sans Mono" w:hAnsi="DejaVu Sans Mono"/>
+                <w:color w:val="06734E"/>
+                <w:sz w:val="18"/>
+                <w:szCs w:val="18"/>
+              </w:rPr>
+              <w:t>_</w:t>
+            </w:r>
+            <w:r>
+              <w:rPr>
+                <w:rFonts w:ascii="DejaVu Sans Mono" w:hAnsi="DejaVu Sans Mono"/>
+                <w:color w:val="06734E"/>
+                <w:sz w:val="18"/>
+              </w:rPr>
+              <w:t>aeroport.tsv'</w:t>
+            </w:r>
+          </w:p>
+        </w:tc>
+      </w:tr>
+      <w:tr>
+        <w:trPr>
+          <w:cantSplit/>
+          <w:jc w:val="center"/>
+        </w:trPr>
+        <w:tc>
+          <w:tcPr>
+            <w:tcW w:w="567" w:type="dxa"/>
+            <w:tcBorders>
+              <w:top w:val="single" w:sz="6" w:space="0" w:color="D9D9D9"/>
+              <w:bottom w:val="single" w:sz="6" w:space="0" w:color="D9D9D9"/>
+            </w:tcBorders>
+            <w:shd w:val="clear" w:color="auto" w:fill="E9EEF4"/>
+            <w:tcMar>
+              <w:top w:w="55" w:type="dxa"/>
+              <w:left w:w="130" w:type="dxa"/>
+              <w:bottom w:w="55" w:type="dxa"/>
+              <w:right w:w="130" w:type="dxa"/>
+            </w:tcMar>
+            <w:vAlign w:val="center"/>
+          </w:tcPr>
+          <w:p>
+            <w:pPr>
+              <w:keepNext/>
+              <w:spacing w:after="0" w:line="240" w:lineRule="auto"/>
+              <w:jc w:val="right"/>
+            </w:pPr>
+            <w:r>
+              <w:rPr>
+                <w:rFonts w:ascii="DejaVu Sans Mono" w:hAnsi="DejaVu Sans Mono"/>
+                <w:color w:val="7C899B"/>
+                <w:sz w:val="18"/>
+              </w:rPr>
+              <w:t>2</w:t>
+            </w:r>
+          </w:p>
+        </w:tc>
+        <w:tc>
+          <w:tcPr>
+            <w:tcW w:w="8236" w:type="dxa"/>
+            <w:tcBorders>
+              <w:top w:val="single" w:sz="6" w:space="0" w:color="D9D9D9"/>
+              <w:bottom w:val="single" w:sz="6" w:space="0" w:color="D9D9D9"/>
+            </w:tcBorders>
+            <w:shd w:val="clear" w:color="auto" w:fill="F5F7FA"/>
+            <w:tcMar>
+              <w:top w:w="55" w:type="dxa"/>
+              <w:left w:w="130" w:type="dxa"/>
+              <w:bottom w:w="55" w:type="dxa"/>
+              <w:right w:w="130" w:type="dxa"/>
+            </w:tcMar>
+            <w:vAlign w:val="center"/>
+          </w:tcPr>
+          <w:p>
+            <w:pPr>
+              <w:keepNext/>
+              <w:spacing w:after="0" w:line="240" w:lineRule="auto"/>
+            </w:pPr>
+            <w:r>
+              <w:rPr>
+                <w:rFonts w:ascii="DejaVu Sans Mono" w:hAnsi="DejaVu Sans Mono"/>
+                <w:b/>
+                <w:color w:val="315BC0"/>
+                <w:sz w:val="18"/>
+              </w:rPr>
+              <w:t>INTO</w:t>
+            </w:r>
+            <w:r>
+              <w:rPr>
+                <w:rFonts w:ascii="DejaVu Sans Mono" w:hAnsi="DejaVu Sans Mono"/>
+                <w:color w:val="25364B"/>
+                <w:sz w:val="18"/>
+              </w:rPr>
+              <w:t xml:space="preserve"> </w:t>
+            </w:r>
+            <w:r>
+              <w:rPr>
+                <w:rFonts w:ascii="DejaVu Sans Mono" w:hAnsi="DejaVu Sans Mono"/>
+                <w:b/>
+                <w:color w:val="315BC0"/>
+                <w:sz w:val="18"/>
+              </w:rPr>
+              <w:t>TABLE</w:t>
+            </w:r>
+            <w:r>
+              <w:rPr>
+                <w:rFonts w:ascii="DejaVu Sans Mono" w:hAnsi="DejaVu Sans Mono"/>
+                <w:color w:val="25364B"/>
+                <w:sz w:val="18"/>
+              </w:rPr>
+              <w:t xml:space="preserve"> t_aeroport</w:t>
+            </w:r>
+          </w:p>
+        </w:tc>
+      </w:tr>
+      <w:tr>
+        <w:trPr>
+          <w:cantSplit/>
+          <w:jc w:val="center"/>
+        </w:trPr>
+        <w:tc>
+          <w:tcPr>
+            <w:tcW w:w="567" w:type="dxa"/>
+            <w:tcBorders>
+              <w:top w:val="single" w:sz="6" w:space="0" w:color="D9D9D9"/>
+              <w:bottom w:val="single" w:sz="6" w:space="0" w:color="D9D9D9"/>
+            </w:tcBorders>
+            <w:shd w:val="clear" w:color="auto" w:fill="E9EEF4"/>
+            <w:tcMar>
+              <w:top w:w="55" w:type="dxa"/>
+              <w:left w:w="130" w:type="dxa"/>
+              <w:bottom w:w="55" w:type="dxa"/>
+              <w:right w:w="130" w:type="dxa"/>
+            </w:tcMar>
+            <w:vAlign w:val="center"/>
+          </w:tcPr>
+          <w:p>
+            <w:pPr>
+              <w:keepNext/>
+              <w:spacing w:after="0" w:line="240" w:lineRule="auto"/>
+              <w:jc w:val="right"/>
+            </w:pPr>
+            <w:r>
+              <w:rPr>
+                <w:rFonts w:ascii="DejaVu Sans Mono" w:hAnsi="DejaVu Sans Mono"/>
+                <w:color w:val="7C899B"/>
+                <w:sz w:val="18"/>
+              </w:rPr>
+              <w:t>3</w:t>
+            </w:r>
+          </w:p>
+        </w:tc>
+        <w:tc>
+          <w:tcPr>
+            <w:tcW w:w="8236" w:type="dxa"/>
+            <w:tcBorders>
+              <w:top w:val="single" w:sz="6" w:space="0" w:color="D9D9D9"/>
+              <w:bottom w:val="single" w:sz="6" w:space="0" w:color="D9D9D9"/>
+            </w:tcBorders>
+            <w:shd w:val="clear" w:color="auto" w:fill="F5F7FA"/>
+            <w:tcMar>
+              <w:top w:w="55" w:type="dxa"/>
+              <w:left w:w="130" w:type="dxa"/>
+              <w:bottom w:w="55" w:type="dxa"/>
+              <w:right w:w="130" w:type="dxa"/>
+            </w:tcMar>
+            <w:vAlign w:val="center"/>
+          </w:tcPr>
+          <w:p>
+            <w:pPr>
+              <w:keepNext/>
+              <w:spacing w:after="0" w:line="240" w:lineRule="auto"/>
+            </w:pPr>
+            <w:r>
+              <w:rPr>
+                <w:rFonts w:ascii="DejaVu Sans Mono" w:hAnsi="DejaVu Sans Mono"/>
+                <w:b/>
+                <w:color w:val="315BC0"/>
+                <w:sz w:val="18"/>
+              </w:rPr>
+              <w:t>CHARACTER</w:t>
+            </w:r>
+            <w:r>
+              <w:rPr>
+                <w:rFonts w:ascii="DejaVu Sans Mono" w:hAnsi="DejaVu Sans Mono"/>
+                <w:color w:val="25364B"/>
+                <w:sz w:val="18"/>
+              </w:rPr>
+              <w:t xml:space="preserve"> </w:t>
+            </w:r>
+            <w:r>
+              <w:rPr>
+                <w:rFonts w:ascii="DejaVu Sans Mono" w:hAnsi="DejaVu Sans Mono"/>
+                <w:b/>
+                <w:color w:val="315BC0"/>
+                <w:sz w:val="18"/>
+              </w:rPr>
+              <w:t>SET</w:t>
+            </w:r>
+            <w:r>
+              <w:rPr>
+                <w:rFonts w:ascii="DejaVu Sans Mono" w:hAnsi="DejaVu Sans Mono"/>
+                <w:color w:val="25364B"/>
+                <w:sz w:val="18"/>
+              </w:rPr>
+              <w:t xml:space="preserve"> utf8mb4</w:t>
+            </w:r>
+          </w:p>
+        </w:tc>
+      </w:tr>
+      <w:tr>
+        <w:trPr>
+          <w:cantSplit/>
+          <w:jc w:val="center"/>
+        </w:trPr>
+        <w:tc>
+          <w:tcPr>
+            <w:tcW w:w="567" w:type="dxa"/>
+            <w:tcBorders>
+              <w:top w:val="single" w:sz="6" w:space="0" w:color="D9D9D9"/>
+              <w:bottom w:val="single" w:sz="6" w:space="0" w:color="D9D9D9"/>
+            </w:tcBorders>
+            <w:shd w:val="clear" w:color="auto" w:fill="E9EEF4"/>
+            <w:tcMar>
+              <w:top w:w="55" w:type="dxa"/>
+              <w:left w:w="130" w:type="dxa"/>
+              <w:bottom w:w="55" w:type="dxa"/>
+              <w:right w:w="130" w:type="dxa"/>
+            </w:tcMar>
+            <w:vAlign w:val="center"/>
+          </w:tcPr>
+          <w:p>
+            <w:pPr>
+              <w:keepNext/>
+              <w:spacing w:after="0" w:line="240" w:lineRule="auto"/>
+              <w:jc w:val="right"/>
+            </w:pPr>
+            <w:r>
+              <w:rPr>
+                <w:rFonts w:ascii="DejaVu Sans Mono" w:hAnsi="DejaVu Sans Mono"/>
+                <w:color w:val="7C899B"/>
+                <w:sz w:val="18"/>
+              </w:rPr>
+              <w:t>4</w:t>
+            </w:r>
+          </w:p>
+        </w:tc>
+        <w:tc>
+          <w:tcPr>
+            <w:tcW w:w="8236" w:type="dxa"/>
+            <w:tcBorders>
+              <w:top w:val="single" w:sz="6" w:space="0" w:color="D9D9D9"/>
+              <w:bottom w:val="single" w:sz="6" w:space="0" w:color="D9D9D9"/>
+            </w:tcBorders>
+            <w:shd w:val="clear" w:color="auto" w:fill="F5F7FA"/>
+            <w:tcMar>
+              <w:top w:w="55" w:type="dxa"/>
+              <w:left w:w="130" w:type="dxa"/>
+              <w:bottom w:w="55" w:type="dxa"/>
+              <w:right w:w="130" w:type="dxa"/>
+            </w:tcMar>
+            <w:vAlign w:val="center"/>
+          </w:tcPr>
+          <w:p>
+            <w:pPr>
+              <w:keepNext/>
+              <w:spacing w:after="0" w:line="240" w:lineRule="auto"/>
+              <w:rPr>
+                <w:lang w:val="en-US"/>
+              </w:rPr>
+            </w:pPr>
+            <w:r>
+              <w:rPr>
+                <w:rFonts w:ascii="DejaVu Sans Mono" w:hAnsi="DejaVu Sans Mono"/>
+                <w:b/>
+                <w:color w:val="315BC0"/>
+                <w:sz w:val="18"/>
+                <w:lang w:val="en-US"/>
+              </w:rPr>
+              <w:t>FIELDS</w:t>
+            </w:r>
+            <w:r>
+              <w:rPr>
+                <w:rFonts w:ascii="DejaVu Sans Mono" w:hAnsi="DejaVu Sans Mono"/>
+                <w:color w:val="25364B"/>
+                <w:sz w:val="18"/>
+                <w:lang w:val="en-US"/>
+              </w:rPr>
+              <w:t xml:space="preserve"> </w:t>
+            </w:r>
+            <w:r>
+              <w:rPr>
+                <w:rFonts w:ascii="DejaVu Sans Mono" w:hAnsi="DejaVu Sans Mono"/>
+                <w:b/>
+                <w:color w:val="315BC0"/>
+                <w:sz w:val="18"/>
+                <w:lang w:val="en-US"/>
+              </w:rPr>
+              <w:t>TERMINATED</w:t>
+            </w:r>
+            <w:r>
+              <w:rPr>
+                <w:rFonts w:ascii="DejaVu Sans Mono" w:hAnsi="DejaVu Sans Mono"/>
+                <w:color w:val="25364B"/>
+                <w:sz w:val="18"/>
+                <w:lang w:val="en-US"/>
+              </w:rPr>
+              <w:t xml:space="preserve"> </w:t>
+            </w:r>
+            <w:r>
+              <w:rPr>
+                <w:rFonts w:ascii="DejaVu Sans Mono" w:hAnsi="DejaVu Sans Mono"/>
+                <w:b/>
+                <w:color w:val="315BC0"/>
+                <w:sz w:val="18"/>
+                <w:lang w:val="en-US"/>
+              </w:rPr>
+              <w:t>BY</w:t>
+            </w:r>
+            <w:r>
+              <w:rPr>
+                <w:rFonts w:ascii="DejaVu Sans Mono" w:hAnsi="DejaVu Sans Mono"/>
+                <w:color w:val="25364B"/>
+                <w:sz w:val="18"/>
+                <w:lang w:val="en-US"/>
+              </w:rPr>
+              <w:t xml:space="preserve"> </w:t>
+            </w:r>
+            <w:r>
+              <w:rPr>
+                <w:rFonts w:ascii="DejaVu Sans Mono" w:hAnsi="DejaVu Sans Mono"/>
+                <w:color w:val="06734E"/>
+                <w:sz w:val="18"/>
+                <w:lang w:val="en-US"/>
+              </w:rPr>
+              <w:t>'\t'</w:t>
+            </w:r>
+          </w:p>
+        </w:tc>
+      </w:tr>
+      <w:tr>
+        <w:trPr>
+          <w:cantSplit/>
+          <w:jc w:val="center"/>
+        </w:trPr>
+        <w:tc>
+          <w:tcPr>
+            <w:tcW w:w="567" w:type="dxa"/>
+            <w:tcBorders>
+              <w:top w:val="single" w:sz="6" w:space="0" w:color="D9D9D9"/>
+              <w:bottom w:val="single" w:sz="6" w:space="0" w:color="D9D9D9"/>
+            </w:tcBorders>
+            <w:shd w:val="clear" w:color="auto" w:fill="E9EEF4"/>
+            <w:tcMar>
+              <w:top w:w="55" w:type="dxa"/>
+              <w:left w:w="130" w:type="dxa"/>
+              <w:bottom w:w="55" w:type="dxa"/>
+              <w:right w:w="130" w:type="dxa"/>
+            </w:tcMar>
+            <w:vAlign w:val="center"/>
+          </w:tcPr>
+          <w:p>
+            <w:pPr>
+              <w:keepNext/>
+              <w:spacing w:after="0" w:line="240" w:lineRule="auto"/>
+              <w:jc w:val="right"/>
+            </w:pPr>
+            <w:r>
+              <w:rPr>
+                <w:rFonts w:ascii="DejaVu Sans Mono" w:hAnsi="DejaVu Sans Mono"/>
+                <w:color w:val="7C899B"/>
+                <w:sz w:val="18"/>
+              </w:rPr>
+              <w:t>5</w:t>
+            </w:r>
+          </w:p>
+        </w:tc>
+        <w:tc>
+          <w:tcPr>
+            <w:tcW w:w="8236" w:type="dxa"/>
+            <w:tcBorders>
+              <w:top w:val="single" w:sz="6" w:space="0" w:color="D9D9D9"/>
+              <w:bottom w:val="single" w:sz="6" w:space="0" w:color="D9D9D9"/>
+            </w:tcBorders>
+            <w:shd w:val="clear" w:color="auto" w:fill="F5F7FA"/>
+            <w:tcMar>
+              <w:top w:w="55" w:type="dxa"/>
+              <w:left w:w="130" w:type="dxa"/>
+              <w:bottom w:w="55" w:type="dxa"/>
+              <w:right w:w="130" w:type="dxa"/>
+            </w:tcMar>
+            <w:vAlign w:val="center"/>
+          </w:tcPr>
+          <w:p>
+            <w:pPr>
+              <w:keepNext/>
+              <w:spacing w:after="0" w:line="240" w:lineRule="auto"/>
+              <w:rPr>
+                <w:lang w:val="en-US"/>
+              </w:rPr>
+            </w:pPr>
+            <w:r>
+              <w:rPr>
+                <w:rFonts w:ascii="DejaVu Sans Mono" w:hAnsi="DejaVu Sans Mono"/>
+                <w:b/>
+                <w:color w:val="315BC0"/>
+                <w:sz w:val="18"/>
+                <w:lang w:val="en-US"/>
+              </w:rPr>
+              <w:t>LINES</w:t>
+            </w:r>
+            <w:r>
+              <w:rPr>
+                <w:rFonts w:ascii="DejaVu Sans Mono" w:hAnsi="DejaVu Sans Mono"/>
+                <w:color w:val="25364B"/>
+                <w:sz w:val="18"/>
+                <w:lang w:val="en-US"/>
+              </w:rPr>
+              <w:t xml:space="preserve"> </w:t>
+            </w:r>
+            <w:r>
+              <w:rPr>
+                <w:rFonts w:ascii="DejaVu Sans Mono" w:hAnsi="DejaVu Sans Mono"/>
+                <w:b/>
+                <w:color w:val="315BC0"/>
+                <w:sz w:val="18"/>
+                <w:lang w:val="en-US"/>
+              </w:rPr>
+              <w:t>TERMINATED</w:t>
+            </w:r>
+            <w:r>
+              <w:rPr>
+                <w:rFonts w:ascii="DejaVu Sans Mono" w:hAnsi="DejaVu Sans Mono"/>
+                <w:color w:val="25364B"/>
+                <w:sz w:val="18"/>
+                <w:lang w:val="en-US"/>
+              </w:rPr>
+              <w:t xml:space="preserve"> </w:t>
+            </w:r>
+            <w:r>
+              <w:rPr>
+                <w:rFonts w:ascii="DejaVu Sans Mono" w:hAnsi="DejaVu Sans Mono"/>
+                <w:b/>
+                <w:color w:val="315BC0"/>
+                <w:sz w:val="18"/>
+                <w:lang w:val="en-US"/>
+              </w:rPr>
+              <w:t>BY</w:t>
+            </w:r>
+            <w:r>
+              <w:rPr>
+                <w:rFonts w:ascii="DejaVu Sans Mono" w:hAnsi="DejaVu Sans Mono"/>
+                <w:color w:val="25364B"/>
+                <w:sz w:val="18"/>
+                <w:lang w:val="en-US"/>
+              </w:rPr>
+              <w:t xml:space="preserve"> </w:t>
+            </w:r>
+            <w:r>
+              <w:rPr>
+                <w:rFonts w:ascii="DejaVu Sans Mono" w:hAnsi="DejaVu Sans Mono"/>
+                <w:color w:val="06734E"/>
+                <w:sz w:val="18"/>
+                <w:lang w:val="en-US"/>
+              </w:rPr>
+              <w:t>'\n'</w:t>
+            </w:r>
+          </w:p>
+        </w:tc>
+      </w:tr>
+      <w:tr>
+        <w:trPr>
+          <w:cantSplit/>
+          <w:jc w:val="center"/>
+        </w:trPr>
+        <w:tc>
+          <w:tcPr>
+            <w:tcW w:w="567" w:type="dxa"/>
+            <w:tcBorders>
+              <w:top w:val="single" w:sz="6" w:space="0" w:color="D9D9D9"/>
+              <w:bottom w:val="single" w:sz="6" w:space="0" w:color="D9D9D9"/>
+            </w:tcBorders>
+            <w:shd w:val="clear" w:color="auto" w:fill="E9EEF4"/>
+            <w:tcMar>
+              <w:top w:w="55" w:type="dxa"/>
+              <w:left w:w="130" w:type="dxa"/>
+              <w:bottom w:w="55" w:type="dxa"/>
+              <w:right w:w="130" w:type="dxa"/>
+            </w:tcMar>
+            <w:vAlign w:val="center"/>
+          </w:tcPr>
+          <w:p>
+            <w:pPr>
+              <w:keepNext/>
+              <w:spacing w:after="0" w:line="240" w:lineRule="auto"/>
+              <w:jc w:val="right"/>
+            </w:pPr>
+            <w:r>
+              <w:rPr>
+                <w:rFonts w:ascii="DejaVu Sans Mono" w:hAnsi="DejaVu Sans Mono"/>
+                <w:color w:val="7C899B"/>
+                <w:sz w:val="18"/>
+              </w:rPr>
+              <w:t>6</w:t>
+            </w:r>
+          </w:p>
+        </w:tc>
+        <w:tc>
+          <w:tcPr>
+            <w:tcW w:w="8236" w:type="dxa"/>
+            <w:tcBorders>
+              <w:top w:val="single" w:sz="6" w:space="0" w:color="D9D9D9"/>
+              <w:bottom w:val="single" w:sz="6" w:space="0" w:color="D9D9D9"/>
+            </w:tcBorders>
+            <w:shd w:val="clear" w:color="auto" w:fill="F5F7FA"/>
+            <w:tcMar>
+              <w:top w:w="55" w:type="dxa"/>
+              <w:left w:w="130" w:type="dxa"/>
+              <w:bottom w:w="55" w:type="dxa"/>
+              <w:right w:w="130" w:type="dxa"/>
+            </w:tcMar>
+            <w:vAlign w:val="center"/>
+          </w:tcPr>
+          <w:p>
+            <w:pPr>
+              <w:keepNext/>
+              <w:spacing w:after="0" w:line="240" w:lineRule="auto"/>
+            </w:pPr>
+            <w:r>
+              <w:rPr>
+                <w:rFonts w:ascii="DejaVu Sans Mono" w:hAnsi="DejaVu Sans Mono"/>
+                <w:b/>
+                <w:color w:val="315BC0"/>
+                <w:sz w:val="18"/>
+              </w:rPr>
+              <w:t>IGNORE</w:t>
+            </w:r>
+            <w:r>
+              <w:rPr>
+                <w:rFonts w:ascii="DejaVu Sans Mono" w:hAnsi="DejaVu Sans Mono"/>
+                <w:color w:val="25364B"/>
+                <w:sz w:val="18"/>
+              </w:rPr>
+              <w:t xml:space="preserve"> 1 </w:t>
+            </w:r>
+            <w:r>
+              <w:rPr>
+                <w:rFonts w:ascii="DejaVu Sans Mono" w:hAnsi="DejaVu Sans Mono"/>
+                <w:b/>
+                <w:color w:val="315BC0"/>
+                <w:sz w:val="18"/>
+              </w:rPr>
+              <w:t>LINES</w:t>
+            </w:r>
+          </w:p>
+        </w:tc>
+      </w:tr>
+      <w:tr>
+        <w:trPr>
+          <w:cantSplit/>
+          <w:jc w:val="center"/>
+        </w:trPr>
+        <w:tc>
+          <w:tcPr>
+            <w:tcW w:w="567" w:type="dxa"/>
+            <w:tcBorders>
+              <w:top w:val="single" w:sz="6" w:space="0" w:color="D9D9D9"/>
+              <w:bottom w:val="single" w:sz="6" w:space="0" w:color="D9D9D9"/>
+            </w:tcBorders>
+            <w:shd w:val="clear" w:color="auto" w:fill="E9EEF4"/>
+            <w:tcMar>
+              <w:top w:w="55" w:type="dxa"/>
+              <w:left w:w="130" w:type="dxa"/>
+              <w:bottom w:w="55" w:type="dxa"/>
+              <w:right w:w="130" w:type="dxa"/>
+            </w:tcMar>
+            <w:vAlign w:val="center"/>
+          </w:tcPr>
+          <w:p>
+            <w:pPr>
+              <w:keepNext/>
+              <w:spacing w:after="0" w:line="240" w:lineRule="auto"/>
+              <w:jc w:val="right"/>
+            </w:pPr>
+            <w:r>
+              <w:rPr>
+                <w:rFonts w:ascii="DejaVu Sans Mono" w:hAnsi="DejaVu Sans Mono"/>
+                <w:color w:val="7C899B"/>
+                <w:sz w:val="18"/>
+              </w:rPr>
+              <w:t>7</w:t>
+            </w:r>
+          </w:p>
+        </w:tc>
+        <w:tc>
+          <w:tcPr>
+            <w:tcW w:w="8236" w:type="dxa"/>
+            <w:tcBorders>
+              <w:top w:val="single" w:sz="6" w:space="0" w:color="D9D9D9"/>
+              <w:bottom w:val="single" w:sz="6" w:space="0" w:color="D9D9D9"/>
+            </w:tcBorders>
+            <w:shd w:val="clear" w:color="auto" w:fill="F5F7FA"/>
+            <w:tcMar>
+              <w:top w:w="55" w:type="dxa"/>
+              <w:left w:w="130" w:type="dxa"/>
+              <w:bottom w:w="55" w:type="dxa"/>
+              <w:right w:w="130" w:type="dxa"/>
+            </w:tcMar>
+            <w:vAlign w:val="center"/>
+          </w:tcPr>
+          <w:p>
+            <w:pPr>
+              <w:keepNext/>
+              <w:spacing w:after="0" w:line="240" w:lineRule="auto"/>
+            </w:pPr>
+            <w:r>
+              <w:rPr>
+                <w:rFonts w:ascii="DejaVu Sans Mono" w:hAnsi="DejaVu Sans Mono"/>
+                <w:color w:val="25364B"/>
+                <w:sz w:val="18"/>
+              </w:rPr>
+              <w:t xml:space="preserve">(aeroport_id, </w:t>
+            </w:r>
+            <w:r>
+              <w:rPr>
+                <w:rFonts w:ascii="DejaVu Sans Mono" w:hAnsi="DejaVu Sans Mono"/>
+                <w:color w:val="9C5420"/>
+                <w:sz w:val="18"/>
+              </w:rPr>
+              <w:t>@</w:t>
+            </w:r>
+            <w:r>
+              <w:rPr>
+                <w:rFonts w:ascii="DejaVu Sans Mono" w:hAnsi="DejaVu Sans Mono"/>
+                <w:color w:val="25364B"/>
+                <w:sz w:val="18"/>
+              </w:rPr>
+              <w:t xml:space="preserve">iata, </w:t>
+            </w:r>
+            <w:r>
+              <w:rPr>
+                <w:rFonts w:ascii="DejaVu Sans Mono" w:hAnsi="DejaVu Sans Mono"/>
+                <w:color w:val="9C5420"/>
+                <w:sz w:val="18"/>
+              </w:rPr>
+              <w:t>@</w:t>
+            </w:r>
+            <w:r>
+              <w:rPr>
+                <w:rFonts w:ascii="DejaVu Sans Mono" w:hAnsi="DejaVu Sans Mono"/>
+                <w:color w:val="25364B"/>
+                <w:sz w:val="18"/>
+              </w:rPr>
+              <w:t>icao, nom)</w:t>
+            </w:r>
+          </w:p>
+        </w:tc>
+      </w:tr>
+      <w:tr>
+        <w:trPr>
+          <w:cantSplit/>
+          <w:jc w:val="center"/>
+        </w:trPr>
+        <w:tc>
+          <w:tcPr>
+            <w:tcW w:w="567" w:type="dxa"/>
+            <w:tcBorders>
+              <w:top w:val="single" w:sz="6" w:space="0" w:color="D9D9D9"/>
+              <w:bottom w:val="single" w:sz="6" w:space="0" w:color="D9D9D9"/>
+            </w:tcBorders>
+            <w:shd w:val="clear" w:color="auto" w:fill="E9EEF4"/>
+            <w:tcMar>
+              <w:top w:w="55" w:type="dxa"/>
+              <w:left w:w="130" w:type="dxa"/>
+              <w:bottom w:w="55" w:type="dxa"/>
+              <w:right w:w="130" w:type="dxa"/>
+            </w:tcMar>
+            <w:vAlign w:val="center"/>
+          </w:tcPr>
+          <w:p>
+            <w:pPr>
+              <w:keepNext/>
+              <w:spacing w:after="0" w:line="240" w:lineRule="auto"/>
+              <w:jc w:val="right"/>
+            </w:pPr>
+            <w:r>
+              <w:rPr>
+                <w:rFonts w:ascii="DejaVu Sans Mono" w:hAnsi="DejaVu Sans Mono"/>
+                <w:color w:val="7C899B"/>
+                <w:sz w:val="18"/>
+              </w:rPr>
+              <w:t>8</w:t>
+            </w:r>
+          </w:p>
+        </w:tc>
+        <w:tc>
+          <w:tcPr>
+            <w:tcW w:w="8236" w:type="dxa"/>
+            <w:tcBorders>
+              <w:top w:val="single" w:sz="6" w:space="0" w:color="D9D9D9"/>
+              <w:bottom w:val="single" w:sz="6" w:space="0" w:color="D9D9D9"/>
+            </w:tcBorders>
+            <w:shd w:val="clear" w:color="auto" w:fill="F5F7FA"/>
+            <w:tcMar>
+              <w:top w:w="55" w:type="dxa"/>
+              <w:left w:w="130" w:type="dxa"/>
+              <w:bottom w:w="55" w:type="dxa"/>
+              <w:right w:w="130" w:type="dxa"/>
+            </w:tcMar>
+            <w:vAlign w:val="center"/>
+          </w:tcPr>
+          <w:p>
+            <w:pPr>
+              <w:keepNext/>
+              <w:spacing w:after="0" w:line="240" w:lineRule="auto"/>
+            </w:pPr>
+            <w:r>
+              <w:rPr>
+                <w:rFonts w:ascii="DejaVu Sans Mono" w:hAnsi="DejaVu Sans Mono"/>
+                <w:b/>
+                <w:color w:val="315BC0"/>
+                <w:sz w:val="18"/>
+              </w:rPr>
+              <w:t>SET</w:t>
+            </w:r>
+          </w:p>
+        </w:tc>
+      </w:tr>
+      <w:tr>
+        <w:trPr>
+          <w:cantSplit/>
+          <w:jc w:val="center"/>
+        </w:trPr>
+        <w:tc>
+          <w:tcPr>
+            <w:tcW w:w="567" w:type="dxa"/>
+            <w:tcBorders>
+              <w:top w:val="single" w:sz="6" w:space="0" w:color="D9D9D9"/>
+              <w:bottom w:val="single" w:sz="6" w:space="0" w:color="D9D9D9"/>
+            </w:tcBorders>
+            <w:shd w:val="clear" w:color="auto" w:fill="E9EEF4"/>
+            <w:tcMar>
+              <w:top w:w="55" w:type="dxa"/>
+              <w:left w:w="130" w:type="dxa"/>
+              <w:bottom w:w="55" w:type="dxa"/>
+              <w:right w:w="130" w:type="dxa"/>
+            </w:tcMar>
+            <w:vAlign w:val="center"/>
+          </w:tcPr>
+          <w:p>
+            <w:pPr>
+              <w:keepNext/>
+              <w:spacing w:after="0" w:line="240" w:lineRule="auto"/>
+              <w:jc w:val="right"/>
+            </w:pPr>
+            <w:r>
+              <w:rPr>
+                <w:rFonts w:ascii="DejaVu Sans Mono" w:hAnsi="DejaVu Sans Mono"/>
+                <w:color w:val="7C899B"/>
+                <w:sz w:val="18"/>
+              </w:rPr>
+              <w:t>9</w:t>
+            </w:r>
+          </w:p>
+        </w:tc>
+        <w:tc>
+          <w:tcPr>
+            <w:tcW w:w="8236" w:type="dxa"/>
+            <w:tcBorders>
+              <w:top w:val="single" w:sz="6" w:space="0" w:color="D9D9D9"/>
+              <w:bottom w:val="single" w:sz="6" w:space="0" w:color="D9D9D9"/>
+            </w:tcBorders>
+            <w:shd w:val="clear" w:color="auto" w:fill="F5F7FA"/>
+            <w:tcMar>
+              <w:top w:w="55" w:type="dxa"/>
+              <w:left w:w="130" w:type="dxa"/>
+              <w:bottom w:w="55" w:type="dxa"/>
+              <w:right w:w="130" w:type="dxa"/>
+            </w:tcMar>
+            <w:vAlign w:val="center"/>
+          </w:tcPr>
+          <w:p>
+            <w:pPr>
+              <w:keepNext/>
+              <w:spacing w:after="0" w:line="240" w:lineRule="auto"/>
+            </w:pPr>
+            <w:r>
+              <w:rPr>
+                <w:rFonts w:ascii="DejaVu Sans Mono" w:hAnsi="DejaVu Sans Mono"/>
+                <w:color w:val="25364B"/>
+                <w:sz w:val="18"/>
+              </w:rPr>
+              <w:t xml:space="preserve">    code_iata = </w:t>
+            </w:r>
+            <w:r>
+              <w:rPr>
+                <w:rFonts w:ascii="DejaVu Sans Mono" w:hAnsi="DejaVu Sans Mono"/>
+                <w:b/>
+                <w:color w:val="315BC0"/>
+                <w:sz w:val="18"/>
+              </w:rPr>
+              <w:t>NULLIF</w:t>
+            </w:r>
+            <w:r>
+              <w:rPr>
+                <w:rFonts w:ascii="DejaVu Sans Mono" w:hAnsi="DejaVu Sans Mono"/>
+                <w:color w:val="25364B"/>
+                <w:sz w:val="18"/>
+              </w:rPr>
+              <w:t>(</w:t>
+            </w:r>
+            <w:r>
+              <w:rPr>
+                <w:rFonts w:ascii="DejaVu Sans Mono" w:hAnsi="DejaVu Sans Mono"/>
+                <w:color w:val="9C5420"/>
+                <w:sz w:val="18"/>
+              </w:rPr>
+              <w:t>@</w:t>
+            </w:r>
+            <w:r>
+              <w:rPr>
+                <w:rFonts w:ascii="DejaVu Sans Mono" w:hAnsi="DejaVu Sans Mono"/>
+                <w:color w:val="25364B"/>
+                <w:sz w:val="18"/>
+              </w:rPr>
+              <w:t xml:space="preserve">iata, </w:t>
+            </w:r>
+            <w:r>
+              <w:rPr>
+                <w:rFonts w:ascii="DejaVu Sans Mono" w:hAnsi="DejaVu Sans Mono"/>
+                <w:color w:val="06734E"/>
+                <w:sz w:val="18"/>
+              </w:rPr>
+              <w:t>'NULL'</w:t>
+            </w:r>
+            <w:r>
+              <w:rPr>
+                <w:rFonts w:ascii="DejaVu Sans Mono" w:hAnsi="DejaVu Sans Mono"/>
+                <w:color w:val="25364B"/>
+                <w:sz w:val="18"/>
+              </w:rPr>
+              <w:t>),</w:t>
+            </w:r>
+          </w:p>
+        </w:tc>
+      </w:tr>
+      <w:tr>
+        <w:trPr>
+          <w:cantSplit/>
+          <w:jc w:val="center"/>
+        </w:trPr>
+        <w:tc>
+          <w:tcPr>
+            <w:tcW w:w="567" w:type="dxa"/>
+            <w:tcBorders>
+              <w:top w:val="single" w:sz="6" w:space="0" w:color="D9D9D9"/>
+              <w:bottom w:val="single" w:sz="6" w:space="0" w:color="D9D9D9"/>
+            </w:tcBorders>
+            <w:shd w:val="clear" w:color="auto" w:fill="E9EEF4"/>
+            <w:tcMar>
+              <w:top w:w="55" w:type="dxa"/>
+              <w:left w:w="130" w:type="dxa"/>
+              <w:bottom w:w="55" w:type="dxa"/>
+              <w:right w:w="130" w:type="dxa"/>
+            </w:tcMar>
+            <w:vAlign w:val="center"/>
+          </w:tcPr>
+          <w:p>
+            <w:pPr>
+              <w:keepNext/>
+              <w:spacing w:after="0" w:line="240" w:lineRule="auto"/>
+              <w:jc w:val="right"/>
+            </w:pPr>
+            <w:r>
+              <w:rPr>
+                <w:rFonts w:ascii="DejaVu Sans Mono" w:hAnsi="DejaVu Sans Mono"/>
+                <w:color w:val="7C899B"/>
+                <w:sz w:val="18"/>
+              </w:rPr>
+              <w:t>10</w:t>
+            </w:r>
+          </w:p>
+        </w:tc>
+        <w:tc>
+          <w:tcPr>
+            <w:tcW w:w="8236" w:type="dxa"/>
+            <w:tcBorders>
+              <w:top w:val="single" w:sz="6" w:space="0" w:color="D9D9D9"/>
+              <w:bottom w:val="single" w:sz="6" w:space="0" w:color="D9D9D9"/>
+            </w:tcBorders>
+            <w:shd w:val="clear" w:color="auto" w:fill="F5F7FA"/>
+            <w:tcMar>
+              <w:top w:w="55" w:type="dxa"/>
+              <w:left w:w="130" w:type="dxa"/>
+              <w:bottom w:w="55" w:type="dxa"/>
+              <w:right w:w="130" w:type="dxa"/>
+            </w:tcMar>
+            <w:vAlign w:val="center"/>
+          </w:tcPr>
+          <w:p>
+            <w:pPr>
+              <w:keepNext/>
+              <w:spacing w:after="0" w:line="240" w:lineRule="auto"/>
+            </w:pPr>
+            <w:r>
+              <w:rPr>
+                <w:rFonts w:ascii="DejaVu Sans Mono" w:hAnsi="DejaVu Sans Mono"/>
+                <w:color w:val="25364B"/>
+                <w:sz w:val="18"/>
+              </w:rPr>
+              <w:t xml:space="preserve">    code_icao = </w:t>
+            </w:r>
+            <w:r>
+              <w:rPr>
+                <w:rFonts w:ascii="DejaVu Sans Mono" w:hAnsi="DejaVu Sans Mono"/>
+                <w:b/>
+                <w:color w:val="315BC0"/>
+                <w:sz w:val="18"/>
+              </w:rPr>
+              <w:t>NULLIF</w:t>
+            </w:r>
+            <w:r>
+              <w:rPr>
+                <w:rFonts w:ascii="DejaVu Sans Mono" w:hAnsi="DejaVu Sans Mono"/>
+                <w:color w:val="25364B"/>
+                <w:sz w:val="18"/>
+              </w:rPr>
+              <w:t>(</w:t>
+            </w:r>
+            <w:r>
+              <w:rPr>
+                <w:rFonts w:ascii="DejaVu Sans Mono" w:hAnsi="DejaVu Sans Mono"/>
+                <w:color w:val="9C5420"/>
+                <w:sz w:val="18"/>
+              </w:rPr>
+              <w:t>@</w:t>
+            </w:r>
+            <w:r>
+              <w:rPr>
+                <w:rFonts w:ascii="DejaVu Sans Mono" w:hAnsi="DejaVu Sans Mono"/>
+                <w:color w:val="25364B"/>
+                <w:sz w:val="18"/>
+              </w:rPr>
+              <w:t xml:space="preserve">icao, </w:t>
+            </w:r>
+            <w:r>
+              <w:rPr>
+                <w:rFonts w:ascii="DejaVu Sans Mono" w:hAnsi="DejaVu Sans Mono"/>
+                <w:color w:val="06734E"/>
+                <w:sz w:val="18"/>
+              </w:rPr>
+              <w:t>'NULL'</w:t>
+            </w:r>
+            <w:r>
+              <w:rPr>
+                <w:rFonts w:ascii="DejaVu Sans Mono" w:hAnsi="DejaVu Sans Mono"/>
+                <w:color w:val="25364B"/>
+                <w:sz w:val="18"/>
+              </w:rPr>
+              <w:t>);</w:t>
+            </w:r>
+          </w:p>
+        </w:tc>
+      </w:tr>
+    </w:tbl>
+    <w:p/>
+    <w:p>
+      <w:pPr>
+        <w:ind w:left="142"/>
+        <w:rPr>
+          <w:rFonts w:ascii="Calibri" w:hAnsi="Calibri"/>
+          <w:b/>
+          <w:color w:val="000000"/>
+          <w:sz w:val="22"/>
+        </w:rPr>
+      </w:pPr>
+      <w:r>
+        <w:rPr>
+          <w:rFonts w:ascii="Calibri" w:hAnsi="Calibri"/>
+          <w:b/>
+          <w:color w:val="000000"/>
+          <w:sz w:val="22"/>
+        </w:rPr>
+        <w:t>Capture de l’exécution</w:t>
+      </w:r>
+    </w:p>
+    <w:tbl>
+      <w:tblPr>
+        <w:tblW w:w="8803" w:type="dxa"/>
+        <w:jc w:val="center"/>
+        <w:tblBorders>
+          <w:top w:val="single" w:sz="6" w:space="0" w:color="D9D9D9"/>
+          <w:left w:val="single" w:sz="6" w:space="0" w:color="D9D9D9"/>
+          <w:bottom w:val="single" w:sz="6" w:space="0" w:color="D9D9D9"/>
+          <w:right w:val="single" w:sz="6" w:space="0" w:color="D9D9D9"/>
+          <w:insideH w:val="nil"/>
+          <w:insideV w:val="nil"/>
+        </w:tblBorders>
+        <w:tblLayout w:type="fixed"/>
+        <w:tblLook w:val="04A0" w:firstRow="1" w:lastRow="0" w:firstColumn="1" w:lastColumn="0" w:noHBand="0" w:noVBand="1"/>
+      </w:tblPr>
+      <w:tblGrid>
+        <w:gridCol w:w="8803"/>
+      </w:tblGrid>
+      <w:tr>
+        <w:trPr>
+          <w:cantSplit/>
+          <w:jc w:val="center"/>
+        </w:trPr>
+        <w:tc>
+          <w:tcPr>
+            <w:tcW w:w="8803" w:type="dxa"/>
+            <w:shd w:val="clear" w:color="auto" w:fill="E9EEF4"/>
+            <w:tcMar>
+              <w:top w:w="55" w:type="dxa"/>
+              <w:left w:w="130" w:type="dxa"/>
+              <w:bottom w:w="55" w:type="dxa"/>
+              <w:right w:w="130" w:type="dxa"/>
+            </w:tcMar>
+            <w:vAlign w:val="center"/>
+          </w:tcPr>
+          <w:p>
+            <w:pPr>
+              <w:spacing w:before="80" w:after="80" w:line="240" w:lineRule="auto"/>
+            </w:pPr>
+            <w:r>
+              <w:rPr>
+                <w:rFonts w:ascii="Calibri" w:hAnsi="Calibri"/>
+                <w:color w:val="25364B"/>
+                <w:sz w:val="20"/>
+              </w:rPr>
+              <w:t>PhpMyAdmin</w:t>
+            </w:r>
+            <w:r>
+              <w:rPr>
+                <w:rFonts w:ascii="Calibri" w:hAnsi="Calibri"/>
+                <w:color w:val="25364B"/>
+                <w:sz w:val="20"/>
+              </w:rPr>
+              <w:t xml:space="preserve">   /   db_aeroport   /   t_aeroport</w:t>
+            </w:r>
+          </w:p>
+        </w:tc>
+      </w:tr>
+      <w:tr>
+        <w:trPr>
+          <w:cantSplit/>
+          <w:trHeight w:val="3937"/>
+          <w:jc w:val="center"/>
+        </w:trPr>
+        <w:tc>
+          <w:tcPr>
+            <w:tcW w:w="8803" w:type="dxa"/>
+            <w:shd w:val="clear" w:color="auto" w:fill="FAFBFD"/>
+            <w:tcMar>
+              <w:top w:w="55" w:type="dxa"/>
+              <w:left w:w="130" w:type="dxa"/>
+              <w:bottom w:w="55" w:type="dxa"/>
+              <w:right w:w="130" w:type="dxa"/>
+            </w:tcMar>
+            <w:vAlign w:val="center"/>
+          </w:tcPr>
+          <w:p>
+            <w:pPr>
+              <w:spacing w:before="100"/>
+              <w:jc w:val="center"/>
+            </w:pPr>
+            <w:r>
+              <w:rPr>
+                <w:noProof/>
+              </w:rPr>
+              <w:drawing>
+                <wp:anchor distT="0" distB="0" distL="114300" distR="114300" simplePos="0" relativeHeight="251668480" behindDoc="0" locked="0" layoutInCell="1" allowOverlap="1" wp14:anchorId="56FF8EE0" wp14:editId="638E0549">
+                  <wp:simplePos x="0" y="0"/>
+                  <wp:positionH relativeFrom="column">
+                    <wp:posOffset>15240</wp:posOffset>
+                  </wp:positionH>
+                  <wp:positionV relativeFrom="line">
+                    <wp:posOffset>3810</wp:posOffset>
+                  </wp:positionV>
+                  <wp:extent cx="5401310" cy="2392045"/>
+                  <wp:effectExtent l="0" t="0" r="8890" b="8255"/>
+                  <wp:wrapNone/>
+                  <wp:docPr id="2030128252" name="Image 12"/>
+                  <wp:cNvGraphicFramePr>
+                    <a:graphicFrameLocks xmlns:a="http://schemas.openxmlformats.org/drawingml/2006/main" noChangeAspect="1"/>
+                  </wp:cNvGraphicFramePr>
+                  <a:graphic xmlns:a="http://schemas.openxmlformats.org/drawingml/2006/main">
+                    <a:graphicData uri="http://schemas.openxmlformats.org/drawingml/2006/picture">
+                      <pic:pic xmlns:pic="http://schemas.openxmlformats.org/drawingml/2006/picture">
+                        <pic:nvPicPr>
+                          <pic:cNvPr id="2030128252" name="Image 2030128252"/>
+                          <pic:cNvPicPr/>
+                        </pic:nvPicPr>
+                        <pic:blipFill>
+                          <a:blip r:embed="rId16"/>
+                          <a:stretch>
+                            <a:fillRect/>
+                          </a:stretch>
+                        </pic:blipFill>
+                        <pic:spPr>
+                          <a:xfrm>
+                            <a:off x="0" y="0"/>
+                            <a:ext cx="5401310" cy="2392045"/>
+                          </a:xfrm>
+                          <a:prstGeom prst="rect">
+                            <a:avLst/>
+                          </a:prstGeom>
+                        </pic:spPr>
+                      </pic:pic>
+                    </a:graphicData>
+                  </a:graphic>
+                  <wp14:sizeRelH relativeFrom="margin">
+                    <wp14:pctWidth>0</wp14:pctWidth>
+                  </wp14:sizeRelH>
+                  <wp14:sizeRelV relativeFrom="margin">
+                    <wp14:pctHeight>0</wp14:pctHeight>
+                  </wp14:sizeRelV>
+                </wp:anchor>
+              </w:drawing>
+            </w:r>
+          </w:p>
+        </w:tc>
+      </w:tr>
+    </w:tbl>
+    <w:p/>
+    <w:p>
+      <w:r>
+        <w:br w:type="page"/>
+      </w:r>
+    </w:p>
+    <w:p>
+      <w:pPr>
+        <w:ind w:left="142"/>
+        <w:rPr>
+          <w:rFonts w:ascii="Calibri" w:hAnsi="Calibri"/>
+          <w:b/>
+          <w:color w:val="000000"/>
+          <w:sz w:val="28"/>
+        </w:rPr>
+      </w:pPr>
+      <w:r>
+        <w:rPr>
+          <w:rFonts w:ascii="Calibri" w:hAnsi="Calibri"/>
+          <w:b/>
+          <w:color w:val="000000"/>
+          <w:sz w:val="28"/>
+        </w:rPr>
+        <w:lastRenderedPageBreak/>
+        <w:t>02 Compagnie</w:t>
+      </w:r>
+    </w:p>
+    <w:tbl>
+      <w:tblPr>
+        <w:tblW w:w="8803" w:type="dxa"/>
+        <w:jc w:val="center"/>
+        <w:tblBorders>
+          <w:top w:val="single" w:sz="6" w:space="0" w:color="D9D9D9"/>
+          <w:left w:val="single" w:sz="6" w:space="0" w:color="D9D9D9"/>
+          <w:bottom w:val="single" w:sz="6" w:space="0" w:color="D9D9D9"/>
+          <w:right w:val="single" w:sz="6" w:space="0" w:color="D9D9D9"/>
+          <w:insideH w:val="nil"/>
+          <w:insideV w:val="nil"/>
+        </w:tblBorders>
+        <w:tblLayout w:type="fixed"/>
+        <w:tblLook w:val="04A0" w:firstRow="1" w:lastRow="0" w:firstColumn="1" w:lastColumn="0" w:noHBand="0" w:noVBand="1"/>
+      </w:tblPr>
+      <w:tblGrid>
+        <w:gridCol w:w="567"/>
+        <w:gridCol w:w="8236"/>
+      </w:tblGrid>
+      <w:tr>
+        <w:trPr>
+          <w:cantSplit/>
+          <w:jc w:val="center"/>
+        </w:trPr>
+        <w:tc>
+          <w:tcPr>
+            <w:tcW w:w="8803" w:type="dxa"/>
+            <w:gridSpan w:val="2"/>
+            <w:tcBorders>
+              <w:top w:val="single" w:sz="6" w:space="0" w:color="D9D9D9"/>
+              <w:bottom w:val="single" w:sz="6" w:space="0" w:color="D9D9D9"/>
+            </w:tcBorders>
+            <w:shd w:val="clear" w:color="auto" w:fill="25364B"/>
+            <w:tcMar>
+              <w:top w:w="55" w:type="dxa"/>
+              <w:left w:w="130" w:type="dxa"/>
+              <w:bottom w:w="55" w:type="dxa"/>
+              <w:right w:w="130" w:type="dxa"/>
+            </w:tcMar>
+            <w:vAlign w:val="center"/>
+          </w:tcPr>
+          <w:p>
+            <w:pPr>
+              <w:spacing w:before="100" w:after="100" w:line="240" w:lineRule="auto"/>
+            </w:pPr>
+            <w:r>
+              <w:rPr>
+                <w:rFonts w:ascii="Calibri" w:hAnsi="Calibri"/>
+                <w:b/>
+                <w:color w:val="FFFFFF"/>
+                <w:sz w:val="20"/>
+              </w:rPr>
+              <w:t>SQL   /   t_</w:t>
+            </w:r>
+            <w:r>
+              <w:rPr>
+                <w:rFonts w:ascii="Calibri" w:hAnsi="Calibri"/>
+                <w:b/>
+                <w:color w:val="FFFFFF"/>
+                <w:sz w:val="20"/>
+              </w:rPr>
+              <w:t>compagnie</w:t>
+            </w:r>
+            <w:r>
+              <w:rPr>
+                <w:rFonts w:ascii="Calibri" w:hAnsi="Calibri"/>
+                <w:b/>
+                <w:color w:val="FFFFFF"/>
+                <w:sz w:val="20"/>
+              </w:rPr>
+              <w:t>.tsv</w:t>
+            </w:r>
+          </w:p>
+        </w:tc>
+      </w:tr>
+      <w:tr>
+        <w:trPr>
+          <w:cantSplit/>
+          <w:jc w:val="center"/>
+        </w:trPr>
+        <w:tc>
+          <w:tcPr>
+            <w:tcW w:w="567" w:type="dxa"/>
+            <w:tcBorders>
+              <w:top w:val="single" w:sz="6" w:space="0" w:color="D9D9D9"/>
+              <w:bottom w:val="single" w:sz="6" w:space="0" w:color="D9D9D9"/>
+            </w:tcBorders>
+            <w:shd w:val="clear" w:color="auto" w:fill="E9EEF4"/>
+            <w:tcMar>
+              <w:top w:w="55" w:type="dxa"/>
+              <w:left w:w="130" w:type="dxa"/>
+              <w:bottom w:w="55" w:type="dxa"/>
+              <w:right w:w="130" w:type="dxa"/>
+            </w:tcMar>
+            <w:vAlign w:val="center"/>
+          </w:tcPr>
+          <w:p>
+            <w:pPr>
+              <w:keepNext/>
+              <w:spacing w:after="0" w:line="240" w:lineRule="auto"/>
+              <w:jc w:val="right"/>
+            </w:pPr>
+            <w:r>
+              <w:rPr>
+                <w:rFonts w:ascii="DejaVu Sans Mono" w:hAnsi="DejaVu Sans Mono"/>
+                <w:color w:val="7C899B"/>
+                <w:sz w:val="18"/>
+              </w:rPr>
+              <w:t>1</w:t>
+            </w:r>
+          </w:p>
+        </w:tc>
+        <w:tc>
+          <w:tcPr>
+            <w:tcW w:w="8236" w:type="dxa"/>
+            <w:tcBorders>
+              <w:top w:val="single" w:sz="6" w:space="0" w:color="D9D9D9"/>
+              <w:bottom w:val="single" w:sz="6" w:space="0" w:color="D9D9D9"/>
+            </w:tcBorders>
+            <w:shd w:val="clear" w:color="auto" w:fill="F5F7FA"/>
+            <w:tcMar>
+              <w:top w:w="55" w:type="dxa"/>
+              <w:left w:w="130" w:type="dxa"/>
+              <w:bottom w:w="55" w:type="dxa"/>
+              <w:right w:w="130" w:type="dxa"/>
+            </w:tcMar>
+            <w:vAlign w:val="center"/>
+          </w:tcPr>
+          <w:p>
+            <w:pPr>
+              <w:keepNext/>
+              <w:spacing w:after="0" w:line="240" w:lineRule="auto"/>
+            </w:pPr>
+            <w:r>
+              <w:rPr>
+                <w:rFonts w:ascii="DejaVu Sans Mono" w:hAnsi="DejaVu Sans Mono"/>
+                <w:b/>
+                <w:color w:val="315BC0"/>
+                <w:sz w:val="18"/>
+              </w:rPr>
+              <w:t>LOAD</w:t>
+            </w:r>
+            <w:r>
+              <w:rPr>
+                <w:rFonts w:ascii="DejaVu Sans Mono" w:hAnsi="DejaVu Sans Mono"/>
+                <w:color w:val="25364B"/>
+                <w:sz w:val="18"/>
+              </w:rPr>
+              <w:t xml:space="preserve"> </w:t>
+            </w:r>
+            <w:r>
+              <w:rPr>
+                <w:rFonts w:ascii="DejaVu Sans Mono" w:hAnsi="DejaVu Sans Mono"/>
+                <w:b/>
+                <w:color w:val="315BC0"/>
+                <w:sz w:val="18"/>
+              </w:rPr>
+              <w:t>DATA</w:t>
+            </w:r>
+            <w:r>
+              <w:rPr>
+                <w:rFonts w:ascii="DejaVu Sans Mono" w:hAnsi="DejaVu Sans Mono"/>
+                <w:color w:val="25364B"/>
+                <w:sz w:val="18"/>
+              </w:rPr>
+              <w:t xml:space="preserve"> </w:t>
+            </w:r>
+            <w:r>
+              <w:rPr>
+                <w:rFonts w:ascii="DejaVu Sans Mono" w:hAnsi="DejaVu Sans Mono"/>
+                <w:b/>
+                <w:color w:val="315BC0"/>
+                <w:sz w:val="18"/>
+              </w:rPr>
+              <w:t>INFILE</w:t>
+            </w:r>
+            <w:r>
+              <w:rPr>
+                <w:rFonts w:ascii="DejaVu Sans Mono" w:hAnsi="DejaVu Sans Mono"/>
+                <w:color w:val="25364B"/>
+                <w:sz w:val="18"/>
+              </w:rPr>
+              <w:t xml:space="preserve"> </w:t>
+            </w:r>
+            <w:r>
+              <w:rPr>
+                <w:rFonts w:ascii="DejaVu Sans Mono" w:hAnsi="DejaVu Sans Mono"/>
+                <w:color w:val="06734E"/>
+                <w:sz w:val="18"/>
+              </w:rPr>
+              <w:t>'/var/lib/mysql-files/t</w:t>
+            </w:r>
+            <w:r>
+              <w:rPr>
+                <w:rFonts w:ascii="DejaVu Sans Mono" w:hAnsi="DejaVu Sans Mono"/>
+                <w:color w:val="06734E"/>
+                <w:sz w:val="18"/>
+                <w:szCs w:val="18"/>
+              </w:rPr>
+              <w:t>_</w:t>
+            </w:r>
+            <w:r>
+              <w:rPr>
+                <w:rFonts w:ascii="DejaVu Sans Mono" w:hAnsi="DejaVu Sans Mono"/>
+                <w:color w:val="06734E"/>
+                <w:sz w:val="18"/>
+              </w:rPr>
+              <w:t>compagnie</w:t>
+            </w:r>
+            <w:r>
+              <w:rPr>
+                <w:rFonts w:ascii="DejaVu Sans Mono" w:hAnsi="DejaVu Sans Mono"/>
+                <w:color w:val="06734E"/>
+                <w:sz w:val="18"/>
+              </w:rPr>
+              <w:t>.tsv'</w:t>
+            </w:r>
+          </w:p>
+        </w:tc>
+      </w:tr>
+      <w:tr>
+        <w:trPr>
+          <w:cantSplit/>
+          <w:jc w:val="center"/>
+        </w:trPr>
+        <w:tc>
+          <w:tcPr>
+            <w:tcW w:w="567" w:type="dxa"/>
+            <w:tcBorders>
+              <w:top w:val="single" w:sz="6" w:space="0" w:color="D9D9D9"/>
+              <w:bottom w:val="single" w:sz="6" w:space="0" w:color="D9D9D9"/>
+            </w:tcBorders>
+            <w:shd w:val="clear" w:color="auto" w:fill="E9EEF4"/>
+            <w:tcMar>
+              <w:top w:w="55" w:type="dxa"/>
+              <w:left w:w="130" w:type="dxa"/>
+              <w:bottom w:w="55" w:type="dxa"/>
+              <w:right w:w="130" w:type="dxa"/>
+            </w:tcMar>
+            <w:vAlign w:val="center"/>
+          </w:tcPr>
+          <w:p>
+            <w:pPr>
+              <w:keepNext/>
+              <w:spacing w:after="0" w:line="240" w:lineRule="auto"/>
+              <w:jc w:val="right"/>
+            </w:pPr>
+            <w:r>
+              <w:rPr>
+                <w:rFonts w:ascii="DejaVu Sans Mono" w:hAnsi="DejaVu Sans Mono"/>
+                <w:color w:val="7C899B"/>
+                <w:sz w:val="18"/>
+              </w:rPr>
+              <w:t>2</w:t>
+            </w:r>
+          </w:p>
+        </w:tc>
+        <w:tc>
+          <w:tcPr>
+            <w:tcW w:w="8236" w:type="dxa"/>
+            <w:tcBorders>
+              <w:top w:val="single" w:sz="6" w:space="0" w:color="D9D9D9"/>
+              <w:bottom w:val="single" w:sz="6" w:space="0" w:color="D9D9D9"/>
+            </w:tcBorders>
+            <w:shd w:val="clear" w:color="auto" w:fill="F5F7FA"/>
+            <w:tcMar>
+              <w:top w:w="55" w:type="dxa"/>
+              <w:left w:w="130" w:type="dxa"/>
+              <w:bottom w:w="55" w:type="dxa"/>
+              <w:right w:w="130" w:type="dxa"/>
+            </w:tcMar>
+            <w:vAlign w:val="center"/>
+          </w:tcPr>
+          <w:p>
+            <w:pPr>
+              <w:keepNext/>
+              <w:spacing w:after="0" w:line="240" w:lineRule="auto"/>
+            </w:pPr>
+            <w:r>
+              <w:rPr>
+                <w:rFonts w:ascii="DejaVu Sans Mono" w:hAnsi="DejaVu Sans Mono"/>
+                <w:b/>
+                <w:color w:val="315BC0"/>
+                <w:sz w:val="18"/>
+              </w:rPr>
+              <w:t>INTO</w:t>
+            </w:r>
+            <w:r>
+              <w:rPr>
+                <w:rFonts w:ascii="DejaVu Sans Mono" w:hAnsi="DejaVu Sans Mono"/>
+                <w:color w:val="25364B"/>
+                <w:sz w:val="18"/>
+              </w:rPr>
+              <w:t xml:space="preserve"> </w:t>
+            </w:r>
+            <w:r>
+              <w:rPr>
+                <w:rFonts w:ascii="DejaVu Sans Mono" w:hAnsi="DejaVu Sans Mono"/>
+                <w:b/>
+                <w:color w:val="315BC0"/>
+                <w:sz w:val="18"/>
+              </w:rPr>
+              <w:t>TABLE</w:t>
+            </w:r>
+            <w:r>
+              <w:rPr>
+                <w:rFonts w:ascii="DejaVu Sans Mono" w:hAnsi="DejaVu Sans Mono"/>
+                <w:color w:val="25364B"/>
+                <w:sz w:val="18"/>
+              </w:rPr>
+              <w:t xml:space="preserve"> t_</w:t>
+            </w:r>
+            <w:r>
+              <w:rPr>
+                <w:rFonts w:ascii="DejaVu Sans Mono" w:hAnsi="DejaVu Sans Mono"/>
+                <w:color w:val="25364B"/>
+                <w:sz w:val="18"/>
+              </w:rPr>
+              <w:t>compagnie</w:t>
+            </w:r>
+          </w:p>
+        </w:tc>
+      </w:tr>
+      <w:tr>
+        <w:trPr>
+          <w:cantSplit/>
+          <w:jc w:val="center"/>
+        </w:trPr>
+        <w:tc>
+          <w:tcPr>
+            <w:tcW w:w="567" w:type="dxa"/>
+            <w:tcBorders>
+              <w:top w:val="single" w:sz="6" w:space="0" w:color="D9D9D9"/>
+              <w:bottom w:val="single" w:sz="6" w:space="0" w:color="D9D9D9"/>
+            </w:tcBorders>
+            <w:shd w:val="clear" w:color="auto" w:fill="E9EEF4"/>
+            <w:tcMar>
+              <w:top w:w="55" w:type="dxa"/>
+              <w:left w:w="130" w:type="dxa"/>
+              <w:bottom w:w="55" w:type="dxa"/>
+              <w:right w:w="130" w:type="dxa"/>
+            </w:tcMar>
+            <w:vAlign w:val="center"/>
+          </w:tcPr>
+          <w:p>
+            <w:pPr>
+              <w:keepNext/>
+              <w:spacing w:after="0" w:line="240" w:lineRule="auto"/>
+              <w:jc w:val="right"/>
+            </w:pPr>
+            <w:r>
+              <w:rPr>
+                <w:rFonts w:ascii="DejaVu Sans Mono" w:hAnsi="DejaVu Sans Mono"/>
+                <w:color w:val="7C899B"/>
+                <w:sz w:val="18"/>
+              </w:rPr>
+              <w:t>3</w:t>
+            </w:r>
+          </w:p>
+        </w:tc>
+        <w:tc>
+          <w:tcPr>
+            <w:tcW w:w="8236" w:type="dxa"/>
+            <w:tcBorders>
+              <w:top w:val="single" w:sz="6" w:space="0" w:color="D9D9D9"/>
+              <w:bottom w:val="single" w:sz="6" w:space="0" w:color="D9D9D9"/>
+            </w:tcBorders>
+            <w:shd w:val="clear" w:color="auto" w:fill="F5F7FA"/>
+            <w:tcMar>
+              <w:top w:w="55" w:type="dxa"/>
+              <w:left w:w="130" w:type="dxa"/>
+              <w:bottom w:w="55" w:type="dxa"/>
+              <w:right w:w="130" w:type="dxa"/>
+            </w:tcMar>
+            <w:vAlign w:val="center"/>
+          </w:tcPr>
+          <w:p>
+            <w:pPr>
+              <w:keepNext/>
+              <w:spacing w:after="0" w:line="240" w:lineRule="auto"/>
+            </w:pPr>
+            <w:r>
+              <w:rPr>
+                <w:rFonts w:ascii="DejaVu Sans Mono" w:hAnsi="DejaVu Sans Mono"/>
+                <w:b/>
+                <w:color w:val="315BC0"/>
+                <w:sz w:val="18"/>
+              </w:rPr>
+              <w:t>CHARACTER</w:t>
+            </w:r>
+            <w:r>
+              <w:rPr>
+                <w:rFonts w:ascii="DejaVu Sans Mono" w:hAnsi="DejaVu Sans Mono"/>
+                <w:color w:val="25364B"/>
+                <w:sz w:val="18"/>
+              </w:rPr>
+              <w:t xml:space="preserve"> </w:t>
+            </w:r>
+            <w:r>
+              <w:rPr>
+                <w:rFonts w:ascii="DejaVu Sans Mono" w:hAnsi="DejaVu Sans Mono"/>
+                <w:b/>
+                <w:color w:val="315BC0"/>
+                <w:sz w:val="18"/>
+              </w:rPr>
+              <w:t>SET</w:t>
+            </w:r>
+            <w:r>
+              <w:rPr>
+                <w:rFonts w:ascii="DejaVu Sans Mono" w:hAnsi="DejaVu Sans Mono"/>
+                <w:color w:val="25364B"/>
+                <w:sz w:val="18"/>
+              </w:rPr>
+              <w:t xml:space="preserve"> utf8mb4</w:t>
+            </w:r>
+          </w:p>
+        </w:tc>
+      </w:tr>
+      <w:tr>
+        <w:trPr>
+          <w:cantSplit/>
+          <w:jc w:val="center"/>
+        </w:trPr>
+        <w:tc>
+          <w:tcPr>
+            <w:tcW w:w="567" w:type="dxa"/>
+            <w:tcBorders>
+              <w:top w:val="single" w:sz="6" w:space="0" w:color="D9D9D9"/>
+              <w:bottom w:val="single" w:sz="6" w:space="0" w:color="D9D9D9"/>
+            </w:tcBorders>
+            <w:shd w:val="clear" w:color="auto" w:fill="E9EEF4"/>
+            <w:tcMar>
+              <w:top w:w="55" w:type="dxa"/>
+              <w:left w:w="130" w:type="dxa"/>
+              <w:bottom w:w="55" w:type="dxa"/>
+              <w:right w:w="130" w:type="dxa"/>
+            </w:tcMar>
+            <w:vAlign w:val="center"/>
+          </w:tcPr>
+          <w:p>
+            <w:pPr>
+              <w:keepNext/>
+              <w:spacing w:after="0" w:line="240" w:lineRule="auto"/>
+              <w:jc w:val="right"/>
+            </w:pPr>
+            <w:r>
+              <w:rPr>
+                <w:rFonts w:ascii="DejaVu Sans Mono" w:hAnsi="DejaVu Sans Mono"/>
+                <w:color w:val="7C899B"/>
+                <w:sz w:val="18"/>
+              </w:rPr>
+              <w:t>4</w:t>
+            </w:r>
+          </w:p>
+        </w:tc>
+        <w:tc>
+          <w:tcPr>
+            <w:tcW w:w="8236" w:type="dxa"/>
+            <w:tcBorders>
+              <w:top w:val="single" w:sz="6" w:space="0" w:color="D9D9D9"/>
+              <w:bottom w:val="single" w:sz="6" w:space="0" w:color="D9D9D9"/>
+            </w:tcBorders>
+            <w:shd w:val="clear" w:color="auto" w:fill="F5F7FA"/>
+            <w:tcMar>
+              <w:top w:w="55" w:type="dxa"/>
+              <w:left w:w="130" w:type="dxa"/>
+              <w:bottom w:w="55" w:type="dxa"/>
+              <w:right w:w="130" w:type="dxa"/>
+            </w:tcMar>
+            <w:vAlign w:val="center"/>
+          </w:tcPr>
+          <w:p>
+            <w:pPr>
+              <w:keepNext/>
+              <w:spacing w:after="0" w:line="240" w:lineRule="auto"/>
+              <w:rPr>
+                <w:lang w:val="en-US"/>
+              </w:rPr>
+            </w:pPr>
+            <w:r>
+              <w:rPr>
+                <w:rFonts w:ascii="DejaVu Sans Mono" w:hAnsi="DejaVu Sans Mono"/>
+                <w:b/>
+                <w:color w:val="315BC0"/>
+                <w:sz w:val="18"/>
+                <w:lang w:val="en-US"/>
+              </w:rPr>
+              <w:t>FIELDS</w:t>
+            </w:r>
+            <w:r>
+              <w:rPr>
+                <w:rFonts w:ascii="DejaVu Sans Mono" w:hAnsi="DejaVu Sans Mono"/>
+                <w:color w:val="25364B"/>
+                <w:sz w:val="18"/>
+                <w:lang w:val="en-US"/>
+              </w:rPr>
+              <w:t xml:space="preserve"> </w:t>
+            </w:r>
+            <w:r>
+              <w:rPr>
+                <w:rFonts w:ascii="DejaVu Sans Mono" w:hAnsi="DejaVu Sans Mono"/>
+                <w:b/>
+                <w:color w:val="315BC0"/>
+                <w:sz w:val="18"/>
+                <w:lang w:val="en-US"/>
+              </w:rPr>
+              <w:t>TERMINATED</w:t>
+            </w:r>
+            <w:r>
+              <w:rPr>
+                <w:rFonts w:ascii="DejaVu Sans Mono" w:hAnsi="DejaVu Sans Mono"/>
+                <w:color w:val="25364B"/>
+                <w:sz w:val="18"/>
+                <w:lang w:val="en-US"/>
+              </w:rPr>
+              <w:t xml:space="preserve"> </w:t>
+            </w:r>
+            <w:r>
+              <w:rPr>
+                <w:rFonts w:ascii="DejaVu Sans Mono" w:hAnsi="DejaVu Sans Mono"/>
+                <w:b/>
+                <w:color w:val="315BC0"/>
+                <w:sz w:val="18"/>
+                <w:lang w:val="en-US"/>
+              </w:rPr>
+              <w:t>BY</w:t>
+            </w:r>
+            <w:r>
+              <w:rPr>
+                <w:rFonts w:ascii="DejaVu Sans Mono" w:hAnsi="DejaVu Sans Mono"/>
+                <w:color w:val="25364B"/>
+                <w:sz w:val="18"/>
+                <w:lang w:val="en-US"/>
+              </w:rPr>
+              <w:t xml:space="preserve"> </w:t>
+            </w:r>
+            <w:r>
+              <w:rPr>
+                <w:rFonts w:ascii="DejaVu Sans Mono" w:hAnsi="DejaVu Sans Mono"/>
+                <w:color w:val="06734E"/>
+                <w:sz w:val="18"/>
+                <w:lang w:val="en-US"/>
+              </w:rPr>
+              <w:t>'\t'</w:t>
+            </w:r>
+          </w:p>
+        </w:tc>
+      </w:tr>
+      <w:tr>
+        <w:trPr>
+          <w:cantSplit/>
+          <w:jc w:val="center"/>
+        </w:trPr>
+        <w:tc>
+          <w:tcPr>
+            <w:tcW w:w="567" w:type="dxa"/>
+            <w:tcBorders>
+              <w:top w:val="single" w:sz="6" w:space="0" w:color="D9D9D9"/>
+              <w:bottom w:val="single" w:sz="6" w:space="0" w:color="D9D9D9"/>
+            </w:tcBorders>
+            <w:shd w:val="clear" w:color="auto" w:fill="E9EEF4"/>
+            <w:tcMar>
+              <w:top w:w="55" w:type="dxa"/>
+              <w:left w:w="130" w:type="dxa"/>
+              <w:bottom w:w="55" w:type="dxa"/>
+              <w:right w:w="130" w:type="dxa"/>
+            </w:tcMar>
+            <w:vAlign w:val="center"/>
+          </w:tcPr>
+          <w:p>
+            <w:pPr>
+              <w:keepNext/>
+              <w:spacing w:after="0" w:line="240" w:lineRule="auto"/>
+              <w:jc w:val="right"/>
+            </w:pPr>
+            <w:r>
+              <w:rPr>
+                <w:rFonts w:ascii="DejaVu Sans Mono" w:hAnsi="DejaVu Sans Mono"/>
+                <w:color w:val="7C899B"/>
+                <w:sz w:val="18"/>
+              </w:rPr>
+              <w:t>5</w:t>
+            </w:r>
+          </w:p>
+        </w:tc>
+        <w:tc>
+          <w:tcPr>
+            <w:tcW w:w="8236" w:type="dxa"/>
+            <w:tcBorders>
+              <w:top w:val="single" w:sz="6" w:space="0" w:color="D9D9D9"/>
+              <w:bottom w:val="single" w:sz="6" w:space="0" w:color="D9D9D9"/>
+            </w:tcBorders>
+            <w:shd w:val="clear" w:color="auto" w:fill="F5F7FA"/>
+            <w:tcMar>
+              <w:top w:w="55" w:type="dxa"/>
+              <w:left w:w="130" w:type="dxa"/>
+              <w:bottom w:w="55" w:type="dxa"/>
+              <w:right w:w="130" w:type="dxa"/>
+            </w:tcMar>
+            <w:vAlign w:val="center"/>
+          </w:tcPr>
+          <w:p>
+            <w:pPr>
+              <w:keepNext/>
+              <w:spacing w:after="0" w:line="240" w:lineRule="auto"/>
+              <w:rPr>
+                <w:lang w:val="en-US"/>
+              </w:rPr>
+            </w:pPr>
+            <w:r>
+              <w:rPr>
+                <w:rFonts w:ascii="DejaVu Sans Mono" w:hAnsi="DejaVu Sans Mono"/>
+                <w:b/>
+                <w:color w:val="315BC0"/>
+                <w:sz w:val="18"/>
+                <w:lang w:val="en-US"/>
+              </w:rPr>
+              <w:t>LINES</w:t>
+            </w:r>
+            <w:r>
+              <w:rPr>
+                <w:rFonts w:ascii="DejaVu Sans Mono" w:hAnsi="DejaVu Sans Mono"/>
+                <w:color w:val="25364B"/>
+                <w:sz w:val="18"/>
+                <w:lang w:val="en-US"/>
+              </w:rPr>
+              <w:t xml:space="preserve"> </w:t>
+            </w:r>
+            <w:r>
+              <w:rPr>
+                <w:rFonts w:ascii="DejaVu Sans Mono" w:hAnsi="DejaVu Sans Mono"/>
+                <w:b/>
+                <w:color w:val="315BC0"/>
+                <w:sz w:val="18"/>
+                <w:lang w:val="en-US"/>
+              </w:rPr>
+              <w:t>TERMINATED</w:t>
+            </w:r>
+            <w:r>
+              <w:rPr>
+                <w:rFonts w:ascii="DejaVu Sans Mono" w:hAnsi="DejaVu Sans Mono"/>
+                <w:color w:val="25364B"/>
+                <w:sz w:val="18"/>
+                <w:lang w:val="en-US"/>
+              </w:rPr>
+              <w:t xml:space="preserve"> </w:t>
+            </w:r>
+            <w:r>
+              <w:rPr>
+                <w:rFonts w:ascii="DejaVu Sans Mono" w:hAnsi="DejaVu Sans Mono"/>
+                <w:b/>
+                <w:color w:val="315BC0"/>
+                <w:sz w:val="18"/>
+                <w:lang w:val="en-US"/>
+              </w:rPr>
+              <w:t>BY</w:t>
+            </w:r>
+            <w:r>
+              <w:rPr>
+                <w:rFonts w:ascii="DejaVu Sans Mono" w:hAnsi="DejaVu Sans Mono"/>
+                <w:color w:val="25364B"/>
+                <w:sz w:val="18"/>
+                <w:lang w:val="en-US"/>
+              </w:rPr>
+              <w:t xml:space="preserve"> </w:t>
+            </w:r>
+            <w:r>
+              <w:rPr>
+                <w:rFonts w:ascii="DejaVu Sans Mono" w:hAnsi="DejaVu Sans Mono"/>
+                <w:color w:val="06734E"/>
+                <w:sz w:val="18"/>
+                <w:lang w:val="en-US"/>
+              </w:rPr>
+              <w:t>'\n'</w:t>
+            </w:r>
+          </w:p>
+        </w:tc>
+      </w:tr>
+      <w:tr>
+        <w:trPr>
+          <w:cantSplit/>
+          <w:jc w:val="center"/>
+        </w:trPr>
+        <w:tc>
+          <w:tcPr>
+            <w:tcW w:w="567" w:type="dxa"/>
+            <w:tcBorders>
+              <w:top w:val="single" w:sz="6" w:space="0" w:color="D9D9D9"/>
+              <w:bottom w:val="single" w:sz="6" w:space="0" w:color="D9D9D9"/>
+            </w:tcBorders>
+            <w:shd w:val="clear" w:color="auto" w:fill="E9EEF4"/>
+            <w:tcMar>
+              <w:top w:w="55" w:type="dxa"/>
+              <w:left w:w="130" w:type="dxa"/>
+              <w:bottom w:w="55" w:type="dxa"/>
+              <w:right w:w="130" w:type="dxa"/>
+            </w:tcMar>
+            <w:vAlign w:val="center"/>
+          </w:tcPr>
+          <w:p>
+            <w:pPr>
+              <w:keepNext/>
+              <w:spacing w:after="0" w:line="240" w:lineRule="auto"/>
+              <w:jc w:val="right"/>
+            </w:pPr>
+            <w:r>
+              <w:rPr>
+                <w:rFonts w:ascii="DejaVu Sans Mono" w:hAnsi="DejaVu Sans Mono"/>
+                <w:color w:val="7C899B"/>
+                <w:sz w:val="18"/>
+              </w:rPr>
+              <w:t>6</w:t>
+            </w:r>
+          </w:p>
+        </w:tc>
+        <w:tc>
+          <w:tcPr>
+            <w:tcW w:w="8236" w:type="dxa"/>
+            <w:tcBorders>
+              <w:top w:val="single" w:sz="6" w:space="0" w:color="D9D9D9"/>
+              <w:bottom w:val="single" w:sz="6" w:space="0" w:color="D9D9D9"/>
+            </w:tcBorders>
+            <w:shd w:val="clear" w:color="auto" w:fill="F5F7FA"/>
+            <w:tcMar>
+              <w:top w:w="55" w:type="dxa"/>
+              <w:left w:w="130" w:type="dxa"/>
+              <w:bottom w:w="55" w:type="dxa"/>
+              <w:right w:w="130" w:type="dxa"/>
+            </w:tcMar>
+            <w:vAlign w:val="center"/>
+          </w:tcPr>
+          <w:p>
+            <w:pPr>
+              <w:keepNext/>
+              <w:spacing w:after="0" w:line="240" w:lineRule="auto"/>
+            </w:pPr>
+            <w:r>
+              <w:rPr>
+                <w:rFonts w:ascii="DejaVu Sans Mono" w:hAnsi="DejaVu Sans Mono"/>
+                <w:b/>
+                <w:color w:val="315BC0"/>
+                <w:sz w:val="18"/>
+              </w:rPr>
+              <w:t>IGNORE</w:t>
+            </w:r>
+            <w:r>
+              <w:rPr>
+                <w:rFonts w:ascii="DejaVu Sans Mono" w:hAnsi="DejaVu Sans Mono"/>
+                <w:color w:val="25364B"/>
+                <w:sz w:val="18"/>
+              </w:rPr>
+              <w:t xml:space="preserve"> 1 </w:t>
+            </w:r>
+            <w:r>
+              <w:rPr>
+                <w:rFonts w:ascii="DejaVu Sans Mono" w:hAnsi="DejaVu Sans Mono"/>
+                <w:b/>
+                <w:color w:val="315BC0"/>
+                <w:sz w:val="18"/>
+              </w:rPr>
+              <w:t>LINES</w:t>
+            </w:r>
+            <w:r>
+              <w:rPr>
+                <w:rFonts w:ascii="DejaVu Sans Mono" w:hAnsi="DejaVu Sans Mono"/>
+                <w:b/>
+                <w:color w:val="315BC0"/>
+                <w:sz w:val="18"/>
+              </w:rPr>
+              <w:t>;</w:t>
+            </w:r>
+          </w:p>
+        </w:tc>
+      </w:tr>
+      <w:tr>
+        <w:trPr>
+          <w:cantSplit/>
+          <w:jc w:val="center"/>
+        </w:trPr>
+        <w:tc>
+          <w:tcPr>
+            <w:tcW w:w="567" w:type="dxa"/>
+            <w:tcBorders>
+              <w:top w:val="single" w:sz="6" w:space="0" w:color="D9D9D9"/>
+              <w:bottom w:val="single" w:sz="6" w:space="0" w:color="D9D9D9"/>
+            </w:tcBorders>
+            <w:shd w:val="clear" w:color="auto" w:fill="E9EEF4"/>
+            <w:tcMar>
+              <w:top w:w="55" w:type="dxa"/>
+              <w:left w:w="130" w:type="dxa"/>
+              <w:bottom w:w="55" w:type="dxa"/>
+              <w:right w:w="130" w:type="dxa"/>
+            </w:tcMar>
+            <w:vAlign w:val="center"/>
+          </w:tcPr>
+          <w:p>
+            <w:pPr>
+              <w:keepNext/>
+              <w:spacing w:after="0" w:line="240" w:lineRule="auto"/>
+              <w:jc w:val="right"/>
+            </w:pPr>
+            <w:r>
+              <w:rPr>
+                <w:rFonts w:ascii="DejaVu Sans Mono" w:hAnsi="DejaVu Sans Mono"/>
+                <w:color w:val="7C899B"/>
+                <w:sz w:val="18"/>
+              </w:rPr>
+              <w:t>7</w:t>
+            </w:r>
+          </w:p>
+        </w:tc>
+        <w:tc>
+          <w:tcPr>
+            <w:tcW w:w="8236" w:type="dxa"/>
+            <w:tcBorders>
+              <w:top w:val="single" w:sz="6" w:space="0" w:color="D9D9D9"/>
+              <w:bottom w:val="single" w:sz="6" w:space="0" w:color="D9D9D9"/>
+            </w:tcBorders>
+            <w:shd w:val="clear" w:color="auto" w:fill="F5F7FA"/>
+            <w:tcMar>
+              <w:top w:w="55" w:type="dxa"/>
+              <w:left w:w="130" w:type="dxa"/>
+              <w:bottom w:w="55" w:type="dxa"/>
+              <w:right w:w="130" w:type="dxa"/>
+            </w:tcMar>
+            <w:vAlign w:val="center"/>
+          </w:tcPr>
+          <w:p>
+            <w:pPr>
+              <w:keepNext/>
+              <w:spacing w:after="0" w:line="240" w:lineRule="auto"/>
+            </w:pPr>
+          </w:p>
+        </w:tc>
+      </w:tr>
+    </w:tbl>
+    <w:p>
+      <w:pPr>
+        <w:ind w:left="142"/>
+        <w:rPr>
+          <w:rFonts w:ascii="Calibri" w:hAnsi="Calibri"/>
+          <w:b/>
+          <w:color w:val="000000"/>
+          <w:sz w:val="28"/>
+        </w:rPr>
+      </w:pPr>
+    </w:p>
+    <w:p>
+      <w:pPr>
+        <w:ind w:left="142"/>
+        <w:rPr>
+          <w:rFonts w:ascii="Calibri" w:hAnsi="Calibri"/>
+          <w:b/>
+          <w:color w:val="000000"/>
+          <w:sz w:val="22"/>
+        </w:rPr>
+      </w:pPr>
+      <w:r>
+        <w:rPr>
+          <w:rFonts w:ascii="Calibri" w:hAnsi="Calibri"/>
+          <w:b/>
+          <w:color w:val="000000"/>
+          <w:sz w:val="22"/>
+        </w:rPr>
+        <w:t>Capture de l’exécution</w:t>
+      </w:r>
+    </w:p>
+    <w:tbl>
+      <w:tblPr>
+        <w:tblW w:w="8803" w:type="dxa"/>
+        <w:jc w:val="center"/>
+        <w:tblBorders>
+          <w:top w:val="single" w:sz="6" w:space="0" w:color="D9D9D9"/>
+          <w:left w:val="single" w:sz="6" w:space="0" w:color="D9D9D9"/>
+          <w:bottom w:val="single" w:sz="6" w:space="0" w:color="D9D9D9"/>
+          <w:right w:val="single" w:sz="6" w:space="0" w:color="D9D9D9"/>
+          <w:insideH w:val="nil"/>
+          <w:insideV w:val="nil"/>
+        </w:tblBorders>
+        <w:tblLayout w:type="fixed"/>
+        <w:tblLook w:val="04A0" w:firstRow="1" w:lastRow="0" w:firstColumn="1" w:lastColumn="0" w:noHBand="0" w:noVBand="1"/>
+      </w:tblPr>
+      <w:tblGrid>
+        <w:gridCol w:w="8803"/>
+      </w:tblGrid>
+      <w:tr>
+        <w:trPr>
+          <w:cantSplit/>
+          <w:jc w:val="center"/>
+        </w:trPr>
+        <w:tc>
+          <w:tcPr>
+            <w:tcW w:w="8803" w:type="dxa"/>
+            <w:shd w:val="clear" w:color="auto" w:fill="E9EEF4"/>
+            <w:tcMar>
+              <w:top w:w="55" w:type="dxa"/>
+              <w:left w:w="130" w:type="dxa"/>
+              <w:bottom w:w="55" w:type="dxa"/>
+              <w:right w:w="130" w:type="dxa"/>
+            </w:tcMar>
+            <w:vAlign w:val="center"/>
+          </w:tcPr>
+          <w:p>
+            <w:pPr>
+              <w:spacing w:before="80" w:after="80" w:line="240" w:lineRule="auto"/>
+            </w:pPr>
+            <w:r>
+              <w:rPr>
+                <w:rFonts w:ascii="Calibri" w:hAnsi="Calibri"/>
+                <w:color w:val="25364B"/>
+                <w:sz w:val="20"/>
+              </w:rPr>
+              <w:t>PhpMyAdmin   /   db_aeroport   /   t_</w:t>
+            </w:r>
+            <w:r>
+              <w:rPr>
+                <w:rFonts w:ascii="Calibri" w:hAnsi="Calibri"/>
+                <w:color w:val="25364B"/>
+                <w:sz w:val="20"/>
+              </w:rPr>
+              <w:t>compagnie</w:t>
+            </w:r>
+          </w:p>
+        </w:tc>
+      </w:tr>
+      <w:tr>
+        <w:trPr>
+          <w:cantSplit/>
+          <w:trHeight w:val="3937"/>
+          <w:jc w:val="center"/>
+        </w:trPr>
+        <w:tc>
+          <w:tcPr>
+            <w:tcW w:w="8803" w:type="dxa"/>
+            <w:shd w:val="clear" w:color="auto" w:fill="FAFBFD"/>
+            <w:tcMar>
+              <w:top w:w="55" w:type="dxa"/>
+              <w:left w:w="130" w:type="dxa"/>
+              <w:bottom w:w="55" w:type="dxa"/>
+              <w:right w:w="130" w:type="dxa"/>
+            </w:tcMar>
+            <w:vAlign w:val="center"/>
+          </w:tcPr>
+          <w:p>
+            <w:pPr>
+              <w:spacing w:before="100"/>
+              <w:jc w:val="center"/>
+            </w:pPr>
+            <w:r>
+              <w:rPr>
+                <w:noProof/>
+              </w:rPr>
+              <w:drawing>
+                <wp:anchor distT="0" distB="0" distL="114300" distR="114300" simplePos="0" relativeHeight="251670528" behindDoc="0" locked="0" layoutInCell="1" allowOverlap="1" wp14:anchorId="19ACABF3" wp14:editId="330FA2AD">
+                  <wp:simplePos x="0" y="0"/>
+                  <wp:positionH relativeFrom="column">
+                    <wp:posOffset>77470</wp:posOffset>
+                  </wp:positionH>
+                  <wp:positionV relativeFrom="line">
+                    <wp:posOffset>-39370</wp:posOffset>
+                  </wp:positionV>
+                  <wp:extent cx="5252085" cy="1604645"/>
+                  <wp:effectExtent l="0" t="0" r="5715" b="0"/>
+                  <wp:wrapNone/>
+                  <wp:docPr id="592536552" name="Image 12"/>
+                  <wp:cNvGraphicFramePr>
+                    <a:graphicFrameLocks xmlns:a="http://schemas.openxmlformats.org/drawingml/2006/main" noChangeAspect="1"/>
+                  </wp:cNvGraphicFramePr>
+                  <a:graphic xmlns:a="http://schemas.openxmlformats.org/drawingml/2006/main">
+                    <a:graphicData uri="http://schemas.openxmlformats.org/drawingml/2006/picture">
+                      <pic:pic xmlns:pic="http://schemas.openxmlformats.org/drawingml/2006/picture">
+                        <pic:nvPicPr>
+                          <pic:cNvPr id="592536552" name="Image 12"/>
+                          <pic:cNvPicPr/>
+                        </pic:nvPicPr>
+                        <pic:blipFill>
+                          <a:blip r:embed="rId17"/>
+                          <a:stretch>
+                            <a:fillRect/>
+                          </a:stretch>
+                        </pic:blipFill>
+                        <pic:spPr>
+                          <a:xfrm>
+                            <a:off x="0" y="0"/>
+                            <a:ext cx="5252085" cy="1604645"/>
+                          </a:xfrm>
+                          <a:prstGeom prst="rect">
+                            <a:avLst/>
+                          </a:prstGeom>
+                        </pic:spPr>
+                      </pic:pic>
+                    </a:graphicData>
+                  </a:graphic>
+                  <wp14:sizeRelH relativeFrom="margin">
+                    <wp14:pctWidth>0</wp14:pctWidth>
+                  </wp14:sizeRelH>
+                  <wp14:sizeRelV relativeFrom="margin">
+                    <wp14:pctHeight>0</wp14:pctHeight>
+                  </wp14:sizeRelV>
+                </wp:anchor>
+              </w:drawing>
+            </w:r>
+          </w:p>
+        </w:tc>
+      </w:tr>
+    </w:tbl>
+    <w:p>
+      <w:pPr>
+        <w:ind w:left="142"/>
+        <w:rPr>
+          <w:rFonts w:ascii="Calibri" w:hAnsi="Calibri"/>
+          <w:b/>
+          <w:color w:val="000000"/>
+          <w:sz w:val="22"/>
+        </w:rPr>
+      </w:pPr>
+    </w:p>
+    <w:p>
+      <w:pPr>
+        <w:rPr>
+          <w:rFonts w:ascii="Calibri" w:hAnsi="Calibri"/>
+          <w:b/>
+          <w:color w:val="000000"/>
+          <w:sz w:val="22"/>
+        </w:rPr>
+      </w:pPr>
+      <w:r>
+        <w:rPr>
+          <w:rFonts w:ascii="Calibri" w:hAnsi="Calibri"/>
+          <w:b/>
+          <w:color w:val="000000"/>
+          <w:sz w:val="22"/>
+        </w:rPr>
+        <w:br w:type="page"/>
+      </w:r>
+    </w:p>
+    <w:p>
+      <w:pPr>
+        <w:ind w:left="142"/>
+        <w:rPr>
+          <w:rFonts w:ascii="Calibri" w:hAnsi="Calibri"/>
+          <w:b/>
+          <w:color w:val="000000"/>
+          <w:sz w:val="28"/>
+        </w:rPr>
+      </w:pPr>
+      <w:r>
+        <w:rPr>
+          <w:rFonts w:ascii="Calibri" w:hAnsi="Calibri"/>
+          <w:b/>
+          <w:color w:val="000000"/>
+          <w:sz w:val="28"/>
+        </w:rPr>
+        <w:lastRenderedPageBreak/>
+        <w:t>0</w:t>
+      </w:r>
+      <w:r>
+        <w:rPr>
+          <w:rFonts w:ascii="Calibri" w:hAnsi="Calibri"/>
+          <w:b/>
+          <w:color w:val="000000"/>
+          <w:sz w:val="28"/>
+        </w:rPr>
+        <w:t>3</w:t>
+      </w:r>
+      <w:r>
+        <w:rPr>
+          <w:rFonts w:ascii="Calibri" w:hAnsi="Calibri"/>
+          <w:b/>
+          <w:color w:val="000000"/>
+          <w:sz w:val="28"/>
+        </w:rPr>
+        <w:t xml:space="preserve"> </w:t>
+      </w:r>
+      <w:r>
+        <w:rPr>
+          <w:rFonts w:ascii="Calibri" w:hAnsi="Calibri"/>
+          <w:b/>
+          <w:color w:val="000000"/>
+          <w:sz w:val="28"/>
+        </w:rPr>
+        <w:t>Type d’avion</w:t>
+      </w:r>
+    </w:p>
+    <w:tbl>
+      <w:tblPr>
+        <w:tblW w:w="8803" w:type="dxa"/>
+        <w:jc w:val="center"/>
+        <w:tblBorders>
+          <w:top w:val="single" w:sz="6" w:space="0" w:color="D9D9D9"/>
+          <w:left w:val="single" w:sz="6" w:space="0" w:color="D9D9D9"/>
+          <w:bottom w:val="single" w:sz="6" w:space="0" w:color="D9D9D9"/>
+          <w:right w:val="single" w:sz="6" w:space="0" w:color="D9D9D9"/>
+          <w:insideH w:val="nil"/>
+          <w:insideV w:val="nil"/>
+        </w:tblBorders>
+        <w:tblLayout w:type="fixed"/>
+        <w:tblLook w:val="04A0" w:firstRow="1" w:lastRow="0" w:firstColumn="1" w:lastColumn="0" w:noHBand="0" w:noVBand="1"/>
+      </w:tblPr>
+      <w:tblGrid>
+        <w:gridCol w:w="567"/>
+        <w:gridCol w:w="8236"/>
+      </w:tblGrid>
+      <w:tr>
+        <w:trPr>
+          <w:cantSplit/>
+          <w:jc w:val="center"/>
+        </w:trPr>
+        <w:tc>
+          <w:tcPr>
+            <w:tcW w:w="8803" w:type="dxa"/>
+            <w:gridSpan w:val="2"/>
+            <w:tcBorders>
+              <w:top w:val="single" w:sz="6" w:space="0" w:color="D9D9D9"/>
+              <w:bottom w:val="single" w:sz="6" w:space="0" w:color="D9D9D9"/>
+            </w:tcBorders>
+            <w:shd w:val="clear" w:color="auto" w:fill="25364B"/>
+            <w:tcMar>
+              <w:top w:w="55" w:type="dxa"/>
+              <w:left w:w="130" w:type="dxa"/>
+              <w:bottom w:w="55" w:type="dxa"/>
+              <w:right w:w="130" w:type="dxa"/>
+            </w:tcMar>
+            <w:vAlign w:val="center"/>
+          </w:tcPr>
+          <w:p>
+            <w:pPr>
+              <w:spacing w:before="100" w:after="100" w:line="240" w:lineRule="auto"/>
+            </w:pPr>
+            <w:r>
+              <w:rPr>
+                <w:rFonts w:ascii="Calibri" w:hAnsi="Calibri"/>
+                <w:b/>
+                <w:color w:val="FFFFFF"/>
+                <w:sz w:val="20"/>
+              </w:rPr>
+              <w:t>SQL   /   t_</w:t>
+            </w:r>
+            <w:r>
+              <w:rPr>
+                <w:rFonts w:ascii="Calibri" w:hAnsi="Calibri"/>
+                <w:b/>
+                <w:color w:val="FFFFFF"/>
+                <w:sz w:val="20"/>
+              </w:rPr>
+              <w:t>type_avion</w:t>
+            </w:r>
+            <w:r>
+              <w:rPr>
+                <w:rFonts w:ascii="Calibri" w:hAnsi="Calibri"/>
+                <w:b/>
+                <w:color w:val="FFFFFF"/>
+                <w:sz w:val="20"/>
+              </w:rPr>
+              <w:t>.tsv</w:t>
+            </w:r>
+          </w:p>
+        </w:tc>
+      </w:tr>
+      <w:tr>
+        <w:trPr>
+          <w:cantSplit/>
+          <w:jc w:val="center"/>
+        </w:trPr>
+        <w:tc>
+          <w:tcPr>
+            <w:tcW w:w="567" w:type="dxa"/>
+            <w:tcBorders>
+              <w:top w:val="single" w:sz="6" w:space="0" w:color="D9D9D9"/>
+              <w:bottom w:val="single" w:sz="6" w:space="0" w:color="D9D9D9"/>
+            </w:tcBorders>
+            <w:shd w:val="clear" w:color="auto" w:fill="E9EEF4"/>
+            <w:tcMar>
+              <w:top w:w="55" w:type="dxa"/>
+              <w:left w:w="130" w:type="dxa"/>
+              <w:bottom w:w="55" w:type="dxa"/>
+              <w:right w:w="130" w:type="dxa"/>
+            </w:tcMar>
+            <w:vAlign w:val="center"/>
+          </w:tcPr>
+          <w:p>
+            <w:pPr>
+              <w:keepNext/>
+              <w:spacing w:after="0" w:line="240" w:lineRule="auto"/>
+              <w:jc w:val="right"/>
+            </w:pPr>
+            <w:r>
+              <w:rPr>
+                <w:rFonts w:ascii="DejaVu Sans Mono" w:hAnsi="DejaVu Sans Mono"/>
+                <w:color w:val="7C899B"/>
+                <w:sz w:val="18"/>
+              </w:rPr>
+              <w:t>1</w:t>
+            </w:r>
+          </w:p>
+        </w:tc>
+        <w:tc>
+          <w:tcPr>
+            <w:tcW w:w="8236" w:type="dxa"/>
+            <w:tcBorders>
+              <w:top w:val="single" w:sz="6" w:space="0" w:color="D9D9D9"/>
+              <w:bottom w:val="single" w:sz="6" w:space="0" w:color="D9D9D9"/>
+            </w:tcBorders>
+            <w:shd w:val="clear" w:color="auto" w:fill="F5F7FA"/>
+            <w:tcMar>
+              <w:top w:w="55" w:type="dxa"/>
+              <w:left w:w="130" w:type="dxa"/>
+              <w:bottom w:w="55" w:type="dxa"/>
+              <w:right w:w="130" w:type="dxa"/>
+            </w:tcMar>
+            <w:vAlign w:val="center"/>
+          </w:tcPr>
+          <w:p>
+            <w:pPr>
+              <w:keepNext/>
+              <w:spacing w:after="0" w:line="240" w:lineRule="auto"/>
+            </w:pPr>
+            <w:r>
+              <w:rPr>
+                <w:rFonts w:ascii="DejaVu Sans Mono" w:hAnsi="DejaVu Sans Mono"/>
+                <w:b/>
+                <w:color w:val="315BC0"/>
+                <w:sz w:val="18"/>
+              </w:rPr>
+              <w:t>LOAD</w:t>
+            </w:r>
+            <w:r>
+              <w:rPr>
+                <w:rFonts w:ascii="DejaVu Sans Mono" w:hAnsi="DejaVu Sans Mono"/>
+                <w:color w:val="25364B"/>
+                <w:sz w:val="18"/>
+              </w:rPr>
+              <w:t xml:space="preserve"> </w:t>
+            </w:r>
+            <w:r>
+              <w:rPr>
+                <w:rFonts w:ascii="DejaVu Sans Mono" w:hAnsi="DejaVu Sans Mono"/>
+                <w:b/>
+                <w:color w:val="315BC0"/>
+                <w:sz w:val="18"/>
+              </w:rPr>
+              <w:t>DATA</w:t>
+            </w:r>
+            <w:r>
+              <w:rPr>
+                <w:rFonts w:ascii="DejaVu Sans Mono" w:hAnsi="DejaVu Sans Mono"/>
+                <w:color w:val="25364B"/>
+                <w:sz w:val="18"/>
+              </w:rPr>
+              <w:t xml:space="preserve"> </w:t>
+            </w:r>
+            <w:r>
+              <w:rPr>
+                <w:rFonts w:ascii="DejaVu Sans Mono" w:hAnsi="DejaVu Sans Mono"/>
+                <w:b/>
+                <w:color w:val="315BC0"/>
+                <w:sz w:val="18"/>
+              </w:rPr>
+              <w:t>INFILE</w:t>
+            </w:r>
+            <w:r>
+              <w:rPr>
+                <w:rFonts w:ascii="DejaVu Sans Mono" w:hAnsi="DejaVu Sans Mono"/>
+                <w:color w:val="25364B"/>
+                <w:sz w:val="18"/>
+              </w:rPr>
+              <w:t xml:space="preserve"> </w:t>
+            </w:r>
+            <w:r>
+              <w:rPr>
+                <w:rFonts w:ascii="DejaVu Sans Mono" w:hAnsi="DejaVu Sans Mono"/>
+                <w:color w:val="06734E"/>
+                <w:sz w:val="18"/>
+              </w:rPr>
+              <w:t>'/var/lib/mysql-files/t</w:t>
+            </w:r>
+            <w:r>
+              <w:rPr>
+                <w:rFonts w:ascii="DejaVu Sans Mono" w:hAnsi="DejaVu Sans Mono"/>
+                <w:color w:val="06734E"/>
+                <w:sz w:val="18"/>
+                <w:szCs w:val="18"/>
+              </w:rPr>
+              <w:t>_</w:t>
+            </w:r>
+            <w:r>
+              <w:rPr>
+                <w:rFonts w:ascii="DejaVu Sans Mono" w:hAnsi="DejaVu Sans Mono"/>
+                <w:color w:val="06734E"/>
+                <w:sz w:val="18"/>
+              </w:rPr>
+              <w:t>type_avion</w:t>
+            </w:r>
+            <w:r>
+              <w:rPr>
+                <w:rFonts w:ascii="DejaVu Sans Mono" w:hAnsi="DejaVu Sans Mono"/>
+                <w:color w:val="06734E"/>
+                <w:sz w:val="18"/>
+              </w:rPr>
+              <w:t>.tsv'</w:t>
+            </w:r>
+          </w:p>
+        </w:tc>
+      </w:tr>
+      <w:tr>
+        <w:trPr>
+          <w:cantSplit/>
+          <w:jc w:val="center"/>
+        </w:trPr>
+        <w:tc>
+          <w:tcPr>
+            <w:tcW w:w="567" w:type="dxa"/>
+            <w:tcBorders>
+              <w:top w:val="single" w:sz="6" w:space="0" w:color="D9D9D9"/>
+              <w:bottom w:val="single" w:sz="6" w:space="0" w:color="D9D9D9"/>
+            </w:tcBorders>
+            <w:shd w:val="clear" w:color="auto" w:fill="E9EEF4"/>
+            <w:tcMar>
+              <w:top w:w="55" w:type="dxa"/>
+              <w:left w:w="130" w:type="dxa"/>
+              <w:bottom w:w="55" w:type="dxa"/>
+              <w:right w:w="130" w:type="dxa"/>
+            </w:tcMar>
+            <w:vAlign w:val="center"/>
+          </w:tcPr>
+          <w:p>
+            <w:pPr>
+              <w:keepNext/>
+              <w:spacing w:after="0" w:line="240" w:lineRule="auto"/>
+              <w:jc w:val="right"/>
+            </w:pPr>
+            <w:r>
+              <w:rPr>
+                <w:rFonts w:ascii="DejaVu Sans Mono" w:hAnsi="DejaVu Sans Mono"/>
+                <w:color w:val="7C899B"/>
+                <w:sz w:val="18"/>
+              </w:rPr>
+              <w:t>2</w:t>
+            </w:r>
+          </w:p>
+        </w:tc>
+        <w:tc>
+          <w:tcPr>
+            <w:tcW w:w="8236" w:type="dxa"/>
+            <w:tcBorders>
+              <w:top w:val="single" w:sz="6" w:space="0" w:color="D9D9D9"/>
+              <w:bottom w:val="single" w:sz="6" w:space="0" w:color="D9D9D9"/>
+            </w:tcBorders>
+            <w:shd w:val="clear" w:color="auto" w:fill="F5F7FA"/>
+            <w:tcMar>
+              <w:top w:w="55" w:type="dxa"/>
+              <w:left w:w="130" w:type="dxa"/>
+              <w:bottom w:w="55" w:type="dxa"/>
+              <w:right w:w="130" w:type="dxa"/>
+            </w:tcMar>
+            <w:vAlign w:val="center"/>
+          </w:tcPr>
+          <w:p>
+            <w:pPr>
+              <w:keepNext/>
+              <w:spacing w:after="0" w:line="240" w:lineRule="auto"/>
+              <w:rPr>
+                <w:lang w:val="en-US"/>
+              </w:rPr>
+            </w:pPr>
+            <w:r>
+              <w:rPr>
+                <w:rFonts w:ascii="DejaVu Sans Mono" w:hAnsi="DejaVu Sans Mono"/>
+                <w:b/>
+                <w:color w:val="315BC0"/>
+                <w:sz w:val="18"/>
+                <w:lang w:val="en-US"/>
+              </w:rPr>
+              <w:t>INTO</w:t>
+            </w:r>
+            <w:r>
+              <w:rPr>
+                <w:rFonts w:ascii="DejaVu Sans Mono" w:hAnsi="DejaVu Sans Mono"/>
+                <w:color w:val="25364B"/>
+                <w:sz w:val="18"/>
+                <w:lang w:val="en-US"/>
+              </w:rPr>
+              <w:t xml:space="preserve"> </w:t>
+            </w:r>
+            <w:r>
+              <w:rPr>
+                <w:rFonts w:ascii="DejaVu Sans Mono" w:hAnsi="DejaVu Sans Mono"/>
+                <w:b/>
+                <w:color w:val="315BC0"/>
+                <w:sz w:val="18"/>
+                <w:lang w:val="en-US"/>
+              </w:rPr>
+              <w:t>TABLE</w:t>
+            </w:r>
+            <w:r>
+              <w:rPr>
+                <w:rFonts w:ascii="DejaVu Sans Mono" w:hAnsi="DejaVu Sans Mono"/>
+                <w:color w:val="25364B"/>
+                <w:sz w:val="18"/>
+                <w:lang w:val="en-US"/>
+              </w:rPr>
+              <w:t xml:space="preserve"> </w:t>
+            </w:r>
+            <w:proofErr w:type="spellStart"/>
+            <w:r>
+              <w:rPr>
+                <w:rFonts w:ascii="DejaVu Sans Mono" w:hAnsi="DejaVu Sans Mono"/>
+                <w:color w:val="25364B"/>
+                <w:sz w:val="18"/>
+                <w:lang w:val="en-US"/>
+              </w:rPr>
+              <w:t>t_</w:t>
+            </w:r>
+            <w:r>
+              <w:rPr>
+                <w:rFonts w:ascii="DejaVu Sans Mono" w:hAnsi="DejaVu Sans Mono"/>
+                <w:color w:val="25364B"/>
+                <w:sz w:val="18"/>
+                <w:lang w:val="en-US"/>
+              </w:rPr>
+              <w:t>type_a</w:t>
+            </w:r>
+            <w:r>
+              <w:rPr>
+                <w:rFonts w:ascii="DejaVu Sans Mono" w:hAnsi="DejaVu Sans Mono"/>
+                <w:color w:val="25364B"/>
+                <w:sz w:val="18"/>
+                <w:lang w:val="en-US"/>
+              </w:rPr>
+              <w:t>vion</w:t>
+            </w:r>
+            <w:proofErr w:type="spellEnd"/>
+          </w:p>
+        </w:tc>
+      </w:tr>
+      <w:tr>
+        <w:trPr>
+          <w:cantSplit/>
+          <w:jc w:val="center"/>
+        </w:trPr>
+        <w:tc>
+          <w:tcPr>
+            <w:tcW w:w="567" w:type="dxa"/>
+            <w:tcBorders>
+              <w:top w:val="single" w:sz="6" w:space="0" w:color="D9D9D9"/>
+              <w:bottom w:val="single" w:sz="6" w:space="0" w:color="D9D9D9"/>
+            </w:tcBorders>
+            <w:shd w:val="clear" w:color="auto" w:fill="E9EEF4"/>
+            <w:tcMar>
+              <w:top w:w="55" w:type="dxa"/>
+              <w:left w:w="130" w:type="dxa"/>
+              <w:bottom w:w="55" w:type="dxa"/>
+              <w:right w:w="130" w:type="dxa"/>
+            </w:tcMar>
+            <w:vAlign w:val="center"/>
+          </w:tcPr>
+          <w:p>
+            <w:pPr>
+              <w:keepNext/>
+              <w:spacing w:after="0" w:line="240" w:lineRule="auto"/>
+              <w:jc w:val="right"/>
+            </w:pPr>
+            <w:r>
+              <w:rPr>
+                <w:rFonts w:ascii="DejaVu Sans Mono" w:hAnsi="DejaVu Sans Mono"/>
+                <w:color w:val="7C899B"/>
+                <w:sz w:val="18"/>
+              </w:rPr>
+              <w:t>3</w:t>
+            </w:r>
+          </w:p>
+        </w:tc>
+        <w:tc>
+          <w:tcPr>
+            <w:tcW w:w="8236" w:type="dxa"/>
+            <w:tcBorders>
+              <w:top w:val="single" w:sz="6" w:space="0" w:color="D9D9D9"/>
+              <w:bottom w:val="single" w:sz="6" w:space="0" w:color="D9D9D9"/>
+            </w:tcBorders>
+            <w:shd w:val="clear" w:color="auto" w:fill="F5F7FA"/>
+            <w:tcMar>
+              <w:top w:w="55" w:type="dxa"/>
+              <w:left w:w="130" w:type="dxa"/>
+              <w:bottom w:w="55" w:type="dxa"/>
+              <w:right w:w="130" w:type="dxa"/>
+            </w:tcMar>
+            <w:vAlign w:val="center"/>
+          </w:tcPr>
+          <w:p>
+            <w:pPr>
+              <w:keepNext/>
+              <w:spacing w:after="0" w:line="240" w:lineRule="auto"/>
+            </w:pPr>
+            <w:r>
+              <w:rPr>
+                <w:rFonts w:ascii="DejaVu Sans Mono" w:hAnsi="DejaVu Sans Mono"/>
+                <w:b/>
+                <w:color w:val="315BC0"/>
+                <w:sz w:val="18"/>
+              </w:rPr>
+              <w:t>CHARACTER</w:t>
+            </w:r>
+            <w:r>
+              <w:rPr>
+                <w:rFonts w:ascii="DejaVu Sans Mono" w:hAnsi="DejaVu Sans Mono"/>
+                <w:color w:val="25364B"/>
+                <w:sz w:val="18"/>
+              </w:rPr>
+              <w:t xml:space="preserve"> </w:t>
+            </w:r>
+            <w:r>
+              <w:rPr>
+                <w:rFonts w:ascii="DejaVu Sans Mono" w:hAnsi="DejaVu Sans Mono"/>
+                <w:b/>
+                <w:color w:val="315BC0"/>
+                <w:sz w:val="18"/>
+              </w:rPr>
+              <w:t>SET</w:t>
+            </w:r>
+            <w:r>
+              <w:rPr>
+                <w:rFonts w:ascii="DejaVu Sans Mono" w:hAnsi="DejaVu Sans Mono"/>
+                <w:color w:val="25364B"/>
+                <w:sz w:val="18"/>
+              </w:rPr>
+              <w:t xml:space="preserve"> utf8mb4</w:t>
+            </w:r>
+          </w:p>
+        </w:tc>
+      </w:tr>
+      <w:tr>
+        <w:trPr>
+          <w:cantSplit/>
+          <w:jc w:val="center"/>
+        </w:trPr>
+        <w:tc>
+          <w:tcPr>
+            <w:tcW w:w="567" w:type="dxa"/>
+            <w:tcBorders>
+              <w:top w:val="single" w:sz="6" w:space="0" w:color="D9D9D9"/>
+              <w:bottom w:val="single" w:sz="6" w:space="0" w:color="D9D9D9"/>
+            </w:tcBorders>
+            <w:shd w:val="clear" w:color="auto" w:fill="E9EEF4"/>
+            <w:tcMar>
+              <w:top w:w="55" w:type="dxa"/>
+              <w:left w:w="130" w:type="dxa"/>
+              <w:bottom w:w="55" w:type="dxa"/>
+              <w:right w:w="130" w:type="dxa"/>
+            </w:tcMar>
+            <w:vAlign w:val="center"/>
+          </w:tcPr>
+          <w:p>
+            <w:pPr>
+              <w:keepNext/>
+              <w:spacing w:after="0" w:line="240" w:lineRule="auto"/>
+              <w:jc w:val="right"/>
+            </w:pPr>
+            <w:r>
+              <w:rPr>
+                <w:rFonts w:ascii="DejaVu Sans Mono" w:hAnsi="DejaVu Sans Mono"/>
+                <w:color w:val="7C899B"/>
+                <w:sz w:val="18"/>
+              </w:rPr>
+              <w:t>4</w:t>
+            </w:r>
+          </w:p>
+        </w:tc>
+        <w:tc>
+          <w:tcPr>
+            <w:tcW w:w="8236" w:type="dxa"/>
+            <w:tcBorders>
+              <w:top w:val="single" w:sz="6" w:space="0" w:color="D9D9D9"/>
+              <w:bottom w:val="single" w:sz="6" w:space="0" w:color="D9D9D9"/>
+            </w:tcBorders>
+            <w:shd w:val="clear" w:color="auto" w:fill="F5F7FA"/>
+            <w:tcMar>
+              <w:top w:w="55" w:type="dxa"/>
+              <w:left w:w="130" w:type="dxa"/>
+              <w:bottom w:w="55" w:type="dxa"/>
+              <w:right w:w="130" w:type="dxa"/>
+            </w:tcMar>
+            <w:vAlign w:val="center"/>
+          </w:tcPr>
+          <w:p>
+            <w:pPr>
+              <w:keepNext/>
+              <w:spacing w:after="0" w:line="240" w:lineRule="auto"/>
+              <w:rPr>
+                <w:lang w:val="en-US"/>
+              </w:rPr>
+            </w:pPr>
+            <w:r>
+              <w:rPr>
+                <w:rFonts w:ascii="DejaVu Sans Mono" w:hAnsi="DejaVu Sans Mono"/>
+                <w:b/>
+                <w:color w:val="315BC0"/>
+                <w:sz w:val="18"/>
+                <w:lang w:val="en-US"/>
+              </w:rPr>
+              <w:t>FIELDS</w:t>
+            </w:r>
+            <w:r>
+              <w:rPr>
+                <w:rFonts w:ascii="DejaVu Sans Mono" w:hAnsi="DejaVu Sans Mono"/>
+                <w:color w:val="25364B"/>
+                <w:sz w:val="18"/>
+                <w:lang w:val="en-US"/>
+              </w:rPr>
+              <w:t xml:space="preserve"> </w:t>
+            </w:r>
+            <w:r>
+              <w:rPr>
+                <w:rFonts w:ascii="DejaVu Sans Mono" w:hAnsi="DejaVu Sans Mono"/>
+                <w:b/>
+                <w:color w:val="315BC0"/>
+                <w:sz w:val="18"/>
+                <w:lang w:val="en-US"/>
+              </w:rPr>
+              <w:t>TERMINATED</w:t>
+            </w:r>
+            <w:r>
+              <w:rPr>
+                <w:rFonts w:ascii="DejaVu Sans Mono" w:hAnsi="DejaVu Sans Mono"/>
+                <w:color w:val="25364B"/>
+                <w:sz w:val="18"/>
+                <w:lang w:val="en-US"/>
+              </w:rPr>
+              <w:t xml:space="preserve"> </w:t>
+            </w:r>
+            <w:r>
+              <w:rPr>
+                <w:rFonts w:ascii="DejaVu Sans Mono" w:hAnsi="DejaVu Sans Mono"/>
+                <w:b/>
+                <w:color w:val="315BC0"/>
+                <w:sz w:val="18"/>
+                <w:lang w:val="en-US"/>
+              </w:rPr>
+              <w:t>BY</w:t>
+            </w:r>
+            <w:r>
+              <w:rPr>
+                <w:rFonts w:ascii="DejaVu Sans Mono" w:hAnsi="DejaVu Sans Mono"/>
+                <w:color w:val="25364B"/>
+                <w:sz w:val="18"/>
+                <w:lang w:val="en-US"/>
+              </w:rPr>
+              <w:t xml:space="preserve"> </w:t>
+            </w:r>
+            <w:r>
+              <w:rPr>
+                <w:rFonts w:ascii="DejaVu Sans Mono" w:hAnsi="DejaVu Sans Mono"/>
+                <w:color w:val="06734E"/>
+                <w:sz w:val="18"/>
+                <w:lang w:val="en-US"/>
+              </w:rPr>
+              <w:t>'\t'</w:t>
+            </w:r>
+          </w:p>
+        </w:tc>
+      </w:tr>
+      <w:tr>
+        <w:trPr>
+          <w:cantSplit/>
+          <w:jc w:val="center"/>
+        </w:trPr>
+        <w:tc>
+          <w:tcPr>
+            <w:tcW w:w="567" w:type="dxa"/>
+            <w:tcBorders>
+              <w:top w:val="single" w:sz="6" w:space="0" w:color="D9D9D9"/>
+              <w:bottom w:val="single" w:sz="6" w:space="0" w:color="D9D9D9"/>
+            </w:tcBorders>
+            <w:shd w:val="clear" w:color="auto" w:fill="E9EEF4"/>
+            <w:tcMar>
+              <w:top w:w="55" w:type="dxa"/>
+              <w:left w:w="130" w:type="dxa"/>
+              <w:bottom w:w="55" w:type="dxa"/>
+              <w:right w:w="130" w:type="dxa"/>
+            </w:tcMar>
+            <w:vAlign w:val="center"/>
+          </w:tcPr>
+          <w:p>
+            <w:pPr>
+              <w:keepNext/>
+              <w:spacing w:after="0" w:line="240" w:lineRule="auto"/>
+              <w:jc w:val="right"/>
+            </w:pPr>
+            <w:r>
+              <w:rPr>
+                <w:rFonts w:ascii="DejaVu Sans Mono" w:hAnsi="DejaVu Sans Mono"/>
+                <w:color w:val="7C899B"/>
+                <w:sz w:val="18"/>
+              </w:rPr>
+              <w:t>5</w:t>
+            </w:r>
+          </w:p>
+        </w:tc>
+        <w:tc>
+          <w:tcPr>
+            <w:tcW w:w="8236" w:type="dxa"/>
+            <w:tcBorders>
+              <w:top w:val="single" w:sz="6" w:space="0" w:color="D9D9D9"/>
+              <w:bottom w:val="single" w:sz="6" w:space="0" w:color="D9D9D9"/>
+            </w:tcBorders>
+            <w:shd w:val="clear" w:color="auto" w:fill="F5F7FA"/>
+            <w:tcMar>
+              <w:top w:w="55" w:type="dxa"/>
+              <w:left w:w="130" w:type="dxa"/>
+              <w:bottom w:w="55" w:type="dxa"/>
+              <w:right w:w="130" w:type="dxa"/>
+            </w:tcMar>
+            <w:vAlign w:val="center"/>
+          </w:tcPr>
+          <w:p>
+            <w:pPr>
+              <w:keepNext/>
+              <w:spacing w:after="0" w:line="240" w:lineRule="auto"/>
+              <w:rPr>
+                <w:lang w:val="en-US"/>
+              </w:rPr>
+            </w:pPr>
+            <w:r>
+              <w:rPr>
+                <w:rFonts w:ascii="DejaVu Sans Mono" w:hAnsi="DejaVu Sans Mono"/>
+                <w:b/>
+                <w:color w:val="315BC0"/>
+                <w:sz w:val="18"/>
+                <w:lang w:val="en-US"/>
+              </w:rPr>
+              <w:t>LINES</w:t>
+            </w:r>
+            <w:r>
+              <w:rPr>
+                <w:rFonts w:ascii="DejaVu Sans Mono" w:hAnsi="DejaVu Sans Mono"/>
+                <w:color w:val="25364B"/>
+                <w:sz w:val="18"/>
+                <w:lang w:val="en-US"/>
+              </w:rPr>
+              <w:t xml:space="preserve"> </w:t>
+            </w:r>
+            <w:r>
+              <w:rPr>
+                <w:rFonts w:ascii="DejaVu Sans Mono" w:hAnsi="DejaVu Sans Mono"/>
+                <w:b/>
+                <w:color w:val="315BC0"/>
+                <w:sz w:val="18"/>
+                <w:lang w:val="en-US"/>
+              </w:rPr>
+              <w:t>TERMINATED</w:t>
+            </w:r>
+            <w:r>
+              <w:rPr>
+                <w:rFonts w:ascii="DejaVu Sans Mono" w:hAnsi="DejaVu Sans Mono"/>
+                <w:color w:val="25364B"/>
+                <w:sz w:val="18"/>
+                <w:lang w:val="en-US"/>
+              </w:rPr>
+              <w:t xml:space="preserve"> </w:t>
+            </w:r>
+            <w:r>
+              <w:rPr>
+                <w:rFonts w:ascii="DejaVu Sans Mono" w:hAnsi="DejaVu Sans Mono"/>
+                <w:b/>
+                <w:color w:val="315BC0"/>
+                <w:sz w:val="18"/>
+                <w:lang w:val="en-US"/>
+              </w:rPr>
+              <w:t>BY</w:t>
+            </w:r>
+            <w:r>
+              <w:rPr>
+                <w:rFonts w:ascii="DejaVu Sans Mono" w:hAnsi="DejaVu Sans Mono"/>
+                <w:color w:val="25364B"/>
+                <w:sz w:val="18"/>
+                <w:lang w:val="en-US"/>
+              </w:rPr>
+              <w:t xml:space="preserve"> </w:t>
+            </w:r>
+            <w:r>
+              <w:rPr>
+                <w:rFonts w:ascii="DejaVu Sans Mono" w:hAnsi="DejaVu Sans Mono"/>
+                <w:color w:val="06734E"/>
+                <w:sz w:val="18"/>
+                <w:lang w:val="en-US"/>
+              </w:rPr>
+              <w:t>'\n'</w:t>
+            </w:r>
+          </w:p>
+        </w:tc>
+      </w:tr>
+      <w:tr>
+        <w:trPr>
+          <w:cantSplit/>
+          <w:jc w:val="center"/>
+        </w:trPr>
+        <w:tc>
+          <w:tcPr>
+            <w:tcW w:w="567" w:type="dxa"/>
+            <w:tcBorders>
+              <w:top w:val="single" w:sz="6" w:space="0" w:color="D9D9D9"/>
+              <w:bottom w:val="single" w:sz="6" w:space="0" w:color="D9D9D9"/>
+            </w:tcBorders>
+            <w:shd w:val="clear" w:color="auto" w:fill="E9EEF4"/>
+            <w:tcMar>
+              <w:top w:w="55" w:type="dxa"/>
+              <w:left w:w="130" w:type="dxa"/>
+              <w:bottom w:w="55" w:type="dxa"/>
+              <w:right w:w="130" w:type="dxa"/>
+            </w:tcMar>
+            <w:vAlign w:val="center"/>
+          </w:tcPr>
+          <w:p>
+            <w:pPr>
+              <w:keepNext/>
+              <w:spacing w:after="0" w:line="240" w:lineRule="auto"/>
+              <w:jc w:val="right"/>
+            </w:pPr>
+            <w:r>
+              <w:rPr>
+                <w:rFonts w:ascii="DejaVu Sans Mono" w:hAnsi="DejaVu Sans Mono"/>
+                <w:color w:val="7C899B"/>
+                <w:sz w:val="18"/>
+              </w:rPr>
+              <w:t>6</w:t>
+            </w:r>
+          </w:p>
+        </w:tc>
+        <w:tc>
+          <w:tcPr>
+            <w:tcW w:w="8236" w:type="dxa"/>
+            <w:tcBorders>
+              <w:top w:val="single" w:sz="6" w:space="0" w:color="D9D9D9"/>
+              <w:bottom w:val="single" w:sz="6" w:space="0" w:color="D9D9D9"/>
+            </w:tcBorders>
+            <w:shd w:val="clear" w:color="auto" w:fill="F5F7FA"/>
+            <w:tcMar>
+              <w:top w:w="55" w:type="dxa"/>
+              <w:left w:w="130" w:type="dxa"/>
+              <w:bottom w:w="55" w:type="dxa"/>
+              <w:right w:w="130" w:type="dxa"/>
+            </w:tcMar>
+            <w:vAlign w:val="center"/>
+          </w:tcPr>
+          <w:p>
+            <w:pPr>
+              <w:keepNext/>
+              <w:spacing w:after="0" w:line="240" w:lineRule="auto"/>
+            </w:pPr>
+            <w:r>
+              <w:rPr>
+                <w:rFonts w:ascii="DejaVu Sans Mono" w:hAnsi="DejaVu Sans Mono"/>
+                <w:b/>
+                <w:color w:val="315BC0"/>
+                <w:sz w:val="18"/>
+              </w:rPr>
+              <w:t>IGNORE</w:t>
+            </w:r>
+            <w:r>
+              <w:rPr>
+                <w:rFonts w:ascii="DejaVu Sans Mono" w:hAnsi="DejaVu Sans Mono"/>
+                <w:color w:val="25364B"/>
+                <w:sz w:val="18"/>
+              </w:rPr>
+              <w:t xml:space="preserve"> 1 </w:t>
+            </w:r>
+            <w:r>
+              <w:rPr>
+                <w:rFonts w:ascii="DejaVu Sans Mono" w:hAnsi="DejaVu Sans Mono"/>
+                <w:b/>
+                <w:color w:val="315BC0"/>
+                <w:sz w:val="18"/>
+              </w:rPr>
+              <w:t>LINES;</w:t>
+            </w:r>
+          </w:p>
+        </w:tc>
+      </w:tr>
+      <w:tr>
+        <w:trPr>
+          <w:cantSplit/>
+          <w:jc w:val="center"/>
+        </w:trPr>
+        <w:tc>
+          <w:tcPr>
+            <w:tcW w:w="567" w:type="dxa"/>
+            <w:tcBorders>
+              <w:top w:val="single" w:sz="6" w:space="0" w:color="D9D9D9"/>
+              <w:bottom w:val="single" w:sz="6" w:space="0" w:color="D9D9D9"/>
+            </w:tcBorders>
+            <w:shd w:val="clear" w:color="auto" w:fill="E9EEF4"/>
+            <w:tcMar>
+              <w:top w:w="55" w:type="dxa"/>
+              <w:left w:w="130" w:type="dxa"/>
+              <w:bottom w:w="55" w:type="dxa"/>
+              <w:right w:w="130" w:type="dxa"/>
+            </w:tcMar>
+            <w:vAlign w:val="center"/>
+          </w:tcPr>
+          <w:p>
+            <w:pPr>
+              <w:keepNext/>
+              <w:spacing w:after="0" w:line="240" w:lineRule="auto"/>
+              <w:jc w:val="right"/>
+            </w:pPr>
+            <w:r>
+              <w:rPr>
+                <w:rFonts w:ascii="DejaVu Sans Mono" w:hAnsi="DejaVu Sans Mono"/>
+                <w:color w:val="7C899B"/>
+                <w:sz w:val="18"/>
+              </w:rPr>
+              <w:t>7</w:t>
+            </w:r>
+          </w:p>
+        </w:tc>
+        <w:tc>
+          <w:tcPr>
+            <w:tcW w:w="8236" w:type="dxa"/>
+            <w:tcBorders>
+              <w:top w:val="single" w:sz="6" w:space="0" w:color="D9D9D9"/>
+              <w:bottom w:val="single" w:sz="6" w:space="0" w:color="D9D9D9"/>
+            </w:tcBorders>
+            <w:shd w:val="clear" w:color="auto" w:fill="F5F7FA"/>
+            <w:tcMar>
+              <w:top w:w="55" w:type="dxa"/>
+              <w:left w:w="130" w:type="dxa"/>
+              <w:bottom w:w="55" w:type="dxa"/>
+              <w:right w:w="130" w:type="dxa"/>
+            </w:tcMar>
+            <w:vAlign w:val="center"/>
+          </w:tcPr>
+          <w:p>
+            <w:pPr>
+              <w:keepNext/>
+              <w:spacing w:after="0" w:line="240" w:lineRule="auto"/>
+            </w:pPr>
+          </w:p>
+        </w:tc>
+      </w:tr>
+    </w:tbl>
+    <w:p>
+      <w:pPr>
+        <w:ind w:left="142"/>
+        <w:rPr>
+          <w:rFonts w:ascii="Calibri" w:hAnsi="Calibri"/>
+          <w:b/>
+          <w:color w:val="000000"/>
+          <w:sz w:val="28"/>
+        </w:rPr>
+      </w:pPr>
+    </w:p>
+    <w:p>
+      <w:pPr>
+        <w:ind w:left="142"/>
+        <w:rPr>
+          <w:rFonts w:ascii="Calibri" w:hAnsi="Calibri"/>
+          <w:b/>
+          <w:color w:val="000000"/>
+          <w:sz w:val="22"/>
+        </w:rPr>
+      </w:pPr>
+      <w:r>
+        <w:rPr>
+          <w:rFonts w:ascii="Calibri" w:hAnsi="Calibri"/>
+          <w:b/>
+          <w:color w:val="000000"/>
+          <w:sz w:val="22"/>
+        </w:rPr>
+        <w:t>Capture de l’exécution</w:t>
+      </w:r>
+    </w:p>
+    <w:tbl>
+      <w:tblPr>
+        <w:tblW w:w="8803" w:type="dxa"/>
+        <w:jc w:val="center"/>
+        <w:tblBorders>
+          <w:top w:val="single" w:sz="6" w:space="0" w:color="D9D9D9"/>
+          <w:left w:val="single" w:sz="6" w:space="0" w:color="D9D9D9"/>
+          <w:bottom w:val="single" w:sz="6" w:space="0" w:color="D9D9D9"/>
+          <w:right w:val="single" w:sz="6" w:space="0" w:color="D9D9D9"/>
+          <w:insideH w:val="nil"/>
+          <w:insideV w:val="nil"/>
+        </w:tblBorders>
+        <w:tblLayout w:type="fixed"/>
+        <w:tblLook w:val="04A0" w:firstRow="1" w:lastRow="0" w:firstColumn="1" w:lastColumn="0" w:noHBand="0" w:noVBand="1"/>
+      </w:tblPr>
+      <w:tblGrid>
+        <w:gridCol w:w="8803"/>
+      </w:tblGrid>
+      <w:tr>
+        <w:trPr>
+          <w:cantSplit/>
+          <w:jc w:val="center"/>
+        </w:trPr>
+        <w:tc>
+          <w:tcPr>
+            <w:tcW w:w="8803" w:type="dxa"/>
+            <w:shd w:val="clear" w:color="auto" w:fill="E9EEF4"/>
+            <w:tcMar>
+              <w:top w:w="55" w:type="dxa"/>
+              <w:left w:w="130" w:type="dxa"/>
+              <w:bottom w:w="55" w:type="dxa"/>
+              <w:right w:w="130" w:type="dxa"/>
+            </w:tcMar>
+            <w:vAlign w:val="center"/>
+          </w:tcPr>
+          <w:p>
+            <w:pPr>
+              <w:spacing w:before="80" w:after="80" w:line="240" w:lineRule="auto"/>
+            </w:pPr>
+            <w:r>
+              <w:rPr>
+                <w:rFonts w:ascii="Calibri" w:hAnsi="Calibri"/>
+                <w:color w:val="25364B"/>
+                <w:sz w:val="20"/>
+              </w:rPr>
+              <w:t xml:space="preserve">PhpMyAdmin   /   db_aeroport   /   </w:t>
+            </w:r>
+            <w:proofErr w:type="spellStart"/>
+            <w:r>
+              <w:rPr>
+                <w:rFonts w:ascii="Calibri" w:hAnsi="Calibri"/>
+                <w:color w:val="25364B"/>
+                <w:sz w:val="20"/>
+              </w:rPr>
+              <w:t>t_</w:t>
+            </w:r>
+            <w:r>
+              <w:rPr>
+                <w:rFonts w:ascii="Calibri" w:hAnsi="Calibri"/>
+                <w:color w:val="25364B"/>
+                <w:sz w:val="20"/>
+              </w:rPr>
+              <w:t>type_avion</w:t>
+            </w:r>
+            <w:proofErr w:type="spellEnd"/>
+          </w:p>
+        </w:tc>
+      </w:tr>
+      <w:tr>
+        <w:trPr>
+          <w:cantSplit/>
+          <w:trHeight w:val="3937"/>
+          <w:jc w:val="center"/>
+        </w:trPr>
+        <w:tc>
+          <w:tcPr>
+            <w:tcW w:w="8803" w:type="dxa"/>
+            <w:shd w:val="clear" w:color="auto" w:fill="FAFBFD"/>
+            <w:tcMar>
+              <w:top w:w="55" w:type="dxa"/>
+              <w:left w:w="130" w:type="dxa"/>
+              <w:bottom w:w="55" w:type="dxa"/>
+              <w:right w:w="130" w:type="dxa"/>
+            </w:tcMar>
+            <w:vAlign w:val="center"/>
+          </w:tcPr>
+          <w:p>
+            <w:pPr>
+              <w:spacing w:before="100"/>
+              <w:jc w:val="center"/>
+            </w:pPr>
+            <w:r>
+              <w:rPr>
+                <w:noProof/>
+              </w:rPr>
+              <w:drawing>
+                <wp:anchor distT="0" distB="0" distL="114300" distR="114300" simplePos="0" relativeHeight="251672576" behindDoc="0" locked="0" layoutInCell="1" allowOverlap="1" wp14:anchorId="45C5C1AC" wp14:editId="0CEB9EB6">
+                  <wp:simplePos x="0" y="0"/>
+                  <wp:positionH relativeFrom="column">
+                    <wp:posOffset>76200</wp:posOffset>
+                  </wp:positionH>
+                  <wp:positionV relativeFrom="line">
+                    <wp:posOffset>-200660</wp:posOffset>
+                  </wp:positionV>
+                  <wp:extent cx="5252085" cy="1453515"/>
+                  <wp:effectExtent l="0" t="0" r="5715" b="0"/>
+                  <wp:wrapNone/>
+                  <wp:docPr id="1814725317" name="Image 12"/>
+                  <wp:cNvGraphicFramePr>
+                    <a:graphicFrameLocks xmlns:a="http://schemas.openxmlformats.org/drawingml/2006/main" noChangeAspect="1"/>
+                  </wp:cNvGraphicFramePr>
+                  <a:graphic xmlns:a="http://schemas.openxmlformats.org/drawingml/2006/main">
+                    <a:graphicData uri="http://schemas.openxmlformats.org/drawingml/2006/picture">
+                      <pic:pic xmlns:pic="http://schemas.openxmlformats.org/drawingml/2006/picture">
+                        <pic:nvPicPr>
+                          <pic:cNvPr id="1814725317" name="Image 12"/>
+                          <pic:cNvPicPr/>
+                        </pic:nvPicPr>
+                        <pic:blipFill>
+                          <a:blip r:embed="rId18"/>
+                          <a:stretch>
+                            <a:fillRect/>
+                          </a:stretch>
+                        </pic:blipFill>
+                        <pic:spPr>
+                          <a:xfrm>
+                            <a:off x="0" y="0"/>
+                            <a:ext cx="5252085" cy="1453515"/>
+                          </a:xfrm>
+                          <a:prstGeom prst="rect">
+                            <a:avLst/>
+                          </a:prstGeom>
+                        </pic:spPr>
+                      </pic:pic>
+                    </a:graphicData>
+                  </a:graphic>
+                  <wp14:sizeRelH relativeFrom="margin">
+                    <wp14:pctWidth>0</wp14:pctWidth>
+                  </wp14:sizeRelH>
+                  <wp14:sizeRelV relativeFrom="margin">
+                    <wp14:pctHeight>0</wp14:pctHeight>
+                  </wp14:sizeRelV>
+                </wp:anchor>
+              </w:drawing>
+            </w:r>
+          </w:p>
+        </w:tc>
+      </w:tr>
+    </w:tbl>
+    <w:p>
+      <w:pPr>
+        <w:ind w:left="142"/>
+        <w:rPr>
+          <w:rFonts w:ascii="Calibri" w:hAnsi="Calibri"/>
+          <w:b/>
+          <w:color w:val="000000"/>
+          <w:sz w:val="22"/>
+        </w:rPr>
+      </w:pPr>
+    </w:p>
+    <w:p>
+      <w:pPr>
+        <w:rPr>
+          <w:rFonts w:ascii="Calibri" w:hAnsi="Calibri"/>
+          <w:b/>
+          <w:color w:val="000000"/>
+          <w:sz w:val="28"/>
+        </w:rPr>
+      </w:pPr>
+      <w:r>
+        <w:rPr>
+          <w:rFonts w:ascii="Calibri" w:hAnsi="Calibri"/>
+          <w:b/>
+          <w:color w:val="000000"/>
+          <w:sz w:val="28"/>
+        </w:rPr>
+        <w:br w:type="page"/>
+      </w:r>
+    </w:p>
+    <w:p>
+      <w:pPr>
+        <w:ind w:left="142"/>
+        <w:rPr>
+          <w:rFonts w:ascii="Calibri" w:hAnsi="Calibri"/>
+          <w:b/>
+          <w:color w:val="000000"/>
+          <w:sz w:val="28"/>
+        </w:rPr>
+      </w:pPr>
+      <w:r>
+        <w:rPr>
+          <w:rFonts w:ascii="Calibri" w:hAnsi="Calibri"/>
+          <w:b/>
+          <w:color w:val="000000"/>
+          <w:sz w:val="28"/>
+        </w:rPr>
+        <w:lastRenderedPageBreak/>
+        <w:t>0</w:t>
+      </w:r>
+      <w:r>
+        <w:rPr>
+          <w:rFonts w:ascii="Calibri" w:hAnsi="Calibri"/>
+          <w:b/>
+          <w:color w:val="000000"/>
+          <w:sz w:val="28"/>
+        </w:rPr>
+        <w:t>4</w:t>
+      </w:r>
+      <w:r>
+        <w:rPr>
+          <w:rFonts w:ascii="Calibri" w:hAnsi="Calibri"/>
+          <w:b/>
+          <w:color w:val="000000"/>
+          <w:sz w:val="28"/>
+        </w:rPr>
+        <w:t xml:space="preserve"> </w:t>
+      </w:r>
+      <w:r>
+        <w:rPr>
+          <w:rFonts w:ascii="Calibri" w:hAnsi="Calibri"/>
+          <w:b/>
+          <w:color w:val="000000"/>
+          <w:sz w:val="28"/>
+        </w:rPr>
+        <w:t>A</w:t>
+      </w:r>
+      <w:r>
+        <w:rPr>
+          <w:rFonts w:ascii="Calibri" w:hAnsi="Calibri"/>
+          <w:b/>
+          <w:color w:val="000000"/>
+          <w:sz w:val="28"/>
+        </w:rPr>
+        <w:t>vion</w:t>
+      </w:r>
+    </w:p>
+    <w:tbl>
+      <w:tblPr>
+        <w:tblW w:w="8803" w:type="dxa"/>
+        <w:jc w:val="center"/>
+        <w:tblBorders>
+          <w:top w:val="single" w:sz="6" w:space="0" w:color="D9D9D9"/>
+          <w:left w:val="single" w:sz="6" w:space="0" w:color="D9D9D9"/>
+          <w:bottom w:val="single" w:sz="6" w:space="0" w:color="D9D9D9"/>
+          <w:right w:val="single" w:sz="6" w:space="0" w:color="D9D9D9"/>
+          <w:insideH w:val="nil"/>
+          <w:insideV w:val="nil"/>
+        </w:tblBorders>
+        <w:tblLayout w:type="fixed"/>
+        <w:tblLook w:val="04A0" w:firstRow="1" w:lastRow="0" w:firstColumn="1" w:lastColumn="0" w:noHBand="0" w:noVBand="1"/>
+      </w:tblPr>
+      <w:tblGrid>
+        <w:gridCol w:w="567"/>
+        <w:gridCol w:w="8236"/>
+      </w:tblGrid>
+      <w:tr>
+        <w:trPr>
+          <w:cantSplit/>
+          <w:jc w:val="center"/>
+        </w:trPr>
+        <w:tc>
+          <w:tcPr>
+            <w:tcW w:w="8803" w:type="dxa"/>
+            <w:gridSpan w:val="2"/>
+            <w:tcBorders>
+              <w:top w:val="single" w:sz="6" w:space="0" w:color="D9D9D9"/>
+              <w:bottom w:val="single" w:sz="6" w:space="0" w:color="D9D9D9"/>
+            </w:tcBorders>
+            <w:shd w:val="clear" w:color="auto" w:fill="25364B"/>
+            <w:tcMar>
+              <w:top w:w="55" w:type="dxa"/>
+              <w:left w:w="130" w:type="dxa"/>
+              <w:bottom w:w="55" w:type="dxa"/>
+              <w:right w:w="130" w:type="dxa"/>
+            </w:tcMar>
+            <w:vAlign w:val="center"/>
+          </w:tcPr>
+          <w:p>
+            <w:pPr>
+              <w:spacing w:before="100" w:after="100" w:line="240" w:lineRule="auto"/>
+            </w:pPr>
+            <w:r>
+              <w:rPr>
+                <w:rFonts w:ascii="Calibri" w:hAnsi="Calibri"/>
+                <w:b/>
+                <w:color w:val="FFFFFF"/>
+                <w:sz w:val="20"/>
+              </w:rPr>
+              <w:t>SQL   /   t_avion.tsv</w:t>
+            </w:r>
+          </w:p>
+        </w:tc>
+      </w:tr>
+      <w:tr>
+        <w:trPr>
+          <w:cantSplit/>
+          <w:jc w:val="center"/>
+        </w:trPr>
+        <w:tc>
+          <w:tcPr>
+            <w:tcW w:w="567" w:type="dxa"/>
+            <w:tcBorders>
+              <w:top w:val="single" w:sz="6" w:space="0" w:color="D9D9D9"/>
+              <w:bottom w:val="single" w:sz="6" w:space="0" w:color="D9D9D9"/>
+            </w:tcBorders>
+            <w:shd w:val="clear" w:color="auto" w:fill="E9EEF4"/>
+            <w:tcMar>
+              <w:top w:w="55" w:type="dxa"/>
+              <w:left w:w="130" w:type="dxa"/>
+              <w:bottom w:w="55" w:type="dxa"/>
+              <w:right w:w="130" w:type="dxa"/>
+            </w:tcMar>
+            <w:vAlign w:val="center"/>
+          </w:tcPr>
+          <w:p>
+            <w:pPr>
+              <w:keepNext/>
+              <w:spacing w:after="0" w:line="240" w:lineRule="auto"/>
+              <w:jc w:val="right"/>
+            </w:pPr>
+            <w:r>
+              <w:rPr>
+                <w:rFonts w:ascii="DejaVu Sans Mono" w:hAnsi="DejaVu Sans Mono"/>
+                <w:color w:val="7C899B"/>
+                <w:sz w:val="18"/>
+              </w:rPr>
+              <w:t>1</w:t>
+            </w:r>
+          </w:p>
+        </w:tc>
+        <w:tc>
+          <w:tcPr>
+            <w:tcW w:w="8236" w:type="dxa"/>
+            <w:tcBorders>
+              <w:top w:val="single" w:sz="6" w:space="0" w:color="D9D9D9"/>
+              <w:bottom w:val="single" w:sz="6" w:space="0" w:color="D9D9D9"/>
+            </w:tcBorders>
+            <w:shd w:val="clear" w:color="auto" w:fill="F5F7FA"/>
+            <w:tcMar>
+              <w:top w:w="55" w:type="dxa"/>
+              <w:left w:w="130" w:type="dxa"/>
+              <w:bottom w:w="55" w:type="dxa"/>
+              <w:right w:w="130" w:type="dxa"/>
+            </w:tcMar>
+            <w:vAlign w:val="center"/>
+          </w:tcPr>
+          <w:p>
+            <w:pPr>
+              <w:keepNext/>
+              <w:spacing w:after="0" w:line="240" w:lineRule="auto"/>
+            </w:pPr>
+            <w:r>
+              <w:rPr>
+                <w:rFonts w:ascii="DejaVu Sans Mono" w:hAnsi="DejaVu Sans Mono"/>
+                <w:b/>
+                <w:color w:val="315BC0"/>
+                <w:sz w:val="18"/>
+              </w:rPr>
+              <w:t>LOAD</w:t>
+            </w:r>
+            <w:r>
+              <w:rPr>
+                <w:rFonts w:ascii="DejaVu Sans Mono" w:hAnsi="DejaVu Sans Mono"/>
+                <w:color w:val="25364B"/>
+                <w:sz w:val="18"/>
+              </w:rPr>
+              <w:t xml:space="preserve"> </w:t>
+            </w:r>
+            <w:r>
+              <w:rPr>
+                <w:rFonts w:ascii="DejaVu Sans Mono" w:hAnsi="DejaVu Sans Mono"/>
+                <w:b/>
+                <w:color w:val="315BC0"/>
+                <w:sz w:val="18"/>
+              </w:rPr>
+              <w:t>DATA</w:t>
+            </w:r>
+            <w:r>
+              <w:rPr>
+                <w:rFonts w:ascii="DejaVu Sans Mono" w:hAnsi="DejaVu Sans Mono"/>
+                <w:color w:val="25364B"/>
+                <w:sz w:val="18"/>
+              </w:rPr>
+              <w:t xml:space="preserve"> </w:t>
+            </w:r>
+            <w:r>
+              <w:rPr>
+                <w:rFonts w:ascii="DejaVu Sans Mono" w:hAnsi="DejaVu Sans Mono"/>
+                <w:b/>
+                <w:color w:val="315BC0"/>
+                <w:sz w:val="18"/>
+              </w:rPr>
+              <w:t>INFILE</w:t>
+            </w:r>
+            <w:r>
+              <w:rPr>
+                <w:rFonts w:ascii="DejaVu Sans Mono" w:hAnsi="DejaVu Sans Mono"/>
+                <w:color w:val="25364B"/>
+                <w:sz w:val="18"/>
+              </w:rPr>
+              <w:t xml:space="preserve"> </w:t>
+            </w:r>
+            <w:r>
+              <w:rPr>
+                <w:rFonts w:ascii="DejaVu Sans Mono" w:hAnsi="DejaVu Sans Mono"/>
+                <w:color w:val="06734E"/>
+                <w:sz w:val="18"/>
+              </w:rPr>
+              <w:t>'/var/lib/mysql-files/t_avion.tsv'</w:t>
+            </w:r>
+          </w:p>
+        </w:tc>
+      </w:tr>
+      <w:tr>
+        <w:trPr>
+          <w:cantSplit/>
+          <w:jc w:val="center"/>
+        </w:trPr>
+        <w:tc>
+          <w:tcPr>
+            <w:tcW w:w="567" w:type="dxa"/>
+            <w:tcBorders>
+              <w:top w:val="single" w:sz="6" w:space="0" w:color="D9D9D9"/>
+              <w:bottom w:val="single" w:sz="6" w:space="0" w:color="D9D9D9"/>
+            </w:tcBorders>
+            <w:shd w:val="clear" w:color="auto" w:fill="E9EEF4"/>
+            <w:tcMar>
+              <w:top w:w="55" w:type="dxa"/>
+              <w:left w:w="130" w:type="dxa"/>
+              <w:bottom w:w="55" w:type="dxa"/>
+              <w:right w:w="130" w:type="dxa"/>
+            </w:tcMar>
+            <w:vAlign w:val="center"/>
+          </w:tcPr>
+          <w:p>
+            <w:pPr>
+              <w:keepNext/>
+              <w:spacing w:after="0" w:line="240" w:lineRule="auto"/>
+              <w:jc w:val="right"/>
+            </w:pPr>
+            <w:r>
+              <w:rPr>
+                <w:rFonts w:ascii="DejaVu Sans Mono" w:hAnsi="DejaVu Sans Mono"/>
+                <w:color w:val="7C899B"/>
+                <w:sz w:val="18"/>
+              </w:rPr>
+              <w:t>2</w:t>
+            </w:r>
+          </w:p>
+        </w:tc>
+        <w:tc>
+          <w:tcPr>
+            <w:tcW w:w="8236" w:type="dxa"/>
+            <w:tcBorders>
+              <w:top w:val="single" w:sz="6" w:space="0" w:color="D9D9D9"/>
+              <w:bottom w:val="single" w:sz="6" w:space="0" w:color="D9D9D9"/>
+            </w:tcBorders>
+            <w:shd w:val="clear" w:color="auto" w:fill="F5F7FA"/>
+            <w:tcMar>
+              <w:top w:w="55" w:type="dxa"/>
+              <w:left w:w="130" w:type="dxa"/>
+              <w:bottom w:w="55" w:type="dxa"/>
+              <w:right w:w="130" w:type="dxa"/>
+            </w:tcMar>
+            <w:vAlign w:val="center"/>
+          </w:tcPr>
+          <w:p>
+            <w:pPr>
+              <w:keepNext/>
+              <w:spacing w:after="0" w:line="240" w:lineRule="auto"/>
+              <w:rPr>
+                <w:lang w:val="en-US"/>
+              </w:rPr>
+            </w:pPr>
+            <w:r>
+              <w:rPr>
+                <w:rFonts w:ascii="DejaVu Sans Mono" w:hAnsi="DejaVu Sans Mono"/>
+                <w:b/>
+                <w:color w:val="315BC0"/>
+                <w:sz w:val="18"/>
+                <w:lang w:val="en-US"/>
+              </w:rPr>
+              <w:t>INTO</w:t>
+            </w:r>
+            <w:r>
+              <w:rPr>
+                <w:rFonts w:ascii="DejaVu Sans Mono" w:hAnsi="DejaVu Sans Mono"/>
+                <w:color w:val="25364B"/>
+                <w:sz w:val="18"/>
+                <w:lang w:val="en-US"/>
+              </w:rPr>
+              <w:t xml:space="preserve"> </w:t>
+            </w:r>
+            <w:r>
+              <w:rPr>
+                <w:rFonts w:ascii="DejaVu Sans Mono" w:hAnsi="DejaVu Sans Mono"/>
+                <w:b/>
+                <w:color w:val="315BC0"/>
+                <w:sz w:val="18"/>
+                <w:lang w:val="en-US"/>
+              </w:rPr>
+              <w:t>TABLE</w:t>
+            </w:r>
+            <w:r>
+              <w:rPr>
+                <w:rFonts w:ascii="DejaVu Sans Mono" w:hAnsi="DejaVu Sans Mono"/>
+                <w:color w:val="25364B"/>
+                <w:sz w:val="18"/>
+                <w:lang w:val="en-US"/>
+              </w:rPr>
+              <w:t xml:space="preserve"> t_a</w:t>
+            </w:r>
+            <w:r>
+              <w:rPr>
+                <w:rFonts w:ascii="DejaVu Sans Mono" w:hAnsi="DejaVu Sans Mono"/>
+                <w:color w:val="25364B"/>
+                <w:sz w:val="18"/>
+                <w:lang w:val="en-US"/>
+              </w:rPr>
+              <w:t>vion</w:t>
+            </w:r>
+          </w:p>
+        </w:tc>
+      </w:tr>
+      <w:tr>
+        <w:trPr>
+          <w:cantSplit/>
+          <w:jc w:val="center"/>
+        </w:trPr>
+        <w:tc>
+          <w:tcPr>
+            <w:tcW w:w="567" w:type="dxa"/>
+            <w:tcBorders>
+              <w:top w:val="single" w:sz="6" w:space="0" w:color="D9D9D9"/>
+              <w:bottom w:val="single" w:sz="6" w:space="0" w:color="D9D9D9"/>
+            </w:tcBorders>
+            <w:shd w:val="clear" w:color="auto" w:fill="E9EEF4"/>
+            <w:tcMar>
+              <w:top w:w="55" w:type="dxa"/>
+              <w:left w:w="130" w:type="dxa"/>
+              <w:bottom w:w="55" w:type="dxa"/>
+              <w:right w:w="130" w:type="dxa"/>
+            </w:tcMar>
+            <w:vAlign w:val="center"/>
+          </w:tcPr>
+          <w:p>
+            <w:pPr>
+              <w:keepNext/>
+              <w:spacing w:after="0" w:line="240" w:lineRule="auto"/>
+              <w:jc w:val="right"/>
+            </w:pPr>
+            <w:r>
+              <w:rPr>
+                <w:rFonts w:ascii="DejaVu Sans Mono" w:hAnsi="DejaVu Sans Mono"/>
+                <w:color w:val="7C899B"/>
+                <w:sz w:val="18"/>
+              </w:rPr>
+              <w:t>3</w:t>
+            </w:r>
+          </w:p>
+        </w:tc>
+        <w:tc>
+          <w:tcPr>
+            <w:tcW w:w="8236" w:type="dxa"/>
+            <w:tcBorders>
+              <w:top w:val="single" w:sz="6" w:space="0" w:color="D9D9D9"/>
+              <w:bottom w:val="single" w:sz="6" w:space="0" w:color="D9D9D9"/>
+            </w:tcBorders>
+            <w:shd w:val="clear" w:color="auto" w:fill="F5F7FA"/>
+            <w:tcMar>
+              <w:top w:w="55" w:type="dxa"/>
+              <w:left w:w="130" w:type="dxa"/>
+              <w:bottom w:w="55" w:type="dxa"/>
+              <w:right w:w="130" w:type="dxa"/>
+            </w:tcMar>
+            <w:vAlign w:val="center"/>
+          </w:tcPr>
+          <w:p>
+            <w:pPr>
+              <w:keepNext/>
+              <w:spacing w:after="0" w:line="240" w:lineRule="auto"/>
+            </w:pPr>
+            <w:r>
+              <w:rPr>
+                <w:rFonts w:ascii="DejaVu Sans Mono" w:hAnsi="DejaVu Sans Mono"/>
+                <w:b/>
+                <w:color w:val="315BC0"/>
+                <w:sz w:val="18"/>
+              </w:rPr>
+              <w:t>CHARACTER</w:t>
+            </w:r>
+            <w:r>
+              <w:rPr>
+                <w:rFonts w:ascii="DejaVu Sans Mono" w:hAnsi="DejaVu Sans Mono"/>
+                <w:color w:val="25364B"/>
+                <w:sz w:val="18"/>
+              </w:rPr>
+              <w:t xml:space="preserve"> </w:t>
+            </w:r>
+            <w:r>
+              <w:rPr>
+                <w:rFonts w:ascii="DejaVu Sans Mono" w:hAnsi="DejaVu Sans Mono"/>
+                <w:b/>
+                <w:color w:val="315BC0"/>
+                <w:sz w:val="18"/>
+              </w:rPr>
+              <w:t>SET</w:t>
+            </w:r>
+            <w:r>
+              <w:rPr>
+                <w:rFonts w:ascii="DejaVu Sans Mono" w:hAnsi="DejaVu Sans Mono"/>
+                <w:color w:val="25364B"/>
+                <w:sz w:val="18"/>
+              </w:rPr>
+              <w:t xml:space="preserve"> utf8mb4</w:t>
+            </w:r>
+          </w:p>
+        </w:tc>
+      </w:tr>
+      <w:tr>
+        <w:trPr>
+          <w:cantSplit/>
+          <w:jc w:val="center"/>
+        </w:trPr>
+        <w:tc>
+          <w:tcPr>
+            <w:tcW w:w="567" w:type="dxa"/>
+            <w:tcBorders>
+              <w:top w:val="single" w:sz="6" w:space="0" w:color="D9D9D9"/>
+              <w:bottom w:val="single" w:sz="6" w:space="0" w:color="D9D9D9"/>
+            </w:tcBorders>
+            <w:shd w:val="clear" w:color="auto" w:fill="E9EEF4"/>
+            <w:tcMar>
+              <w:top w:w="55" w:type="dxa"/>
+              <w:left w:w="130" w:type="dxa"/>
+              <w:bottom w:w="55" w:type="dxa"/>
+              <w:right w:w="130" w:type="dxa"/>
+            </w:tcMar>
+            <w:vAlign w:val="center"/>
+          </w:tcPr>
+          <w:p>
+            <w:pPr>
+              <w:keepNext/>
+              <w:spacing w:after="0" w:line="240" w:lineRule="auto"/>
+              <w:jc w:val="right"/>
+            </w:pPr>
+            <w:r>
+              <w:rPr>
+                <w:rFonts w:ascii="DejaVu Sans Mono" w:hAnsi="DejaVu Sans Mono"/>
+                <w:color w:val="7C899B"/>
+                <w:sz w:val="18"/>
+              </w:rPr>
+              <w:t>4</w:t>
+            </w:r>
+          </w:p>
+        </w:tc>
+        <w:tc>
+          <w:tcPr>
+            <w:tcW w:w="8236" w:type="dxa"/>
+            <w:tcBorders>
+              <w:top w:val="single" w:sz="6" w:space="0" w:color="D9D9D9"/>
+              <w:bottom w:val="single" w:sz="6" w:space="0" w:color="D9D9D9"/>
+            </w:tcBorders>
+            <w:shd w:val="clear" w:color="auto" w:fill="F5F7FA"/>
+            <w:tcMar>
+              <w:top w:w="55" w:type="dxa"/>
+              <w:left w:w="130" w:type="dxa"/>
+              <w:bottom w:w="55" w:type="dxa"/>
+              <w:right w:w="130" w:type="dxa"/>
+            </w:tcMar>
+            <w:vAlign w:val="center"/>
+          </w:tcPr>
+          <w:p>
+            <w:pPr>
+              <w:keepNext/>
+              <w:spacing w:after="0" w:line="240" w:lineRule="auto"/>
+              <w:rPr>
+                <w:lang w:val="en-US"/>
+              </w:rPr>
+            </w:pPr>
+            <w:r>
+              <w:rPr>
+                <w:rFonts w:ascii="DejaVu Sans Mono" w:hAnsi="DejaVu Sans Mono"/>
+                <w:b/>
+                <w:color w:val="315BC0"/>
+                <w:sz w:val="18"/>
+                <w:lang w:val="en-US"/>
+              </w:rPr>
+              <w:t>FIELDS</w:t>
+            </w:r>
+            <w:r>
+              <w:rPr>
+                <w:rFonts w:ascii="DejaVu Sans Mono" w:hAnsi="DejaVu Sans Mono"/>
+                <w:color w:val="25364B"/>
+                <w:sz w:val="18"/>
+                <w:lang w:val="en-US"/>
+              </w:rPr>
+              <w:t xml:space="preserve"> </w:t>
+            </w:r>
+            <w:r>
+              <w:rPr>
+                <w:rFonts w:ascii="DejaVu Sans Mono" w:hAnsi="DejaVu Sans Mono"/>
+                <w:b/>
+                <w:color w:val="315BC0"/>
+                <w:sz w:val="18"/>
+                <w:lang w:val="en-US"/>
+              </w:rPr>
+              <w:t>TERMINATED</w:t>
+            </w:r>
+            <w:r>
+              <w:rPr>
+                <w:rFonts w:ascii="DejaVu Sans Mono" w:hAnsi="DejaVu Sans Mono"/>
+                <w:color w:val="25364B"/>
+                <w:sz w:val="18"/>
+                <w:lang w:val="en-US"/>
+              </w:rPr>
+              <w:t xml:space="preserve"> </w:t>
+            </w:r>
+            <w:r>
+              <w:rPr>
+                <w:rFonts w:ascii="DejaVu Sans Mono" w:hAnsi="DejaVu Sans Mono"/>
+                <w:b/>
+                <w:color w:val="315BC0"/>
+                <w:sz w:val="18"/>
+                <w:lang w:val="en-US"/>
+              </w:rPr>
+              <w:t>BY</w:t>
+            </w:r>
+            <w:r>
+              <w:rPr>
+                <w:rFonts w:ascii="DejaVu Sans Mono" w:hAnsi="DejaVu Sans Mono"/>
+                <w:color w:val="25364B"/>
+                <w:sz w:val="18"/>
+                <w:lang w:val="en-US"/>
+              </w:rPr>
+              <w:t xml:space="preserve"> </w:t>
+            </w:r>
+            <w:r>
+              <w:rPr>
+                <w:rFonts w:ascii="DejaVu Sans Mono" w:hAnsi="DejaVu Sans Mono"/>
+                <w:color w:val="06734E"/>
+                <w:sz w:val="18"/>
+                <w:lang w:val="en-US"/>
+              </w:rPr>
+              <w:t>'\t'</w:t>
+            </w:r>
+          </w:p>
+        </w:tc>
+      </w:tr>
+      <w:tr>
+        <w:trPr>
+          <w:cantSplit/>
+          <w:jc w:val="center"/>
+        </w:trPr>
+        <w:tc>
+          <w:tcPr>
+            <w:tcW w:w="567" w:type="dxa"/>
+            <w:tcBorders>
+              <w:top w:val="single" w:sz="6" w:space="0" w:color="D9D9D9"/>
+              <w:bottom w:val="single" w:sz="6" w:space="0" w:color="D9D9D9"/>
+            </w:tcBorders>
+            <w:shd w:val="clear" w:color="auto" w:fill="E9EEF4"/>
+            <w:tcMar>
+              <w:top w:w="55" w:type="dxa"/>
+              <w:left w:w="130" w:type="dxa"/>
+              <w:bottom w:w="55" w:type="dxa"/>
+              <w:right w:w="130" w:type="dxa"/>
+            </w:tcMar>
+            <w:vAlign w:val="center"/>
+          </w:tcPr>
+          <w:p>
+            <w:pPr>
+              <w:keepNext/>
+              <w:spacing w:after="0" w:line="240" w:lineRule="auto"/>
+              <w:jc w:val="right"/>
+            </w:pPr>
+            <w:r>
+              <w:rPr>
+                <w:rFonts w:ascii="DejaVu Sans Mono" w:hAnsi="DejaVu Sans Mono"/>
+                <w:color w:val="7C899B"/>
+                <w:sz w:val="18"/>
+              </w:rPr>
+              <w:t>5</w:t>
+            </w:r>
+          </w:p>
+        </w:tc>
+        <w:tc>
+          <w:tcPr>
+            <w:tcW w:w="8236" w:type="dxa"/>
+            <w:tcBorders>
+              <w:top w:val="single" w:sz="6" w:space="0" w:color="D9D9D9"/>
+              <w:bottom w:val="single" w:sz="6" w:space="0" w:color="D9D9D9"/>
+            </w:tcBorders>
+            <w:shd w:val="clear" w:color="auto" w:fill="F5F7FA"/>
+            <w:tcMar>
+              <w:top w:w="55" w:type="dxa"/>
+              <w:left w:w="130" w:type="dxa"/>
+              <w:bottom w:w="55" w:type="dxa"/>
+              <w:right w:w="130" w:type="dxa"/>
+            </w:tcMar>
+            <w:vAlign w:val="center"/>
+          </w:tcPr>
+          <w:p>
+            <w:pPr>
+              <w:keepNext/>
+              <w:spacing w:after="0" w:line="240" w:lineRule="auto"/>
+              <w:rPr>
+                <w:lang w:val="en-US"/>
+              </w:rPr>
+            </w:pPr>
+            <w:r>
+              <w:rPr>
+                <w:rFonts w:ascii="DejaVu Sans Mono" w:hAnsi="DejaVu Sans Mono"/>
+                <w:b/>
+                <w:color w:val="315BC0"/>
+                <w:sz w:val="18"/>
+                <w:lang w:val="en-US"/>
+              </w:rPr>
+              <w:t>LINES</w:t>
+            </w:r>
+            <w:r>
+              <w:rPr>
+                <w:rFonts w:ascii="DejaVu Sans Mono" w:hAnsi="DejaVu Sans Mono"/>
+                <w:color w:val="25364B"/>
+                <w:sz w:val="18"/>
+                <w:lang w:val="en-US"/>
+              </w:rPr>
+              <w:t xml:space="preserve"> </w:t>
+            </w:r>
+            <w:r>
+              <w:rPr>
+                <w:rFonts w:ascii="DejaVu Sans Mono" w:hAnsi="DejaVu Sans Mono"/>
+                <w:b/>
+                <w:color w:val="315BC0"/>
+                <w:sz w:val="18"/>
+                <w:lang w:val="en-US"/>
+              </w:rPr>
+              <w:t>TERMINATED</w:t>
+            </w:r>
+            <w:r>
+              <w:rPr>
+                <w:rFonts w:ascii="DejaVu Sans Mono" w:hAnsi="DejaVu Sans Mono"/>
+                <w:color w:val="25364B"/>
+                <w:sz w:val="18"/>
+                <w:lang w:val="en-US"/>
+              </w:rPr>
+              <w:t xml:space="preserve"> </w:t>
+            </w:r>
+            <w:r>
+              <w:rPr>
+                <w:rFonts w:ascii="DejaVu Sans Mono" w:hAnsi="DejaVu Sans Mono"/>
+                <w:b/>
+                <w:color w:val="315BC0"/>
+                <w:sz w:val="18"/>
+                <w:lang w:val="en-US"/>
+              </w:rPr>
+              <w:t>BY</w:t>
+            </w:r>
+            <w:r>
+              <w:rPr>
+                <w:rFonts w:ascii="DejaVu Sans Mono" w:hAnsi="DejaVu Sans Mono"/>
+                <w:color w:val="25364B"/>
+                <w:sz w:val="18"/>
+                <w:lang w:val="en-US"/>
+              </w:rPr>
+              <w:t xml:space="preserve"> </w:t>
+            </w:r>
+            <w:r>
+              <w:rPr>
+                <w:rFonts w:ascii="DejaVu Sans Mono" w:hAnsi="DejaVu Sans Mono"/>
+                <w:color w:val="06734E"/>
+                <w:sz w:val="18"/>
+                <w:lang w:val="en-US"/>
+              </w:rPr>
+              <w:t>'\n'</w:t>
+            </w:r>
+          </w:p>
+        </w:tc>
+      </w:tr>
+      <w:tr>
+        <w:trPr>
+          <w:cantSplit/>
+          <w:jc w:val="center"/>
+        </w:trPr>
+        <w:tc>
+          <w:tcPr>
+            <w:tcW w:w="567" w:type="dxa"/>
+            <w:tcBorders>
+              <w:top w:val="single" w:sz="6" w:space="0" w:color="D9D9D9"/>
+              <w:bottom w:val="single" w:sz="6" w:space="0" w:color="D9D9D9"/>
+            </w:tcBorders>
+            <w:shd w:val="clear" w:color="auto" w:fill="E9EEF4"/>
+            <w:tcMar>
+              <w:top w:w="55" w:type="dxa"/>
+              <w:left w:w="130" w:type="dxa"/>
+              <w:bottom w:w="55" w:type="dxa"/>
+              <w:right w:w="130" w:type="dxa"/>
+            </w:tcMar>
+            <w:vAlign w:val="center"/>
+          </w:tcPr>
+          <w:p>
+            <w:pPr>
+              <w:keepNext/>
+              <w:spacing w:after="0" w:line="240" w:lineRule="auto"/>
+              <w:jc w:val="right"/>
+            </w:pPr>
+            <w:r>
+              <w:rPr>
+                <w:rFonts w:ascii="DejaVu Sans Mono" w:hAnsi="DejaVu Sans Mono"/>
+                <w:color w:val="7C899B"/>
+                <w:sz w:val="18"/>
+              </w:rPr>
+              <w:t>6</w:t>
+            </w:r>
+          </w:p>
+        </w:tc>
+        <w:tc>
+          <w:tcPr>
+            <w:tcW w:w="8236" w:type="dxa"/>
+            <w:tcBorders>
+              <w:top w:val="single" w:sz="6" w:space="0" w:color="D9D9D9"/>
+              <w:bottom w:val="single" w:sz="6" w:space="0" w:color="D9D9D9"/>
+            </w:tcBorders>
+            <w:shd w:val="clear" w:color="auto" w:fill="F5F7FA"/>
+            <w:tcMar>
+              <w:top w:w="55" w:type="dxa"/>
+              <w:left w:w="130" w:type="dxa"/>
+              <w:bottom w:w="55" w:type="dxa"/>
+              <w:right w:w="130" w:type="dxa"/>
+            </w:tcMar>
+            <w:vAlign w:val="center"/>
+          </w:tcPr>
+          <w:p>
+            <w:pPr>
+              <w:keepNext/>
+              <w:spacing w:after="0" w:line="240" w:lineRule="auto"/>
+            </w:pPr>
+            <w:r>
+              <w:rPr>
+                <w:rFonts w:ascii="DejaVu Sans Mono" w:hAnsi="DejaVu Sans Mono"/>
+                <w:b/>
+                <w:color w:val="315BC0"/>
+                <w:sz w:val="18"/>
+              </w:rPr>
+              <w:t>IGNORE</w:t>
+            </w:r>
+            <w:r>
+              <w:rPr>
+                <w:rFonts w:ascii="DejaVu Sans Mono" w:hAnsi="DejaVu Sans Mono"/>
+                <w:color w:val="25364B"/>
+                <w:sz w:val="18"/>
+              </w:rPr>
+              <w:t xml:space="preserve"> 1 </w:t>
+            </w:r>
+            <w:r>
+              <w:rPr>
+                <w:rFonts w:ascii="DejaVu Sans Mono" w:hAnsi="DejaVu Sans Mono"/>
+                <w:b/>
+                <w:color w:val="315BC0"/>
+                <w:sz w:val="18"/>
+              </w:rPr>
+              <w:t>LINES;</w:t>
+            </w:r>
+          </w:p>
+        </w:tc>
+      </w:tr>
+      <w:tr>
+        <w:trPr>
+          <w:cantSplit/>
+          <w:jc w:val="center"/>
+        </w:trPr>
+        <w:tc>
+          <w:tcPr>
+            <w:tcW w:w="567" w:type="dxa"/>
+            <w:tcBorders>
+              <w:top w:val="single" w:sz="6" w:space="0" w:color="D9D9D9"/>
+              <w:bottom w:val="single" w:sz="6" w:space="0" w:color="D9D9D9"/>
+            </w:tcBorders>
+            <w:shd w:val="clear" w:color="auto" w:fill="E9EEF4"/>
+            <w:tcMar>
+              <w:top w:w="55" w:type="dxa"/>
+              <w:left w:w="130" w:type="dxa"/>
+              <w:bottom w:w="55" w:type="dxa"/>
+              <w:right w:w="130" w:type="dxa"/>
+            </w:tcMar>
+            <w:vAlign w:val="center"/>
+          </w:tcPr>
+          <w:p>
+            <w:pPr>
+              <w:keepNext/>
+              <w:spacing w:after="0" w:line="240" w:lineRule="auto"/>
+              <w:jc w:val="right"/>
+            </w:pPr>
+            <w:r>
+              <w:rPr>
+                <w:rFonts w:ascii="DejaVu Sans Mono" w:hAnsi="DejaVu Sans Mono"/>
+                <w:color w:val="7C899B"/>
+                <w:sz w:val="18"/>
+              </w:rPr>
+              <w:t>7</w:t>
+            </w:r>
+          </w:p>
+        </w:tc>
+        <w:tc>
+          <w:tcPr>
+            <w:tcW w:w="8236" w:type="dxa"/>
+            <w:tcBorders>
+              <w:top w:val="single" w:sz="6" w:space="0" w:color="D9D9D9"/>
+              <w:bottom w:val="single" w:sz="6" w:space="0" w:color="D9D9D9"/>
+            </w:tcBorders>
+            <w:shd w:val="clear" w:color="auto" w:fill="F5F7FA"/>
+            <w:tcMar>
+              <w:top w:w="55" w:type="dxa"/>
+              <w:left w:w="130" w:type="dxa"/>
+              <w:bottom w:w="55" w:type="dxa"/>
+              <w:right w:w="130" w:type="dxa"/>
+            </w:tcMar>
+            <w:vAlign w:val="center"/>
+          </w:tcPr>
+          <w:p>
+            <w:pPr>
+              <w:keepNext/>
+              <w:spacing w:after="0" w:line="240" w:lineRule="auto"/>
+            </w:pPr>
+          </w:p>
+        </w:tc>
+      </w:tr>
+    </w:tbl>
+    <w:p>
+      <w:pPr>
+        <w:ind w:left="142"/>
+        <w:rPr>
+          <w:rFonts w:ascii="Calibri" w:hAnsi="Calibri"/>
+          <w:b/>
+          <w:color w:val="000000"/>
+          <w:sz w:val="28"/>
+        </w:rPr>
+      </w:pPr>
+    </w:p>
+    <w:p>
+      <w:pPr>
+        <w:ind w:left="142"/>
+        <w:rPr>
+          <w:rFonts w:ascii="Calibri" w:hAnsi="Calibri"/>
+          <w:b/>
+          <w:color w:val="000000"/>
+          <w:sz w:val="22"/>
+        </w:rPr>
+      </w:pPr>
+      <w:r>
+        <w:rPr>
+          <w:rFonts w:ascii="Calibri" w:hAnsi="Calibri"/>
+          <w:b/>
+          <w:color w:val="000000"/>
+          <w:sz w:val="22"/>
+        </w:rPr>
+        <w:t>Capture de l’exécution</w:t>
+      </w:r>
+    </w:p>
+    <w:tbl>
+      <w:tblPr>
+        <w:tblW w:w="8803" w:type="dxa"/>
+        <w:jc w:val="center"/>
+        <w:tblBorders>
+          <w:top w:val="single" w:sz="6" w:space="0" w:color="D9D9D9"/>
+          <w:left w:val="single" w:sz="6" w:space="0" w:color="D9D9D9"/>
+          <w:bottom w:val="single" w:sz="6" w:space="0" w:color="D9D9D9"/>
+          <w:right w:val="single" w:sz="6" w:space="0" w:color="D9D9D9"/>
+          <w:insideH w:val="nil"/>
+          <w:insideV w:val="nil"/>
+        </w:tblBorders>
+        <w:tblLayout w:type="fixed"/>
+        <w:tblLook w:val="04A0" w:firstRow="1" w:lastRow="0" w:firstColumn="1" w:lastColumn="0" w:noHBand="0" w:noVBand="1"/>
+      </w:tblPr>
+      <w:tblGrid>
+        <w:gridCol w:w="8803"/>
+      </w:tblGrid>
+      <w:tr>
+        <w:trPr>
+          <w:cantSplit/>
+          <w:jc w:val="center"/>
+        </w:trPr>
+        <w:tc>
+          <w:tcPr>
+            <w:tcW w:w="8803" w:type="dxa"/>
+            <w:shd w:val="clear" w:color="auto" w:fill="E9EEF4"/>
+            <w:tcMar>
+              <w:top w:w="55" w:type="dxa"/>
+              <w:left w:w="130" w:type="dxa"/>
+              <w:bottom w:w="55" w:type="dxa"/>
+              <w:right w:w="130" w:type="dxa"/>
+            </w:tcMar>
+            <w:vAlign w:val="center"/>
+          </w:tcPr>
+          <w:p>
+            <w:pPr>
+              <w:spacing w:before="80" w:after="80" w:line="240" w:lineRule="auto"/>
+            </w:pPr>
+            <w:r>
+              <w:rPr>
+                <w:rFonts w:ascii="Calibri" w:hAnsi="Calibri"/>
+                <w:color w:val="25364B"/>
+                <w:sz w:val="20"/>
+              </w:rPr>
+              <w:t>PhpMyAdmin   /   db_aeroport   /   t_avion</w:t>
+            </w:r>
+          </w:p>
+        </w:tc>
+      </w:tr>
+      <w:tr>
+        <w:trPr>
+          <w:cantSplit/>
+          <w:trHeight w:val="3937"/>
+          <w:jc w:val="center"/>
+        </w:trPr>
+        <w:tc>
+          <w:tcPr>
+            <w:tcW w:w="8803" w:type="dxa"/>
+            <w:shd w:val="clear" w:color="auto" w:fill="FAFBFD"/>
+            <w:tcMar>
+              <w:top w:w="55" w:type="dxa"/>
+              <w:left w:w="130" w:type="dxa"/>
+              <w:bottom w:w="55" w:type="dxa"/>
+              <w:right w:w="130" w:type="dxa"/>
+            </w:tcMar>
+            <w:vAlign w:val="center"/>
+          </w:tcPr>
+          <w:p>
+            <w:pPr>
+              <w:spacing w:before="100"/>
+              <w:jc w:val="center"/>
+            </w:pPr>
+            <w:r>
+              <w:rPr>
+                <w:noProof/>
+              </w:rPr>
+              <w:drawing>
+                <wp:anchor distT="0" distB="0" distL="114300" distR="114300" simplePos="0" relativeHeight="251674624" behindDoc="0" locked="0" layoutInCell="1" allowOverlap="1" wp14:anchorId="38DCE3D4" wp14:editId="10772683">
+                  <wp:simplePos x="0" y="0"/>
+                  <wp:positionH relativeFrom="column">
+                    <wp:posOffset>238760</wp:posOffset>
+                  </wp:positionH>
+                  <wp:positionV relativeFrom="line">
+                    <wp:posOffset>-202565</wp:posOffset>
+                  </wp:positionV>
+                  <wp:extent cx="4953000" cy="1453515"/>
+                  <wp:effectExtent l="0" t="0" r="0" b="0"/>
+                  <wp:wrapNone/>
+                  <wp:docPr id="1479330613" name="Image 12"/>
+                  <wp:cNvGraphicFramePr>
+                    <a:graphicFrameLocks xmlns:a="http://schemas.openxmlformats.org/drawingml/2006/main" noChangeAspect="1"/>
+                  </wp:cNvGraphicFramePr>
+                  <a:graphic xmlns:a="http://schemas.openxmlformats.org/drawingml/2006/main">
+                    <a:graphicData uri="http://schemas.openxmlformats.org/drawingml/2006/picture">
+                      <pic:pic xmlns:pic="http://schemas.openxmlformats.org/drawingml/2006/picture">
+                        <pic:nvPicPr>
+                          <pic:cNvPr id="1479330613" name="Image 12"/>
+                          <pic:cNvPicPr/>
+                        </pic:nvPicPr>
+                        <pic:blipFill>
+                          <a:blip r:embed="rId19"/>
+                          <a:stretch>
+                            <a:fillRect/>
+                          </a:stretch>
+                        </pic:blipFill>
+                        <pic:spPr>
+                          <a:xfrm>
+                            <a:off x="0" y="0"/>
+                            <a:ext cx="4953000" cy="1453515"/>
+                          </a:xfrm>
+                          <a:prstGeom prst="rect">
+                            <a:avLst/>
+                          </a:prstGeom>
+                        </pic:spPr>
+                      </pic:pic>
+                    </a:graphicData>
+                  </a:graphic>
+                  <wp14:sizeRelH relativeFrom="margin">
+                    <wp14:pctWidth>0</wp14:pctWidth>
+                  </wp14:sizeRelH>
+                  <wp14:sizeRelV relativeFrom="margin">
+                    <wp14:pctHeight>0</wp14:pctHeight>
+                  </wp14:sizeRelV>
+                </wp:anchor>
+              </w:drawing>
+            </w:r>
+          </w:p>
+        </w:tc>
+      </w:tr>
+    </w:tbl>
+    <w:p>
+      <w:pPr>
+        <w:ind w:left="142"/>
+        <w:rPr>
+          <w:rFonts w:ascii="Calibri" w:hAnsi="Calibri"/>
+          <w:b/>
+          <w:color w:val="000000"/>
+          <w:sz w:val="28"/>
+        </w:rPr>
+      </w:pPr>
+    </w:p>
+    <w:p>
+      <w:pPr>
+        <w:rPr>
+          <w:rFonts w:ascii="Calibri" w:hAnsi="Calibri"/>
+          <w:b/>
+          <w:color w:val="000000"/>
+          <w:sz w:val="28"/>
+        </w:rPr>
+      </w:pPr>
+      <w:r>
+        <w:rPr>
+          <w:rFonts w:ascii="Calibri" w:hAnsi="Calibri"/>
+          <w:b/>
+          <w:color w:val="000000"/>
+          <w:sz w:val="28"/>
+        </w:rPr>
+        <w:br w:type="page"/>
+      </w:r>
+    </w:p>
+    <w:p>
+      <w:pPr>
+        <w:ind w:left="142"/>
+        <w:rPr>
+          <w:rFonts w:ascii="Calibri" w:hAnsi="Calibri"/>
+          <w:b/>
+          <w:color w:val="000000"/>
+          <w:sz w:val="28"/>
+        </w:rPr>
+      </w:pPr>
+      <w:r>
+        <w:rPr>
+          <w:rFonts w:ascii="Calibri" w:hAnsi="Calibri"/>
+          <w:b/>
+          <w:color w:val="000000"/>
+          <w:sz w:val="28"/>
+        </w:rPr>
+        <w:lastRenderedPageBreak/>
+        <w:t>0</w:t>
+      </w:r>
+      <w:r>
+        <w:rPr>
+          <w:rFonts w:ascii="Calibri" w:hAnsi="Calibri"/>
+          <w:b/>
+          <w:color w:val="000000"/>
+          <w:sz w:val="28"/>
+        </w:rPr>
+        <w:t>5</w:t>
+      </w:r>
+      <w:r>
+        <w:rPr>
+          <w:rFonts w:ascii="Calibri" w:hAnsi="Calibri"/>
+          <w:b/>
+          <w:color w:val="000000"/>
+          <w:sz w:val="28"/>
+        </w:rPr>
+        <w:t xml:space="preserve"> </w:t>
+      </w:r>
+      <w:r>
+        <w:rPr>
+          <w:rFonts w:ascii="Calibri" w:hAnsi="Calibri"/>
+          <w:b/>
+          <w:color w:val="000000"/>
+          <w:sz w:val="28"/>
+        </w:rPr>
+        <w:t>Passager</w:t>
+      </w:r>
+    </w:p>
+    <w:tbl>
+      <w:tblPr>
+        <w:tblW w:w="8803" w:type="dxa"/>
+        <w:jc w:val="center"/>
+        <w:tblBorders>
+          <w:top w:val="single" w:sz="6" w:space="0" w:color="D9D9D9"/>
+          <w:left w:val="single" w:sz="6" w:space="0" w:color="D9D9D9"/>
+          <w:bottom w:val="single" w:sz="6" w:space="0" w:color="D9D9D9"/>
+          <w:right w:val="single" w:sz="6" w:space="0" w:color="D9D9D9"/>
+          <w:insideH w:val="nil"/>
+          <w:insideV w:val="nil"/>
+        </w:tblBorders>
+        <w:tblLayout w:type="fixed"/>
+        <w:tblLook w:val="04A0" w:firstRow="1" w:lastRow="0" w:firstColumn="1" w:lastColumn="0" w:noHBand="0" w:noVBand="1"/>
+      </w:tblPr>
+      <w:tblGrid>
+        <w:gridCol w:w="567"/>
+        <w:gridCol w:w="8236"/>
+      </w:tblGrid>
+      <w:tr>
+        <w:trPr>
+          <w:cantSplit/>
+          <w:jc w:val="center"/>
+        </w:trPr>
+        <w:tc>
+          <w:tcPr>
+            <w:tcW w:w="8803" w:type="dxa"/>
+            <w:gridSpan w:val="2"/>
+            <w:tcBorders>
+              <w:top w:val="single" w:sz="6" w:space="0" w:color="D9D9D9"/>
+              <w:bottom w:val="single" w:sz="6" w:space="0" w:color="D9D9D9"/>
+            </w:tcBorders>
+            <w:shd w:val="clear" w:color="auto" w:fill="25364B"/>
+            <w:tcMar>
+              <w:top w:w="55" w:type="dxa"/>
+              <w:left w:w="130" w:type="dxa"/>
+              <w:bottom w:w="55" w:type="dxa"/>
+              <w:right w:w="130" w:type="dxa"/>
+            </w:tcMar>
+            <w:vAlign w:val="center"/>
+          </w:tcPr>
+          <w:p>
+            <w:pPr>
+              <w:spacing w:before="100" w:after="100" w:line="240" w:lineRule="auto"/>
+            </w:pPr>
+            <w:r>
+              <w:rPr>
+                <w:rFonts w:ascii="Calibri" w:hAnsi="Calibri"/>
+                <w:b/>
+                <w:color w:val="FFFFFF"/>
+                <w:sz w:val="20"/>
+              </w:rPr>
+              <w:t>SQL   /   t_</w:t>
+            </w:r>
+            <w:r>
+              <w:rPr>
+                <w:rFonts w:ascii="Calibri" w:hAnsi="Calibri"/>
+                <w:b/>
+                <w:color w:val="FFFFFF"/>
+                <w:sz w:val="20"/>
+              </w:rPr>
+              <w:t>passager</w:t>
+            </w:r>
+            <w:r>
+              <w:rPr>
+                <w:rFonts w:ascii="Calibri" w:hAnsi="Calibri"/>
+                <w:b/>
+                <w:color w:val="FFFFFF"/>
+                <w:sz w:val="20"/>
+              </w:rPr>
+              <w:t>.tsv</w:t>
+            </w:r>
+          </w:p>
+        </w:tc>
+      </w:tr>
+      <w:tr>
+        <w:trPr>
+          <w:cantSplit/>
+          <w:jc w:val="center"/>
+        </w:trPr>
+        <w:tc>
+          <w:tcPr>
+            <w:tcW w:w="567" w:type="dxa"/>
+            <w:tcBorders>
+              <w:top w:val="single" w:sz="6" w:space="0" w:color="D9D9D9"/>
+              <w:bottom w:val="single" w:sz="6" w:space="0" w:color="D9D9D9"/>
+            </w:tcBorders>
+            <w:shd w:val="clear" w:color="auto" w:fill="E9EEF4"/>
+            <w:tcMar>
+              <w:top w:w="55" w:type="dxa"/>
+              <w:left w:w="130" w:type="dxa"/>
+              <w:bottom w:w="55" w:type="dxa"/>
+              <w:right w:w="130" w:type="dxa"/>
+            </w:tcMar>
+            <w:vAlign w:val="center"/>
+          </w:tcPr>
+          <w:p>
+            <w:pPr>
+              <w:keepNext/>
+              <w:spacing w:after="0" w:line="240" w:lineRule="auto"/>
+              <w:jc w:val="right"/>
+            </w:pPr>
+            <w:r>
+              <w:rPr>
+                <w:rFonts w:ascii="DejaVu Sans Mono" w:hAnsi="DejaVu Sans Mono"/>
+                <w:color w:val="7C899B"/>
+                <w:sz w:val="18"/>
+              </w:rPr>
+              <w:t>1</w:t>
+            </w:r>
+          </w:p>
+        </w:tc>
+        <w:tc>
+          <w:tcPr>
+            <w:tcW w:w="8236" w:type="dxa"/>
+            <w:tcBorders>
+              <w:top w:val="single" w:sz="6" w:space="0" w:color="D9D9D9"/>
+              <w:bottom w:val="single" w:sz="6" w:space="0" w:color="D9D9D9"/>
+            </w:tcBorders>
+            <w:shd w:val="clear" w:color="auto" w:fill="F5F7FA"/>
+            <w:tcMar>
+              <w:top w:w="55" w:type="dxa"/>
+              <w:left w:w="130" w:type="dxa"/>
+              <w:bottom w:w="55" w:type="dxa"/>
+              <w:right w:w="130" w:type="dxa"/>
+            </w:tcMar>
+            <w:vAlign w:val="center"/>
+          </w:tcPr>
+          <w:p>
+            <w:pPr>
+              <w:keepNext/>
+              <w:spacing w:after="0" w:line="240" w:lineRule="auto"/>
+            </w:pPr>
+            <w:r>
+              <w:rPr>
+                <w:rFonts w:ascii="DejaVu Sans Mono" w:hAnsi="DejaVu Sans Mono"/>
+                <w:b/>
+                <w:color w:val="315BC0"/>
+                <w:sz w:val="18"/>
+              </w:rPr>
+              <w:t>LOAD</w:t>
+            </w:r>
+            <w:r>
+              <w:rPr>
+                <w:rFonts w:ascii="DejaVu Sans Mono" w:hAnsi="DejaVu Sans Mono"/>
+                <w:color w:val="25364B"/>
+                <w:sz w:val="18"/>
+              </w:rPr>
+              <w:t xml:space="preserve"> </w:t>
+            </w:r>
+            <w:r>
+              <w:rPr>
+                <w:rFonts w:ascii="DejaVu Sans Mono" w:hAnsi="DejaVu Sans Mono"/>
+                <w:b/>
+                <w:color w:val="315BC0"/>
+                <w:sz w:val="18"/>
+              </w:rPr>
+              <w:t>DATA</w:t>
+            </w:r>
+            <w:r>
+              <w:rPr>
+                <w:rFonts w:ascii="DejaVu Sans Mono" w:hAnsi="DejaVu Sans Mono"/>
+                <w:color w:val="25364B"/>
+                <w:sz w:val="18"/>
+              </w:rPr>
+              <w:t xml:space="preserve"> </w:t>
+            </w:r>
+            <w:r>
+              <w:rPr>
+                <w:rFonts w:ascii="DejaVu Sans Mono" w:hAnsi="DejaVu Sans Mono"/>
+                <w:b/>
+                <w:color w:val="315BC0"/>
+                <w:sz w:val="18"/>
+              </w:rPr>
+              <w:t>INFILE</w:t>
+            </w:r>
+            <w:r>
+              <w:rPr>
+                <w:rFonts w:ascii="DejaVu Sans Mono" w:hAnsi="DejaVu Sans Mono"/>
+                <w:color w:val="25364B"/>
+                <w:sz w:val="18"/>
+              </w:rPr>
+              <w:t xml:space="preserve"> </w:t>
+            </w:r>
+            <w:r>
+              <w:rPr>
+                <w:rFonts w:ascii="DejaVu Sans Mono" w:hAnsi="DejaVu Sans Mono"/>
+                <w:color w:val="06734E"/>
+                <w:sz w:val="18"/>
+              </w:rPr>
+              <w:t>'/var/lib/mysql-files/t_</w:t>
+            </w:r>
+            <w:r>
+              <w:rPr>
+                <w:rFonts w:ascii="DejaVu Sans Mono" w:hAnsi="DejaVu Sans Mono"/>
+                <w:color w:val="06734E"/>
+                <w:sz w:val="18"/>
+              </w:rPr>
+              <w:t>passager</w:t>
+            </w:r>
+            <w:r>
+              <w:rPr>
+                <w:rFonts w:ascii="DejaVu Sans Mono" w:hAnsi="DejaVu Sans Mono"/>
+                <w:color w:val="06734E"/>
+                <w:sz w:val="18"/>
+              </w:rPr>
+              <w:t>.tsv'</w:t>
+            </w:r>
+          </w:p>
+        </w:tc>
+      </w:tr>
+      <w:tr>
+        <w:trPr>
+          <w:cantSplit/>
+          <w:jc w:val="center"/>
+        </w:trPr>
+        <w:tc>
+          <w:tcPr>
+            <w:tcW w:w="567" w:type="dxa"/>
+            <w:tcBorders>
+              <w:top w:val="single" w:sz="6" w:space="0" w:color="D9D9D9"/>
+              <w:bottom w:val="single" w:sz="6" w:space="0" w:color="D9D9D9"/>
+            </w:tcBorders>
+            <w:shd w:val="clear" w:color="auto" w:fill="E9EEF4"/>
+            <w:tcMar>
+              <w:top w:w="55" w:type="dxa"/>
+              <w:left w:w="130" w:type="dxa"/>
+              <w:bottom w:w="55" w:type="dxa"/>
+              <w:right w:w="130" w:type="dxa"/>
+            </w:tcMar>
+            <w:vAlign w:val="center"/>
+          </w:tcPr>
+          <w:p>
+            <w:pPr>
+              <w:keepNext/>
+              <w:spacing w:after="0" w:line="240" w:lineRule="auto"/>
+              <w:jc w:val="right"/>
+            </w:pPr>
+            <w:r>
+              <w:rPr>
+                <w:rFonts w:ascii="DejaVu Sans Mono" w:hAnsi="DejaVu Sans Mono"/>
+                <w:color w:val="7C899B"/>
+                <w:sz w:val="18"/>
+              </w:rPr>
+              <w:t>2</w:t>
+            </w:r>
+          </w:p>
+        </w:tc>
+        <w:tc>
+          <w:tcPr>
+            <w:tcW w:w="8236" w:type="dxa"/>
+            <w:tcBorders>
+              <w:top w:val="single" w:sz="6" w:space="0" w:color="D9D9D9"/>
+              <w:bottom w:val="single" w:sz="6" w:space="0" w:color="D9D9D9"/>
+            </w:tcBorders>
+            <w:shd w:val="clear" w:color="auto" w:fill="F5F7FA"/>
+            <w:tcMar>
+              <w:top w:w="55" w:type="dxa"/>
+              <w:left w:w="130" w:type="dxa"/>
+              <w:bottom w:w="55" w:type="dxa"/>
+              <w:right w:w="130" w:type="dxa"/>
+            </w:tcMar>
+            <w:vAlign w:val="center"/>
+          </w:tcPr>
+          <w:p>
+            <w:pPr>
+              <w:keepNext/>
+              <w:spacing w:after="0" w:line="240" w:lineRule="auto"/>
+              <w:rPr>
+                <w:lang w:val="en-US"/>
+              </w:rPr>
+            </w:pPr>
+            <w:r>
+              <w:rPr>
+                <w:rFonts w:ascii="DejaVu Sans Mono" w:hAnsi="DejaVu Sans Mono"/>
+                <w:b/>
+                <w:color w:val="315BC0"/>
+                <w:sz w:val="18"/>
+                <w:lang w:val="en-US"/>
+              </w:rPr>
+              <w:t>INTO</w:t>
+            </w:r>
+            <w:r>
+              <w:rPr>
+                <w:rFonts w:ascii="DejaVu Sans Mono" w:hAnsi="DejaVu Sans Mono"/>
+                <w:color w:val="25364B"/>
+                <w:sz w:val="18"/>
+                <w:lang w:val="en-US"/>
+              </w:rPr>
+              <w:t xml:space="preserve"> </w:t>
+            </w:r>
+            <w:r>
+              <w:rPr>
+                <w:rFonts w:ascii="DejaVu Sans Mono" w:hAnsi="DejaVu Sans Mono"/>
+                <w:b/>
+                <w:color w:val="315BC0"/>
+                <w:sz w:val="18"/>
+                <w:lang w:val="en-US"/>
+              </w:rPr>
+              <w:t>TABLE</w:t>
+            </w:r>
+            <w:r>
+              <w:rPr>
+                <w:rFonts w:ascii="DejaVu Sans Mono" w:hAnsi="DejaVu Sans Mono"/>
+                <w:color w:val="25364B"/>
+                <w:sz w:val="18"/>
+                <w:lang w:val="en-US"/>
+              </w:rPr>
+              <w:t xml:space="preserve"> t_</w:t>
+            </w:r>
+            <w:r>
+              <w:rPr>
+                <w:rFonts w:ascii="DejaVu Sans Mono" w:hAnsi="DejaVu Sans Mono"/>
+                <w:color w:val="25364B"/>
+                <w:sz w:val="18"/>
+                <w:lang w:val="en-US"/>
+              </w:rPr>
+              <w:t>passager</w:t>
+            </w:r>
+          </w:p>
+        </w:tc>
+      </w:tr>
+      <w:tr>
+        <w:trPr>
+          <w:cantSplit/>
+          <w:jc w:val="center"/>
+        </w:trPr>
+        <w:tc>
+          <w:tcPr>
+            <w:tcW w:w="567" w:type="dxa"/>
+            <w:tcBorders>
+              <w:top w:val="single" w:sz="6" w:space="0" w:color="D9D9D9"/>
+              <w:bottom w:val="single" w:sz="6" w:space="0" w:color="D9D9D9"/>
+            </w:tcBorders>
+            <w:shd w:val="clear" w:color="auto" w:fill="E9EEF4"/>
+            <w:tcMar>
+              <w:top w:w="55" w:type="dxa"/>
+              <w:left w:w="130" w:type="dxa"/>
+              <w:bottom w:w="55" w:type="dxa"/>
+              <w:right w:w="130" w:type="dxa"/>
+            </w:tcMar>
+            <w:vAlign w:val="center"/>
+          </w:tcPr>
+          <w:p>
+            <w:pPr>
+              <w:keepNext/>
+              <w:spacing w:after="0" w:line="240" w:lineRule="auto"/>
+              <w:jc w:val="right"/>
+            </w:pPr>
+            <w:r>
+              <w:rPr>
+                <w:rFonts w:ascii="DejaVu Sans Mono" w:hAnsi="DejaVu Sans Mono"/>
+                <w:color w:val="7C899B"/>
+                <w:sz w:val="18"/>
+              </w:rPr>
+              <w:t>3</w:t>
+            </w:r>
+          </w:p>
+        </w:tc>
+        <w:tc>
+          <w:tcPr>
+            <w:tcW w:w="8236" w:type="dxa"/>
+            <w:tcBorders>
+              <w:top w:val="single" w:sz="6" w:space="0" w:color="D9D9D9"/>
+              <w:bottom w:val="single" w:sz="6" w:space="0" w:color="D9D9D9"/>
+            </w:tcBorders>
+            <w:shd w:val="clear" w:color="auto" w:fill="F5F7FA"/>
+            <w:tcMar>
+              <w:top w:w="55" w:type="dxa"/>
+              <w:left w:w="130" w:type="dxa"/>
+              <w:bottom w:w="55" w:type="dxa"/>
+              <w:right w:w="130" w:type="dxa"/>
+            </w:tcMar>
+            <w:vAlign w:val="center"/>
+          </w:tcPr>
+          <w:p>
+            <w:pPr>
+              <w:keepNext/>
+              <w:spacing w:after="0" w:line="240" w:lineRule="auto"/>
+            </w:pPr>
+            <w:r>
+              <w:rPr>
+                <w:rFonts w:ascii="DejaVu Sans Mono" w:hAnsi="DejaVu Sans Mono"/>
+                <w:b/>
+                <w:color w:val="315BC0"/>
+                <w:sz w:val="18"/>
+              </w:rPr>
+              <w:t>CHARACTER</w:t>
+            </w:r>
+            <w:r>
+              <w:rPr>
+                <w:rFonts w:ascii="DejaVu Sans Mono" w:hAnsi="DejaVu Sans Mono"/>
+                <w:color w:val="25364B"/>
+                <w:sz w:val="18"/>
+              </w:rPr>
+              <w:t xml:space="preserve"> </w:t>
+            </w:r>
+            <w:r>
+              <w:rPr>
+                <w:rFonts w:ascii="DejaVu Sans Mono" w:hAnsi="DejaVu Sans Mono"/>
+                <w:b/>
+                <w:color w:val="315BC0"/>
+                <w:sz w:val="18"/>
+              </w:rPr>
+              <w:t>SET</w:t>
+            </w:r>
+            <w:r>
+              <w:rPr>
+                <w:rFonts w:ascii="DejaVu Sans Mono" w:hAnsi="DejaVu Sans Mono"/>
+                <w:color w:val="25364B"/>
+                <w:sz w:val="18"/>
+              </w:rPr>
+              <w:t xml:space="preserve"> utf8mb4</w:t>
+            </w:r>
+          </w:p>
+        </w:tc>
+      </w:tr>
+      <w:tr>
+        <w:trPr>
+          <w:cantSplit/>
+          <w:jc w:val="center"/>
+        </w:trPr>
+        <w:tc>
+          <w:tcPr>
+            <w:tcW w:w="567" w:type="dxa"/>
+            <w:tcBorders>
+              <w:top w:val="single" w:sz="6" w:space="0" w:color="D9D9D9"/>
+              <w:bottom w:val="single" w:sz="6" w:space="0" w:color="D9D9D9"/>
+            </w:tcBorders>
+            <w:shd w:val="clear" w:color="auto" w:fill="E9EEF4"/>
+            <w:tcMar>
+              <w:top w:w="55" w:type="dxa"/>
+              <w:left w:w="130" w:type="dxa"/>
+              <w:bottom w:w="55" w:type="dxa"/>
+              <w:right w:w="130" w:type="dxa"/>
+            </w:tcMar>
+            <w:vAlign w:val="center"/>
+          </w:tcPr>
+          <w:p>
+            <w:pPr>
+              <w:keepNext/>
+              <w:spacing w:after="0" w:line="240" w:lineRule="auto"/>
+              <w:jc w:val="right"/>
+            </w:pPr>
+            <w:r>
+              <w:rPr>
+                <w:rFonts w:ascii="DejaVu Sans Mono" w:hAnsi="DejaVu Sans Mono"/>
+                <w:color w:val="7C899B"/>
+                <w:sz w:val="18"/>
+              </w:rPr>
+              <w:t>4</w:t>
+            </w:r>
+          </w:p>
+        </w:tc>
+        <w:tc>
+          <w:tcPr>
+            <w:tcW w:w="8236" w:type="dxa"/>
+            <w:tcBorders>
+              <w:top w:val="single" w:sz="6" w:space="0" w:color="D9D9D9"/>
+              <w:bottom w:val="single" w:sz="6" w:space="0" w:color="D9D9D9"/>
+            </w:tcBorders>
+            <w:shd w:val="clear" w:color="auto" w:fill="F5F7FA"/>
+            <w:tcMar>
+              <w:top w:w="55" w:type="dxa"/>
+              <w:left w:w="130" w:type="dxa"/>
+              <w:bottom w:w="55" w:type="dxa"/>
+              <w:right w:w="130" w:type="dxa"/>
+            </w:tcMar>
+            <w:vAlign w:val="center"/>
+          </w:tcPr>
+          <w:p>
+            <w:pPr>
+              <w:keepNext/>
+              <w:spacing w:after="0" w:line="240" w:lineRule="auto"/>
+              <w:rPr>
+                <w:lang w:val="en-US"/>
+              </w:rPr>
+            </w:pPr>
+            <w:r>
+              <w:rPr>
+                <w:rFonts w:ascii="DejaVu Sans Mono" w:hAnsi="DejaVu Sans Mono"/>
+                <w:b/>
+                <w:color w:val="315BC0"/>
+                <w:sz w:val="18"/>
+                <w:lang w:val="en-US"/>
+              </w:rPr>
+              <w:t>FIELDS</w:t>
+            </w:r>
+            <w:r>
+              <w:rPr>
+                <w:rFonts w:ascii="DejaVu Sans Mono" w:hAnsi="DejaVu Sans Mono"/>
+                <w:color w:val="25364B"/>
+                <w:sz w:val="18"/>
+                <w:lang w:val="en-US"/>
+              </w:rPr>
+              <w:t xml:space="preserve"> </w:t>
+            </w:r>
+            <w:r>
+              <w:rPr>
+                <w:rFonts w:ascii="DejaVu Sans Mono" w:hAnsi="DejaVu Sans Mono"/>
+                <w:b/>
+                <w:color w:val="315BC0"/>
+                <w:sz w:val="18"/>
+                <w:lang w:val="en-US"/>
+              </w:rPr>
+              <w:t>TERMINATED</w:t>
+            </w:r>
+            <w:r>
+              <w:rPr>
+                <w:rFonts w:ascii="DejaVu Sans Mono" w:hAnsi="DejaVu Sans Mono"/>
+                <w:color w:val="25364B"/>
+                <w:sz w:val="18"/>
+                <w:lang w:val="en-US"/>
+              </w:rPr>
+              <w:t xml:space="preserve"> </w:t>
+            </w:r>
+            <w:r>
+              <w:rPr>
+                <w:rFonts w:ascii="DejaVu Sans Mono" w:hAnsi="DejaVu Sans Mono"/>
+                <w:b/>
+                <w:color w:val="315BC0"/>
+                <w:sz w:val="18"/>
+                <w:lang w:val="en-US"/>
+              </w:rPr>
+              <w:t>BY</w:t>
+            </w:r>
+            <w:r>
+              <w:rPr>
+                <w:rFonts w:ascii="DejaVu Sans Mono" w:hAnsi="DejaVu Sans Mono"/>
+                <w:color w:val="25364B"/>
+                <w:sz w:val="18"/>
+                <w:lang w:val="en-US"/>
+              </w:rPr>
+              <w:t xml:space="preserve"> </w:t>
+            </w:r>
+            <w:r>
+              <w:rPr>
+                <w:rFonts w:ascii="DejaVu Sans Mono" w:hAnsi="DejaVu Sans Mono"/>
+                <w:color w:val="06734E"/>
+                <w:sz w:val="18"/>
+                <w:lang w:val="en-US"/>
+              </w:rPr>
+              <w:t>'\t'</w:t>
+            </w:r>
+          </w:p>
+        </w:tc>
+      </w:tr>
+      <w:tr>
+        <w:trPr>
+          <w:cantSplit/>
+          <w:jc w:val="center"/>
+        </w:trPr>
+        <w:tc>
+          <w:tcPr>
+            <w:tcW w:w="567" w:type="dxa"/>
+            <w:tcBorders>
+              <w:top w:val="single" w:sz="6" w:space="0" w:color="D9D9D9"/>
+              <w:bottom w:val="single" w:sz="6" w:space="0" w:color="D9D9D9"/>
+            </w:tcBorders>
+            <w:shd w:val="clear" w:color="auto" w:fill="E9EEF4"/>
+            <w:tcMar>
+              <w:top w:w="55" w:type="dxa"/>
+              <w:left w:w="130" w:type="dxa"/>
+              <w:bottom w:w="55" w:type="dxa"/>
+              <w:right w:w="130" w:type="dxa"/>
+            </w:tcMar>
+            <w:vAlign w:val="center"/>
+          </w:tcPr>
+          <w:p>
+            <w:pPr>
+              <w:keepNext/>
+              <w:spacing w:after="0" w:line="240" w:lineRule="auto"/>
+              <w:jc w:val="right"/>
+            </w:pPr>
+            <w:r>
+              <w:rPr>
+                <w:rFonts w:ascii="DejaVu Sans Mono" w:hAnsi="DejaVu Sans Mono"/>
+                <w:color w:val="7C899B"/>
+                <w:sz w:val="18"/>
+              </w:rPr>
+              <w:t>5</w:t>
+            </w:r>
+          </w:p>
+        </w:tc>
+        <w:tc>
+          <w:tcPr>
+            <w:tcW w:w="8236" w:type="dxa"/>
+            <w:tcBorders>
+              <w:top w:val="single" w:sz="6" w:space="0" w:color="D9D9D9"/>
+              <w:bottom w:val="single" w:sz="6" w:space="0" w:color="D9D9D9"/>
+            </w:tcBorders>
+            <w:shd w:val="clear" w:color="auto" w:fill="F5F7FA"/>
+            <w:tcMar>
+              <w:top w:w="55" w:type="dxa"/>
+              <w:left w:w="130" w:type="dxa"/>
+              <w:bottom w:w="55" w:type="dxa"/>
+              <w:right w:w="130" w:type="dxa"/>
+            </w:tcMar>
+            <w:vAlign w:val="center"/>
+          </w:tcPr>
+          <w:p>
+            <w:pPr>
+              <w:keepNext/>
+              <w:spacing w:after="0" w:line="240" w:lineRule="auto"/>
+              <w:rPr>
+                <w:lang w:val="en-US"/>
+              </w:rPr>
+            </w:pPr>
+            <w:r>
+              <w:rPr>
+                <w:rFonts w:ascii="DejaVu Sans Mono" w:hAnsi="DejaVu Sans Mono"/>
+                <w:b/>
+                <w:color w:val="315BC0"/>
+                <w:sz w:val="18"/>
+                <w:lang w:val="en-US"/>
+              </w:rPr>
+              <w:t>LINES</w:t>
+            </w:r>
+            <w:r>
+              <w:rPr>
+                <w:rFonts w:ascii="DejaVu Sans Mono" w:hAnsi="DejaVu Sans Mono"/>
+                <w:color w:val="25364B"/>
+                <w:sz w:val="18"/>
+                <w:lang w:val="en-US"/>
+              </w:rPr>
+              <w:t xml:space="preserve"> </w:t>
+            </w:r>
+            <w:r>
+              <w:rPr>
+                <w:rFonts w:ascii="DejaVu Sans Mono" w:hAnsi="DejaVu Sans Mono"/>
+                <w:b/>
+                <w:color w:val="315BC0"/>
+                <w:sz w:val="18"/>
+                <w:lang w:val="en-US"/>
+              </w:rPr>
+              <w:t>TERMINATED</w:t>
+            </w:r>
+            <w:r>
+              <w:rPr>
+                <w:rFonts w:ascii="DejaVu Sans Mono" w:hAnsi="DejaVu Sans Mono"/>
+                <w:color w:val="25364B"/>
+                <w:sz w:val="18"/>
+                <w:lang w:val="en-US"/>
+              </w:rPr>
+              <w:t xml:space="preserve"> </w:t>
+            </w:r>
+            <w:r>
+              <w:rPr>
+                <w:rFonts w:ascii="DejaVu Sans Mono" w:hAnsi="DejaVu Sans Mono"/>
+                <w:b/>
+                <w:color w:val="315BC0"/>
+                <w:sz w:val="18"/>
+                <w:lang w:val="en-US"/>
+              </w:rPr>
+              <w:t>BY</w:t>
+            </w:r>
+            <w:r>
+              <w:rPr>
+                <w:rFonts w:ascii="DejaVu Sans Mono" w:hAnsi="DejaVu Sans Mono"/>
+                <w:color w:val="25364B"/>
+                <w:sz w:val="18"/>
+                <w:lang w:val="en-US"/>
+              </w:rPr>
+              <w:t xml:space="preserve"> </w:t>
+            </w:r>
+            <w:r>
+              <w:rPr>
+                <w:rFonts w:ascii="DejaVu Sans Mono" w:hAnsi="DejaVu Sans Mono"/>
+                <w:color w:val="06734E"/>
+                <w:sz w:val="18"/>
+                <w:lang w:val="en-US"/>
+              </w:rPr>
+              <w:t>'\n'</w:t>
+            </w:r>
+          </w:p>
+        </w:tc>
+      </w:tr>
+      <w:tr>
+        <w:trPr>
+          <w:cantSplit/>
+          <w:jc w:val="center"/>
+        </w:trPr>
+        <w:tc>
+          <w:tcPr>
+            <w:tcW w:w="567" w:type="dxa"/>
+            <w:tcBorders>
+              <w:top w:val="single" w:sz="6" w:space="0" w:color="D9D9D9"/>
+              <w:bottom w:val="single" w:sz="6" w:space="0" w:color="D9D9D9"/>
+            </w:tcBorders>
+            <w:shd w:val="clear" w:color="auto" w:fill="E9EEF4"/>
+            <w:tcMar>
+              <w:top w:w="55" w:type="dxa"/>
+              <w:left w:w="130" w:type="dxa"/>
+              <w:bottom w:w="55" w:type="dxa"/>
+              <w:right w:w="130" w:type="dxa"/>
+            </w:tcMar>
+            <w:vAlign w:val="center"/>
+          </w:tcPr>
+          <w:p>
+            <w:pPr>
+              <w:keepNext/>
+              <w:spacing w:after="0" w:line="240" w:lineRule="auto"/>
+              <w:jc w:val="right"/>
+            </w:pPr>
+            <w:r>
+              <w:rPr>
+                <w:rFonts w:ascii="DejaVu Sans Mono" w:hAnsi="DejaVu Sans Mono"/>
+                <w:color w:val="7C899B"/>
+                <w:sz w:val="18"/>
+              </w:rPr>
+              <w:t>6</w:t>
+            </w:r>
+          </w:p>
+        </w:tc>
+        <w:tc>
+          <w:tcPr>
+            <w:tcW w:w="8236" w:type="dxa"/>
+            <w:tcBorders>
+              <w:top w:val="single" w:sz="6" w:space="0" w:color="D9D9D9"/>
+              <w:bottom w:val="single" w:sz="6" w:space="0" w:color="D9D9D9"/>
+            </w:tcBorders>
+            <w:shd w:val="clear" w:color="auto" w:fill="F5F7FA"/>
+            <w:tcMar>
+              <w:top w:w="55" w:type="dxa"/>
+              <w:left w:w="130" w:type="dxa"/>
+              <w:bottom w:w="55" w:type="dxa"/>
+              <w:right w:w="130" w:type="dxa"/>
+            </w:tcMar>
+            <w:vAlign w:val="center"/>
+          </w:tcPr>
+          <w:p>
+            <w:pPr>
+              <w:keepNext/>
+              <w:spacing w:after="0" w:line="240" w:lineRule="auto"/>
+            </w:pPr>
+            <w:r>
+              <w:rPr>
+                <w:rFonts w:ascii="DejaVu Sans Mono" w:hAnsi="DejaVu Sans Mono"/>
+                <w:b/>
+                <w:color w:val="315BC0"/>
+                <w:sz w:val="18"/>
+              </w:rPr>
+              <w:t>IGNORE</w:t>
+            </w:r>
+            <w:r>
+              <w:rPr>
+                <w:rFonts w:ascii="DejaVu Sans Mono" w:hAnsi="DejaVu Sans Mono"/>
+                <w:color w:val="25364B"/>
+                <w:sz w:val="18"/>
+              </w:rPr>
+              <w:t xml:space="preserve"> 1 </w:t>
+            </w:r>
+            <w:r>
+              <w:rPr>
+                <w:rFonts w:ascii="DejaVu Sans Mono" w:hAnsi="DejaVu Sans Mono"/>
+                <w:b/>
+                <w:color w:val="315BC0"/>
+                <w:sz w:val="18"/>
+              </w:rPr>
+              <w:t>LINES;</w:t>
+            </w:r>
+          </w:p>
+        </w:tc>
+      </w:tr>
+      <w:tr>
+        <w:trPr>
+          <w:cantSplit/>
+          <w:jc w:val="center"/>
+        </w:trPr>
+        <w:tc>
+          <w:tcPr>
+            <w:tcW w:w="567" w:type="dxa"/>
+            <w:tcBorders>
+              <w:top w:val="single" w:sz="6" w:space="0" w:color="D9D9D9"/>
+              <w:bottom w:val="single" w:sz="6" w:space="0" w:color="D9D9D9"/>
+            </w:tcBorders>
+            <w:shd w:val="clear" w:color="auto" w:fill="E9EEF4"/>
+            <w:tcMar>
+              <w:top w:w="55" w:type="dxa"/>
+              <w:left w:w="130" w:type="dxa"/>
+              <w:bottom w:w="55" w:type="dxa"/>
+              <w:right w:w="130" w:type="dxa"/>
+            </w:tcMar>
+            <w:vAlign w:val="center"/>
+          </w:tcPr>
+          <w:p>
+            <w:pPr>
+              <w:keepNext/>
+              <w:spacing w:after="0" w:line="240" w:lineRule="auto"/>
+              <w:jc w:val="right"/>
+            </w:pPr>
+            <w:r>
+              <w:rPr>
+                <w:rFonts w:ascii="DejaVu Sans Mono" w:hAnsi="DejaVu Sans Mono"/>
+                <w:color w:val="7C899B"/>
+                <w:sz w:val="18"/>
+              </w:rPr>
+              <w:t>7</w:t>
+            </w:r>
+          </w:p>
+        </w:tc>
+        <w:tc>
+          <w:tcPr>
+            <w:tcW w:w="8236" w:type="dxa"/>
+            <w:tcBorders>
+              <w:top w:val="single" w:sz="6" w:space="0" w:color="D9D9D9"/>
+              <w:bottom w:val="single" w:sz="6" w:space="0" w:color="D9D9D9"/>
+            </w:tcBorders>
+            <w:shd w:val="clear" w:color="auto" w:fill="F5F7FA"/>
+            <w:tcMar>
+              <w:top w:w="55" w:type="dxa"/>
+              <w:left w:w="130" w:type="dxa"/>
+              <w:bottom w:w="55" w:type="dxa"/>
+              <w:right w:w="130" w:type="dxa"/>
+            </w:tcMar>
+            <w:vAlign w:val="center"/>
+          </w:tcPr>
+          <w:p>
+            <w:pPr>
+              <w:keepNext/>
+              <w:spacing w:after="0" w:line="240" w:lineRule="auto"/>
+            </w:pPr>
+          </w:p>
+        </w:tc>
+      </w:tr>
+    </w:tbl>
+    <w:p>
+      <w:pPr>
+        <w:ind w:left="142"/>
+        <w:rPr>
+          <w:rFonts w:ascii="Calibri" w:hAnsi="Calibri"/>
+          <w:b/>
+          <w:color w:val="000000"/>
+          <w:sz w:val="28"/>
+        </w:rPr>
+      </w:pPr>
+    </w:p>
+    <w:p>
+      <w:pPr>
+        <w:ind w:left="142"/>
+        <w:rPr>
+          <w:rFonts w:ascii="Calibri" w:hAnsi="Calibri"/>
+          <w:b/>
+          <w:color w:val="000000"/>
+          <w:sz w:val="22"/>
+        </w:rPr>
+      </w:pPr>
+      <w:r>
+        <w:rPr>
+          <w:rFonts w:ascii="Calibri" w:hAnsi="Calibri"/>
+          <w:b/>
+          <w:color w:val="000000"/>
+          <w:sz w:val="22"/>
+        </w:rPr>
+        <w:t>Capture de l’exécution</w:t>
+      </w:r>
+    </w:p>
+    <w:tbl>
+      <w:tblPr>
+        <w:tblW w:w="8803" w:type="dxa"/>
+        <w:jc w:val="center"/>
+        <w:tblBorders>
+          <w:top w:val="single" w:sz="6" w:space="0" w:color="D9D9D9"/>
+          <w:left w:val="single" w:sz="6" w:space="0" w:color="D9D9D9"/>
+          <w:bottom w:val="single" w:sz="6" w:space="0" w:color="D9D9D9"/>
+          <w:right w:val="single" w:sz="6" w:space="0" w:color="D9D9D9"/>
+          <w:insideH w:val="nil"/>
+          <w:insideV w:val="nil"/>
+        </w:tblBorders>
+        <w:tblLayout w:type="fixed"/>
+        <w:tblLook w:val="04A0" w:firstRow="1" w:lastRow="0" w:firstColumn="1" w:lastColumn="0" w:noHBand="0" w:noVBand="1"/>
+      </w:tblPr>
+      <w:tblGrid>
+        <w:gridCol w:w="8803"/>
+      </w:tblGrid>
+      <w:tr>
+        <w:trPr>
+          <w:cantSplit/>
+          <w:jc w:val="center"/>
+        </w:trPr>
+        <w:tc>
+          <w:tcPr>
+            <w:tcW w:w="8803" w:type="dxa"/>
+            <w:shd w:val="clear" w:color="auto" w:fill="E9EEF4"/>
+            <w:tcMar>
+              <w:top w:w="55" w:type="dxa"/>
+              <w:left w:w="130" w:type="dxa"/>
+              <w:bottom w:w="55" w:type="dxa"/>
+              <w:right w:w="130" w:type="dxa"/>
+            </w:tcMar>
+            <w:vAlign w:val="center"/>
+          </w:tcPr>
+          <w:p>
+            <w:pPr>
+              <w:spacing w:before="80" w:after="80" w:line="240" w:lineRule="auto"/>
+            </w:pPr>
+            <w:r>
+              <w:rPr>
+                <w:rFonts w:ascii="Calibri" w:hAnsi="Calibri"/>
+                <w:color w:val="25364B"/>
+                <w:sz w:val="20"/>
+              </w:rPr>
+              <w:t>PhpMyAdmin   /   db_aeroport   /   t_</w:t>
+            </w:r>
+            <w:r>
+              <w:rPr>
+                <w:rFonts w:ascii="Calibri" w:hAnsi="Calibri"/>
+                <w:color w:val="25364B"/>
+                <w:sz w:val="20"/>
+              </w:rPr>
+              <w:t>passager</w:t>
+            </w:r>
+          </w:p>
+        </w:tc>
+      </w:tr>
+      <w:tr>
+        <w:trPr>
+          <w:cantSplit/>
+          <w:trHeight w:val="3937"/>
+          <w:jc w:val="center"/>
+        </w:trPr>
+        <w:tc>
+          <w:tcPr>
+            <w:tcW w:w="8803" w:type="dxa"/>
+            <w:shd w:val="clear" w:color="auto" w:fill="FAFBFD"/>
+            <w:tcMar>
+              <w:top w:w="55" w:type="dxa"/>
+              <w:left w:w="130" w:type="dxa"/>
+              <w:bottom w:w="55" w:type="dxa"/>
+              <w:right w:w="130" w:type="dxa"/>
+            </w:tcMar>
+            <w:vAlign w:val="center"/>
+          </w:tcPr>
+          <w:p>
+            <w:pPr>
+              <w:spacing w:before="100"/>
+              <w:jc w:val="center"/>
+            </w:pPr>
+            <w:r>
+              <w:rPr>
+                <w:noProof/>
+              </w:rPr>
+              <w:drawing>
+                <wp:anchor distT="0" distB="0" distL="114300" distR="114300" simplePos="0" relativeHeight="251676672" behindDoc="0" locked="0" layoutInCell="1" allowOverlap="1" wp14:anchorId="5CAA5C91" wp14:editId="624313E0">
+                  <wp:simplePos x="0" y="0"/>
+                  <wp:positionH relativeFrom="column">
+                    <wp:posOffset>248920</wp:posOffset>
+                  </wp:positionH>
+                  <wp:positionV relativeFrom="line">
+                    <wp:posOffset>-172085</wp:posOffset>
+                  </wp:positionV>
+                  <wp:extent cx="4953000" cy="1369695"/>
+                  <wp:effectExtent l="0" t="0" r="0" b="1905"/>
+                  <wp:wrapNone/>
+                  <wp:docPr id="1747140161" name="Image 12"/>
+                  <wp:cNvGraphicFramePr>
+                    <a:graphicFrameLocks xmlns:a="http://schemas.openxmlformats.org/drawingml/2006/main" noChangeAspect="1"/>
+                  </wp:cNvGraphicFramePr>
+                  <a:graphic xmlns:a="http://schemas.openxmlformats.org/drawingml/2006/main">
+                    <a:graphicData uri="http://schemas.openxmlformats.org/drawingml/2006/picture">
+                      <pic:pic xmlns:pic="http://schemas.openxmlformats.org/drawingml/2006/picture">
+                        <pic:nvPicPr>
+                          <pic:cNvPr id="1747140161" name="Image 12"/>
+                          <pic:cNvPicPr/>
+                        </pic:nvPicPr>
+                        <pic:blipFill>
+                          <a:blip r:embed="rId20"/>
+                          <a:stretch>
+                            <a:fillRect/>
+                          </a:stretch>
+                        </pic:blipFill>
+                        <pic:spPr>
+                          <a:xfrm>
+                            <a:off x="0" y="0"/>
+                            <a:ext cx="4953000" cy="1369695"/>
+                          </a:xfrm>
+                          <a:prstGeom prst="rect">
+                            <a:avLst/>
+                          </a:prstGeom>
+                        </pic:spPr>
+                      </pic:pic>
+                    </a:graphicData>
+                  </a:graphic>
+                  <wp14:sizeRelH relativeFrom="margin">
+                    <wp14:pctWidth>0</wp14:pctWidth>
+                  </wp14:sizeRelH>
+                  <wp14:sizeRelV relativeFrom="margin">
+                    <wp14:pctHeight>0</wp14:pctHeight>
+                  </wp14:sizeRelV>
+                </wp:anchor>
+              </w:drawing>
+            </w:r>
+          </w:p>
+        </w:tc>
+      </w:tr>
+    </w:tbl>
+    <w:p>
+      <w:pPr>
+        <w:ind w:left="142"/>
+        <w:rPr>
+          <w:rFonts w:ascii="Calibri" w:hAnsi="Calibri"/>
+          <w:b/>
+          <w:color w:val="000000"/>
+          <w:sz w:val="28"/>
+        </w:rPr>
+      </w:pPr>
+    </w:p>
+    <w:p>
+      <w:pPr>
+        <w:rPr>
+          <w:rFonts w:ascii="Calibri" w:hAnsi="Calibri"/>
+          <w:b/>
+          <w:color w:val="000000"/>
+          <w:sz w:val="28"/>
+        </w:rPr>
+      </w:pPr>
+      <w:r>
+        <w:rPr>
+          <w:rFonts w:ascii="Calibri" w:hAnsi="Calibri"/>
+          <w:b/>
+          <w:color w:val="000000"/>
+          <w:sz w:val="28"/>
+        </w:rPr>
+        <w:br w:type="page"/>
+      </w:r>
+    </w:p>
+    <w:p>
+      <w:pPr>
+        <w:ind w:left="142"/>
+        <w:rPr>
+          <w:rFonts w:ascii="Calibri" w:hAnsi="Calibri"/>
+          <w:b/>
+          <w:color w:val="000000"/>
+          <w:sz w:val="28"/>
+        </w:rPr>
+      </w:pPr>
+      <w:r>
+        <w:rPr>
+          <w:rFonts w:ascii="Calibri" w:hAnsi="Calibri"/>
+          <w:b/>
+          <w:color w:val="000000"/>
+          <w:sz w:val="28"/>
+        </w:rPr>
+        <w:lastRenderedPageBreak/>
+        <w:t>0</w:t>
+      </w:r>
+      <w:r>
+        <w:rPr>
+          <w:rFonts w:ascii="Calibri" w:hAnsi="Calibri"/>
+          <w:b/>
+          <w:color w:val="000000"/>
+          <w:sz w:val="28"/>
+        </w:rPr>
+        <w:t>6</w:t>
+      </w:r>
+      <w:r>
+        <w:rPr>
+          <w:rFonts w:ascii="Calibri" w:hAnsi="Calibri"/>
+          <w:b/>
+          <w:color w:val="000000"/>
+          <w:sz w:val="28"/>
+        </w:rPr>
+        <w:t xml:space="preserve"> </w:t>
+      </w:r>
+      <w:r>
+        <w:rPr>
+          <w:rFonts w:ascii="Calibri" w:hAnsi="Calibri"/>
+          <w:b/>
+          <w:color w:val="000000"/>
+          <w:sz w:val="28"/>
+        </w:rPr>
+        <w:t>Programme de vol</w:t>
+      </w:r>
+    </w:p>
+    <w:tbl>
+      <w:tblPr>
+        <w:tblW w:w="8803" w:type="dxa"/>
+        <w:jc w:val="center"/>
+        <w:tblBorders>
+          <w:top w:val="single" w:sz="6" w:space="0" w:color="D9D9D9"/>
+          <w:left w:val="single" w:sz="6" w:space="0" w:color="D9D9D9"/>
+          <w:bottom w:val="single" w:sz="6" w:space="0" w:color="D9D9D9"/>
+          <w:right w:val="single" w:sz="6" w:space="0" w:color="D9D9D9"/>
+          <w:insideH w:val="nil"/>
+          <w:insideV w:val="nil"/>
+        </w:tblBorders>
+        <w:tblLayout w:type="fixed"/>
+        <w:tblLook w:val="04A0" w:firstRow="1" w:lastRow="0" w:firstColumn="1" w:lastColumn="0" w:noHBand="0" w:noVBand="1"/>
+      </w:tblPr>
+      <w:tblGrid>
+        <w:gridCol w:w="567"/>
+        <w:gridCol w:w="8236"/>
+      </w:tblGrid>
+      <w:tr>
+        <w:trPr>
+          <w:cantSplit/>
+          <w:jc w:val="center"/>
+        </w:trPr>
+        <w:tc>
+          <w:tcPr>
+            <w:tcW w:w="8803" w:type="dxa"/>
+            <w:gridSpan w:val="2"/>
+            <w:tcBorders>
+              <w:top w:val="single" w:sz="6" w:space="0" w:color="D9D9D9"/>
+              <w:bottom w:val="single" w:sz="6" w:space="0" w:color="D9D9D9"/>
+            </w:tcBorders>
+            <w:shd w:val="clear" w:color="auto" w:fill="25364B"/>
+            <w:tcMar>
+              <w:top w:w="55" w:type="dxa"/>
+              <w:left w:w="130" w:type="dxa"/>
+              <w:bottom w:w="55" w:type="dxa"/>
+              <w:right w:w="130" w:type="dxa"/>
+            </w:tcMar>
+            <w:vAlign w:val="center"/>
+          </w:tcPr>
+          <w:p>
+            <w:pPr>
+              <w:spacing w:before="100" w:after="100" w:line="240" w:lineRule="auto"/>
+            </w:pPr>
+            <w:r>
+              <w:rPr>
+                <w:rFonts w:ascii="Calibri" w:hAnsi="Calibri"/>
+                <w:b/>
+                <w:color w:val="FFFFFF"/>
+                <w:sz w:val="20"/>
+              </w:rPr>
+              <w:t>SQL   /   t_p</w:t>
+            </w:r>
+            <w:r>
+              <w:rPr>
+                <w:rFonts w:ascii="Calibri" w:hAnsi="Calibri"/>
+                <w:b/>
+                <w:color w:val="FFFFFF"/>
+                <w:sz w:val="20"/>
+              </w:rPr>
+              <w:t>rogramme_vol</w:t>
+            </w:r>
+            <w:r>
+              <w:rPr>
+                <w:rFonts w:ascii="Calibri" w:hAnsi="Calibri"/>
+                <w:b/>
+                <w:color w:val="FFFFFF"/>
+                <w:sz w:val="20"/>
+              </w:rPr>
+              <w:t>.tsv</w:t>
+            </w:r>
+          </w:p>
+        </w:tc>
+      </w:tr>
+      <w:tr>
+        <w:trPr>
+          <w:cantSplit/>
+          <w:jc w:val="center"/>
+        </w:trPr>
+        <w:tc>
+          <w:tcPr>
+            <w:tcW w:w="567" w:type="dxa"/>
+            <w:tcBorders>
+              <w:top w:val="single" w:sz="6" w:space="0" w:color="D9D9D9"/>
+              <w:bottom w:val="single" w:sz="6" w:space="0" w:color="D9D9D9"/>
+            </w:tcBorders>
+            <w:shd w:val="clear" w:color="auto" w:fill="E9EEF4"/>
+            <w:tcMar>
+              <w:top w:w="55" w:type="dxa"/>
+              <w:left w:w="130" w:type="dxa"/>
+              <w:bottom w:w="55" w:type="dxa"/>
+              <w:right w:w="130" w:type="dxa"/>
+            </w:tcMar>
+            <w:vAlign w:val="center"/>
+          </w:tcPr>
+          <w:p>
+            <w:pPr>
+              <w:keepNext/>
+              <w:spacing w:after="0" w:line="240" w:lineRule="auto"/>
+              <w:jc w:val="right"/>
+            </w:pPr>
+            <w:r>
+              <w:rPr>
+                <w:rFonts w:ascii="DejaVu Sans Mono" w:hAnsi="DejaVu Sans Mono"/>
+                <w:color w:val="7C899B"/>
+                <w:sz w:val="18"/>
+              </w:rPr>
+              <w:t>1</w:t>
+            </w:r>
+          </w:p>
+        </w:tc>
+        <w:tc>
+          <w:tcPr>
+            <w:tcW w:w="8236" w:type="dxa"/>
+            <w:tcBorders>
+              <w:top w:val="single" w:sz="6" w:space="0" w:color="D9D9D9"/>
+              <w:bottom w:val="single" w:sz="6" w:space="0" w:color="D9D9D9"/>
+            </w:tcBorders>
+            <w:shd w:val="clear" w:color="auto" w:fill="F5F7FA"/>
+            <w:tcMar>
+              <w:top w:w="55" w:type="dxa"/>
+              <w:left w:w="130" w:type="dxa"/>
+              <w:bottom w:w="55" w:type="dxa"/>
+              <w:right w:w="130" w:type="dxa"/>
+            </w:tcMar>
+            <w:vAlign w:val="center"/>
+          </w:tcPr>
+          <w:p>
+            <w:pPr>
+              <w:keepNext/>
+              <w:spacing w:after="0" w:line="240" w:lineRule="auto"/>
+            </w:pPr>
+            <w:r>
+              <w:rPr>
+                <w:rFonts w:ascii="DejaVu Sans Mono" w:hAnsi="DejaVu Sans Mono"/>
+                <w:b/>
+                <w:color w:val="315BC0"/>
+                <w:sz w:val="18"/>
+              </w:rPr>
+              <w:t>LOAD</w:t>
+            </w:r>
+            <w:r>
+              <w:rPr>
+                <w:rFonts w:ascii="DejaVu Sans Mono" w:hAnsi="DejaVu Sans Mono"/>
+                <w:color w:val="25364B"/>
+                <w:sz w:val="18"/>
+              </w:rPr>
+              <w:t xml:space="preserve"> </w:t>
+            </w:r>
+            <w:r>
+              <w:rPr>
+                <w:rFonts w:ascii="DejaVu Sans Mono" w:hAnsi="DejaVu Sans Mono"/>
+                <w:b/>
+                <w:color w:val="315BC0"/>
+                <w:sz w:val="18"/>
+              </w:rPr>
+              <w:t>DATA</w:t>
+            </w:r>
+            <w:r>
+              <w:rPr>
+                <w:rFonts w:ascii="DejaVu Sans Mono" w:hAnsi="DejaVu Sans Mono"/>
+                <w:color w:val="25364B"/>
+                <w:sz w:val="18"/>
+              </w:rPr>
+              <w:t xml:space="preserve"> </w:t>
+            </w:r>
+            <w:r>
+              <w:rPr>
+                <w:rFonts w:ascii="DejaVu Sans Mono" w:hAnsi="DejaVu Sans Mono"/>
+                <w:b/>
+                <w:color w:val="315BC0"/>
+                <w:sz w:val="18"/>
+              </w:rPr>
+              <w:t>INFILE</w:t>
+            </w:r>
+            <w:r>
+              <w:rPr>
+                <w:rFonts w:ascii="DejaVu Sans Mono" w:hAnsi="DejaVu Sans Mono"/>
+                <w:color w:val="25364B"/>
+                <w:sz w:val="18"/>
+              </w:rPr>
+              <w:t xml:space="preserve"> </w:t>
+            </w:r>
+            <w:r>
+              <w:rPr>
+                <w:rFonts w:ascii="DejaVu Sans Mono" w:hAnsi="DejaVu Sans Mono"/>
+                <w:color w:val="06734E"/>
+                <w:sz w:val="18"/>
+              </w:rPr>
+              <w:t>'/var/lib/mysql-files/t_p</w:t>
+            </w:r>
+            <w:r>
+              <w:rPr>
+                <w:rFonts w:ascii="DejaVu Sans Mono" w:hAnsi="DejaVu Sans Mono"/>
+                <w:color w:val="06734E"/>
+                <w:sz w:val="18"/>
+              </w:rPr>
+              <w:t>rogramme_vol</w:t>
+            </w:r>
+            <w:r>
+              <w:rPr>
+                <w:rFonts w:ascii="DejaVu Sans Mono" w:hAnsi="DejaVu Sans Mono"/>
+                <w:color w:val="06734E"/>
+                <w:sz w:val="18"/>
+              </w:rPr>
+              <w:t>.tsv'</w:t>
+            </w:r>
+          </w:p>
+        </w:tc>
+      </w:tr>
+      <w:tr>
+        <w:trPr>
+          <w:cantSplit/>
+          <w:jc w:val="center"/>
+        </w:trPr>
+        <w:tc>
+          <w:tcPr>
+            <w:tcW w:w="567" w:type="dxa"/>
+            <w:tcBorders>
+              <w:top w:val="single" w:sz="6" w:space="0" w:color="D9D9D9"/>
+              <w:bottom w:val="single" w:sz="6" w:space="0" w:color="D9D9D9"/>
+            </w:tcBorders>
+            <w:shd w:val="clear" w:color="auto" w:fill="E9EEF4"/>
+            <w:tcMar>
+              <w:top w:w="55" w:type="dxa"/>
+              <w:left w:w="130" w:type="dxa"/>
+              <w:bottom w:w="55" w:type="dxa"/>
+              <w:right w:w="130" w:type="dxa"/>
+            </w:tcMar>
+            <w:vAlign w:val="center"/>
+          </w:tcPr>
+          <w:p>
+            <w:pPr>
+              <w:keepNext/>
+              <w:spacing w:after="0" w:line="240" w:lineRule="auto"/>
+              <w:jc w:val="right"/>
+            </w:pPr>
+            <w:r>
+              <w:rPr>
+                <w:rFonts w:ascii="DejaVu Sans Mono" w:hAnsi="DejaVu Sans Mono"/>
+                <w:color w:val="7C899B"/>
+                <w:sz w:val="18"/>
+              </w:rPr>
+              <w:t>2</w:t>
+            </w:r>
+          </w:p>
+        </w:tc>
+        <w:tc>
+          <w:tcPr>
+            <w:tcW w:w="8236" w:type="dxa"/>
+            <w:tcBorders>
+              <w:top w:val="single" w:sz="6" w:space="0" w:color="D9D9D9"/>
+              <w:bottom w:val="single" w:sz="6" w:space="0" w:color="D9D9D9"/>
+            </w:tcBorders>
+            <w:shd w:val="clear" w:color="auto" w:fill="F5F7FA"/>
+            <w:tcMar>
+              <w:top w:w="55" w:type="dxa"/>
+              <w:left w:w="130" w:type="dxa"/>
+              <w:bottom w:w="55" w:type="dxa"/>
+              <w:right w:w="130" w:type="dxa"/>
+            </w:tcMar>
+            <w:vAlign w:val="center"/>
+          </w:tcPr>
+          <w:p>
+            <w:pPr>
+              <w:keepNext/>
+              <w:spacing w:after="0" w:line="240" w:lineRule="auto"/>
+              <w:rPr>
+                <w:lang w:val="en-US"/>
+              </w:rPr>
+            </w:pPr>
+            <w:r>
+              <w:rPr>
+                <w:rFonts w:ascii="DejaVu Sans Mono" w:hAnsi="DejaVu Sans Mono"/>
+                <w:b/>
+                <w:color w:val="315BC0"/>
+                <w:sz w:val="18"/>
+                <w:lang w:val="en-US"/>
+              </w:rPr>
+              <w:t>INTO</w:t>
+            </w:r>
+            <w:r>
+              <w:rPr>
+                <w:rFonts w:ascii="DejaVu Sans Mono" w:hAnsi="DejaVu Sans Mono"/>
+                <w:color w:val="25364B"/>
+                <w:sz w:val="18"/>
+                <w:lang w:val="en-US"/>
+              </w:rPr>
+              <w:t xml:space="preserve"> </w:t>
+            </w:r>
+            <w:r>
+              <w:rPr>
+                <w:rFonts w:ascii="DejaVu Sans Mono" w:hAnsi="DejaVu Sans Mono"/>
+                <w:b/>
+                <w:color w:val="315BC0"/>
+                <w:sz w:val="18"/>
+                <w:lang w:val="en-US"/>
+              </w:rPr>
+              <w:t>TABLE</w:t>
+            </w:r>
+            <w:r>
+              <w:rPr>
+                <w:rFonts w:ascii="DejaVu Sans Mono" w:hAnsi="DejaVu Sans Mono"/>
+                <w:color w:val="25364B"/>
+                <w:sz w:val="18"/>
+                <w:lang w:val="en-US"/>
+              </w:rPr>
+              <w:t xml:space="preserve"> t_</w:t>
+            </w:r>
+            <w:r>
+              <w:rPr>
+                <w:rFonts w:ascii="DejaVu Sans Mono" w:hAnsi="DejaVu Sans Mono"/>
+                <w:color w:val="25364B"/>
+                <w:sz w:val="18"/>
+                <w:lang w:val="en-US"/>
+              </w:rPr>
+              <w:t>p</w:t>
+            </w:r>
+            <w:r>
+              <w:rPr>
+                <w:rFonts w:ascii="DejaVu Sans Mono" w:hAnsi="DejaVu Sans Mono"/>
+                <w:color w:val="25364B"/>
+                <w:sz w:val="18"/>
+                <w:lang w:val="en-US"/>
+              </w:rPr>
+              <w:t>rogramme_vol</w:t>
+            </w:r>
+          </w:p>
+        </w:tc>
+      </w:tr>
+      <w:tr>
+        <w:trPr>
+          <w:cantSplit/>
+          <w:jc w:val="center"/>
+        </w:trPr>
+        <w:tc>
+          <w:tcPr>
+            <w:tcW w:w="567" w:type="dxa"/>
+            <w:tcBorders>
+              <w:top w:val="single" w:sz="6" w:space="0" w:color="D9D9D9"/>
+              <w:bottom w:val="single" w:sz="6" w:space="0" w:color="D9D9D9"/>
+            </w:tcBorders>
+            <w:shd w:val="clear" w:color="auto" w:fill="E9EEF4"/>
+            <w:tcMar>
+              <w:top w:w="55" w:type="dxa"/>
+              <w:left w:w="130" w:type="dxa"/>
+              <w:bottom w:w="55" w:type="dxa"/>
+              <w:right w:w="130" w:type="dxa"/>
+            </w:tcMar>
+            <w:vAlign w:val="center"/>
+          </w:tcPr>
+          <w:p>
+            <w:pPr>
+              <w:keepNext/>
+              <w:spacing w:after="0" w:line="240" w:lineRule="auto"/>
+              <w:jc w:val="right"/>
+            </w:pPr>
+            <w:r>
+              <w:rPr>
+                <w:rFonts w:ascii="DejaVu Sans Mono" w:hAnsi="DejaVu Sans Mono"/>
+                <w:color w:val="7C899B"/>
+                <w:sz w:val="18"/>
+              </w:rPr>
+              <w:t>3</w:t>
+            </w:r>
+          </w:p>
+        </w:tc>
+        <w:tc>
+          <w:tcPr>
+            <w:tcW w:w="8236" w:type="dxa"/>
+            <w:tcBorders>
+              <w:top w:val="single" w:sz="6" w:space="0" w:color="D9D9D9"/>
+              <w:bottom w:val="single" w:sz="6" w:space="0" w:color="D9D9D9"/>
+            </w:tcBorders>
+            <w:shd w:val="clear" w:color="auto" w:fill="F5F7FA"/>
+            <w:tcMar>
+              <w:top w:w="55" w:type="dxa"/>
+              <w:left w:w="130" w:type="dxa"/>
+              <w:bottom w:w="55" w:type="dxa"/>
+              <w:right w:w="130" w:type="dxa"/>
+            </w:tcMar>
+            <w:vAlign w:val="center"/>
+          </w:tcPr>
+          <w:p>
+            <w:pPr>
+              <w:keepNext/>
+              <w:spacing w:after="0" w:line="240" w:lineRule="auto"/>
+            </w:pPr>
+            <w:r>
+              <w:rPr>
+                <w:rFonts w:ascii="DejaVu Sans Mono" w:hAnsi="DejaVu Sans Mono"/>
+                <w:b/>
+                <w:color w:val="315BC0"/>
+                <w:sz w:val="18"/>
+              </w:rPr>
+              <w:t>CHARACTER</w:t>
+            </w:r>
+            <w:r>
+              <w:rPr>
+                <w:rFonts w:ascii="DejaVu Sans Mono" w:hAnsi="DejaVu Sans Mono"/>
+                <w:color w:val="25364B"/>
+                <w:sz w:val="18"/>
+              </w:rPr>
+              <w:t xml:space="preserve"> </w:t>
+            </w:r>
+            <w:r>
+              <w:rPr>
+                <w:rFonts w:ascii="DejaVu Sans Mono" w:hAnsi="DejaVu Sans Mono"/>
+                <w:b/>
+                <w:color w:val="315BC0"/>
+                <w:sz w:val="18"/>
+              </w:rPr>
+              <w:t>SET</w:t>
+            </w:r>
+            <w:r>
+              <w:rPr>
+                <w:rFonts w:ascii="DejaVu Sans Mono" w:hAnsi="DejaVu Sans Mono"/>
+                <w:color w:val="25364B"/>
+                <w:sz w:val="18"/>
+              </w:rPr>
+              <w:t xml:space="preserve"> utf8mb4</w:t>
+            </w:r>
+          </w:p>
+        </w:tc>
+      </w:tr>
+      <w:tr>
+        <w:trPr>
+          <w:cantSplit/>
+          <w:jc w:val="center"/>
+        </w:trPr>
+        <w:tc>
+          <w:tcPr>
+            <w:tcW w:w="567" w:type="dxa"/>
+            <w:tcBorders>
+              <w:top w:val="single" w:sz="6" w:space="0" w:color="D9D9D9"/>
+              <w:bottom w:val="single" w:sz="6" w:space="0" w:color="D9D9D9"/>
+            </w:tcBorders>
+            <w:shd w:val="clear" w:color="auto" w:fill="E9EEF4"/>
+            <w:tcMar>
+              <w:top w:w="55" w:type="dxa"/>
+              <w:left w:w="130" w:type="dxa"/>
+              <w:bottom w:w="55" w:type="dxa"/>
+              <w:right w:w="130" w:type="dxa"/>
+            </w:tcMar>
+            <w:vAlign w:val="center"/>
+          </w:tcPr>
+          <w:p>
+            <w:pPr>
+              <w:keepNext/>
+              <w:spacing w:after="0" w:line="240" w:lineRule="auto"/>
+              <w:jc w:val="right"/>
+            </w:pPr>
+            <w:r>
+              <w:rPr>
+                <w:rFonts w:ascii="DejaVu Sans Mono" w:hAnsi="DejaVu Sans Mono"/>
+                <w:color w:val="7C899B"/>
+                <w:sz w:val="18"/>
+              </w:rPr>
+              <w:t>4</w:t>
+            </w:r>
+          </w:p>
+        </w:tc>
+        <w:tc>
+          <w:tcPr>
+            <w:tcW w:w="8236" w:type="dxa"/>
+            <w:tcBorders>
+              <w:top w:val="single" w:sz="6" w:space="0" w:color="D9D9D9"/>
+              <w:bottom w:val="single" w:sz="6" w:space="0" w:color="D9D9D9"/>
+            </w:tcBorders>
+            <w:shd w:val="clear" w:color="auto" w:fill="F5F7FA"/>
+            <w:tcMar>
+              <w:top w:w="55" w:type="dxa"/>
+              <w:left w:w="130" w:type="dxa"/>
+              <w:bottom w:w="55" w:type="dxa"/>
+              <w:right w:w="130" w:type="dxa"/>
+            </w:tcMar>
+            <w:vAlign w:val="center"/>
+          </w:tcPr>
+          <w:p>
+            <w:pPr>
+              <w:keepNext/>
+              <w:spacing w:after="0" w:line="240" w:lineRule="auto"/>
+              <w:rPr>
+                <w:lang w:val="en-US"/>
+              </w:rPr>
+            </w:pPr>
+            <w:r>
+              <w:rPr>
+                <w:rFonts w:ascii="DejaVu Sans Mono" w:hAnsi="DejaVu Sans Mono"/>
+                <w:b/>
+                <w:color w:val="315BC0"/>
+                <w:sz w:val="18"/>
+                <w:lang w:val="en-US"/>
+              </w:rPr>
+              <w:t>FIELDS</w:t>
+            </w:r>
+            <w:r>
+              <w:rPr>
+                <w:rFonts w:ascii="DejaVu Sans Mono" w:hAnsi="DejaVu Sans Mono"/>
+                <w:color w:val="25364B"/>
+                <w:sz w:val="18"/>
+                <w:lang w:val="en-US"/>
+              </w:rPr>
+              <w:t xml:space="preserve"> </w:t>
+            </w:r>
+            <w:r>
+              <w:rPr>
+                <w:rFonts w:ascii="DejaVu Sans Mono" w:hAnsi="DejaVu Sans Mono"/>
+                <w:b/>
+                <w:color w:val="315BC0"/>
+                <w:sz w:val="18"/>
+                <w:lang w:val="en-US"/>
+              </w:rPr>
+              <w:t>TERMINATED</w:t>
+            </w:r>
+            <w:r>
+              <w:rPr>
+                <w:rFonts w:ascii="DejaVu Sans Mono" w:hAnsi="DejaVu Sans Mono"/>
+                <w:color w:val="25364B"/>
+                <w:sz w:val="18"/>
+                <w:lang w:val="en-US"/>
+              </w:rPr>
+              <w:t xml:space="preserve"> </w:t>
+            </w:r>
+            <w:r>
+              <w:rPr>
+                <w:rFonts w:ascii="DejaVu Sans Mono" w:hAnsi="DejaVu Sans Mono"/>
+                <w:b/>
+                <w:color w:val="315BC0"/>
+                <w:sz w:val="18"/>
+                <w:lang w:val="en-US"/>
+              </w:rPr>
+              <w:t>BY</w:t>
+            </w:r>
+            <w:r>
+              <w:rPr>
+                <w:rFonts w:ascii="DejaVu Sans Mono" w:hAnsi="DejaVu Sans Mono"/>
+                <w:color w:val="25364B"/>
+                <w:sz w:val="18"/>
+                <w:lang w:val="en-US"/>
+              </w:rPr>
+              <w:t xml:space="preserve"> </w:t>
+            </w:r>
+            <w:r>
+              <w:rPr>
+                <w:rFonts w:ascii="DejaVu Sans Mono" w:hAnsi="DejaVu Sans Mono"/>
+                <w:color w:val="06734E"/>
+                <w:sz w:val="18"/>
+                <w:lang w:val="en-US"/>
+              </w:rPr>
+              <w:t>'\t'</w:t>
+            </w:r>
+          </w:p>
+        </w:tc>
+      </w:tr>
+      <w:tr>
+        <w:trPr>
+          <w:cantSplit/>
+          <w:jc w:val="center"/>
+        </w:trPr>
+        <w:tc>
+          <w:tcPr>
+            <w:tcW w:w="567" w:type="dxa"/>
+            <w:tcBorders>
+              <w:top w:val="single" w:sz="6" w:space="0" w:color="D9D9D9"/>
+              <w:bottom w:val="single" w:sz="6" w:space="0" w:color="D9D9D9"/>
+            </w:tcBorders>
+            <w:shd w:val="clear" w:color="auto" w:fill="E9EEF4"/>
+            <w:tcMar>
+              <w:top w:w="55" w:type="dxa"/>
+              <w:left w:w="130" w:type="dxa"/>
+              <w:bottom w:w="55" w:type="dxa"/>
+              <w:right w:w="130" w:type="dxa"/>
+            </w:tcMar>
+            <w:vAlign w:val="center"/>
+          </w:tcPr>
+          <w:p>
+            <w:pPr>
+              <w:keepNext/>
+              <w:spacing w:after="0" w:line="240" w:lineRule="auto"/>
+              <w:jc w:val="right"/>
+            </w:pPr>
+            <w:r>
+              <w:rPr>
+                <w:rFonts w:ascii="DejaVu Sans Mono" w:hAnsi="DejaVu Sans Mono"/>
+                <w:color w:val="7C899B"/>
+                <w:sz w:val="18"/>
+              </w:rPr>
+              <w:t>5</w:t>
+            </w:r>
+          </w:p>
+        </w:tc>
+        <w:tc>
+          <w:tcPr>
+            <w:tcW w:w="8236" w:type="dxa"/>
+            <w:tcBorders>
+              <w:top w:val="single" w:sz="6" w:space="0" w:color="D9D9D9"/>
+              <w:bottom w:val="single" w:sz="6" w:space="0" w:color="D9D9D9"/>
+            </w:tcBorders>
+            <w:shd w:val="clear" w:color="auto" w:fill="F5F7FA"/>
+            <w:tcMar>
+              <w:top w:w="55" w:type="dxa"/>
+              <w:left w:w="130" w:type="dxa"/>
+              <w:bottom w:w="55" w:type="dxa"/>
+              <w:right w:w="130" w:type="dxa"/>
+            </w:tcMar>
+            <w:vAlign w:val="center"/>
+          </w:tcPr>
+          <w:p>
+            <w:pPr>
+              <w:keepNext/>
+              <w:spacing w:after="0" w:line="240" w:lineRule="auto"/>
+              <w:rPr>
+                <w:lang w:val="en-US"/>
+              </w:rPr>
+            </w:pPr>
+            <w:r>
+              <w:rPr>
+                <w:rFonts w:ascii="DejaVu Sans Mono" w:hAnsi="DejaVu Sans Mono"/>
+                <w:b/>
+                <w:color w:val="315BC0"/>
+                <w:sz w:val="18"/>
+                <w:lang w:val="en-US"/>
+              </w:rPr>
+              <w:t>LINES</w:t>
+            </w:r>
+            <w:r>
+              <w:rPr>
+                <w:rFonts w:ascii="DejaVu Sans Mono" w:hAnsi="DejaVu Sans Mono"/>
+                <w:color w:val="25364B"/>
+                <w:sz w:val="18"/>
+                <w:lang w:val="en-US"/>
+              </w:rPr>
+              <w:t xml:space="preserve"> </w:t>
+            </w:r>
+            <w:r>
+              <w:rPr>
+                <w:rFonts w:ascii="DejaVu Sans Mono" w:hAnsi="DejaVu Sans Mono"/>
+                <w:b/>
+                <w:color w:val="315BC0"/>
+                <w:sz w:val="18"/>
+                <w:lang w:val="en-US"/>
+              </w:rPr>
+              <w:t>TERMINATED</w:t>
+            </w:r>
+            <w:r>
+              <w:rPr>
+                <w:rFonts w:ascii="DejaVu Sans Mono" w:hAnsi="DejaVu Sans Mono"/>
+                <w:color w:val="25364B"/>
+                <w:sz w:val="18"/>
+                <w:lang w:val="en-US"/>
+              </w:rPr>
+              <w:t xml:space="preserve"> </w:t>
+            </w:r>
+            <w:r>
+              <w:rPr>
+                <w:rFonts w:ascii="DejaVu Sans Mono" w:hAnsi="DejaVu Sans Mono"/>
+                <w:b/>
+                <w:color w:val="315BC0"/>
+                <w:sz w:val="18"/>
+                <w:lang w:val="en-US"/>
+              </w:rPr>
+              <w:t>BY</w:t>
+            </w:r>
+            <w:r>
+              <w:rPr>
+                <w:rFonts w:ascii="DejaVu Sans Mono" w:hAnsi="DejaVu Sans Mono"/>
+                <w:color w:val="25364B"/>
+                <w:sz w:val="18"/>
+                <w:lang w:val="en-US"/>
+              </w:rPr>
+              <w:t xml:space="preserve"> </w:t>
+            </w:r>
+            <w:r>
+              <w:rPr>
+                <w:rFonts w:ascii="DejaVu Sans Mono" w:hAnsi="DejaVu Sans Mono"/>
+                <w:color w:val="06734E"/>
+                <w:sz w:val="18"/>
+                <w:lang w:val="en-US"/>
+              </w:rPr>
+              <w:t>'\n'</w:t>
+            </w:r>
+          </w:p>
+        </w:tc>
+      </w:tr>
+      <w:tr>
+        <w:trPr>
+          <w:cantSplit/>
+          <w:jc w:val="center"/>
+        </w:trPr>
+        <w:tc>
+          <w:tcPr>
+            <w:tcW w:w="567" w:type="dxa"/>
+            <w:tcBorders>
+              <w:top w:val="single" w:sz="6" w:space="0" w:color="D9D9D9"/>
+              <w:bottom w:val="single" w:sz="6" w:space="0" w:color="D9D9D9"/>
+            </w:tcBorders>
+            <w:shd w:val="clear" w:color="auto" w:fill="E9EEF4"/>
+            <w:tcMar>
+              <w:top w:w="55" w:type="dxa"/>
+              <w:left w:w="130" w:type="dxa"/>
+              <w:bottom w:w="55" w:type="dxa"/>
+              <w:right w:w="130" w:type="dxa"/>
+            </w:tcMar>
+            <w:vAlign w:val="center"/>
+          </w:tcPr>
+          <w:p>
+            <w:pPr>
+              <w:keepNext/>
+              <w:spacing w:after="0" w:line="240" w:lineRule="auto"/>
+              <w:jc w:val="right"/>
+            </w:pPr>
+            <w:r>
+              <w:rPr>
+                <w:rFonts w:ascii="DejaVu Sans Mono" w:hAnsi="DejaVu Sans Mono"/>
+                <w:color w:val="7C899B"/>
+                <w:sz w:val="18"/>
+              </w:rPr>
+              <w:t>6</w:t>
+            </w:r>
+          </w:p>
+        </w:tc>
+        <w:tc>
+          <w:tcPr>
+            <w:tcW w:w="8236" w:type="dxa"/>
+            <w:tcBorders>
+              <w:top w:val="single" w:sz="6" w:space="0" w:color="D9D9D9"/>
+              <w:bottom w:val="single" w:sz="6" w:space="0" w:color="D9D9D9"/>
+            </w:tcBorders>
+            <w:shd w:val="clear" w:color="auto" w:fill="F5F7FA"/>
+            <w:tcMar>
+              <w:top w:w="55" w:type="dxa"/>
+              <w:left w:w="130" w:type="dxa"/>
+              <w:bottom w:w="55" w:type="dxa"/>
+              <w:right w:w="130" w:type="dxa"/>
+            </w:tcMar>
+            <w:vAlign w:val="center"/>
+          </w:tcPr>
+          <w:p>
+            <w:pPr>
+              <w:keepNext/>
+              <w:spacing w:after="0" w:line="240" w:lineRule="auto"/>
+            </w:pPr>
+            <w:r>
+              <w:rPr>
+                <w:rFonts w:ascii="DejaVu Sans Mono" w:hAnsi="DejaVu Sans Mono"/>
+                <w:b/>
+                <w:color w:val="315BC0"/>
+                <w:sz w:val="18"/>
+              </w:rPr>
+              <w:t>IGNORE</w:t>
+            </w:r>
+            <w:r>
+              <w:rPr>
+                <w:rFonts w:ascii="DejaVu Sans Mono" w:hAnsi="DejaVu Sans Mono"/>
+                <w:color w:val="25364B"/>
+                <w:sz w:val="18"/>
+              </w:rPr>
+              <w:t xml:space="preserve"> 1 </w:t>
+            </w:r>
+            <w:r>
+              <w:rPr>
+                <w:rFonts w:ascii="DejaVu Sans Mono" w:hAnsi="DejaVu Sans Mono"/>
+                <w:b/>
+                <w:color w:val="315BC0"/>
+                <w:sz w:val="18"/>
+              </w:rPr>
+              <w:t>LINES;</w:t>
+            </w:r>
+          </w:p>
+        </w:tc>
+      </w:tr>
+      <w:tr>
+        <w:trPr>
+          <w:cantSplit/>
+          <w:jc w:val="center"/>
+        </w:trPr>
+        <w:tc>
+          <w:tcPr>
+            <w:tcW w:w="567" w:type="dxa"/>
+            <w:tcBorders>
+              <w:top w:val="single" w:sz="6" w:space="0" w:color="D9D9D9"/>
+              <w:bottom w:val="single" w:sz="6" w:space="0" w:color="D9D9D9"/>
+            </w:tcBorders>
+            <w:shd w:val="clear" w:color="auto" w:fill="E9EEF4"/>
+            <w:tcMar>
+              <w:top w:w="55" w:type="dxa"/>
+              <w:left w:w="130" w:type="dxa"/>
+              <w:bottom w:w="55" w:type="dxa"/>
+              <w:right w:w="130" w:type="dxa"/>
+            </w:tcMar>
+            <w:vAlign w:val="center"/>
+          </w:tcPr>
+          <w:p>
+            <w:pPr>
+              <w:keepNext/>
+              <w:spacing w:after="0" w:line="240" w:lineRule="auto"/>
+              <w:jc w:val="right"/>
+            </w:pPr>
+            <w:r>
+              <w:rPr>
+                <w:rFonts w:ascii="DejaVu Sans Mono" w:hAnsi="DejaVu Sans Mono"/>
+                <w:color w:val="7C899B"/>
+                <w:sz w:val="18"/>
+              </w:rPr>
+              <w:t>7</w:t>
+            </w:r>
+          </w:p>
+        </w:tc>
+        <w:tc>
+          <w:tcPr>
+            <w:tcW w:w="8236" w:type="dxa"/>
+            <w:tcBorders>
+              <w:top w:val="single" w:sz="6" w:space="0" w:color="D9D9D9"/>
+              <w:bottom w:val="single" w:sz="6" w:space="0" w:color="D9D9D9"/>
+            </w:tcBorders>
+            <w:shd w:val="clear" w:color="auto" w:fill="F5F7FA"/>
+            <w:tcMar>
+              <w:top w:w="55" w:type="dxa"/>
+              <w:left w:w="130" w:type="dxa"/>
+              <w:bottom w:w="55" w:type="dxa"/>
+              <w:right w:w="130" w:type="dxa"/>
+            </w:tcMar>
+            <w:vAlign w:val="center"/>
+          </w:tcPr>
+          <w:p>
+            <w:pPr>
+              <w:keepNext/>
+              <w:spacing w:after="0" w:line="240" w:lineRule="auto"/>
+            </w:pPr>
+          </w:p>
+        </w:tc>
+      </w:tr>
+    </w:tbl>
+    <w:p>
+      <w:pPr>
+        <w:ind w:left="142"/>
+        <w:rPr>
+          <w:rFonts w:ascii="Calibri" w:hAnsi="Calibri"/>
+          <w:b/>
+          <w:color w:val="000000"/>
+          <w:sz w:val="28"/>
+        </w:rPr>
+      </w:pPr>
+    </w:p>
+    <w:p>
+      <w:pPr>
+        <w:ind w:left="142"/>
+        <w:rPr>
+          <w:rFonts w:ascii="Calibri" w:hAnsi="Calibri"/>
+          <w:b/>
+          <w:color w:val="000000"/>
+          <w:sz w:val="22"/>
+        </w:rPr>
+      </w:pPr>
+      <w:r>
+        <w:rPr>
+          <w:rFonts w:ascii="Calibri" w:hAnsi="Calibri"/>
+          <w:b/>
+          <w:color w:val="000000"/>
+          <w:sz w:val="22"/>
+        </w:rPr>
+        <w:t>Capture de l’exécution</w:t>
+      </w:r>
+    </w:p>
+    <w:tbl>
+      <w:tblPr>
+        <w:tblW w:w="8803" w:type="dxa"/>
+        <w:jc w:val="center"/>
+        <w:tblBorders>
+          <w:top w:val="single" w:sz="6" w:space="0" w:color="D9D9D9"/>
+          <w:left w:val="single" w:sz="6" w:space="0" w:color="D9D9D9"/>
+          <w:bottom w:val="single" w:sz="6" w:space="0" w:color="D9D9D9"/>
+          <w:right w:val="single" w:sz="6" w:space="0" w:color="D9D9D9"/>
+          <w:insideH w:val="nil"/>
+          <w:insideV w:val="nil"/>
+        </w:tblBorders>
+        <w:tblLayout w:type="fixed"/>
+        <w:tblLook w:val="04A0" w:firstRow="1" w:lastRow="0" w:firstColumn="1" w:lastColumn="0" w:noHBand="0" w:noVBand="1"/>
+      </w:tblPr>
+      <w:tblGrid>
+        <w:gridCol w:w="8803"/>
+      </w:tblGrid>
+      <w:tr>
+        <w:trPr>
+          <w:cantSplit/>
+          <w:jc w:val="center"/>
+        </w:trPr>
+        <w:tc>
+          <w:tcPr>
+            <w:tcW w:w="8803" w:type="dxa"/>
+            <w:shd w:val="clear" w:color="auto" w:fill="E9EEF4"/>
+            <w:tcMar>
+              <w:top w:w="55" w:type="dxa"/>
+              <w:left w:w="130" w:type="dxa"/>
+              <w:bottom w:w="55" w:type="dxa"/>
+              <w:right w:w="130" w:type="dxa"/>
+            </w:tcMar>
+            <w:vAlign w:val="center"/>
+          </w:tcPr>
+          <w:p>
+            <w:pPr>
+              <w:spacing w:before="80" w:after="80" w:line="240" w:lineRule="auto"/>
+            </w:pPr>
+            <w:r>
+              <w:rPr>
+                <w:rFonts w:ascii="Calibri" w:hAnsi="Calibri"/>
+                <w:color w:val="25364B"/>
+                <w:sz w:val="20"/>
+              </w:rPr>
+              <w:t>PhpMyAdmin   /   db_aeroport   /   t_p</w:t>
+            </w:r>
+            <w:r>
+              <w:rPr>
+                <w:rFonts w:ascii="Calibri" w:hAnsi="Calibri"/>
+                <w:color w:val="25364B"/>
+                <w:sz w:val="20"/>
+              </w:rPr>
+              <w:t>rogramme_vol</w:t>
+            </w:r>
+          </w:p>
+        </w:tc>
+      </w:tr>
+      <w:tr>
+        <w:trPr>
+          <w:cantSplit/>
+          <w:trHeight w:val="3937"/>
+          <w:jc w:val="center"/>
+        </w:trPr>
+        <w:tc>
+          <w:tcPr>
+            <w:tcW w:w="8803" w:type="dxa"/>
+            <w:shd w:val="clear" w:color="auto" w:fill="FAFBFD"/>
+            <w:tcMar>
+              <w:top w:w="55" w:type="dxa"/>
+              <w:left w:w="130" w:type="dxa"/>
+              <w:bottom w:w="55" w:type="dxa"/>
+              <w:right w:w="130" w:type="dxa"/>
+            </w:tcMar>
+            <w:vAlign w:val="center"/>
+          </w:tcPr>
+          <w:p>
+            <w:pPr>
+              <w:spacing w:before="100"/>
+              <w:jc w:val="center"/>
+            </w:pPr>
+            <w:r>
+              <w:rPr>
+                <w:noProof/>
+              </w:rPr>
+              <w:drawing>
+                <wp:anchor distT="0" distB="0" distL="114300" distR="114300" simplePos="0" relativeHeight="251678720" behindDoc="0" locked="0" layoutInCell="1" allowOverlap="1" wp14:anchorId="45845F14" wp14:editId="68A30905">
+                  <wp:simplePos x="0" y="0"/>
+                  <wp:positionH relativeFrom="column">
+                    <wp:posOffset>259715</wp:posOffset>
+                  </wp:positionH>
+                  <wp:positionV relativeFrom="line">
+                    <wp:posOffset>-124460</wp:posOffset>
+                  </wp:positionV>
+                  <wp:extent cx="4953000" cy="1266825"/>
+                  <wp:effectExtent l="0" t="0" r="0" b="9525"/>
+                  <wp:wrapNone/>
+                  <wp:docPr id="1549751349" name="Image 12"/>
+                  <wp:cNvGraphicFramePr>
+                    <a:graphicFrameLocks xmlns:a="http://schemas.openxmlformats.org/drawingml/2006/main" noChangeAspect="1"/>
+                  </wp:cNvGraphicFramePr>
+                  <a:graphic xmlns:a="http://schemas.openxmlformats.org/drawingml/2006/main">
+                    <a:graphicData uri="http://schemas.openxmlformats.org/drawingml/2006/picture">
+                      <pic:pic xmlns:pic="http://schemas.openxmlformats.org/drawingml/2006/picture">
+                        <pic:nvPicPr>
+                          <pic:cNvPr id="1549751349" name="Image 12"/>
+                          <pic:cNvPicPr/>
+                        </pic:nvPicPr>
+                        <pic:blipFill>
+                          <a:blip r:embed="rId21"/>
+                          <a:stretch>
+                            <a:fillRect/>
+                          </a:stretch>
+                        </pic:blipFill>
+                        <pic:spPr>
+                          <a:xfrm>
+                            <a:off x="0" y="0"/>
+                            <a:ext cx="4953000" cy="1266825"/>
+                          </a:xfrm>
+                          <a:prstGeom prst="rect">
+                            <a:avLst/>
+                          </a:prstGeom>
+                        </pic:spPr>
+                      </pic:pic>
+                    </a:graphicData>
+                  </a:graphic>
+                  <wp14:sizeRelH relativeFrom="margin">
+                    <wp14:pctWidth>0</wp14:pctWidth>
+                  </wp14:sizeRelH>
+                  <wp14:sizeRelV relativeFrom="margin">
+                    <wp14:pctHeight>0</wp14:pctHeight>
+                  </wp14:sizeRelV>
+                </wp:anchor>
+              </w:drawing>
+            </w:r>
+          </w:p>
+        </w:tc>
+      </w:tr>
+    </w:tbl>
+    <w:p>
+      <w:pPr>
+        <w:ind w:left="142"/>
+        <w:rPr>
+          <w:rFonts w:ascii="Calibri" w:hAnsi="Calibri"/>
+          <w:b/>
+          <w:color w:val="000000"/>
+          <w:sz w:val="28"/>
+        </w:rPr>
+      </w:pPr>
+    </w:p>
+    <w:p>
+      <w:pPr>
+        <w:rPr>
+          <w:rFonts w:ascii="Calibri" w:hAnsi="Calibri"/>
+          <w:b/>
+          <w:color w:val="000000"/>
+          <w:sz w:val="28"/>
+        </w:rPr>
+      </w:pPr>
+      <w:r>
+        <w:rPr>
+          <w:rFonts w:ascii="Calibri" w:hAnsi="Calibri"/>
+          <w:b/>
+          <w:color w:val="000000"/>
+          <w:sz w:val="28"/>
+        </w:rPr>
+        <w:br w:type="page"/>
+      </w:r>
+    </w:p>
+    <w:p>
+      <w:pPr>
+        <w:ind w:left="142"/>
+        <w:rPr>
+          <w:rFonts w:ascii="Calibri" w:hAnsi="Calibri"/>
+          <w:b/>
+          <w:color w:val="000000"/>
+          <w:sz w:val="28"/>
+        </w:rPr>
+      </w:pPr>
+      <w:r>
+        <w:rPr>
+          <w:rFonts w:ascii="Calibri" w:hAnsi="Calibri"/>
+          <w:b/>
+          <w:color w:val="000000"/>
+          <w:sz w:val="28"/>
+        </w:rPr>
+        <w:lastRenderedPageBreak/>
+        <w:t>0</w:t>
+      </w:r>
+      <w:r>
+        <w:rPr>
+          <w:rFonts w:ascii="Calibri" w:hAnsi="Calibri"/>
+          <w:b/>
+          <w:color w:val="000000"/>
+          <w:sz w:val="28"/>
+        </w:rPr>
+        <w:t>7</w:t>
+      </w:r>
+      <w:r>
+        <w:rPr>
+          <w:rFonts w:ascii="Calibri" w:hAnsi="Calibri"/>
+          <w:b/>
+          <w:color w:val="000000"/>
+          <w:sz w:val="28"/>
+        </w:rPr>
+        <w:t xml:space="preserve"> </w:t>
+      </w:r>
+      <w:r>
+        <w:rPr>
+          <w:rFonts w:ascii="Calibri" w:hAnsi="Calibri"/>
+          <w:b/>
+          <w:color w:val="000000"/>
+          <w:sz w:val="28"/>
+        </w:rPr>
+        <w:t>V</w:t>
+      </w:r>
+      <w:r>
+        <w:rPr>
+          <w:rFonts w:ascii="Calibri" w:hAnsi="Calibri"/>
+          <w:b/>
+          <w:color w:val="000000"/>
+          <w:sz w:val="28"/>
+        </w:rPr>
+        <w:t>ol</w:t>
+      </w:r>
+    </w:p>
+    <w:tbl>
+      <w:tblPr>
+        <w:tblW w:w="8803" w:type="dxa"/>
+        <w:jc w:val="center"/>
+        <w:tblBorders>
+          <w:top w:val="single" w:sz="6" w:space="0" w:color="D9D9D9"/>
+          <w:left w:val="single" w:sz="6" w:space="0" w:color="D9D9D9"/>
+          <w:bottom w:val="single" w:sz="6" w:space="0" w:color="D9D9D9"/>
+          <w:right w:val="single" w:sz="6" w:space="0" w:color="D9D9D9"/>
+          <w:insideH w:val="nil"/>
+          <w:insideV w:val="nil"/>
+        </w:tblBorders>
+        <w:tblLayout w:type="fixed"/>
+        <w:tblLook w:val="04A0" w:firstRow="1" w:lastRow="0" w:firstColumn="1" w:lastColumn="0" w:noHBand="0" w:noVBand="1"/>
+      </w:tblPr>
+      <w:tblGrid>
+        <w:gridCol w:w="567"/>
+        <w:gridCol w:w="8236"/>
+      </w:tblGrid>
+      <w:tr>
+        <w:trPr>
+          <w:cantSplit/>
+          <w:jc w:val="center"/>
+        </w:trPr>
+        <w:tc>
+          <w:tcPr>
+            <w:tcW w:w="8803" w:type="dxa"/>
+            <w:gridSpan w:val="2"/>
+            <w:tcBorders>
+              <w:top w:val="single" w:sz="6" w:space="0" w:color="D9D9D9"/>
+              <w:bottom w:val="single" w:sz="6" w:space="0" w:color="D9D9D9"/>
+            </w:tcBorders>
+            <w:shd w:val="clear" w:color="auto" w:fill="25364B"/>
+            <w:tcMar>
+              <w:top w:w="55" w:type="dxa"/>
+              <w:left w:w="130" w:type="dxa"/>
+              <w:bottom w:w="55" w:type="dxa"/>
+              <w:right w:w="130" w:type="dxa"/>
+            </w:tcMar>
+            <w:vAlign w:val="center"/>
+          </w:tcPr>
+          <w:p>
+            <w:pPr>
+              <w:spacing w:before="100" w:after="100" w:line="240" w:lineRule="auto"/>
+            </w:pPr>
+            <w:r>
+              <w:rPr>
+                <w:rFonts w:ascii="Calibri" w:hAnsi="Calibri"/>
+                <w:b/>
+                <w:color w:val="FFFFFF"/>
+                <w:sz w:val="20"/>
+              </w:rPr>
+              <w:t>SQL   /   t_vol.tsv</w:t>
+            </w:r>
+          </w:p>
+        </w:tc>
+      </w:tr>
+      <w:tr>
+        <w:trPr>
+          <w:cantSplit/>
+          <w:jc w:val="center"/>
+        </w:trPr>
+        <w:tc>
+          <w:tcPr>
+            <w:tcW w:w="567" w:type="dxa"/>
+            <w:tcBorders>
+              <w:top w:val="single" w:sz="6" w:space="0" w:color="D9D9D9"/>
+              <w:bottom w:val="single" w:sz="6" w:space="0" w:color="D9D9D9"/>
+            </w:tcBorders>
+            <w:shd w:val="clear" w:color="auto" w:fill="E9EEF4"/>
+            <w:tcMar>
+              <w:top w:w="55" w:type="dxa"/>
+              <w:left w:w="130" w:type="dxa"/>
+              <w:bottom w:w="55" w:type="dxa"/>
+              <w:right w:w="130" w:type="dxa"/>
+            </w:tcMar>
+            <w:vAlign w:val="center"/>
+          </w:tcPr>
+          <w:p>
+            <w:pPr>
+              <w:keepNext/>
+              <w:spacing w:after="0" w:line="240" w:lineRule="auto"/>
+              <w:jc w:val="right"/>
+            </w:pPr>
+            <w:r>
+              <w:rPr>
+                <w:rFonts w:ascii="DejaVu Sans Mono" w:hAnsi="DejaVu Sans Mono"/>
+                <w:color w:val="7C899B"/>
+                <w:sz w:val="18"/>
+              </w:rPr>
+              <w:t>1</w:t>
+            </w:r>
+          </w:p>
+        </w:tc>
+        <w:tc>
+          <w:tcPr>
+            <w:tcW w:w="8236" w:type="dxa"/>
+            <w:tcBorders>
+              <w:top w:val="single" w:sz="6" w:space="0" w:color="D9D9D9"/>
+              <w:bottom w:val="single" w:sz="6" w:space="0" w:color="D9D9D9"/>
+            </w:tcBorders>
+            <w:shd w:val="clear" w:color="auto" w:fill="F5F7FA"/>
+            <w:tcMar>
+              <w:top w:w="55" w:type="dxa"/>
+              <w:left w:w="130" w:type="dxa"/>
+              <w:bottom w:w="55" w:type="dxa"/>
+              <w:right w:w="130" w:type="dxa"/>
+            </w:tcMar>
+            <w:vAlign w:val="center"/>
+          </w:tcPr>
+          <w:p>
+            <w:pPr>
+              <w:keepNext/>
+              <w:spacing w:after="0" w:line="240" w:lineRule="auto"/>
+            </w:pPr>
+            <w:r>
+              <w:rPr>
+                <w:rFonts w:ascii="DejaVu Sans Mono" w:hAnsi="DejaVu Sans Mono"/>
+                <w:b/>
+                <w:color w:val="315BC0"/>
+                <w:sz w:val="18"/>
+              </w:rPr>
+              <w:t>LOAD</w:t>
+            </w:r>
+            <w:r>
+              <w:rPr>
+                <w:rFonts w:ascii="DejaVu Sans Mono" w:hAnsi="DejaVu Sans Mono"/>
+                <w:color w:val="25364B"/>
+                <w:sz w:val="18"/>
+              </w:rPr>
+              <w:t xml:space="preserve"> </w:t>
+            </w:r>
+            <w:r>
+              <w:rPr>
+                <w:rFonts w:ascii="DejaVu Sans Mono" w:hAnsi="DejaVu Sans Mono"/>
+                <w:b/>
+                <w:color w:val="315BC0"/>
+                <w:sz w:val="18"/>
+              </w:rPr>
+              <w:t>DATA</w:t>
+            </w:r>
+            <w:r>
+              <w:rPr>
+                <w:rFonts w:ascii="DejaVu Sans Mono" w:hAnsi="DejaVu Sans Mono"/>
+                <w:color w:val="25364B"/>
+                <w:sz w:val="18"/>
+              </w:rPr>
+              <w:t xml:space="preserve"> </w:t>
+            </w:r>
+            <w:r>
+              <w:rPr>
+                <w:rFonts w:ascii="DejaVu Sans Mono" w:hAnsi="DejaVu Sans Mono"/>
+                <w:b/>
+                <w:color w:val="315BC0"/>
+                <w:sz w:val="18"/>
+              </w:rPr>
+              <w:t>INFILE</w:t>
+            </w:r>
+            <w:r>
+              <w:rPr>
+                <w:rFonts w:ascii="DejaVu Sans Mono" w:hAnsi="DejaVu Sans Mono"/>
+                <w:color w:val="25364B"/>
+                <w:sz w:val="18"/>
+              </w:rPr>
+              <w:t xml:space="preserve"> </w:t>
+            </w:r>
+            <w:r>
+              <w:rPr>
+                <w:rFonts w:ascii="DejaVu Sans Mono" w:hAnsi="DejaVu Sans Mono"/>
+                <w:color w:val="06734E"/>
+                <w:sz w:val="18"/>
+              </w:rPr>
+              <w:t>'/var/lib/mysql-files/t_vol.tsv'</w:t>
+            </w:r>
+          </w:p>
+        </w:tc>
+      </w:tr>
+      <w:tr>
+        <w:trPr>
+          <w:cantSplit/>
+          <w:jc w:val="center"/>
+        </w:trPr>
+        <w:tc>
+          <w:tcPr>
+            <w:tcW w:w="567" w:type="dxa"/>
+            <w:tcBorders>
+              <w:top w:val="single" w:sz="6" w:space="0" w:color="D9D9D9"/>
+              <w:bottom w:val="single" w:sz="6" w:space="0" w:color="D9D9D9"/>
+            </w:tcBorders>
+            <w:shd w:val="clear" w:color="auto" w:fill="E9EEF4"/>
+            <w:tcMar>
+              <w:top w:w="55" w:type="dxa"/>
+              <w:left w:w="130" w:type="dxa"/>
+              <w:bottom w:w="55" w:type="dxa"/>
+              <w:right w:w="130" w:type="dxa"/>
+            </w:tcMar>
+            <w:vAlign w:val="center"/>
+          </w:tcPr>
+          <w:p>
+            <w:pPr>
+              <w:keepNext/>
+              <w:spacing w:after="0" w:line="240" w:lineRule="auto"/>
+              <w:jc w:val="right"/>
+            </w:pPr>
+            <w:r>
+              <w:rPr>
+                <w:rFonts w:ascii="DejaVu Sans Mono" w:hAnsi="DejaVu Sans Mono"/>
+                <w:color w:val="7C899B"/>
+                <w:sz w:val="18"/>
+              </w:rPr>
+              <w:t>2</w:t>
+            </w:r>
+          </w:p>
+        </w:tc>
+        <w:tc>
+          <w:tcPr>
+            <w:tcW w:w="8236" w:type="dxa"/>
+            <w:tcBorders>
+              <w:top w:val="single" w:sz="6" w:space="0" w:color="D9D9D9"/>
+              <w:bottom w:val="single" w:sz="6" w:space="0" w:color="D9D9D9"/>
+            </w:tcBorders>
+            <w:shd w:val="clear" w:color="auto" w:fill="F5F7FA"/>
+            <w:tcMar>
+              <w:top w:w="55" w:type="dxa"/>
+              <w:left w:w="130" w:type="dxa"/>
+              <w:bottom w:w="55" w:type="dxa"/>
+              <w:right w:w="130" w:type="dxa"/>
+            </w:tcMar>
+            <w:vAlign w:val="center"/>
+          </w:tcPr>
+          <w:p>
+            <w:pPr>
+              <w:keepNext/>
+              <w:spacing w:after="0" w:line="240" w:lineRule="auto"/>
+              <w:rPr>
+                <w:lang w:val="en-US"/>
+              </w:rPr>
+            </w:pPr>
+            <w:r>
+              <w:rPr>
+                <w:rFonts w:ascii="DejaVu Sans Mono" w:hAnsi="DejaVu Sans Mono"/>
+                <w:b/>
+                <w:color w:val="315BC0"/>
+                <w:sz w:val="18"/>
+                <w:lang w:val="en-US"/>
+              </w:rPr>
+              <w:t>INTO</w:t>
+            </w:r>
+            <w:r>
+              <w:rPr>
+                <w:rFonts w:ascii="DejaVu Sans Mono" w:hAnsi="DejaVu Sans Mono"/>
+                <w:color w:val="25364B"/>
+                <w:sz w:val="18"/>
+                <w:lang w:val="en-US"/>
+              </w:rPr>
+              <w:t xml:space="preserve"> </w:t>
+            </w:r>
+            <w:r>
+              <w:rPr>
+                <w:rFonts w:ascii="DejaVu Sans Mono" w:hAnsi="DejaVu Sans Mono"/>
+                <w:b/>
+                <w:color w:val="315BC0"/>
+                <w:sz w:val="18"/>
+                <w:lang w:val="en-US"/>
+              </w:rPr>
+              <w:t>TABLE</w:t>
+            </w:r>
+            <w:r>
+              <w:rPr>
+                <w:rFonts w:ascii="DejaVu Sans Mono" w:hAnsi="DejaVu Sans Mono"/>
+                <w:color w:val="25364B"/>
+                <w:sz w:val="18"/>
+                <w:lang w:val="en-US"/>
+              </w:rPr>
+              <w:t xml:space="preserve"> t_</w:t>
+            </w:r>
+            <w:r>
+              <w:rPr>
+                <w:rFonts w:ascii="DejaVu Sans Mono" w:hAnsi="DejaVu Sans Mono"/>
+                <w:color w:val="25364B"/>
+                <w:sz w:val="18"/>
+                <w:lang w:val="en-US"/>
+              </w:rPr>
+              <w:t>vol</w:t>
+            </w:r>
+          </w:p>
+        </w:tc>
+      </w:tr>
+      <w:tr>
+        <w:trPr>
+          <w:cantSplit/>
+          <w:jc w:val="center"/>
+        </w:trPr>
+        <w:tc>
+          <w:tcPr>
+            <w:tcW w:w="567" w:type="dxa"/>
+            <w:tcBorders>
+              <w:top w:val="single" w:sz="6" w:space="0" w:color="D9D9D9"/>
+              <w:bottom w:val="single" w:sz="6" w:space="0" w:color="D9D9D9"/>
+            </w:tcBorders>
+            <w:shd w:val="clear" w:color="auto" w:fill="E9EEF4"/>
+            <w:tcMar>
+              <w:top w:w="55" w:type="dxa"/>
+              <w:left w:w="130" w:type="dxa"/>
+              <w:bottom w:w="55" w:type="dxa"/>
+              <w:right w:w="130" w:type="dxa"/>
+            </w:tcMar>
+            <w:vAlign w:val="center"/>
+          </w:tcPr>
+          <w:p>
+            <w:pPr>
+              <w:keepNext/>
+              <w:spacing w:after="0" w:line="240" w:lineRule="auto"/>
+              <w:jc w:val="right"/>
+            </w:pPr>
+            <w:r>
+              <w:rPr>
+                <w:rFonts w:ascii="DejaVu Sans Mono" w:hAnsi="DejaVu Sans Mono"/>
+                <w:color w:val="7C899B"/>
+                <w:sz w:val="18"/>
+              </w:rPr>
+              <w:t>3</w:t>
+            </w:r>
+          </w:p>
+        </w:tc>
+        <w:tc>
+          <w:tcPr>
+            <w:tcW w:w="8236" w:type="dxa"/>
+            <w:tcBorders>
+              <w:top w:val="single" w:sz="6" w:space="0" w:color="D9D9D9"/>
+              <w:bottom w:val="single" w:sz="6" w:space="0" w:color="D9D9D9"/>
+            </w:tcBorders>
+            <w:shd w:val="clear" w:color="auto" w:fill="F5F7FA"/>
+            <w:tcMar>
+              <w:top w:w="55" w:type="dxa"/>
+              <w:left w:w="130" w:type="dxa"/>
+              <w:bottom w:w="55" w:type="dxa"/>
+              <w:right w:w="130" w:type="dxa"/>
+            </w:tcMar>
+            <w:vAlign w:val="center"/>
+          </w:tcPr>
+          <w:p>
+            <w:pPr>
+              <w:keepNext/>
+              <w:spacing w:after="0" w:line="240" w:lineRule="auto"/>
+            </w:pPr>
+            <w:r>
+              <w:rPr>
+                <w:rFonts w:ascii="DejaVu Sans Mono" w:hAnsi="DejaVu Sans Mono"/>
+                <w:b/>
+                <w:color w:val="315BC0"/>
+                <w:sz w:val="18"/>
+              </w:rPr>
+              <w:t>CHARACTER</w:t>
+            </w:r>
+            <w:r>
+              <w:rPr>
+                <w:rFonts w:ascii="DejaVu Sans Mono" w:hAnsi="DejaVu Sans Mono"/>
+                <w:color w:val="25364B"/>
+                <w:sz w:val="18"/>
+              </w:rPr>
+              <w:t xml:space="preserve"> </w:t>
+            </w:r>
+            <w:r>
+              <w:rPr>
+                <w:rFonts w:ascii="DejaVu Sans Mono" w:hAnsi="DejaVu Sans Mono"/>
+                <w:b/>
+                <w:color w:val="315BC0"/>
+                <w:sz w:val="18"/>
+              </w:rPr>
+              <w:t>SET</w:t>
+            </w:r>
+            <w:r>
+              <w:rPr>
+                <w:rFonts w:ascii="DejaVu Sans Mono" w:hAnsi="DejaVu Sans Mono"/>
+                <w:color w:val="25364B"/>
+                <w:sz w:val="18"/>
+              </w:rPr>
+              <w:t xml:space="preserve"> utf8mb4</w:t>
+            </w:r>
+          </w:p>
+        </w:tc>
+      </w:tr>
+      <w:tr>
+        <w:trPr>
+          <w:cantSplit/>
+          <w:jc w:val="center"/>
+        </w:trPr>
+        <w:tc>
+          <w:tcPr>
+            <w:tcW w:w="567" w:type="dxa"/>
+            <w:tcBorders>
+              <w:top w:val="single" w:sz="6" w:space="0" w:color="D9D9D9"/>
+              <w:bottom w:val="single" w:sz="6" w:space="0" w:color="D9D9D9"/>
+            </w:tcBorders>
+            <w:shd w:val="clear" w:color="auto" w:fill="E9EEF4"/>
+            <w:tcMar>
+              <w:top w:w="55" w:type="dxa"/>
+              <w:left w:w="130" w:type="dxa"/>
+              <w:bottom w:w="55" w:type="dxa"/>
+              <w:right w:w="130" w:type="dxa"/>
+            </w:tcMar>
+            <w:vAlign w:val="center"/>
+          </w:tcPr>
+          <w:p>
+            <w:pPr>
+              <w:keepNext/>
+              <w:spacing w:after="0" w:line="240" w:lineRule="auto"/>
+              <w:jc w:val="right"/>
+            </w:pPr>
+            <w:r>
+              <w:rPr>
+                <w:rFonts w:ascii="DejaVu Sans Mono" w:hAnsi="DejaVu Sans Mono"/>
+                <w:color w:val="7C899B"/>
+                <w:sz w:val="18"/>
+              </w:rPr>
+              <w:t>4</w:t>
+            </w:r>
+          </w:p>
+        </w:tc>
+        <w:tc>
+          <w:tcPr>
+            <w:tcW w:w="8236" w:type="dxa"/>
+            <w:tcBorders>
+              <w:top w:val="single" w:sz="6" w:space="0" w:color="D9D9D9"/>
+              <w:bottom w:val="single" w:sz="6" w:space="0" w:color="D9D9D9"/>
+            </w:tcBorders>
+            <w:shd w:val="clear" w:color="auto" w:fill="F5F7FA"/>
+            <w:tcMar>
+              <w:top w:w="55" w:type="dxa"/>
+              <w:left w:w="130" w:type="dxa"/>
+              <w:bottom w:w="55" w:type="dxa"/>
+              <w:right w:w="130" w:type="dxa"/>
+            </w:tcMar>
+            <w:vAlign w:val="center"/>
+          </w:tcPr>
+          <w:p>
+            <w:pPr>
+              <w:keepNext/>
+              <w:spacing w:after="0" w:line="240" w:lineRule="auto"/>
+              <w:rPr>
+                <w:lang w:val="en-US"/>
+              </w:rPr>
+            </w:pPr>
+            <w:r>
+              <w:rPr>
+                <w:rFonts w:ascii="DejaVu Sans Mono" w:hAnsi="DejaVu Sans Mono"/>
+                <w:b/>
+                <w:color w:val="315BC0"/>
+                <w:sz w:val="18"/>
+                <w:lang w:val="en-US"/>
+              </w:rPr>
+              <w:t>FIELDS</w:t>
+            </w:r>
+            <w:r>
+              <w:rPr>
+                <w:rFonts w:ascii="DejaVu Sans Mono" w:hAnsi="DejaVu Sans Mono"/>
+                <w:color w:val="25364B"/>
+                <w:sz w:val="18"/>
+                <w:lang w:val="en-US"/>
+              </w:rPr>
+              <w:t xml:space="preserve"> </w:t>
+            </w:r>
+            <w:r>
+              <w:rPr>
+                <w:rFonts w:ascii="DejaVu Sans Mono" w:hAnsi="DejaVu Sans Mono"/>
+                <w:b/>
+                <w:color w:val="315BC0"/>
+                <w:sz w:val="18"/>
+                <w:lang w:val="en-US"/>
+              </w:rPr>
+              <w:t>TERMINATED</w:t>
+            </w:r>
+            <w:r>
+              <w:rPr>
+                <w:rFonts w:ascii="DejaVu Sans Mono" w:hAnsi="DejaVu Sans Mono"/>
+                <w:color w:val="25364B"/>
+                <w:sz w:val="18"/>
+                <w:lang w:val="en-US"/>
+              </w:rPr>
+              <w:t xml:space="preserve"> </w:t>
+            </w:r>
+            <w:r>
+              <w:rPr>
+                <w:rFonts w:ascii="DejaVu Sans Mono" w:hAnsi="DejaVu Sans Mono"/>
+                <w:b/>
+                <w:color w:val="315BC0"/>
+                <w:sz w:val="18"/>
+                <w:lang w:val="en-US"/>
+              </w:rPr>
+              <w:t>BY</w:t>
+            </w:r>
+            <w:r>
+              <w:rPr>
+                <w:rFonts w:ascii="DejaVu Sans Mono" w:hAnsi="DejaVu Sans Mono"/>
+                <w:color w:val="25364B"/>
+                <w:sz w:val="18"/>
+                <w:lang w:val="en-US"/>
+              </w:rPr>
+              <w:t xml:space="preserve"> </w:t>
+            </w:r>
+            <w:r>
+              <w:rPr>
+                <w:rFonts w:ascii="DejaVu Sans Mono" w:hAnsi="DejaVu Sans Mono"/>
+                <w:color w:val="06734E"/>
+                <w:sz w:val="18"/>
+                <w:lang w:val="en-US"/>
+              </w:rPr>
+              <w:t>'\t'</w:t>
+            </w:r>
+          </w:p>
+        </w:tc>
+      </w:tr>
+      <w:tr>
+        <w:trPr>
+          <w:cantSplit/>
+          <w:jc w:val="center"/>
+        </w:trPr>
+        <w:tc>
+          <w:tcPr>
+            <w:tcW w:w="567" w:type="dxa"/>
+            <w:tcBorders>
+              <w:top w:val="single" w:sz="6" w:space="0" w:color="D9D9D9"/>
+              <w:bottom w:val="single" w:sz="6" w:space="0" w:color="D9D9D9"/>
+            </w:tcBorders>
+            <w:shd w:val="clear" w:color="auto" w:fill="E9EEF4"/>
+            <w:tcMar>
+              <w:top w:w="55" w:type="dxa"/>
+              <w:left w:w="130" w:type="dxa"/>
+              <w:bottom w:w="55" w:type="dxa"/>
+              <w:right w:w="130" w:type="dxa"/>
+            </w:tcMar>
+            <w:vAlign w:val="center"/>
+          </w:tcPr>
+          <w:p>
+            <w:pPr>
+              <w:keepNext/>
+              <w:spacing w:after="0" w:line="240" w:lineRule="auto"/>
+              <w:jc w:val="right"/>
+            </w:pPr>
+            <w:r>
+              <w:rPr>
+                <w:rFonts w:ascii="DejaVu Sans Mono" w:hAnsi="DejaVu Sans Mono"/>
+                <w:color w:val="7C899B"/>
+                <w:sz w:val="18"/>
+              </w:rPr>
+              <w:t>5</w:t>
+            </w:r>
+          </w:p>
+        </w:tc>
+        <w:tc>
+          <w:tcPr>
+            <w:tcW w:w="8236" w:type="dxa"/>
+            <w:tcBorders>
+              <w:top w:val="single" w:sz="6" w:space="0" w:color="D9D9D9"/>
+              <w:bottom w:val="single" w:sz="6" w:space="0" w:color="D9D9D9"/>
+            </w:tcBorders>
+            <w:shd w:val="clear" w:color="auto" w:fill="F5F7FA"/>
+            <w:tcMar>
+              <w:top w:w="55" w:type="dxa"/>
+              <w:left w:w="130" w:type="dxa"/>
+              <w:bottom w:w="55" w:type="dxa"/>
+              <w:right w:w="130" w:type="dxa"/>
+            </w:tcMar>
+            <w:vAlign w:val="center"/>
+          </w:tcPr>
+          <w:p>
+            <w:pPr>
+              <w:keepNext/>
+              <w:spacing w:after="0" w:line="240" w:lineRule="auto"/>
+              <w:rPr>
+                <w:lang w:val="en-US"/>
+              </w:rPr>
+            </w:pPr>
+            <w:r>
+              <w:rPr>
+                <w:rFonts w:ascii="DejaVu Sans Mono" w:hAnsi="DejaVu Sans Mono"/>
+                <w:b/>
+                <w:color w:val="315BC0"/>
+                <w:sz w:val="18"/>
+                <w:lang w:val="en-US"/>
+              </w:rPr>
+              <w:t>LINES</w:t>
+            </w:r>
+            <w:r>
+              <w:rPr>
+                <w:rFonts w:ascii="DejaVu Sans Mono" w:hAnsi="DejaVu Sans Mono"/>
+                <w:color w:val="25364B"/>
+                <w:sz w:val="18"/>
+                <w:lang w:val="en-US"/>
+              </w:rPr>
+              <w:t xml:space="preserve"> </w:t>
+            </w:r>
+            <w:r>
+              <w:rPr>
+                <w:rFonts w:ascii="DejaVu Sans Mono" w:hAnsi="DejaVu Sans Mono"/>
+                <w:b/>
+                <w:color w:val="315BC0"/>
+                <w:sz w:val="18"/>
+                <w:lang w:val="en-US"/>
+              </w:rPr>
+              <w:t>TERMINATED</w:t>
+            </w:r>
+            <w:r>
+              <w:rPr>
+                <w:rFonts w:ascii="DejaVu Sans Mono" w:hAnsi="DejaVu Sans Mono"/>
+                <w:color w:val="25364B"/>
+                <w:sz w:val="18"/>
+                <w:lang w:val="en-US"/>
+              </w:rPr>
+              <w:t xml:space="preserve"> </w:t>
+            </w:r>
+            <w:r>
+              <w:rPr>
+                <w:rFonts w:ascii="DejaVu Sans Mono" w:hAnsi="DejaVu Sans Mono"/>
+                <w:b/>
+                <w:color w:val="315BC0"/>
+                <w:sz w:val="18"/>
+                <w:lang w:val="en-US"/>
+              </w:rPr>
+              <w:t>BY</w:t>
+            </w:r>
+            <w:r>
+              <w:rPr>
+                <w:rFonts w:ascii="DejaVu Sans Mono" w:hAnsi="DejaVu Sans Mono"/>
+                <w:color w:val="25364B"/>
+                <w:sz w:val="18"/>
+                <w:lang w:val="en-US"/>
+              </w:rPr>
+              <w:t xml:space="preserve"> </w:t>
+            </w:r>
+            <w:r>
+              <w:rPr>
+                <w:rFonts w:ascii="DejaVu Sans Mono" w:hAnsi="DejaVu Sans Mono"/>
+                <w:color w:val="06734E"/>
+                <w:sz w:val="18"/>
+                <w:lang w:val="en-US"/>
+              </w:rPr>
+              <w:t>'\n'</w:t>
+            </w:r>
+          </w:p>
+        </w:tc>
+      </w:tr>
+      <w:tr>
+        <w:trPr>
+          <w:cantSplit/>
+          <w:jc w:val="center"/>
+        </w:trPr>
+        <w:tc>
+          <w:tcPr>
+            <w:tcW w:w="567" w:type="dxa"/>
+            <w:tcBorders>
+              <w:top w:val="single" w:sz="6" w:space="0" w:color="D9D9D9"/>
+              <w:bottom w:val="single" w:sz="6" w:space="0" w:color="D9D9D9"/>
+            </w:tcBorders>
+            <w:shd w:val="clear" w:color="auto" w:fill="E9EEF4"/>
+            <w:tcMar>
+              <w:top w:w="55" w:type="dxa"/>
+              <w:left w:w="130" w:type="dxa"/>
+              <w:bottom w:w="55" w:type="dxa"/>
+              <w:right w:w="130" w:type="dxa"/>
+            </w:tcMar>
+            <w:vAlign w:val="center"/>
+          </w:tcPr>
+          <w:p>
+            <w:pPr>
+              <w:keepNext/>
+              <w:spacing w:after="0" w:line="240" w:lineRule="auto"/>
+              <w:jc w:val="right"/>
+            </w:pPr>
+            <w:r>
+              <w:rPr>
+                <w:rFonts w:ascii="DejaVu Sans Mono" w:hAnsi="DejaVu Sans Mono"/>
+                <w:color w:val="7C899B"/>
+                <w:sz w:val="18"/>
+              </w:rPr>
+              <w:t>6</w:t>
+            </w:r>
+          </w:p>
+        </w:tc>
+        <w:tc>
+          <w:tcPr>
+            <w:tcW w:w="8236" w:type="dxa"/>
+            <w:tcBorders>
+              <w:top w:val="single" w:sz="6" w:space="0" w:color="D9D9D9"/>
+              <w:bottom w:val="single" w:sz="6" w:space="0" w:color="D9D9D9"/>
+            </w:tcBorders>
+            <w:shd w:val="clear" w:color="auto" w:fill="F5F7FA"/>
+            <w:tcMar>
+              <w:top w:w="55" w:type="dxa"/>
+              <w:left w:w="130" w:type="dxa"/>
+              <w:bottom w:w="55" w:type="dxa"/>
+              <w:right w:w="130" w:type="dxa"/>
+            </w:tcMar>
+            <w:vAlign w:val="center"/>
+          </w:tcPr>
+          <w:p>
+            <w:pPr>
+              <w:keepNext/>
+              <w:spacing w:after="0" w:line="240" w:lineRule="auto"/>
+            </w:pPr>
+            <w:r>
+              <w:rPr>
+                <w:rFonts w:ascii="DejaVu Sans Mono" w:hAnsi="DejaVu Sans Mono"/>
+                <w:b/>
+                <w:color w:val="315BC0"/>
+                <w:sz w:val="18"/>
+              </w:rPr>
+              <w:t>IGNORE</w:t>
+            </w:r>
+            <w:r>
+              <w:rPr>
+                <w:rFonts w:ascii="DejaVu Sans Mono" w:hAnsi="DejaVu Sans Mono"/>
+                <w:color w:val="25364B"/>
+                <w:sz w:val="18"/>
+              </w:rPr>
+              <w:t xml:space="preserve"> 1 </w:t>
+            </w:r>
+            <w:r>
+              <w:rPr>
+                <w:rFonts w:ascii="DejaVu Sans Mono" w:hAnsi="DejaVu Sans Mono"/>
+                <w:b/>
+                <w:color w:val="315BC0"/>
+                <w:sz w:val="18"/>
+              </w:rPr>
+              <w:t>LINES;</w:t>
+            </w:r>
+          </w:p>
+        </w:tc>
+      </w:tr>
+      <w:tr>
+        <w:trPr>
+          <w:cantSplit/>
+          <w:jc w:val="center"/>
+        </w:trPr>
+        <w:tc>
+          <w:tcPr>
+            <w:tcW w:w="567" w:type="dxa"/>
+            <w:tcBorders>
+              <w:top w:val="single" w:sz="6" w:space="0" w:color="D9D9D9"/>
+              <w:bottom w:val="single" w:sz="6" w:space="0" w:color="D9D9D9"/>
+            </w:tcBorders>
+            <w:shd w:val="clear" w:color="auto" w:fill="E9EEF4"/>
+            <w:tcMar>
+              <w:top w:w="55" w:type="dxa"/>
+              <w:left w:w="130" w:type="dxa"/>
+              <w:bottom w:w="55" w:type="dxa"/>
+              <w:right w:w="130" w:type="dxa"/>
+            </w:tcMar>
+            <w:vAlign w:val="center"/>
+          </w:tcPr>
+          <w:p>
+            <w:pPr>
+              <w:keepNext/>
+              <w:spacing w:after="0" w:line="240" w:lineRule="auto"/>
+              <w:jc w:val="right"/>
+            </w:pPr>
+            <w:r>
+              <w:rPr>
+                <w:rFonts w:ascii="DejaVu Sans Mono" w:hAnsi="DejaVu Sans Mono"/>
+                <w:color w:val="7C899B"/>
+                <w:sz w:val="18"/>
+              </w:rPr>
+              <w:t>7</w:t>
+            </w:r>
+          </w:p>
+        </w:tc>
+        <w:tc>
+          <w:tcPr>
+            <w:tcW w:w="8236" w:type="dxa"/>
+            <w:tcBorders>
+              <w:top w:val="single" w:sz="6" w:space="0" w:color="D9D9D9"/>
+              <w:bottom w:val="single" w:sz="6" w:space="0" w:color="D9D9D9"/>
+            </w:tcBorders>
+            <w:shd w:val="clear" w:color="auto" w:fill="F5F7FA"/>
+            <w:tcMar>
+              <w:top w:w="55" w:type="dxa"/>
+              <w:left w:w="130" w:type="dxa"/>
+              <w:bottom w:w="55" w:type="dxa"/>
+              <w:right w:w="130" w:type="dxa"/>
+            </w:tcMar>
+            <w:vAlign w:val="center"/>
+          </w:tcPr>
+          <w:p>
+            <w:pPr>
+              <w:keepNext/>
+              <w:spacing w:after="0" w:line="240" w:lineRule="auto"/>
+            </w:pPr>
+          </w:p>
+        </w:tc>
+      </w:tr>
+    </w:tbl>
+    <w:p>
+      <w:pPr>
+        <w:ind w:left="142"/>
+        <w:rPr>
+          <w:rFonts w:ascii="Calibri" w:hAnsi="Calibri"/>
+          <w:b/>
+          <w:color w:val="000000"/>
+          <w:sz w:val="28"/>
+        </w:rPr>
+      </w:pPr>
+    </w:p>
+    <w:p>
+      <w:pPr>
+        <w:ind w:left="142"/>
+        <w:rPr>
+          <w:rFonts w:ascii="Calibri" w:hAnsi="Calibri"/>
+          <w:b/>
+          <w:color w:val="000000"/>
+          <w:sz w:val="22"/>
+        </w:rPr>
+      </w:pPr>
+      <w:r>
+        <w:rPr>
+          <w:rFonts w:ascii="Calibri" w:hAnsi="Calibri"/>
+          <w:b/>
+          <w:color w:val="000000"/>
+          <w:sz w:val="22"/>
+        </w:rPr>
+        <w:t>Capture de l’exécution</w:t>
+      </w:r>
+    </w:p>
+    <w:tbl>
+      <w:tblPr>
+        <w:tblW w:w="8803" w:type="dxa"/>
+        <w:jc w:val="center"/>
+        <w:tblBorders>
+          <w:top w:val="single" w:sz="6" w:space="0" w:color="D9D9D9"/>
+          <w:left w:val="single" w:sz="6" w:space="0" w:color="D9D9D9"/>
+          <w:bottom w:val="single" w:sz="6" w:space="0" w:color="D9D9D9"/>
+          <w:right w:val="single" w:sz="6" w:space="0" w:color="D9D9D9"/>
+          <w:insideH w:val="nil"/>
+          <w:insideV w:val="nil"/>
+        </w:tblBorders>
+        <w:tblLayout w:type="fixed"/>
+        <w:tblLook w:val="04A0" w:firstRow="1" w:lastRow="0" w:firstColumn="1" w:lastColumn="0" w:noHBand="0" w:noVBand="1"/>
+      </w:tblPr>
+      <w:tblGrid>
+        <w:gridCol w:w="8803"/>
+      </w:tblGrid>
+      <w:tr>
+        <w:trPr>
+          <w:cantSplit/>
+          <w:jc w:val="center"/>
+        </w:trPr>
+        <w:tc>
+          <w:tcPr>
+            <w:tcW w:w="8803" w:type="dxa"/>
+            <w:shd w:val="clear" w:color="auto" w:fill="E9EEF4"/>
+            <w:tcMar>
+              <w:top w:w="55" w:type="dxa"/>
+              <w:left w:w="130" w:type="dxa"/>
+              <w:bottom w:w="55" w:type="dxa"/>
+              <w:right w:w="130" w:type="dxa"/>
+            </w:tcMar>
+            <w:vAlign w:val="center"/>
+          </w:tcPr>
+          <w:p>
+            <w:pPr>
+              <w:spacing w:before="80" w:after="80" w:line="240" w:lineRule="auto"/>
+            </w:pPr>
+            <w:r>
+              <w:rPr>
+                <w:rFonts w:ascii="Calibri" w:hAnsi="Calibri"/>
+                <w:color w:val="25364B"/>
+                <w:sz w:val="20"/>
+              </w:rPr>
+              <w:t>PhpMyAdmin   /   db_aeroport   /   t_vol</w:t>
+            </w:r>
+          </w:p>
+        </w:tc>
+      </w:tr>
+      <w:tr>
+        <w:trPr>
+          <w:cantSplit/>
+          <w:trHeight w:val="3937"/>
+          <w:jc w:val="center"/>
+        </w:trPr>
+        <w:tc>
+          <w:tcPr>
+            <w:tcW w:w="8803" w:type="dxa"/>
+            <w:shd w:val="clear" w:color="auto" w:fill="FAFBFD"/>
+            <w:tcMar>
+              <w:top w:w="55" w:type="dxa"/>
+              <w:left w:w="130" w:type="dxa"/>
+              <w:bottom w:w="55" w:type="dxa"/>
+              <w:right w:w="130" w:type="dxa"/>
+            </w:tcMar>
+            <w:vAlign w:val="center"/>
+          </w:tcPr>
+          <w:p>
+            <w:pPr>
+              <w:spacing w:before="100"/>
+              <w:jc w:val="center"/>
+            </w:pPr>
+            <w:r>
+              <w:rPr>
+                <w:noProof/>
+              </w:rPr>
+              <w:drawing>
+                <wp:anchor distT="0" distB="0" distL="114300" distR="114300" simplePos="0" relativeHeight="251680768" behindDoc="0" locked="0" layoutInCell="1" allowOverlap="1" wp14:anchorId="245528E0" wp14:editId="60F04DCF">
+                  <wp:simplePos x="0" y="0"/>
+                  <wp:positionH relativeFrom="column">
+                    <wp:posOffset>627380</wp:posOffset>
+                  </wp:positionH>
+                  <wp:positionV relativeFrom="line">
+                    <wp:posOffset>-135890</wp:posOffset>
+                  </wp:positionV>
+                  <wp:extent cx="4238625" cy="1266825"/>
+                  <wp:effectExtent l="0" t="0" r="9525" b="9525"/>
+                  <wp:wrapNone/>
+                  <wp:docPr id="1432298041" name="Image 12"/>
+                  <wp:cNvGraphicFramePr>
+                    <a:graphicFrameLocks xmlns:a="http://schemas.openxmlformats.org/drawingml/2006/main" noChangeAspect="1"/>
+                  </wp:cNvGraphicFramePr>
+                  <a:graphic xmlns:a="http://schemas.openxmlformats.org/drawingml/2006/main">
+                    <a:graphicData uri="http://schemas.openxmlformats.org/drawingml/2006/picture">
+                      <pic:pic xmlns:pic="http://schemas.openxmlformats.org/drawingml/2006/picture">
+                        <pic:nvPicPr>
+                          <pic:cNvPr id="1432298041" name="Image 12"/>
+                          <pic:cNvPicPr/>
+                        </pic:nvPicPr>
+                        <pic:blipFill>
+                          <a:blip r:embed="rId22"/>
+                          <a:stretch>
+                            <a:fillRect/>
+                          </a:stretch>
+                        </pic:blipFill>
+                        <pic:spPr>
+                          <a:xfrm>
+                            <a:off x="0" y="0"/>
+                            <a:ext cx="4238625" cy="1266825"/>
+                          </a:xfrm>
+                          <a:prstGeom prst="rect">
+                            <a:avLst/>
+                          </a:prstGeom>
+                        </pic:spPr>
+                      </pic:pic>
+                    </a:graphicData>
+                  </a:graphic>
+                  <wp14:sizeRelH relativeFrom="margin">
+                    <wp14:pctWidth>0</wp14:pctWidth>
+                  </wp14:sizeRelH>
+                  <wp14:sizeRelV relativeFrom="margin">
+                    <wp14:pctHeight>0</wp14:pctHeight>
+                  </wp14:sizeRelV>
+                </wp:anchor>
+              </w:drawing>
+            </w:r>
+          </w:p>
+        </w:tc>
+      </w:tr>
+    </w:tbl>
+    <w:p>
+      <w:pPr>
+        <w:ind w:left="142"/>
+        <w:rPr>
+          <w:rFonts w:ascii="Calibri" w:hAnsi="Calibri"/>
+          <w:b/>
+          <w:color w:val="000000"/>
+          <w:sz w:val="28"/>
+        </w:rPr>
+      </w:pPr>
+    </w:p>
+    <w:p>
+      <w:pPr>
+        <w:rPr>
+          <w:rFonts w:ascii="Calibri" w:hAnsi="Calibri"/>
+          <w:b/>
+          <w:color w:val="000000"/>
+          <w:sz w:val="28"/>
+        </w:rPr>
+      </w:pPr>
+      <w:r>
+        <w:rPr>
+          <w:rFonts w:ascii="Calibri" w:hAnsi="Calibri"/>
+          <w:b/>
+          <w:color w:val="000000"/>
+          <w:sz w:val="28"/>
+        </w:rPr>
+        <w:br w:type="page"/>
+      </w:r>
+    </w:p>
+    <w:p>
+      <w:pPr>
+        <w:ind w:left="142"/>
+        <w:rPr>
+          <w:rFonts w:ascii="Calibri" w:hAnsi="Calibri"/>
+          <w:b/>
+          <w:color w:val="000000"/>
+          <w:sz w:val="28"/>
+        </w:rPr>
+      </w:pPr>
+      <w:r>
+        <w:rPr>
+          <w:rFonts w:ascii="Calibri" w:hAnsi="Calibri"/>
+          <w:b/>
+          <w:color w:val="000000"/>
+          <w:sz w:val="28"/>
+        </w:rPr>
+        <w:lastRenderedPageBreak/>
+        <w:t>0</w:t>
+      </w:r>
+      <w:r>
+        <w:rPr>
+          <w:rFonts w:ascii="Calibri" w:hAnsi="Calibri"/>
+          <w:b/>
+          <w:color w:val="000000"/>
+          <w:sz w:val="28"/>
+        </w:rPr>
+        <w:t>8</w:t>
+      </w:r>
+      <w:r>
+        <w:rPr>
+          <w:rFonts w:ascii="Calibri" w:hAnsi="Calibri"/>
+          <w:b/>
+          <w:color w:val="000000"/>
+          <w:sz w:val="28"/>
+        </w:rPr>
+        <w:t xml:space="preserve"> </w:t>
+      </w:r>
+      <w:r>
+        <w:rPr>
+          <w:rFonts w:ascii="Calibri" w:hAnsi="Calibri"/>
+          <w:b/>
+          <w:color w:val="000000"/>
+          <w:sz w:val="28"/>
+        </w:rPr>
+        <w:t>Réservation</w:t>
+      </w:r>
+    </w:p>
+    <w:tbl>
+      <w:tblPr>
+        <w:tblW w:w="8803" w:type="dxa"/>
+        <w:jc w:val="center"/>
+        <w:tblBorders>
+          <w:top w:val="single" w:sz="6" w:space="0" w:color="D9D9D9"/>
+          <w:left w:val="single" w:sz="6" w:space="0" w:color="D9D9D9"/>
+          <w:bottom w:val="single" w:sz="6" w:space="0" w:color="D9D9D9"/>
+          <w:right w:val="single" w:sz="6" w:space="0" w:color="D9D9D9"/>
+          <w:insideH w:val="nil"/>
+          <w:insideV w:val="nil"/>
+        </w:tblBorders>
+        <w:tblLayout w:type="fixed"/>
+        <w:tblLook w:val="04A0" w:firstRow="1" w:lastRow="0" w:firstColumn="1" w:lastColumn="0" w:noHBand="0" w:noVBand="1"/>
+      </w:tblPr>
+      <w:tblGrid>
+        <w:gridCol w:w="567"/>
+        <w:gridCol w:w="8236"/>
+      </w:tblGrid>
+      <w:tr>
+        <w:trPr>
+          <w:cantSplit/>
+          <w:jc w:val="center"/>
+        </w:trPr>
+        <w:tc>
+          <w:tcPr>
+            <w:tcW w:w="8803" w:type="dxa"/>
+            <w:gridSpan w:val="2"/>
+            <w:tcBorders>
+              <w:top w:val="single" w:sz="6" w:space="0" w:color="D9D9D9"/>
+              <w:bottom w:val="single" w:sz="6" w:space="0" w:color="D9D9D9"/>
+            </w:tcBorders>
+            <w:shd w:val="clear" w:color="auto" w:fill="25364B"/>
+            <w:tcMar>
+              <w:top w:w="55" w:type="dxa"/>
+              <w:left w:w="130" w:type="dxa"/>
+              <w:bottom w:w="55" w:type="dxa"/>
+              <w:right w:w="130" w:type="dxa"/>
+            </w:tcMar>
+            <w:vAlign w:val="center"/>
+          </w:tcPr>
+          <w:p>
+            <w:pPr>
+              <w:spacing w:before="100" w:after="100" w:line="240" w:lineRule="auto"/>
+            </w:pPr>
+            <w:r>
+              <w:rPr>
+                <w:rFonts w:ascii="Calibri" w:hAnsi="Calibri"/>
+                <w:b/>
+                <w:color w:val="FFFFFF"/>
+                <w:sz w:val="20"/>
+              </w:rPr>
+              <w:t>SQL   /   t_</w:t>
+            </w:r>
+            <w:r>
+              <w:rPr>
+                <w:rFonts w:ascii="Calibri" w:hAnsi="Calibri"/>
+                <w:b/>
+                <w:color w:val="FFFFFF"/>
+                <w:sz w:val="20"/>
+              </w:rPr>
+              <w:t>reservation</w:t>
+            </w:r>
+            <w:r>
+              <w:rPr>
+                <w:rFonts w:ascii="Calibri" w:hAnsi="Calibri"/>
+                <w:b/>
+                <w:color w:val="FFFFFF"/>
+                <w:sz w:val="20"/>
+              </w:rPr>
+              <w:t>.tsv</w:t>
+            </w:r>
+          </w:p>
+        </w:tc>
+      </w:tr>
+      <w:tr>
+        <w:trPr>
+          <w:cantSplit/>
+          <w:jc w:val="center"/>
+        </w:trPr>
+        <w:tc>
+          <w:tcPr>
+            <w:tcW w:w="567" w:type="dxa"/>
+            <w:tcBorders>
+              <w:top w:val="single" w:sz="6" w:space="0" w:color="D9D9D9"/>
+              <w:bottom w:val="single" w:sz="6" w:space="0" w:color="D9D9D9"/>
+            </w:tcBorders>
+            <w:shd w:val="clear" w:color="auto" w:fill="E9EEF4"/>
+            <w:tcMar>
+              <w:top w:w="55" w:type="dxa"/>
+              <w:left w:w="130" w:type="dxa"/>
+              <w:bottom w:w="55" w:type="dxa"/>
+              <w:right w:w="130" w:type="dxa"/>
+            </w:tcMar>
+            <w:vAlign w:val="center"/>
+          </w:tcPr>
+          <w:p>
+            <w:pPr>
+              <w:keepNext/>
+              <w:spacing w:after="0" w:line="240" w:lineRule="auto"/>
+              <w:jc w:val="right"/>
+            </w:pPr>
+            <w:r>
+              <w:rPr>
+                <w:rFonts w:ascii="DejaVu Sans Mono" w:hAnsi="DejaVu Sans Mono"/>
+                <w:color w:val="7C899B"/>
+                <w:sz w:val="18"/>
+              </w:rPr>
+              <w:t>1</w:t>
+            </w:r>
+          </w:p>
+        </w:tc>
+        <w:tc>
+          <w:tcPr>
+            <w:tcW w:w="8236" w:type="dxa"/>
+            <w:tcBorders>
+              <w:top w:val="single" w:sz="6" w:space="0" w:color="D9D9D9"/>
+              <w:bottom w:val="single" w:sz="6" w:space="0" w:color="D9D9D9"/>
+            </w:tcBorders>
+            <w:shd w:val="clear" w:color="auto" w:fill="F5F7FA"/>
+            <w:tcMar>
+              <w:top w:w="55" w:type="dxa"/>
+              <w:left w:w="130" w:type="dxa"/>
+              <w:bottom w:w="55" w:type="dxa"/>
+              <w:right w:w="130" w:type="dxa"/>
+            </w:tcMar>
+            <w:vAlign w:val="center"/>
+          </w:tcPr>
+          <w:p>
+            <w:pPr>
+              <w:keepNext/>
+              <w:spacing w:after="0" w:line="240" w:lineRule="auto"/>
+            </w:pPr>
+            <w:r>
+              <w:rPr>
+                <w:rFonts w:ascii="DejaVu Sans Mono" w:hAnsi="DejaVu Sans Mono"/>
+                <w:b/>
+                <w:color w:val="315BC0"/>
+                <w:sz w:val="18"/>
+              </w:rPr>
+              <w:t>LOAD</w:t>
+            </w:r>
+            <w:r>
+              <w:rPr>
+                <w:rFonts w:ascii="DejaVu Sans Mono" w:hAnsi="DejaVu Sans Mono"/>
+                <w:color w:val="25364B"/>
+                <w:sz w:val="18"/>
+              </w:rPr>
+              <w:t xml:space="preserve"> </w:t>
+            </w:r>
+            <w:r>
+              <w:rPr>
+                <w:rFonts w:ascii="DejaVu Sans Mono" w:hAnsi="DejaVu Sans Mono"/>
+                <w:b/>
+                <w:color w:val="315BC0"/>
+                <w:sz w:val="18"/>
+              </w:rPr>
+              <w:t>DATA</w:t>
+            </w:r>
+            <w:r>
+              <w:rPr>
+                <w:rFonts w:ascii="DejaVu Sans Mono" w:hAnsi="DejaVu Sans Mono"/>
+                <w:color w:val="25364B"/>
+                <w:sz w:val="18"/>
+              </w:rPr>
+              <w:t xml:space="preserve"> </w:t>
+            </w:r>
+            <w:r>
+              <w:rPr>
+                <w:rFonts w:ascii="DejaVu Sans Mono" w:hAnsi="DejaVu Sans Mono"/>
+                <w:b/>
+                <w:color w:val="315BC0"/>
+                <w:sz w:val="18"/>
+              </w:rPr>
+              <w:t>INFILE</w:t>
+            </w:r>
+            <w:r>
+              <w:rPr>
+                <w:rFonts w:ascii="DejaVu Sans Mono" w:hAnsi="DejaVu Sans Mono"/>
+                <w:color w:val="25364B"/>
+                <w:sz w:val="18"/>
+              </w:rPr>
+              <w:t xml:space="preserve"> </w:t>
+            </w:r>
+            <w:r>
+              <w:rPr>
+                <w:rFonts w:ascii="DejaVu Sans Mono" w:hAnsi="DejaVu Sans Mono"/>
+                <w:color w:val="06734E"/>
+                <w:sz w:val="18"/>
+              </w:rPr>
+              <w:t>'/var/lib/mysql-files/t_</w:t>
+            </w:r>
+            <w:r>
+              <w:rPr>
+                <w:rFonts w:ascii="DejaVu Sans Mono" w:hAnsi="DejaVu Sans Mono"/>
+                <w:color w:val="06734E"/>
+                <w:sz w:val="18"/>
+              </w:rPr>
+              <w:t>reservation</w:t>
+            </w:r>
+            <w:r>
+              <w:rPr>
+                <w:rFonts w:ascii="DejaVu Sans Mono" w:hAnsi="DejaVu Sans Mono"/>
+                <w:color w:val="06734E"/>
+                <w:sz w:val="18"/>
+              </w:rPr>
+              <w:t>.tsv'</w:t>
+            </w:r>
+          </w:p>
+        </w:tc>
+      </w:tr>
+      <w:tr>
+        <w:trPr>
+          <w:cantSplit/>
+          <w:jc w:val="center"/>
+        </w:trPr>
+        <w:tc>
+          <w:tcPr>
+            <w:tcW w:w="567" w:type="dxa"/>
+            <w:tcBorders>
+              <w:top w:val="single" w:sz="6" w:space="0" w:color="D9D9D9"/>
+              <w:bottom w:val="single" w:sz="6" w:space="0" w:color="D9D9D9"/>
+            </w:tcBorders>
+            <w:shd w:val="clear" w:color="auto" w:fill="E9EEF4"/>
+            <w:tcMar>
+              <w:top w:w="55" w:type="dxa"/>
+              <w:left w:w="130" w:type="dxa"/>
+              <w:bottom w:w="55" w:type="dxa"/>
+              <w:right w:w="130" w:type="dxa"/>
+            </w:tcMar>
+            <w:vAlign w:val="center"/>
+          </w:tcPr>
+          <w:p>
+            <w:pPr>
+              <w:keepNext/>
+              <w:spacing w:after="0" w:line="240" w:lineRule="auto"/>
+              <w:jc w:val="right"/>
+            </w:pPr>
+            <w:r>
+              <w:rPr>
+                <w:rFonts w:ascii="DejaVu Sans Mono" w:hAnsi="DejaVu Sans Mono"/>
+                <w:color w:val="7C899B"/>
+                <w:sz w:val="18"/>
+              </w:rPr>
+              <w:t>2</w:t>
+            </w:r>
+          </w:p>
+        </w:tc>
+        <w:tc>
+          <w:tcPr>
+            <w:tcW w:w="8236" w:type="dxa"/>
+            <w:tcBorders>
+              <w:top w:val="single" w:sz="6" w:space="0" w:color="D9D9D9"/>
+              <w:bottom w:val="single" w:sz="6" w:space="0" w:color="D9D9D9"/>
+            </w:tcBorders>
+            <w:shd w:val="clear" w:color="auto" w:fill="F5F7FA"/>
+            <w:tcMar>
+              <w:top w:w="55" w:type="dxa"/>
+              <w:left w:w="130" w:type="dxa"/>
+              <w:bottom w:w="55" w:type="dxa"/>
+              <w:right w:w="130" w:type="dxa"/>
+            </w:tcMar>
+            <w:vAlign w:val="center"/>
+          </w:tcPr>
+          <w:p>
+            <w:pPr>
+              <w:keepNext/>
+              <w:spacing w:after="0" w:line="240" w:lineRule="auto"/>
+              <w:rPr>
+                <w:lang w:val="en-US"/>
+              </w:rPr>
+            </w:pPr>
+            <w:r>
+              <w:rPr>
+                <w:rFonts w:ascii="DejaVu Sans Mono" w:hAnsi="DejaVu Sans Mono"/>
+                <w:b/>
+                <w:color w:val="315BC0"/>
+                <w:sz w:val="18"/>
+                <w:lang w:val="en-US"/>
+              </w:rPr>
+              <w:t>INTO</w:t>
+            </w:r>
+            <w:r>
+              <w:rPr>
+                <w:rFonts w:ascii="DejaVu Sans Mono" w:hAnsi="DejaVu Sans Mono"/>
+                <w:color w:val="25364B"/>
+                <w:sz w:val="18"/>
+                <w:lang w:val="en-US"/>
+              </w:rPr>
+              <w:t xml:space="preserve"> </w:t>
+            </w:r>
+            <w:r>
+              <w:rPr>
+                <w:rFonts w:ascii="DejaVu Sans Mono" w:hAnsi="DejaVu Sans Mono"/>
+                <w:b/>
+                <w:color w:val="315BC0"/>
+                <w:sz w:val="18"/>
+                <w:lang w:val="en-US"/>
+              </w:rPr>
+              <w:t>TABLE</w:t>
+            </w:r>
+            <w:r>
+              <w:rPr>
+                <w:rFonts w:ascii="DejaVu Sans Mono" w:hAnsi="DejaVu Sans Mono"/>
+                <w:color w:val="25364B"/>
+                <w:sz w:val="18"/>
+                <w:lang w:val="en-US"/>
+              </w:rPr>
+              <w:t xml:space="preserve"> t_</w:t>
+            </w:r>
+            <w:r>
+              <w:rPr>
+                <w:rFonts w:ascii="DejaVu Sans Mono" w:hAnsi="DejaVu Sans Mono"/>
+                <w:color w:val="25364B"/>
+                <w:sz w:val="18"/>
+                <w:lang w:val="en-US"/>
+              </w:rPr>
+              <w:t>reservation</w:t>
+            </w:r>
+          </w:p>
+        </w:tc>
+      </w:tr>
+      <w:tr>
+        <w:trPr>
+          <w:cantSplit/>
+          <w:jc w:val="center"/>
+        </w:trPr>
+        <w:tc>
+          <w:tcPr>
+            <w:tcW w:w="567" w:type="dxa"/>
+            <w:tcBorders>
+              <w:top w:val="single" w:sz="6" w:space="0" w:color="D9D9D9"/>
+              <w:bottom w:val="single" w:sz="6" w:space="0" w:color="D9D9D9"/>
+            </w:tcBorders>
+            <w:shd w:val="clear" w:color="auto" w:fill="E9EEF4"/>
+            <w:tcMar>
+              <w:top w:w="55" w:type="dxa"/>
+              <w:left w:w="130" w:type="dxa"/>
+              <w:bottom w:w="55" w:type="dxa"/>
+              <w:right w:w="130" w:type="dxa"/>
+            </w:tcMar>
+            <w:vAlign w:val="center"/>
+          </w:tcPr>
+          <w:p>
+            <w:pPr>
+              <w:keepNext/>
+              <w:spacing w:after="0" w:line="240" w:lineRule="auto"/>
+              <w:jc w:val="right"/>
+            </w:pPr>
+            <w:r>
+              <w:rPr>
+                <w:rFonts w:ascii="DejaVu Sans Mono" w:hAnsi="DejaVu Sans Mono"/>
+                <w:color w:val="7C899B"/>
+                <w:sz w:val="18"/>
+              </w:rPr>
+              <w:t>3</w:t>
+            </w:r>
+          </w:p>
+        </w:tc>
+        <w:tc>
+          <w:tcPr>
+            <w:tcW w:w="8236" w:type="dxa"/>
+            <w:tcBorders>
+              <w:top w:val="single" w:sz="6" w:space="0" w:color="D9D9D9"/>
+              <w:bottom w:val="single" w:sz="6" w:space="0" w:color="D9D9D9"/>
+            </w:tcBorders>
+            <w:shd w:val="clear" w:color="auto" w:fill="F5F7FA"/>
+            <w:tcMar>
+              <w:top w:w="55" w:type="dxa"/>
+              <w:left w:w="130" w:type="dxa"/>
+              <w:bottom w:w="55" w:type="dxa"/>
+              <w:right w:w="130" w:type="dxa"/>
+            </w:tcMar>
+            <w:vAlign w:val="center"/>
+          </w:tcPr>
+          <w:p>
+            <w:pPr>
+              <w:keepNext/>
+              <w:spacing w:after="0" w:line="240" w:lineRule="auto"/>
+            </w:pPr>
+            <w:r>
+              <w:rPr>
+                <w:rFonts w:ascii="DejaVu Sans Mono" w:hAnsi="DejaVu Sans Mono"/>
+                <w:b/>
+                <w:color w:val="315BC0"/>
+                <w:sz w:val="18"/>
+              </w:rPr>
+              <w:t>CHARACTER</w:t>
+            </w:r>
+            <w:r>
+              <w:rPr>
+                <w:rFonts w:ascii="DejaVu Sans Mono" w:hAnsi="DejaVu Sans Mono"/>
+                <w:color w:val="25364B"/>
+                <w:sz w:val="18"/>
+              </w:rPr>
+              <w:t xml:space="preserve"> </w:t>
+            </w:r>
+            <w:r>
+              <w:rPr>
+                <w:rFonts w:ascii="DejaVu Sans Mono" w:hAnsi="DejaVu Sans Mono"/>
+                <w:b/>
+                <w:color w:val="315BC0"/>
+                <w:sz w:val="18"/>
+              </w:rPr>
+              <w:t>SET</w:t>
+            </w:r>
+            <w:r>
+              <w:rPr>
+                <w:rFonts w:ascii="DejaVu Sans Mono" w:hAnsi="DejaVu Sans Mono"/>
+                <w:color w:val="25364B"/>
+                <w:sz w:val="18"/>
+              </w:rPr>
+              <w:t xml:space="preserve"> utf8mb4</w:t>
+            </w:r>
+          </w:p>
+        </w:tc>
+      </w:tr>
+      <w:tr>
+        <w:trPr>
+          <w:cantSplit/>
+          <w:jc w:val="center"/>
+        </w:trPr>
+        <w:tc>
+          <w:tcPr>
+            <w:tcW w:w="567" w:type="dxa"/>
+            <w:tcBorders>
+              <w:top w:val="single" w:sz="6" w:space="0" w:color="D9D9D9"/>
+              <w:bottom w:val="single" w:sz="6" w:space="0" w:color="D9D9D9"/>
+            </w:tcBorders>
+            <w:shd w:val="clear" w:color="auto" w:fill="E9EEF4"/>
+            <w:tcMar>
+              <w:top w:w="55" w:type="dxa"/>
+              <w:left w:w="130" w:type="dxa"/>
+              <w:bottom w:w="55" w:type="dxa"/>
+              <w:right w:w="130" w:type="dxa"/>
+            </w:tcMar>
+            <w:vAlign w:val="center"/>
+          </w:tcPr>
+          <w:p>
+            <w:pPr>
+              <w:keepNext/>
+              <w:spacing w:after="0" w:line="240" w:lineRule="auto"/>
+              <w:jc w:val="right"/>
+            </w:pPr>
+            <w:r>
+              <w:rPr>
+                <w:rFonts w:ascii="DejaVu Sans Mono" w:hAnsi="DejaVu Sans Mono"/>
+                <w:color w:val="7C899B"/>
+                <w:sz w:val="18"/>
+              </w:rPr>
+              <w:t>4</w:t>
+            </w:r>
+          </w:p>
+        </w:tc>
+        <w:tc>
+          <w:tcPr>
+            <w:tcW w:w="8236" w:type="dxa"/>
+            <w:tcBorders>
+              <w:top w:val="single" w:sz="6" w:space="0" w:color="D9D9D9"/>
+              <w:bottom w:val="single" w:sz="6" w:space="0" w:color="D9D9D9"/>
+            </w:tcBorders>
+            <w:shd w:val="clear" w:color="auto" w:fill="F5F7FA"/>
+            <w:tcMar>
+              <w:top w:w="55" w:type="dxa"/>
+              <w:left w:w="130" w:type="dxa"/>
+              <w:bottom w:w="55" w:type="dxa"/>
+              <w:right w:w="130" w:type="dxa"/>
+            </w:tcMar>
+            <w:vAlign w:val="center"/>
+          </w:tcPr>
+          <w:p>
+            <w:pPr>
+              <w:keepNext/>
+              <w:spacing w:after="0" w:line="240" w:lineRule="auto"/>
+              <w:rPr>
+                <w:lang w:val="en-US"/>
+              </w:rPr>
+            </w:pPr>
+            <w:r>
+              <w:rPr>
+                <w:rFonts w:ascii="DejaVu Sans Mono" w:hAnsi="DejaVu Sans Mono"/>
+                <w:b/>
+                <w:color w:val="315BC0"/>
+                <w:sz w:val="18"/>
+                <w:lang w:val="en-US"/>
+              </w:rPr>
+              <w:t>FIELDS</w:t>
+            </w:r>
+            <w:r>
+              <w:rPr>
+                <w:rFonts w:ascii="DejaVu Sans Mono" w:hAnsi="DejaVu Sans Mono"/>
+                <w:color w:val="25364B"/>
+                <w:sz w:val="18"/>
+                <w:lang w:val="en-US"/>
+              </w:rPr>
+              <w:t xml:space="preserve"> </w:t>
+            </w:r>
+            <w:r>
+              <w:rPr>
+                <w:rFonts w:ascii="DejaVu Sans Mono" w:hAnsi="DejaVu Sans Mono"/>
+                <w:b/>
+                <w:color w:val="315BC0"/>
+                <w:sz w:val="18"/>
+                <w:lang w:val="en-US"/>
+              </w:rPr>
+              <w:t>TERMINATED</w:t>
+            </w:r>
+            <w:r>
+              <w:rPr>
+                <w:rFonts w:ascii="DejaVu Sans Mono" w:hAnsi="DejaVu Sans Mono"/>
+                <w:color w:val="25364B"/>
+                <w:sz w:val="18"/>
+                <w:lang w:val="en-US"/>
+              </w:rPr>
+              <w:t xml:space="preserve"> </w:t>
+            </w:r>
+            <w:r>
+              <w:rPr>
+                <w:rFonts w:ascii="DejaVu Sans Mono" w:hAnsi="DejaVu Sans Mono"/>
+                <w:b/>
+                <w:color w:val="315BC0"/>
+                <w:sz w:val="18"/>
+                <w:lang w:val="en-US"/>
+              </w:rPr>
+              <w:t>BY</w:t>
+            </w:r>
+            <w:r>
+              <w:rPr>
+                <w:rFonts w:ascii="DejaVu Sans Mono" w:hAnsi="DejaVu Sans Mono"/>
+                <w:color w:val="25364B"/>
+                <w:sz w:val="18"/>
+                <w:lang w:val="en-US"/>
+              </w:rPr>
+              <w:t xml:space="preserve"> </w:t>
+            </w:r>
+            <w:r>
+              <w:rPr>
+                <w:rFonts w:ascii="DejaVu Sans Mono" w:hAnsi="DejaVu Sans Mono"/>
+                <w:color w:val="06734E"/>
+                <w:sz w:val="18"/>
+                <w:lang w:val="en-US"/>
+              </w:rPr>
+              <w:t>'\t'</w:t>
+            </w:r>
+          </w:p>
+        </w:tc>
+      </w:tr>
+      <w:tr>
+        <w:trPr>
+          <w:cantSplit/>
+          <w:jc w:val="center"/>
+        </w:trPr>
+        <w:tc>
+          <w:tcPr>
+            <w:tcW w:w="567" w:type="dxa"/>
+            <w:tcBorders>
+              <w:top w:val="single" w:sz="6" w:space="0" w:color="D9D9D9"/>
+              <w:bottom w:val="single" w:sz="6" w:space="0" w:color="D9D9D9"/>
+            </w:tcBorders>
+            <w:shd w:val="clear" w:color="auto" w:fill="E9EEF4"/>
+            <w:tcMar>
+              <w:top w:w="55" w:type="dxa"/>
+              <w:left w:w="130" w:type="dxa"/>
+              <w:bottom w:w="55" w:type="dxa"/>
+              <w:right w:w="130" w:type="dxa"/>
+            </w:tcMar>
+            <w:vAlign w:val="center"/>
+          </w:tcPr>
+          <w:p>
+            <w:pPr>
+              <w:keepNext/>
+              <w:spacing w:after="0" w:line="240" w:lineRule="auto"/>
+              <w:jc w:val="right"/>
+            </w:pPr>
+            <w:r>
+              <w:rPr>
+                <w:rFonts w:ascii="DejaVu Sans Mono" w:hAnsi="DejaVu Sans Mono"/>
+                <w:color w:val="7C899B"/>
+                <w:sz w:val="18"/>
+              </w:rPr>
+              <w:t>5</w:t>
+            </w:r>
+          </w:p>
+        </w:tc>
+        <w:tc>
+          <w:tcPr>
+            <w:tcW w:w="8236" w:type="dxa"/>
+            <w:tcBorders>
+              <w:top w:val="single" w:sz="6" w:space="0" w:color="D9D9D9"/>
+              <w:bottom w:val="single" w:sz="6" w:space="0" w:color="D9D9D9"/>
+            </w:tcBorders>
+            <w:shd w:val="clear" w:color="auto" w:fill="F5F7FA"/>
+            <w:tcMar>
+              <w:top w:w="55" w:type="dxa"/>
+              <w:left w:w="130" w:type="dxa"/>
+              <w:bottom w:w="55" w:type="dxa"/>
+              <w:right w:w="130" w:type="dxa"/>
+            </w:tcMar>
+            <w:vAlign w:val="center"/>
+          </w:tcPr>
+          <w:p>
+            <w:pPr>
+              <w:keepNext/>
+              <w:spacing w:after="0" w:line="240" w:lineRule="auto"/>
+              <w:rPr>
+                <w:lang w:val="en-US"/>
+              </w:rPr>
+            </w:pPr>
+            <w:r>
+              <w:rPr>
+                <w:rFonts w:ascii="DejaVu Sans Mono" w:hAnsi="DejaVu Sans Mono"/>
+                <w:b/>
+                <w:color w:val="315BC0"/>
+                <w:sz w:val="18"/>
+                <w:lang w:val="en-US"/>
+              </w:rPr>
+              <w:t>LINES</w:t>
+            </w:r>
+            <w:r>
+              <w:rPr>
+                <w:rFonts w:ascii="DejaVu Sans Mono" w:hAnsi="DejaVu Sans Mono"/>
+                <w:color w:val="25364B"/>
+                <w:sz w:val="18"/>
+                <w:lang w:val="en-US"/>
+              </w:rPr>
+              <w:t xml:space="preserve"> </w:t>
+            </w:r>
+            <w:r>
+              <w:rPr>
+                <w:rFonts w:ascii="DejaVu Sans Mono" w:hAnsi="DejaVu Sans Mono"/>
+                <w:b/>
+                <w:color w:val="315BC0"/>
+                <w:sz w:val="18"/>
+                <w:lang w:val="en-US"/>
+              </w:rPr>
+              <w:t>TERMINATED</w:t>
+            </w:r>
+            <w:r>
+              <w:rPr>
+                <w:rFonts w:ascii="DejaVu Sans Mono" w:hAnsi="DejaVu Sans Mono"/>
+                <w:color w:val="25364B"/>
+                <w:sz w:val="18"/>
+                <w:lang w:val="en-US"/>
+              </w:rPr>
+              <w:t xml:space="preserve"> </w:t>
+            </w:r>
+            <w:r>
+              <w:rPr>
+                <w:rFonts w:ascii="DejaVu Sans Mono" w:hAnsi="DejaVu Sans Mono"/>
+                <w:b/>
+                <w:color w:val="315BC0"/>
+                <w:sz w:val="18"/>
+                <w:lang w:val="en-US"/>
+              </w:rPr>
+              <w:t>BY</w:t>
+            </w:r>
+            <w:r>
+              <w:rPr>
+                <w:rFonts w:ascii="DejaVu Sans Mono" w:hAnsi="DejaVu Sans Mono"/>
+                <w:color w:val="25364B"/>
+                <w:sz w:val="18"/>
+                <w:lang w:val="en-US"/>
+              </w:rPr>
+              <w:t xml:space="preserve"> </w:t>
+            </w:r>
+            <w:r>
+              <w:rPr>
+                <w:rFonts w:ascii="DejaVu Sans Mono" w:hAnsi="DejaVu Sans Mono"/>
+                <w:color w:val="06734E"/>
+                <w:sz w:val="18"/>
+                <w:lang w:val="en-US"/>
+              </w:rPr>
+              <w:t>'\n'</w:t>
+            </w:r>
+          </w:p>
+        </w:tc>
+      </w:tr>
+      <w:tr>
+        <w:trPr>
+          <w:cantSplit/>
+          <w:jc w:val="center"/>
+        </w:trPr>
+        <w:tc>
+          <w:tcPr>
+            <w:tcW w:w="567" w:type="dxa"/>
+            <w:tcBorders>
+              <w:top w:val="single" w:sz="6" w:space="0" w:color="D9D9D9"/>
+              <w:bottom w:val="single" w:sz="6" w:space="0" w:color="D9D9D9"/>
+            </w:tcBorders>
+            <w:shd w:val="clear" w:color="auto" w:fill="E9EEF4"/>
+            <w:tcMar>
+              <w:top w:w="55" w:type="dxa"/>
+              <w:left w:w="130" w:type="dxa"/>
+              <w:bottom w:w="55" w:type="dxa"/>
+              <w:right w:w="130" w:type="dxa"/>
+            </w:tcMar>
+            <w:vAlign w:val="center"/>
+          </w:tcPr>
+          <w:p>
+            <w:pPr>
+              <w:keepNext/>
+              <w:spacing w:after="0" w:line="240" w:lineRule="auto"/>
+              <w:jc w:val="right"/>
+            </w:pPr>
+            <w:r>
+              <w:rPr>
+                <w:rFonts w:ascii="DejaVu Sans Mono" w:hAnsi="DejaVu Sans Mono"/>
+                <w:color w:val="7C899B"/>
+                <w:sz w:val="18"/>
+              </w:rPr>
+              <w:t>6</w:t>
+            </w:r>
+          </w:p>
+        </w:tc>
+        <w:tc>
+          <w:tcPr>
+            <w:tcW w:w="8236" w:type="dxa"/>
+            <w:tcBorders>
+              <w:top w:val="single" w:sz="6" w:space="0" w:color="D9D9D9"/>
+              <w:bottom w:val="single" w:sz="6" w:space="0" w:color="D9D9D9"/>
+            </w:tcBorders>
+            <w:shd w:val="clear" w:color="auto" w:fill="F5F7FA"/>
+            <w:tcMar>
+              <w:top w:w="55" w:type="dxa"/>
+              <w:left w:w="130" w:type="dxa"/>
+              <w:bottom w:w="55" w:type="dxa"/>
+              <w:right w:w="130" w:type="dxa"/>
+            </w:tcMar>
+            <w:vAlign w:val="center"/>
+          </w:tcPr>
+          <w:p>
+            <w:pPr>
+              <w:keepNext/>
+              <w:spacing w:after="0" w:line="240" w:lineRule="auto"/>
+            </w:pPr>
+            <w:r>
+              <w:rPr>
+                <w:rFonts w:ascii="DejaVu Sans Mono" w:hAnsi="DejaVu Sans Mono"/>
+                <w:b/>
+                <w:color w:val="315BC0"/>
+                <w:sz w:val="18"/>
+              </w:rPr>
+              <w:t>IGNORE</w:t>
+            </w:r>
+            <w:r>
+              <w:rPr>
+                <w:rFonts w:ascii="DejaVu Sans Mono" w:hAnsi="DejaVu Sans Mono"/>
+                <w:color w:val="25364B"/>
+                <w:sz w:val="18"/>
+              </w:rPr>
+              <w:t xml:space="preserve"> 1 </w:t>
+            </w:r>
+            <w:r>
+              <w:rPr>
+                <w:rFonts w:ascii="DejaVu Sans Mono" w:hAnsi="DejaVu Sans Mono"/>
+                <w:b/>
+                <w:color w:val="315BC0"/>
+                <w:sz w:val="18"/>
+              </w:rPr>
+              <w:t>LINES;</w:t>
+            </w:r>
+          </w:p>
+        </w:tc>
+      </w:tr>
+      <w:tr>
+        <w:trPr>
+          <w:cantSplit/>
+          <w:jc w:val="center"/>
+        </w:trPr>
+        <w:tc>
+          <w:tcPr>
+            <w:tcW w:w="567" w:type="dxa"/>
+            <w:tcBorders>
+              <w:top w:val="single" w:sz="6" w:space="0" w:color="D9D9D9"/>
+              <w:bottom w:val="single" w:sz="6" w:space="0" w:color="D9D9D9"/>
+            </w:tcBorders>
+            <w:shd w:val="clear" w:color="auto" w:fill="E9EEF4"/>
+            <w:tcMar>
+              <w:top w:w="55" w:type="dxa"/>
+              <w:left w:w="130" w:type="dxa"/>
+              <w:bottom w:w="55" w:type="dxa"/>
+              <w:right w:w="130" w:type="dxa"/>
+            </w:tcMar>
+            <w:vAlign w:val="center"/>
+          </w:tcPr>
+          <w:p>
+            <w:pPr>
+              <w:keepNext/>
+              <w:spacing w:after="0" w:line="240" w:lineRule="auto"/>
+              <w:jc w:val="right"/>
+            </w:pPr>
+            <w:r>
+              <w:rPr>
+                <w:rFonts w:ascii="DejaVu Sans Mono" w:hAnsi="DejaVu Sans Mono"/>
+                <w:color w:val="7C899B"/>
+                <w:sz w:val="18"/>
+              </w:rPr>
+              <w:t>7</w:t>
+            </w:r>
+          </w:p>
+        </w:tc>
+        <w:tc>
+          <w:tcPr>
+            <w:tcW w:w="8236" w:type="dxa"/>
+            <w:tcBorders>
+              <w:top w:val="single" w:sz="6" w:space="0" w:color="D9D9D9"/>
+              <w:bottom w:val="single" w:sz="6" w:space="0" w:color="D9D9D9"/>
+            </w:tcBorders>
+            <w:shd w:val="clear" w:color="auto" w:fill="F5F7FA"/>
+            <w:tcMar>
+              <w:top w:w="55" w:type="dxa"/>
+              <w:left w:w="130" w:type="dxa"/>
+              <w:bottom w:w="55" w:type="dxa"/>
+              <w:right w:w="130" w:type="dxa"/>
+            </w:tcMar>
+            <w:vAlign w:val="center"/>
+          </w:tcPr>
+          <w:p>
+            <w:pPr>
+              <w:keepNext/>
+              <w:spacing w:after="0" w:line="240" w:lineRule="auto"/>
+            </w:pPr>
+          </w:p>
+        </w:tc>
+      </w:tr>
+    </w:tbl>
+    <w:p>
+      <w:pPr>
+        <w:ind w:left="142"/>
+        <w:rPr>
+          <w:rFonts w:ascii="Calibri" w:hAnsi="Calibri"/>
+          <w:b/>
+          <w:color w:val="000000"/>
+          <w:sz w:val="28"/>
+        </w:rPr>
+      </w:pPr>
+    </w:p>
+    <w:p>
+      <w:pPr>
+        <w:ind w:left="142"/>
+        <w:rPr>
+          <w:rFonts w:ascii="Calibri" w:hAnsi="Calibri"/>
+          <w:b/>
+          <w:color w:val="000000"/>
+          <w:sz w:val="22"/>
+        </w:rPr>
+      </w:pPr>
+      <w:r>
+        <w:rPr>
+          <w:rFonts w:ascii="Calibri" w:hAnsi="Calibri"/>
+          <w:b/>
+          <w:color w:val="000000"/>
+          <w:sz w:val="22"/>
+        </w:rPr>
+        <w:t>Capture de l’exécution</w:t>
+      </w:r>
+    </w:p>
+    <w:tbl>
+      <w:tblPr>
+        <w:tblW w:w="8803" w:type="dxa"/>
+        <w:jc w:val="center"/>
+        <w:tblBorders>
+          <w:top w:val="single" w:sz="6" w:space="0" w:color="D9D9D9"/>
+          <w:left w:val="single" w:sz="6" w:space="0" w:color="D9D9D9"/>
+          <w:bottom w:val="single" w:sz="6" w:space="0" w:color="D9D9D9"/>
+          <w:right w:val="single" w:sz="6" w:space="0" w:color="D9D9D9"/>
+          <w:insideH w:val="nil"/>
+          <w:insideV w:val="nil"/>
+        </w:tblBorders>
+        <w:tblLayout w:type="fixed"/>
+        <w:tblLook w:val="04A0" w:firstRow="1" w:lastRow="0" w:firstColumn="1" w:lastColumn="0" w:noHBand="0" w:noVBand="1"/>
+      </w:tblPr>
+      <w:tblGrid>
+        <w:gridCol w:w="8803"/>
+      </w:tblGrid>
+      <w:tr>
+        <w:trPr>
+          <w:cantSplit/>
+          <w:jc w:val="center"/>
+        </w:trPr>
+        <w:tc>
+          <w:tcPr>
+            <w:tcW w:w="8803" w:type="dxa"/>
+            <w:shd w:val="clear" w:color="auto" w:fill="E9EEF4"/>
+            <w:tcMar>
+              <w:top w:w="55" w:type="dxa"/>
+              <w:left w:w="130" w:type="dxa"/>
+              <w:bottom w:w="55" w:type="dxa"/>
+              <w:right w:w="130" w:type="dxa"/>
+            </w:tcMar>
+            <w:vAlign w:val="center"/>
+          </w:tcPr>
+          <w:p>
+            <w:pPr>
+              <w:spacing w:before="80" w:after="80" w:line="240" w:lineRule="auto"/>
+            </w:pPr>
+            <w:r>
+              <w:rPr>
+                <w:rFonts w:ascii="Calibri" w:hAnsi="Calibri"/>
+                <w:color w:val="25364B"/>
+                <w:sz w:val="20"/>
+              </w:rPr>
+              <w:t>PhpMyAdmin   /   db_aeroport   /   t_</w:t>
+            </w:r>
+            <w:r>
+              <w:rPr>
+                <w:rFonts w:ascii="Calibri" w:hAnsi="Calibri"/>
+                <w:color w:val="25364B"/>
+                <w:sz w:val="20"/>
+              </w:rPr>
+              <w:t>reservation</w:t>
+            </w:r>
+          </w:p>
+        </w:tc>
+      </w:tr>
+      <w:tr>
+        <w:trPr>
+          <w:cantSplit/>
+          <w:trHeight w:val="3937"/>
+          <w:jc w:val="center"/>
+        </w:trPr>
+        <w:tc>
+          <w:tcPr>
+            <w:tcW w:w="8803" w:type="dxa"/>
+            <w:shd w:val="clear" w:color="auto" w:fill="FAFBFD"/>
+            <w:tcMar>
+              <w:top w:w="55" w:type="dxa"/>
+              <w:left w:w="130" w:type="dxa"/>
+              <w:bottom w:w="55" w:type="dxa"/>
+              <w:right w:w="130" w:type="dxa"/>
+            </w:tcMar>
+            <w:vAlign w:val="center"/>
+          </w:tcPr>
+          <w:p>
+            <w:pPr>
+              <w:spacing w:before="100"/>
+              <w:jc w:val="center"/>
+            </w:pPr>
+            <w:r>
+              <w:rPr>
+                <w:noProof/>
+              </w:rPr>
+              <w:drawing>
+                <wp:anchor distT="0" distB="0" distL="114300" distR="114300" simplePos="0" relativeHeight="251682816" behindDoc="0" locked="0" layoutInCell="1" allowOverlap="1" wp14:anchorId="7EFF7FEB" wp14:editId="1B249E4C">
+                  <wp:simplePos x="0" y="0"/>
+                  <wp:positionH relativeFrom="column">
+                    <wp:posOffset>631825</wp:posOffset>
+                  </wp:positionH>
+                  <wp:positionV relativeFrom="line">
+                    <wp:posOffset>-78740</wp:posOffset>
+                  </wp:positionV>
+                  <wp:extent cx="4238625" cy="1139825"/>
+                  <wp:effectExtent l="0" t="0" r="9525" b="3175"/>
+                  <wp:wrapNone/>
+                  <wp:docPr id="1616197158" name="Image 12"/>
+                  <wp:cNvGraphicFramePr>
+                    <a:graphicFrameLocks xmlns:a="http://schemas.openxmlformats.org/drawingml/2006/main" noChangeAspect="1"/>
+                  </wp:cNvGraphicFramePr>
+                  <a:graphic xmlns:a="http://schemas.openxmlformats.org/drawingml/2006/main">
+                    <a:graphicData uri="http://schemas.openxmlformats.org/drawingml/2006/picture">
+                      <pic:pic xmlns:pic="http://schemas.openxmlformats.org/drawingml/2006/picture">
+                        <pic:nvPicPr>
+                          <pic:cNvPr id="1616197158" name="Image 12"/>
+                          <pic:cNvPicPr/>
+                        </pic:nvPicPr>
+                        <pic:blipFill>
+                          <a:blip r:embed="rId23"/>
+                          <a:stretch>
+                            <a:fillRect/>
+                          </a:stretch>
+                        </pic:blipFill>
+                        <pic:spPr>
+                          <a:xfrm>
+                            <a:off x="0" y="0"/>
+                            <a:ext cx="4238625" cy="1139825"/>
+                          </a:xfrm>
+                          <a:prstGeom prst="rect">
+                            <a:avLst/>
+                          </a:prstGeom>
+                        </pic:spPr>
+                      </pic:pic>
+                    </a:graphicData>
+                  </a:graphic>
+                  <wp14:sizeRelH relativeFrom="margin">
+                    <wp14:pctWidth>0</wp14:pctWidth>
+                  </wp14:sizeRelH>
+                  <wp14:sizeRelV relativeFrom="margin">
+                    <wp14:pctHeight>0</wp14:pctHeight>
+                  </wp14:sizeRelV>
+                </wp:anchor>
+              </w:drawing>
+            </w:r>
+          </w:p>
+        </w:tc>
+      </w:tr>
+    </w:tbl>
+    <w:p>
+      <w:pPr>
+        <w:ind w:left="142"/>
+        <w:rPr>
+          <w:rFonts w:ascii="Calibri" w:hAnsi="Calibri"/>
+          <w:b/>
+          <w:color w:val="000000"/>
+          <w:sz w:val="28"/>
+        </w:rPr>
+      </w:pPr>
+    </w:p>
+    <w:p>
+      <w:pPr>
+        <w:rPr>
+          <w:rFonts w:ascii="Calibri" w:hAnsi="Calibri"/>
+          <w:b/>
+          <w:color w:val="000000"/>
+          <w:sz w:val="28"/>
+        </w:rPr>
+      </w:pPr>
+      <w:r>
+        <w:rPr>
+          <w:rFonts w:ascii="Calibri" w:hAnsi="Calibri"/>
+          <w:b/>
+          <w:color w:val="000000"/>
+          <w:sz w:val="28"/>
+        </w:rPr>
+        <w:br w:type="page"/>
+      </w:r>
+    </w:p>
+    <w:p>
+      <w:pPr>
         <w:pStyle w:val="Titre2"/>
         <w:ind w:left="142"/>
         <w:rPr>
@@ -9349,7 +18220,7 @@
           <w:szCs w:val="36"/>
         </w:rPr>
       </w:pPr>
-      <w:bookmarkStart w:id="12" w:name="_Toc242253264"/>
+      <w:bookmarkStart w:id="12" w:name="_Toc242262095"/>
       <w:r>
         <w:rPr>
           <w:rFonts w:ascii="Calibri" w:hAnsi="Calibri" w:cs="Calibri"/>
@@ -9358,6 +18229,7 @@
           <w:sz w:val="36"/>
           <w:szCs w:val="36"/>
         </w:rPr>
+        <w:lastRenderedPageBreak/>
         <w:t>3.4 Requêtes SQL</w:t>
       </w:r>
       <w:bookmarkEnd w:id="12"/>
@@ -9374,7 +18246,7 @@
           <w:szCs w:val="36"/>
         </w:rPr>
       </w:pPr>
-      <w:bookmarkStart w:id="13" w:name="_Toc242253265"/>
+      <w:bookmarkStart w:id="13" w:name="_Toc242262096"/>
       <w:r>
         <w:rPr>
           <w:rFonts w:ascii="Calibri" w:hAnsi="Calibri" w:cs="Calibri"/>
@@ -9399,7 +18271,7 @@
           <w:szCs w:val="36"/>
         </w:rPr>
       </w:pPr>
-      <w:bookmarkStart w:id="14" w:name="_Toc242253266"/>
+      <w:bookmarkStart w:id="14" w:name="_Toc242262097"/>
       <w:r>
         <w:rPr>
           <w:rFonts w:ascii="Calibri" w:hAnsi="Calibri" w:cs="Calibri"/>
@@ -9424,7 +18296,7 @@
           <w:szCs w:val="36"/>
         </w:rPr>
       </w:pPr>
-      <w:bookmarkStart w:id="15" w:name="_Toc242253267"/>
+      <w:bookmarkStart w:id="15" w:name="_Toc242262098"/>
       <w:r>
         <w:rPr>
           <w:rFonts w:ascii="Calibri" w:hAnsi="Calibri" w:cs="Calibri"/>
@@ -9447,7 +18319,7 @@
           <w:bCs/>
         </w:rPr>
       </w:pPr>
-      <w:bookmarkStart w:id="16" w:name="_Toc242253268"/>
+      <w:bookmarkStart w:id="16" w:name="_Toc242262099"/>
       <w:r>
         <w:rPr>
           <w:rFonts w:ascii="Calibri" w:hAnsi="Calibri" w:cs="Calibri"/>
@@ -9475,7 +18347,7 @@
           <w:bCs/>
         </w:rPr>
       </w:pPr>
-      <w:bookmarkStart w:id="17" w:name="_Toc242253269"/>
+      <w:bookmarkStart w:id="17" w:name="_Toc242262100"/>
       <w:r>
         <w:rPr>
           <w:rFonts w:ascii="Calibri" w:hAnsi="Calibri" w:cs="Calibri"/>
@@ -9495,7 +18367,7 @@
           <w:bCs/>
         </w:rPr>
       </w:pPr>
-      <w:bookmarkStart w:id="18" w:name="_Toc242253270"/>
+      <w:bookmarkStart w:id="18" w:name="_Toc242262101"/>
       <w:r>
         <w:rPr>
           <w:rFonts w:ascii="Calibri" w:hAnsi="Calibri" w:cs="Calibri"/>
@@ -9515,7 +18387,7 @@
           <w:bCs/>
         </w:rPr>
       </w:pPr>
-      <w:bookmarkStart w:id="19" w:name="_Toc242253271"/>
+      <w:bookmarkStart w:id="19" w:name="_Toc242262102"/>
       <w:r>
         <w:rPr>
           <w:rFonts w:ascii="Calibri" w:hAnsi="Calibri" w:cs="Calibri"/>
@@ -9527,7 +18399,7 @@
       <w:bookmarkEnd w:id="19"/>
     </w:p>
     <w:sectPr>
-      <w:footerReference w:type="first" r:id="rId16"/>
+      <w:footerReference w:type="first" r:id="rId24"/>
       <w:type w:val="continuous"/>
       <w:pgSz w:w="11906" w:h="16838"/>
       <w:pgMar w:top="1417" w:right="1417" w:bottom="1417" w:left="1417" w:header="708" w:footer="708" w:gutter="0"/>
@@ -13854,7 +22726,7 @@
   <w:style w:type="paragraph" w:default="1" w:styleId="Normal">
     <w:name w:val="Normal"/>
     <w:qFormat/>
-    <w:rsid w:val="001D0773"/>
+    <w:rsid w:val="00273507"/>
   </w:style>
   <w:style w:type="paragraph" w:styleId="Titre1">
     <w:name w:val="heading 1"/>
@@ -14055,7 +22927,6 @@
   <w:style w:type="character" w:default="1" w:styleId="Policepardfaut">
     <w:name w:val="Default Paragraph Font"/>
     <w:uiPriority w:val="1"/>
-    <w:semiHidden/>
     <w:unhideWhenUsed/>
   </w:style>
   <w:style w:type="table" w:default="1" w:styleId="TableauNormal">
@@ -14580,6 +23451,36 @@
       <w:szCs w:val="18"/>
     </w:rPr>
   </w:style>
+  <w:style w:type="paragraph" w:styleId="PrformatHTML">
+    <w:name w:val="HTML Preformatted"/>
+    <w:basedOn w:val="Normal"/>
+    <w:link w:val="PrformatHTMLCar"/>
+    <w:uiPriority w:val="99"/>
+    <w:semiHidden/>
+    <w:unhideWhenUsed/>
+    <w:rsid w:val="00F72CAC"/>
+    <w:pPr>
+      <w:spacing w:after="0" w:line="240" w:lineRule="auto"/>
+    </w:pPr>
+    <w:rPr>
+      <w:rFonts w:ascii="Consolas" w:hAnsi="Consolas"/>
+      <w:sz w:val="20"/>
+      <w:szCs w:val="20"/>
+    </w:rPr>
+  </w:style>
+  <w:style w:type="character" w:customStyle="1" w:styleId="PrformatHTMLCar">
+    <w:name w:val="Préformaté HTML Car"/>
+    <w:basedOn w:val="Policepardfaut"/>
+    <w:link w:val="PrformatHTML"/>
+    <w:uiPriority w:val="99"/>
+    <w:semiHidden/>
+    <w:rsid w:val="00F72CAC"/>
+    <w:rPr>
+      <w:rFonts w:ascii="Consolas" w:hAnsi="Consolas"/>
+      <w:sz w:val="20"/>
+      <w:szCs w:val="20"/>
+    </w:rPr>
+  </w:style>
 </w:styles>
 </file>
 

--- a/doc/src/AugustoRomain-P_DB_GestionAeroport-Rapport.docx
+++ b/doc/src/AugustoRomain-P_DB_GestionAeroport-Rapport.docx
@@ -1458,7 +1458,11 @@
           </mc:Choice>
           <mc:Fallback>
             <w:pict>
-              <v:shape w14:anchorId="281DD82F" id="_x0000_s1027" type="#_x0000_t202" style="position:absolute;margin-left:-37.85pt;margin-top:149.1pt;width:262.7pt;height:117.75pt;z-index:-251651072;visibility:visible;mso-wrap-style:square;mso-width-percent:0;mso-height-percent:0;mso-wrap-distance-left:9pt;mso-wrap-distance-top:3.6pt;mso-wrap-distance-right:9pt;mso-wrap-distance-bottom:3.6pt;mso-position-horizontal:absolute;mso-position-horizontal-relative:text;mso-position-vertical:absolute;mso-position-vertical-relative:text;mso-width-percent:0;mso-height-percent:0;mso-width-relative:margin;mso-height-relative:margin;v-text-anchor:top" o:gfxdata="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" filled="f" stroked="f">
+              <v:shapetype w14:anchorId="281DD82F" id="_x0000_t202" coordsize="21600,21600" o:spt="202" path="m,l,21600r21600,l21600,xe">
+                <v:stroke joinstyle="miter"/>
+                <v:path gradientshapeok="t" o:connecttype="rect"/>
+              </v:shapetype>
+              <v:shape id="_x0000_s1027" type="#_x0000_t202" style="position:absolute;margin-left:-37.85pt;margin-top:149.1pt;width:262.7pt;height:117.75pt;z-index:-251651072;visibility:visible;mso-wrap-style:square;mso-width-percent:0;mso-height-percent:0;mso-wrap-distance-left:9pt;mso-wrap-distance-top:3.6pt;mso-wrap-distance-right:9pt;mso-wrap-distance-bottom:3.6pt;mso-position-horizontal:absolute;mso-position-horizontal-relative:text;mso-position-vertical:absolute;mso-position-vertical-relative:text;mso-width-percent:0;mso-height-percent:0;mso-width-relative:margin;mso-height-relative:margin;v-text-anchor:top" o:gfxdata="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" filled="f" stroked="f">
                 <v:textbox>
                   <w:txbxContent>
                     <w:tbl>
@@ -9192,27 +9196,14 @@
       <w:r>
         <w:t xml:space="preserve">Création de la bdd db_aeroport </w:t>
       </w:r>
-      <w:r>
-        <w:fldChar w:fldCharType="begin"/>
-      </w:r>
-      <w:r>
-        <w:instrText xml:space="preserve"> SEQ Création_de_la_bdd_db_aeroport \* ARABIC </w:instrText>
-      </w:r>
-      <w:r>
-        <w:fldChar w:fldCharType="separate"/>
-      </w:r>
-      <w:r>
-        <w:rPr>
-          <w:noProof/>
-        </w:rPr>
-        <w:t>1</w:t>
-      </w:r>
-      <w:r>
-        <w:rPr>
-          <w:noProof/>
-        </w:rPr>
-        <w:fldChar w:fldCharType="end"/>
-      </w:r>
+      <w:fldSimple w:instr=" SEQ Création_de_la_bdd_db_aeroport \* ARABIC ">
+        <w:r>
+          <w:rPr>
+            <w:noProof/>
+          </w:rPr>
+          <w:t>1</w:t>
+        </w:r>
+      </w:fldSimple>
     </w:p>
     <w:p>
       <w:pPr>
@@ -9296,27 +9287,14 @@
       <w:r>
         <w:t xml:space="preserve">Contenu de la bdd db_aeroport </w:t>
       </w:r>
-      <w:r>
-        <w:fldChar w:fldCharType="begin"/>
-      </w:r>
-      <w:r>
-        <w:instrText xml:space="preserve"> SEQ Contenu_de_la_bdd_db_aeroport \* ARABIC </w:instrText>
-      </w:r>
-      <w:r>
-        <w:fldChar w:fldCharType="separate"/>
-      </w:r>
-      <w:r>
-        <w:rPr>
-          <w:noProof/>
-        </w:rPr>
-        <w:t>1</w:t>
-      </w:r>
-      <w:r>
-        <w:rPr>
-          <w:noProof/>
-        </w:rPr>
-        <w:fldChar w:fldCharType="end"/>
-      </w:r>
+      <w:fldSimple w:instr=" SEQ Contenu_de_la_bdd_db_aeroport \* ARABIC ">
+        <w:r>
+          <w:rPr>
+            <w:noProof/>
+          </w:rPr>
+          <w:t>1</w:t>
+        </w:r>
+      </w:fldSimple>
     </w:p>
     <w:p>
       <w:pPr>
@@ -10625,15 +10603,7 @@
                 <w:color w:val="25364B"/>
                 <w:sz w:val="20"/>
               </w:rPr>
-              <w:t>PhpMyAdmin</w:t>
-            </w:r>
-            <w:r>
-              <w:rPr>
-                <w:rFonts w:ascii="Calibri" w:hAnsi="Calibri"/>
-                <w:color w:val="25364B"/>
-                <w:sz w:val="20"/>
-              </w:rPr>
-              <w:t xml:space="preserve">   /   db_aeroport   /   t_aeroport</w:t>
+              <w:t>PhpMyAdmin   /   db_aeroport   /   t_aeroport</w:t>
             </w:r>
           </w:p>
         </w:tc>
@@ -10798,25 +10768,7 @@
                 <w:color w:val="FFFFFF"/>
                 <w:sz w:val="20"/>
               </w:rPr>
-              <w:t>SQL   /   t_</w:t>
-            </w:r>
-            <w:r>
-              <w:rPr>
-                <w:rFonts w:ascii="Calibri" w:hAnsi="Calibri"/>
-                <w:b/>
-                <w:color w:val="FFFFFF"/>
-                <w:sz w:val="20"/>
-              </w:rPr>
-              <w:t>compagnie</w:t>
-            </w:r>
-            <w:r>
-              <w:rPr>
-                <w:rFonts w:ascii="Calibri" w:hAnsi="Calibri"/>
-                <w:b/>
-                <w:color w:val="FFFFFF"/>
-                <w:sz w:val="20"/>
-              </w:rPr>
-              <w:t>.tsv</w:t>
+              <w:t>SQL   /   t_compagnie.tsv</w:t>
             </w:r>
           </w:p>
         </w:tc>
@@ -10953,15 +10905,7 @@
                 <w:color w:val="06734E"/>
                 <w:sz w:val="18"/>
               </w:rPr>
-              <w:t>compagnie</w:t>
-            </w:r>
-            <w:r>
-              <w:rPr>
-                <w:rFonts w:ascii="DejaVu Sans Mono" w:hAnsi="DejaVu Sans Mono"/>
-                <w:color w:val="06734E"/>
-                <w:sz w:val="18"/>
-              </w:rPr>
-              <w:t>.tsv'</w:t>
+              <w:t>compagnie.tsv'</w:t>
             </w:r>
           </w:p>
         </w:tc>
@@ -11056,15 +11000,7 @@
                 <w:color w:val="25364B"/>
                 <w:sz w:val="18"/>
               </w:rPr>
-              <w:t xml:space="preserve"> t_</w:t>
-            </w:r>
-            <w:r>
-              <w:rPr>
-                <w:rFonts w:ascii="DejaVu Sans Mono" w:hAnsi="DejaVu Sans Mono"/>
-                <w:color w:val="25364B"/>
-                <w:sz w:val="18"/>
-              </w:rPr>
-              <w:t>compagnie</w:t>
+              <w:t xml:space="preserve"> t_compagnie</w:t>
             </w:r>
           </w:p>
         </w:tc>
@@ -11506,16 +11442,7 @@
                 <w:color w:val="315BC0"/>
                 <w:sz w:val="18"/>
               </w:rPr>
-              <w:t>LINES</w:t>
-            </w:r>
-            <w:r>
-              <w:rPr>
-                <w:rFonts w:ascii="DejaVu Sans Mono" w:hAnsi="DejaVu Sans Mono"/>
-                <w:b/>
-                <w:color w:val="315BC0"/>
-                <w:sz w:val="18"/>
-              </w:rPr>
-              <w:t>;</w:t>
+              <w:t>LINES;</w:t>
             </w:r>
           </w:p>
         </w:tc>
@@ -11658,15 +11585,7 @@
                 <w:color w:val="25364B"/>
                 <w:sz w:val="20"/>
               </w:rPr>
-              <w:t>PhpMyAdmin   /   db_aeroport   /   t_</w:t>
-            </w:r>
-            <w:r>
-              <w:rPr>
-                <w:rFonts w:ascii="Calibri" w:hAnsi="Calibri"/>
-                <w:color w:val="25364B"/>
-                <w:sz w:val="20"/>
-              </w:rPr>
-              <w:t>compagnie</w:t>
+              <w:t>PhpMyAdmin   /   db_aeroport   /   t_compagnie</w:t>
             </w:r>
           </w:p>
         </w:tc>
@@ -11882,25 +11801,7 @@
                 <w:color w:val="FFFFFF"/>
                 <w:sz w:val="20"/>
               </w:rPr>
-              <w:t>SQL   /   t_</w:t>
-            </w:r>
-            <w:r>
-              <w:rPr>
-                <w:rFonts w:ascii="Calibri" w:hAnsi="Calibri"/>
-                <w:b/>
-                <w:color w:val="FFFFFF"/>
-                <w:sz w:val="20"/>
-              </w:rPr>
-              <w:t>type_avion</w:t>
-            </w:r>
-            <w:r>
-              <w:rPr>
-                <w:rFonts w:ascii="Calibri" w:hAnsi="Calibri"/>
-                <w:b/>
-                <w:color w:val="FFFFFF"/>
-                <w:sz w:val="20"/>
-              </w:rPr>
-              <w:t>.tsv</w:t>
+              <w:t>SQL   /   t_type_avion.tsv</w:t>
             </w:r>
           </w:p>
         </w:tc>
@@ -12037,15 +11938,7 @@
                 <w:color w:val="06734E"/>
                 <w:sz w:val="18"/>
               </w:rPr>
-              <w:t>type_avion</w:t>
-            </w:r>
-            <w:r>
-              <w:rPr>
-                <w:rFonts w:ascii="DejaVu Sans Mono" w:hAnsi="DejaVu Sans Mono"/>
-                <w:color w:val="06734E"/>
-                <w:sz w:val="18"/>
-              </w:rPr>
-              <w:t>.tsv'</w:t>
+              <w:t>type_avion.tsv'</w:t>
             </w:r>
           </w:p>
         </w:tc>
@@ -12147,9 +12040,8 @@
                 <w:sz w:val="18"/>
                 <w:lang w:val="en-US"/>
               </w:rPr>
-              <w:t xml:space="preserve"> </w:t>
-            </w:r>
-            <w:proofErr w:type="spellStart"/>
+              <w:t xml:space="preserve"> t_type_a</w:t>
+            </w:r>
             <w:r>
               <w:rPr>
                 <w:rFonts w:ascii="DejaVu Sans Mono" w:hAnsi="DejaVu Sans Mono"/>
@@ -12157,27 +12049,8 @@
                 <w:sz w:val="18"/>
                 <w:lang w:val="en-US"/>
               </w:rPr>
-              <w:t>t_</w:t>
-            </w:r>
-            <w:r>
-              <w:rPr>
-                <w:rFonts w:ascii="DejaVu Sans Mono" w:hAnsi="DejaVu Sans Mono"/>
-                <w:color w:val="25364B"/>
-                <w:sz w:val="18"/>
-                <w:lang w:val="en-US"/>
-              </w:rPr>
-              <w:t>type_a</w:t>
-            </w:r>
-            <w:r>
-              <w:rPr>
-                <w:rFonts w:ascii="DejaVu Sans Mono" w:hAnsi="DejaVu Sans Mono"/>
-                <w:color w:val="25364B"/>
-                <w:sz w:val="18"/>
-                <w:lang w:val="en-US"/>
-              </w:rPr>
               <w:t>vion</w:t>
             </w:r>
-            <w:proofErr w:type="spellEnd"/>
           </w:p>
         </w:tc>
       </w:tr>
@@ -12761,26 +12634,8 @@
                 <w:color w:val="25364B"/>
                 <w:sz w:val="20"/>
               </w:rPr>
-              <w:t xml:space="preserve">PhpMyAdmin   /   db_aeroport   /   </w:t>
-            </w:r>
-            <w:proofErr w:type="spellStart"/>
-            <w:r>
-              <w:rPr>
-                <w:rFonts w:ascii="Calibri" w:hAnsi="Calibri"/>
-                <w:color w:val="25364B"/>
-                <w:sz w:val="20"/>
-              </w:rPr>
-              <w:t>t_</w:t>
-            </w:r>
-            <w:r>
-              <w:rPr>
-                <w:rFonts w:ascii="Calibri" w:hAnsi="Calibri"/>
-                <w:color w:val="25364B"/>
-                <w:sz w:val="20"/>
-              </w:rPr>
-              <w:t>type_avion</w:t>
-            </w:r>
-            <w:proofErr w:type="spellEnd"/>
+              <w:t>PhpMyAdmin   /   db_aeroport   /   t_type_avion</w:t>
+            </w:r>
           </w:p>
         </w:tc>
       </w:tr>
@@ -12940,16 +12795,7 @@
           <w:color w:val="000000"/>
           <w:sz w:val="28"/>
         </w:rPr>
-        <w:t>A</w:t>
-      </w:r>
-      <w:r>
-        <w:rPr>
-          <w:rFonts w:ascii="Calibri" w:hAnsi="Calibri"/>
-          <w:b/>
-          <w:color w:val="000000"/>
-          <w:sz w:val="28"/>
-        </w:rPr>
-        <w:t>vion</w:t>
+        <w:t>Avion</w:t>
       </w:r>
     </w:p>
     <w:tbl>
@@ -14036,25 +13882,7 @@
                 <w:color w:val="FFFFFF"/>
                 <w:sz w:val="20"/>
               </w:rPr>
-              <w:t>SQL   /   t_</w:t>
-            </w:r>
-            <w:r>
-              <w:rPr>
-                <w:rFonts w:ascii="Calibri" w:hAnsi="Calibri"/>
-                <w:b/>
-                <w:color w:val="FFFFFF"/>
-                <w:sz w:val="20"/>
-              </w:rPr>
-              <w:t>passager</w:t>
-            </w:r>
-            <w:r>
-              <w:rPr>
-                <w:rFonts w:ascii="Calibri" w:hAnsi="Calibri"/>
-                <w:b/>
-                <w:color w:val="FFFFFF"/>
-                <w:sz w:val="20"/>
-              </w:rPr>
-              <w:t>.tsv</w:t>
+              <w:t>SQL   /   t_passager.tsv</w:t>
             </w:r>
           </w:p>
         </w:tc>
@@ -14174,23 +14002,7 @@
                 <w:color w:val="06734E"/>
                 <w:sz w:val="18"/>
               </w:rPr>
-              <w:t>'/var/lib/mysql-files/t_</w:t>
-            </w:r>
-            <w:r>
-              <w:rPr>
-                <w:rFonts w:ascii="DejaVu Sans Mono" w:hAnsi="DejaVu Sans Mono"/>
-                <w:color w:val="06734E"/>
-                <w:sz w:val="18"/>
-              </w:rPr>
-              <w:t>passager</w:t>
-            </w:r>
-            <w:r>
-              <w:rPr>
-                <w:rFonts w:ascii="DejaVu Sans Mono" w:hAnsi="DejaVu Sans Mono"/>
-                <w:color w:val="06734E"/>
-                <w:sz w:val="18"/>
-              </w:rPr>
-              <w:t>.tsv'</w:t>
+              <w:t>'/var/lib/mysql-files/t_passager.tsv'</w:t>
             </w:r>
           </w:p>
         </w:tc>
@@ -14886,15 +14698,7 @@
                 <w:color w:val="25364B"/>
                 <w:sz w:val="20"/>
               </w:rPr>
-              <w:t>PhpMyAdmin   /   db_aeroport   /   t_</w:t>
-            </w:r>
-            <w:r>
-              <w:rPr>
-                <w:rFonts w:ascii="Calibri" w:hAnsi="Calibri"/>
-                <w:color w:val="25364B"/>
-                <w:sz w:val="20"/>
-              </w:rPr>
-              <w:t>passager</w:t>
+              <w:t>PhpMyAdmin   /   db_aeroport   /   t_passager</w:t>
             </w:r>
           </w:p>
         </w:tc>
@@ -15903,6 +15707,15 @@
           <w:sz w:val="28"/>
         </w:rPr>
       </w:pPr>
+      <w:r>
+        <w:rPr>
+          <w:rFonts w:ascii="Calibri" w:hAnsi="Calibri"/>
+          <w:b/>
+          <w:color w:val="000000"/>
+          <w:sz w:val="28"/>
+        </w:rPr>
+        <w:t xml:space="preserve"> </w:t>
+      </w:r>
     </w:p>
     <w:p>
       <w:pPr>
@@ -16138,16 +15951,7 @@
           <w:color w:val="000000"/>
           <w:sz w:val="28"/>
         </w:rPr>
-        <w:t>V</w:t>
-      </w:r>
-      <w:r>
-        <w:rPr>
-          <w:rFonts w:ascii="Calibri" w:hAnsi="Calibri"/>
-          <w:b/>
-          <w:color w:val="000000"/>
-          <w:sz w:val="28"/>
-        </w:rPr>
-        <w:t>ol</w:t>
+        <w:t>Vol</w:t>
       </w:r>
     </w:p>
     <w:tbl>
@@ -17234,25 +17038,7 @@
                 <w:color w:val="FFFFFF"/>
                 <w:sz w:val="20"/>
               </w:rPr>
-              <w:t>SQL   /   t_</w:t>
-            </w:r>
-            <w:r>
-              <w:rPr>
-                <w:rFonts w:ascii="Calibri" w:hAnsi="Calibri"/>
-                <w:b/>
-                <w:color w:val="FFFFFF"/>
-                <w:sz w:val="20"/>
-              </w:rPr>
-              <w:t>reservation</w:t>
-            </w:r>
-            <w:r>
-              <w:rPr>
-                <w:rFonts w:ascii="Calibri" w:hAnsi="Calibri"/>
-                <w:b/>
-                <w:color w:val="FFFFFF"/>
-                <w:sz w:val="20"/>
-              </w:rPr>
-              <w:t>.tsv</w:t>
+              <w:t>SQL   /   t_reservation.tsv</w:t>
             </w:r>
           </w:p>
         </w:tc>
@@ -17372,23 +17158,7 @@
                 <w:color w:val="06734E"/>
                 <w:sz w:val="18"/>
               </w:rPr>
-              <w:t>'/var/lib/mysql-files/t_</w:t>
-            </w:r>
-            <w:r>
-              <w:rPr>
-                <w:rFonts w:ascii="DejaVu Sans Mono" w:hAnsi="DejaVu Sans Mono"/>
-                <w:color w:val="06734E"/>
-                <w:sz w:val="18"/>
-              </w:rPr>
-              <w:t>reservation</w:t>
-            </w:r>
-            <w:r>
-              <w:rPr>
-                <w:rFonts w:ascii="DejaVu Sans Mono" w:hAnsi="DejaVu Sans Mono"/>
-                <w:color w:val="06734E"/>
-                <w:sz w:val="18"/>
-              </w:rPr>
-              <w:t>.tsv'</w:t>
+              <w:t>'/var/lib/mysql-files/t_reservation.tsv'</w:t>
             </w:r>
           </w:p>
         </w:tc>
@@ -18084,15 +17854,7 @@
                 <w:color w:val="25364B"/>
                 <w:sz w:val="20"/>
               </w:rPr>
-              <w:t>PhpMyAdmin   /   db_aeroport   /   t_</w:t>
-            </w:r>
-            <w:r>
-              <w:rPr>
-                <w:rFonts w:ascii="Calibri" w:hAnsi="Calibri"/>
-                <w:color w:val="25364B"/>
-                <w:sz w:val="20"/>
-              </w:rPr>
-              <w:t>reservation</w:t>
+              <w:t>PhpMyAdmin   /   db_aeroport   /   t_reservation</w:t>
             </w:r>
           </w:p>
         </w:tc>
@@ -22927,6 +22689,7 @@
   <w:style w:type="character" w:default="1" w:styleId="Policepardfaut">
     <w:name w:val="Default Paragraph Font"/>
     <w:uiPriority w:val="1"/>
+    <w:semiHidden/>
     <w:unhideWhenUsed/>
   </w:style>
   <w:style w:type="table" w:default="1" w:styleId="TableauNormal">
